--- a/reference/01-cowork-overview.docx
+++ b/reference/01-cowork-overview.docx
@@ -1298,7 +1298,7 @@
   <w:abstractNum w:abstractNumId="0" w15:restartNumberingAfterBreak="0">
     <w:nsid w:val="0000A990"/>
     <w:multiLevelType w:val="multilevel"/>
-    <w:tmpl w:val="D13CA95C"/>
+    <w:tmpl w:val="3CA02990"/>
     <w:lvl w:ilvl="0">
       <w:numFmt w:val="bullet"/>
       <w:lvlText w:val=" "/>
@@ -1375,7 +1375,7 @@
   <w:abstractNum w:abstractNumId="1" w15:restartNumberingAfterBreak="0">
     <w:nsid w:val="0000A991"/>
     <w:multiLevelType w:val="multilevel"/>
-    <w:tmpl w:val="36826F22"/>
+    <w:tmpl w:val="38C42E48"/>
     <w:lvl w:ilvl="0">
       <w:numFmt w:val="bullet"/>
       <w:lvlText w:val=""/>
@@ -1479,7 +1479,7 @@
   <w:abstractNum w:abstractNumId="2" w15:restartNumberingAfterBreak="0">
     <w:nsid w:val="00A99411"/>
     <w:multiLevelType w:val="multilevel"/>
-    <w:tmpl w:val="85B620FE"/>
+    <w:tmpl w:val="EEA2613A"/>
     <w:lvl w:ilvl="0">
       <w:start w:val="1"/>
       <w:numFmt w:val="decimal"/>
@@ -1562,10 +1562,10 @@
       </w:pPr>
     </w:lvl>
   </w:abstractNum>
-  <w:num w:numId="1" w16cid:durableId="38749103">
+  <w:num w:numId="1" w16cid:durableId="2083865692">
     <w:abstractNumId w:val="0"/>
   </w:num>
-  <w:num w:numId="2" w16cid:durableId="818041085">
+  <w:num w:numId="2" w16cid:durableId="1882397581">
     <w:abstractNumId w:val="2"/>
     <w:lvlOverride w:ilvl="0">
       <w:startOverride w:val="1"/>
@@ -1595,10 +1595,10 @@
       <w:startOverride w:val="1"/>
     </w:lvlOverride>
   </w:num>
-  <w:num w:numId="3" w16cid:durableId="1005323704">
+  <w:num w:numId="3" w16cid:durableId="761488754">
     <w:abstractNumId w:val="1"/>
   </w:num>
-  <w:num w:numId="4" w16cid:durableId="289632301">
+  <w:num w:numId="4" w16cid:durableId="789125474">
     <w:abstractNumId w:val="2"/>
     <w:lvlOverride w:ilvl="0">
       <w:startOverride w:val="1"/>
@@ -1628,13 +1628,13 @@
       <w:startOverride w:val="1"/>
     </w:lvlOverride>
   </w:num>
-  <w:num w:numId="5" w16cid:durableId="355271363">
+  <w:num w:numId="5" w16cid:durableId="1333992172">
     <w:abstractNumId w:val="1"/>
   </w:num>
-  <w:num w:numId="6" w16cid:durableId="95098485">
+  <w:num w:numId="6" w16cid:durableId="1363900334">
     <w:abstractNumId w:val="1"/>
   </w:num>
-  <w:num w:numId="7" w16cid:durableId="2058385736">
+  <w:num w:numId="7" w16cid:durableId="1728331433">
     <w:abstractNumId w:val="1"/>
   </w:num>
 </w:numbering>
@@ -2873,54 +2873,6 @@
       <w:rFonts w:ascii="Consolas" w:eastAsia="Consolas" w:hAnsi="Consolas" w:cs="Consolas"/>
       <w:color w:val="5B2A63"/>
       <w:sz w:val="19"/>
-    </w:rPr>
-  </w:style>
-  <w:style w:type="paragraph" w:styleId="Header">
-    <w:name w:val="header"/>
-    <w:basedOn w:val="Normal"/>
-    <w:link w:val="HeaderChar"/>
-    <w:rsid w:val="00902021"/>
-    <w:pPr>
-      <w:tabs>
-        <w:tab w:val="center" w:pos="4513"/>
-        <w:tab w:val="right" w:pos="9026"/>
-      </w:tabs>
-      <w:spacing w:after="0"/>
-    </w:pPr>
-  </w:style>
-  <w:style w:type="character" w:customStyle="1" w:styleId="HeaderChar">
-    <w:name w:val="Header Char"/>
-    <w:basedOn w:val="DefaultParagraphFont"/>
-    <w:link w:val="Header"/>
-    <w:rsid w:val="00902021"/>
-    <w:rPr>
-      <w:rFonts w:ascii="Segoe UI" w:eastAsia="Segoe UI" w:hAnsi="Segoe UI" w:cs="Segoe UI"/>
-      <w:color w:val="242424"/>
-      <w:sz w:val="21"/>
-    </w:rPr>
-  </w:style>
-  <w:style w:type="paragraph" w:styleId="Footer">
-    <w:name w:val="footer"/>
-    <w:basedOn w:val="Normal"/>
-    <w:link w:val="FooterChar"/>
-    <w:rsid w:val="00902021"/>
-    <w:pPr>
-      <w:tabs>
-        <w:tab w:val="center" w:pos="4513"/>
-        <w:tab w:val="right" w:pos="9026"/>
-      </w:tabs>
-      <w:spacing w:after="0"/>
-    </w:pPr>
-  </w:style>
-  <w:style w:type="character" w:customStyle="1" w:styleId="FooterChar">
-    <w:name w:val="Footer Char"/>
-    <w:basedOn w:val="DefaultParagraphFont"/>
-    <w:link w:val="Footer"/>
-    <w:rsid w:val="00902021"/>
-    <w:rPr>
-      <w:rFonts w:ascii="Segoe UI" w:eastAsia="Segoe UI" w:hAnsi="Segoe UI" w:cs="Segoe UI"/>
-      <w:color w:val="242424"/>
-      <w:sz w:val="21"/>
     </w:rPr>
   </w:style>
 </w:styles>

--- a/reference/01-cowork-overview.docx
+++ b/reference/01-cowork-overview.docx
@@ -1298,7 +1298,7 @@
   <w:abstractNum w:abstractNumId="0" w15:restartNumberingAfterBreak="0">
     <w:nsid w:val="0000A990"/>
     <w:multiLevelType w:val="multilevel"/>
-    <w:tmpl w:val="3CA02990"/>
+    <w:tmpl w:val="B6FC6754"/>
     <w:lvl w:ilvl="0">
       <w:numFmt w:val="bullet"/>
       <w:lvlText w:val=" "/>
@@ -1375,7 +1375,7 @@
   <w:abstractNum w:abstractNumId="1" w15:restartNumberingAfterBreak="0">
     <w:nsid w:val="0000A991"/>
     <w:multiLevelType w:val="multilevel"/>
-    <w:tmpl w:val="38C42E48"/>
+    <w:tmpl w:val="14288BC6"/>
     <w:lvl w:ilvl="0">
       <w:numFmt w:val="bullet"/>
       <w:lvlText w:val=""/>
@@ -1479,7 +1479,7 @@
   <w:abstractNum w:abstractNumId="2" w15:restartNumberingAfterBreak="0">
     <w:nsid w:val="00A99411"/>
     <w:multiLevelType w:val="multilevel"/>
-    <w:tmpl w:val="EEA2613A"/>
+    <w:tmpl w:val="A1F23FD0"/>
     <w:lvl w:ilvl="0">
       <w:start w:val="1"/>
       <w:numFmt w:val="decimal"/>
@@ -1562,10 +1562,10 @@
       </w:pPr>
     </w:lvl>
   </w:abstractNum>
-  <w:num w:numId="1" w16cid:durableId="2083865692">
+  <w:num w:numId="1" w16cid:durableId="1531643335">
     <w:abstractNumId w:val="0"/>
   </w:num>
-  <w:num w:numId="2" w16cid:durableId="1882397581">
+  <w:num w:numId="2" w16cid:durableId="764421589">
     <w:abstractNumId w:val="2"/>
     <w:lvlOverride w:ilvl="0">
       <w:startOverride w:val="1"/>
@@ -1595,10 +1595,10 @@
       <w:startOverride w:val="1"/>
     </w:lvlOverride>
   </w:num>
-  <w:num w:numId="3" w16cid:durableId="761488754">
+  <w:num w:numId="3" w16cid:durableId="2134209806">
     <w:abstractNumId w:val="1"/>
   </w:num>
-  <w:num w:numId="4" w16cid:durableId="789125474">
+  <w:num w:numId="4" w16cid:durableId="1539853560">
     <w:abstractNumId w:val="2"/>
     <w:lvlOverride w:ilvl="0">
       <w:startOverride w:val="1"/>
@@ -1628,13 +1628,13 @@
       <w:startOverride w:val="1"/>
     </w:lvlOverride>
   </w:num>
-  <w:num w:numId="5" w16cid:durableId="1333992172">
+  <w:num w:numId="5" w16cid:durableId="1449932754">
     <w:abstractNumId w:val="1"/>
   </w:num>
-  <w:num w:numId="6" w16cid:durableId="1363900334">
+  <w:num w:numId="6" w16cid:durableId="1482385305">
     <w:abstractNumId w:val="1"/>
   </w:num>
-  <w:num w:numId="7" w16cid:durableId="1728331433">
+  <w:num w:numId="7" w16cid:durableId="1865514535">
     <w:abstractNumId w:val="1"/>
   </w:num>
 </w:numbering>
@@ -2873,6 +2873,54 @@
       <w:rFonts w:ascii="Consolas" w:eastAsia="Consolas" w:hAnsi="Consolas" w:cs="Consolas"/>
       <w:color w:val="5B2A63"/>
       <w:sz w:val="19"/>
+    </w:rPr>
+  </w:style>
+  <w:style w:type="paragraph" w:styleId="Header">
+    <w:name w:val="header"/>
+    <w:basedOn w:val="Normal"/>
+    <w:link w:val="HeaderChar"/>
+    <w:rsid w:val="005D0B49"/>
+    <w:pPr>
+      <w:tabs>
+        <w:tab w:val="center" w:pos="4513"/>
+        <w:tab w:val="right" w:pos="9026"/>
+      </w:tabs>
+      <w:spacing w:after="0"/>
+    </w:pPr>
+  </w:style>
+  <w:style w:type="character" w:customStyle="1" w:styleId="HeaderChar">
+    <w:name w:val="Header Char"/>
+    <w:basedOn w:val="DefaultParagraphFont"/>
+    <w:link w:val="Header"/>
+    <w:rsid w:val="005D0B49"/>
+    <w:rPr>
+      <w:rFonts w:ascii="Segoe UI" w:eastAsia="Segoe UI" w:hAnsi="Segoe UI" w:cs="Segoe UI"/>
+      <w:color w:val="242424"/>
+      <w:sz w:val="21"/>
+    </w:rPr>
+  </w:style>
+  <w:style w:type="paragraph" w:styleId="Footer">
+    <w:name w:val="footer"/>
+    <w:basedOn w:val="Normal"/>
+    <w:link w:val="FooterChar"/>
+    <w:rsid w:val="005D0B49"/>
+    <w:pPr>
+      <w:tabs>
+        <w:tab w:val="center" w:pos="4513"/>
+        <w:tab w:val="right" w:pos="9026"/>
+      </w:tabs>
+      <w:spacing w:after="0"/>
+    </w:pPr>
+  </w:style>
+  <w:style w:type="character" w:customStyle="1" w:styleId="FooterChar">
+    <w:name w:val="Footer Char"/>
+    <w:basedOn w:val="DefaultParagraphFont"/>
+    <w:link w:val="Footer"/>
+    <w:rsid w:val="005D0B49"/>
+    <w:rPr>
+      <w:rFonts w:ascii="Segoe UI" w:eastAsia="Segoe UI" w:hAnsi="Segoe UI" w:cs="Segoe UI"/>
+      <w:color w:val="242424"/>
+      <w:sz w:val="21"/>
     </w:rPr>
   </w:style>
 </w:styles>

--- a/reference/01-cowork-overview.docx
+++ b/reference/01-cowork-overview.docx
@@ -1,14 +1,14 @@
 
 <file path=word/document.xml><?xml version="1.0" encoding="utf-8"?>
-<w:document xmlns:wpc="http://schemas.microsoft.com/office/word/2010/wordprocessingCanvas" xmlns:cx="http://schemas.microsoft.com/office/drawing/2014/chartex" xmlns:cx1="http://schemas.microsoft.com/office/drawing/2015/9/8/chartex" xmlns:cx2="http://schemas.microsoft.com/office/drawing/2015/10/21/chartex" xmlns:cx3="http://schemas.microsoft.com/office/drawing/2016/5/9/chartex" xmlns:cx4="http://schemas.microsoft.com/office/drawing/2016/5/10/chartex" xmlns:cx5="http://schemas.microsoft.com/office/drawing/2016/5/11/chartex" xmlns:cx6="http://schemas.microsoft.com/office/drawing/2016/5/12/chartex" xmlns:cx7="http://schemas.microsoft.com/office/drawing/2016/5/13/chartex" xmlns:cx8="http://schemas.microsoft.com/office/drawing/2016/5/14/chartex" xmlns:mc="http://schemas.openxmlformats.org/markup-compatibility/2006" xmlns:aink="http://schemas.microsoft.com/office/drawing/2016/ink" xmlns:am3d="http://schemas.microsoft.com/office/drawing/2017/model3d" xmlns:o="urn:schemas-microsoft-com:office:office" xmlns:oel="http://schemas.microsoft.com/office/2019/extlst" xmlns:r="http://schemas.openxmlformats.org/officeDocument/2006/relationships" xmlns:m="http://schemas.openxmlformats.org/officeDocument/2006/math" xmlns:v="urn:schemas-microsoft-com:vml" xmlns:wp14="http://schemas.microsoft.com/office/word/2010/wordprocessingDrawing" xmlns:wp="http://schemas.openxmlformats.org/drawingml/2006/wordprocessingDrawing" xmlns:w10="urn:schemas-microsoft-com:office:word" xmlns:w="http://schemas.openxmlformats.org/wordprocessingml/2006/main" xmlns:w14="http://schemas.microsoft.com/office/word/2010/wordml" xmlns:w15="http://schemas.microsoft.com/office/word/2012/wordml" xmlns:w16cex="http://schemas.microsoft.com/office/word/2018/wordml/cex" xmlns:w16cid="http://schemas.microsoft.com/office/word/2016/wordml/cid" xmlns:w16="http://schemas.microsoft.com/office/word/2018/wordml" xmlns:w16du="http://schemas.microsoft.com/office/word/2023/wordml/word16du" xmlns:w16sdtdh="http://schemas.microsoft.com/office/word/2020/wordml/sdtdatahash" xmlns:w16sdtfl="http://schemas.microsoft.com/office/word/2024/wordml/sdtformatlock" xmlns:w16se="http://schemas.microsoft.com/office/word/2015/wordml/symex" xmlns:wpg="http://schemas.microsoft.com/office/word/2010/wordprocessingGroup" xmlns:wpi="http://schemas.microsoft.com/office/word/2010/wordprocessingInk" xmlns:wne="http://schemas.microsoft.com/office/word/2006/wordml" xmlns:wps="http://schemas.microsoft.com/office/word/2010/wordprocessingShape" mc:Ignorable="w14 w15 w16se w16cid w16 w16cex w16sdtdh w16sdtfl w16du wp14">
+<w:document xmlns:w="http://schemas.openxmlformats.org/wordprocessingml/2006/main" xmlns:m="http://schemas.openxmlformats.org/officeDocument/2006/math" xmlns:r="http://schemas.openxmlformats.org/officeDocument/2006/relationships" xmlns:o="urn:schemas-microsoft-com:office:office" xmlns:v="urn:schemas-microsoft-com:vml" xmlns:w10="urn:schemas-microsoft-com:office:word" xmlns:a="http://schemas.openxmlformats.org/drawingml/2006/main" xmlns:pic="http://schemas.openxmlformats.org/drawingml/2006/picture" xmlns:wp="http://schemas.openxmlformats.org/drawingml/2006/wordprocessingDrawing">
   <w:body>
+    <w:bookmarkStart w:id="23" w:name="X0528f8d1f78da6079606d6e1a5c5a26fe5f60d7"/>
     <w:p>
       <w:pPr>
         <w:pStyle w:val="Heading1"/>
       </w:pPr>
-      <w:bookmarkStart w:id="0" w:name="X0528f8d1f78da6079606d6e1a5c5a26fe5f60d7"/>
-      <w:r>
-        <w:t>01 · Copilot Cowork Overview</w:t>
+      <w:r>
+        <w:t xml:space="preserve">01 · Copilot Cowork Overview</w:t>
       </w:r>
     </w:p>
     <w:p>
@@ -22,16 +22,16 @@
         <w:ind w:left="288" w:right="144"/>
       </w:pPr>
       <w:r>
-        <w:t>Reference sheet for the "Getting Things Done with Copilot Cowork for HR Tasks" workshop.</w:t>
-      </w:r>
-    </w:p>
+        <w:t xml:space="preserve">Reference sheet for the "Getting Things Done with Copilot Cowork for HR Tasks" workshop.</w:t>
+      </w:r>
+    </w:p>
+    <w:bookmarkStart w:id="11" w:name="what-is-copilot-cowork"/>
     <w:p>
       <w:pPr>
         <w:pStyle w:val="Heading2"/>
       </w:pPr>
-      <w:bookmarkStart w:id="1" w:name="what-is-copilot-cowork"/>
-      <w:r>
-        <w:t>What is Copilot Cowork?</w:t>
+      <w:r>
+        <w:t xml:space="preserve">What is Copilot Cowork?</w:t>
       </w:r>
     </w:p>
     <w:p>
@@ -43,30 +43,48 @@
           <w:b/>
           <w:bCs/>
         </w:rPr>
-        <w:t>Microsoft Copilot Cowork</w:t>
-      </w:r>
-      <w:r>
-        <w:t xml:space="preserve"> completes </w:t>
-      </w:r>
-      <w:r>
-        <w:rPr>
-          <w:b/>
-          <w:bCs/>
-        </w:rPr>
-        <w:t>multi-step tasks on your behalf</w:t>
-      </w:r>
-      <w:r>
-        <w:t xml:space="preserve">. You describe the </w:t>
+        <w:t xml:space="preserve">Microsoft Copilot Cowork</w:t>
+      </w:r>
+      <w:r>
+        <w:t xml:space="preserve"> </w:t>
+      </w:r>
+      <w:r>
+        <w:t xml:space="preserve">completes</w:t>
+      </w:r>
+      <w:r>
+        <w:t xml:space="preserve"> </w:t>
+      </w:r>
+      <w:r>
+        <w:rPr>
+          <w:b/>
+          <w:bCs/>
+        </w:rPr>
+        <w:t xml:space="preserve">multi-step tasks on your behalf</w:t>
+      </w:r>
+      <w:r>
+        <w:t xml:space="preserve">. You describe the</w:t>
+      </w:r>
+      <w:r>
+        <w:t xml:space="preserve"> </w:t>
       </w:r>
       <w:r>
         <w:rPr>
           <w:i/>
           <w:iCs/>
         </w:rPr>
-        <w:t>outcome</w:t>
-      </w:r>
-      <w:r>
-        <w:t xml:space="preserve"> you want — draft an email, build a spreadsheet, schedule a meeting, research a topic — and Cowork:</w:t>
+        <w:t xml:space="preserve">outcome</w:t>
+      </w:r>
+      <w:r>
+        <w:t xml:space="preserve"> </w:t>
+      </w:r>
+      <w:r>
+        <w:t xml:space="preserve">you want — draft an email, build a spreadsheet, schedule a meeting, research a topic — and</w:t>
+      </w:r>
+      <w:r>
+        <w:t xml:space="preserve"> </w:t>
+      </w:r>
+      <w:r>
+        <w:t xml:space="preserve">Cowork:</w:t>
       </w:r>
     </w:p>
     <w:p>
@@ -74,7 +92,7 @@
         <w:pStyle w:val="Compact"/>
         <w:numPr>
           <w:ilvl w:val="0"/>
-          <w:numId w:val="2"/>
+          <w:numId w:val="1001"/>
         </w:numPr>
       </w:pPr>
       <w:r>
@@ -82,10 +100,13 @@
           <w:b/>
           <w:bCs/>
         </w:rPr>
-        <w:t>Plans</w:t>
-      </w:r>
-      <w:r>
-        <w:t xml:space="preserve"> the steps needed to get there.</w:t>
+        <w:t xml:space="preserve">Plans</w:t>
+      </w:r>
+      <w:r>
+        <w:t xml:space="preserve"> </w:t>
+      </w:r>
+      <w:r>
+        <w:t xml:space="preserve">the steps needed to get there.</w:t>
       </w:r>
     </w:p>
     <w:p>
@@ -93,7 +114,7 @@
         <w:pStyle w:val="Compact"/>
         <w:numPr>
           <w:ilvl w:val="0"/>
-          <w:numId w:val="2"/>
+          <w:numId w:val="1001"/>
         </w:numPr>
       </w:pPr>
       <w:r>
@@ -101,10 +122,13 @@
           <w:b/>
           <w:bCs/>
         </w:rPr>
-        <w:t>Picks</w:t>
-      </w:r>
-      <w:r>
-        <w:t xml:space="preserve"> the right skills and apps for the job.</w:t>
+        <w:t xml:space="preserve">Picks</w:t>
+      </w:r>
+      <w:r>
+        <w:t xml:space="preserve"> </w:t>
+      </w:r>
+      <w:r>
+        <w:t xml:space="preserve">the right skills and apps for the job.</w:t>
       </w:r>
     </w:p>
     <w:p>
@@ -112,7 +136,7 @@
         <w:pStyle w:val="Compact"/>
         <w:numPr>
           <w:ilvl w:val="0"/>
-          <w:numId w:val="2"/>
+          <w:numId w:val="1001"/>
         </w:numPr>
       </w:pPr>
       <w:r>
@@ -120,10 +144,13 @@
           <w:b/>
           <w:bCs/>
         </w:rPr>
-        <w:t>Pauses for your approval</w:t>
-      </w:r>
-      <w:r>
-        <w:t xml:space="preserve"> at key checkpoints (for example, before sending an email).</w:t>
+        <w:t xml:space="preserve">Pauses for your approval</w:t>
+      </w:r>
+      <w:r>
+        <w:t xml:space="preserve"> </w:t>
+      </w:r>
+      <w:r>
+        <w:t xml:space="preserve">at key checkpoints (for example, before sending an email).</w:t>
       </w:r>
     </w:p>
     <w:p>
@@ -131,7 +158,7 @@
         <w:pStyle w:val="Compact"/>
         <w:numPr>
           <w:ilvl w:val="0"/>
-          <w:numId w:val="2"/>
+          <w:numId w:val="1001"/>
         </w:numPr>
       </w:pPr>
       <w:r>
@@ -139,10 +166,13 @@
           <w:b/>
           <w:bCs/>
         </w:rPr>
-        <w:t>Returns finished artifacts</w:t>
-      </w:r>
-      <w:r>
-        <w:t xml:space="preserve"> — a document, deck, report, or email — ready for your review.</w:t>
+        <w:t xml:space="preserve">Returns finished artifacts</w:t>
+      </w:r>
+      <w:r>
+        <w:t xml:space="preserve"> </w:t>
+      </w:r>
+      <w:r>
+        <w:t xml:space="preserve">— a document, deck, report, or email — ready for your review.</w:t>
       </w:r>
     </w:p>
     <w:p>
@@ -150,32 +180,42 @@
         <w:pStyle w:val="FirstParagraph"/>
       </w:pPr>
       <w:r>
-        <w:t xml:space="preserve">Cowork grounds its work in your emails, meetings, files, and business data through </w:t>
-      </w:r>
-      <w:r>
-        <w:rPr>
-          <w:b/>
-          <w:bCs/>
-        </w:rPr>
-        <w:t>Work IQ</w:t>
-      </w:r>
-      <w:r>
-        <w:t>, the workplace intelligence layer behind Microsoft 365 Copilot.</w:t>
-      </w:r>
-    </w:p>
+        <w:t xml:space="preserve">Cowork grounds its work in your emails, meetings, files, and business data through</w:t>
+      </w:r>
+      <w:r>
+        <w:t xml:space="preserve"> </w:t>
+      </w:r>
+      <w:r>
+        <w:rPr>
+          <w:b/>
+          <w:bCs/>
+        </w:rPr>
+        <w:t xml:space="preserve">Work IQ</w:t>
+      </w:r>
+      <w:r>
+        <w:t xml:space="preserve">, the</w:t>
+      </w:r>
+      <w:r>
+        <w:t xml:space="preserve"> </w:t>
+      </w:r>
+      <w:r>
+        <w:t xml:space="preserve">workplace intelligence layer behind Microsoft 365 Copilot.</w:t>
+      </w:r>
+    </w:p>
+    <w:bookmarkStart w:id="10" w:name="cowork-vs-copilot-chat"/>
     <w:p>
       <w:pPr>
         <w:pStyle w:val="Heading3"/>
       </w:pPr>
-      <w:bookmarkStart w:id="2" w:name="cowork-vs-copilot-chat"/>
-      <w:r>
-        <w:t>Cowork vs. Copilot Chat</w:t>
+      <w:r>
+        <w:t xml:space="preserve">Cowork vs. Copilot Chat</w:t>
       </w:r>
     </w:p>
     <w:tbl>
       <w:tblPr>
         <w:tblStyle w:val="Table"/>
-        <w:tblW w:w="0" w:type="auto"/>
+        <w:tblW w:type="auto" w:w="0"/>
+        <w:tblLook w:firstRow="1" w:lastRow="0" w:firstColumn="0" w:lastColumn="0" w:noHBand="0" w:noVBand="0" w:val="0020"/>
         <w:tblBorders>
           <w:top w:val="single" w:sz="4" w:space="0" w:color="D1D1D1"/>
           <w:left w:val="single" w:sz="4" w:space="0" w:color="D1D1D1"/>
@@ -190,160 +230,144 @@
           <w:bottom w:w="40" w:type="dxa"/>
           <w:right w:w="90" w:type="dxa"/>
         </w:tblCellMar>
-        <w:tblLook w:val="0020" w:firstRow="1" w:lastRow="0" w:firstColumn="0" w:lastColumn="0" w:noHBand="0" w:noVBand="0"/>
       </w:tblPr>
       <w:tblGrid>
-        <w:gridCol w:w="3566"/>
-        <w:gridCol w:w="4752"/>
+        <w:gridCol w:w="3960"/>
+        <w:gridCol w:w="3960"/>
       </w:tblGrid>
       <w:tr>
         <w:trPr>
-          <w:cnfStyle w:val="100000000000" w:firstRow="1" w:lastRow="0" w:firstColumn="0" w:lastColumn="0" w:oddVBand="0" w:evenVBand="0" w:oddHBand="0" w:evenHBand="0" w:firstRowFirstColumn="0" w:firstRowLastColumn="0" w:lastRowFirstColumn="0" w:lastRowLastColumn="0"/>
-          <w:tblHeader/>
+          <w:tblHeader w:val="on"/>
         </w:trPr>
         <w:tc>
           <w:tcPr>
-            <w:tcW w:w="0" w:type="auto"/>
             <w:shd w:val="clear" w:color="auto" w:fill="F3E5FD"/>
           </w:tcPr>
           <w:p>
             <w:pPr>
               <w:pStyle w:val="Compact"/>
-              <w:spacing w:before="20" w:after="20"/>
+              <w:spacing w:after="20" w:before="20"/>
             </w:pPr>
             <w:r>
               <w:rPr>
                 <w:b/>
                 <w:sz w:val="19"/>
               </w:rPr>
-              <w:t>Copilot Chat</w:t>
+              <w:t xml:space="preserve">Copilot Chat</w:t>
             </w:r>
           </w:p>
         </w:tc>
         <w:tc>
           <w:tcPr>
-            <w:tcW w:w="0" w:type="auto"/>
             <w:shd w:val="clear" w:color="auto" w:fill="F3E5FD"/>
           </w:tcPr>
           <w:p>
             <w:pPr>
               <w:pStyle w:val="Compact"/>
-              <w:spacing w:before="20" w:after="20"/>
+              <w:spacing w:after="20" w:before="20"/>
             </w:pPr>
             <w:r>
               <w:rPr>
                 <w:b/>
                 <w:sz w:val="19"/>
               </w:rPr>
-              <w:t>Copilot Cowork</w:t>
+              <w:t xml:space="preserve">Copilot Cowork</w:t>
             </w:r>
           </w:p>
         </w:tc>
       </w:tr>
       <w:tr>
         <w:tc>
-          <w:tcPr>
-            <w:tcW w:w="0" w:type="auto"/>
-          </w:tcPr>
+          <w:tcPr/>
           <w:p>
             <w:pPr>
               <w:pStyle w:val="Compact"/>
-              <w:spacing w:before="20" w:after="20"/>
+              <w:spacing w:after="20" w:before="20"/>
             </w:pPr>
             <w:r>
               <w:rPr>
                 <w:sz w:val="19"/>
               </w:rPr>
-              <w:t>Fast Q&amp;A and short single-turn help</w:t>
+              <w:t xml:space="preserve">Fast Q&amp;A and short single-turn help</w:t>
             </w:r>
           </w:p>
         </w:tc>
         <w:tc>
-          <w:tcPr>
-            <w:tcW w:w="0" w:type="auto"/>
-          </w:tcPr>
+          <w:tcPr/>
           <w:p>
             <w:pPr>
               <w:pStyle w:val="Compact"/>
-              <w:spacing w:before="20" w:after="20"/>
+              <w:spacing w:after="20" w:before="20"/>
             </w:pPr>
             <w:r>
               <w:rPr>
                 <w:sz w:val="19"/>
               </w:rPr>
-              <w:t>Multi-step tasks that produce finished artifacts</w:t>
+              <w:t xml:space="preserve">Multi-step tasks that produce finished artifacts</w:t>
             </w:r>
           </w:p>
         </w:tc>
       </w:tr>
       <w:tr>
         <w:tc>
-          <w:tcPr>
-            <w:tcW w:w="0" w:type="auto"/>
-          </w:tcPr>
+          <w:tcPr/>
           <w:p>
             <w:pPr>
               <w:pStyle w:val="Compact"/>
-              <w:spacing w:before="20" w:after="20"/>
+              <w:spacing w:after="20" w:before="20"/>
             </w:pPr>
             <w:r>
               <w:rPr>
                 <w:sz w:val="19"/>
               </w:rPr>
-              <w:t>You stay in the driver's seat step by step</w:t>
+              <w:t xml:space="preserve">You stay in the driver's seat step by step</w:t>
             </w:r>
           </w:p>
         </w:tc>
         <w:tc>
-          <w:tcPr>
-            <w:tcW w:w="0" w:type="auto"/>
-          </w:tcPr>
+          <w:tcPr/>
           <w:p>
             <w:pPr>
               <w:pStyle w:val="Compact"/>
-              <w:spacing w:before="20" w:after="20"/>
+              <w:spacing w:after="20" w:before="20"/>
             </w:pPr>
             <w:r>
               <w:rPr>
                 <w:sz w:val="19"/>
               </w:rPr>
-              <w:t>You describe the outcome; Cowork plans and executes</w:t>
+              <w:t xml:space="preserve">You describe the outcome; Cowork plans and executes</w:t>
             </w:r>
           </w:p>
         </w:tc>
       </w:tr>
       <w:tr>
         <w:tc>
-          <w:tcPr>
-            <w:tcW w:w="0" w:type="auto"/>
-          </w:tcPr>
+          <w:tcPr/>
           <w:p>
             <w:pPr>
               <w:pStyle w:val="Compact"/>
-              <w:spacing w:before="20" w:after="20"/>
+              <w:spacing w:after="20" w:before="20"/>
             </w:pPr>
             <w:r>
               <w:rPr>
                 <w:sz w:val="19"/>
               </w:rPr>
-              <w:t>Great for "explain / summarize / rewrite"</w:t>
+              <w:t xml:space="preserve">Great for "explain / summarize / rewrite"</w:t>
             </w:r>
           </w:p>
         </w:tc>
         <w:tc>
-          <w:tcPr>
-            <w:tcW w:w="0" w:type="auto"/>
-          </w:tcPr>
+          <w:tcPr/>
           <w:p>
             <w:pPr>
               <w:pStyle w:val="Compact"/>
-              <w:spacing w:before="20" w:after="20"/>
+              <w:spacing w:after="20" w:before="20"/>
             </w:pPr>
             <w:r>
               <w:rPr>
                 <w:sz w:val="19"/>
               </w:rPr>
-              <w:t>Great for "produce this deliverable end to end"</w:t>
+              <w:t xml:space="preserve">Great for "produce this deliverable end to end"</w:t>
             </w:r>
           </w:p>
         </w:tc>
@@ -354,18 +378,21 @@
         <w:pStyle w:val="BodyText"/>
       </w:pPr>
       <w:r>
-        <w:t xml:space="preserve">For a fuller comparison and when-to-use-which guidance, see </w:t>
-      </w:r>
-      <w:hyperlink r:id="rId7">
+        <w:t xml:space="preserve">For a fuller comparison and when-to-use-which guidance, see</w:t>
+      </w:r>
+      <w:r>
+        <w:t xml:space="preserve"> </w:t>
+      </w:r>
+      <w:hyperlink r:id="rId9">
         <w:r>
           <w:rPr>
             <w:rStyle w:val="Hyperlink"/>
           </w:rPr>
-          <w:t>00-copilot-vs-cowork.docx</w:t>
+          <w:t xml:space="preserve">00-copilot-vs-cowork.docx</w:t>
         </w:r>
       </w:hyperlink>
       <w:r>
-        <w:t>.</w:t>
+        <w:t xml:space="preserve">.</w:t>
       </w:r>
     </w:p>
     <w:p>
@@ -377,31 +404,46 @@
           <w:b/>
           <w:bCs/>
         </w:rPr>
-        <w:t>Rule of thumb for HR:</w:t>
-      </w:r>
-      <w:r>
-        <w:t xml:space="preserve"> if the request would normally take </w:t>
+        <w:t xml:space="preserve">Rule of thumb for HR:</w:t>
+      </w:r>
+      <w:r>
+        <w:t xml:space="preserve"> </w:t>
+      </w:r>
+      <w:r>
+        <w:t xml:space="preserve">if the request would normally take</w:t>
+      </w:r>
+      <w:r>
+        <w:t xml:space="preserve"> </w:t>
       </w:r>
       <w:r>
         <w:rPr>
           <w:i/>
           <w:iCs/>
         </w:rPr>
-        <w:t>several manual steps</w:t>
-      </w:r>
-      <w:r>
-        <w:t xml:space="preserve"> and end in a document, email, or report, it's a good fit for Cowork.</w:t>
-      </w:r>
-    </w:p>
+        <w:t xml:space="preserve">several manual steps</w:t>
+      </w:r>
+      <w:r>
+        <w:t xml:space="preserve"> </w:t>
+      </w:r>
+      <w:r>
+        <w:t xml:space="preserve">and end in a</w:t>
+      </w:r>
+      <w:r>
+        <w:t xml:space="preserve"> </w:t>
+      </w:r>
+      <w:r>
+        <w:t xml:space="preserve">document, email, or report, it's a good fit for Cowork.</w:t>
+      </w:r>
+    </w:p>
+    <w:bookmarkEnd w:id="10"/>
+    <w:bookmarkEnd w:id="11"/>
+    <w:bookmarkStart w:id="13" w:name="where-to-use-cowork"/>
     <w:p>
       <w:pPr>
         <w:pStyle w:val="Heading2"/>
       </w:pPr>
-      <w:bookmarkStart w:id="3" w:name="where-to-use-cowork"/>
-      <w:bookmarkEnd w:id="1"/>
-      <w:bookmarkEnd w:id="2"/>
-      <w:r>
-        <w:t>Where to use Cowork</w:t>
+      <w:r>
+        <w:t xml:space="preserve">Where to use Cowork</w:t>
       </w:r>
     </w:p>
     <w:p>
@@ -409,7 +451,7 @@
         <w:pStyle w:val="FirstParagraph"/>
       </w:pPr>
       <w:r>
-        <w:t>Cowork works in:</w:t>
+        <w:t xml:space="preserve">Cowork works in:</w:t>
       </w:r>
     </w:p>
     <w:p>
@@ -417,47 +459,62 @@
         <w:pStyle w:val="Compact"/>
         <w:numPr>
           <w:ilvl w:val="0"/>
-          <w:numId w:val="3"/>
+          <w:numId w:val="1002"/>
         </w:numPr>
       </w:pPr>
       <w:r>
-        <w:t xml:space="preserve">The browser at </w:t>
-      </w:r>
-      <w:hyperlink r:id="rId8">
+        <w:t xml:space="preserve">The browser at</w:t>
+      </w:r>
+      <w:r>
+        <w:t xml:space="preserve"> </w:t>
+      </w:r>
+      <w:hyperlink r:id="rId12">
         <w:r>
           <w:rPr>
             <w:rStyle w:val="Hyperlink"/>
             <w:b/>
             <w:bCs/>
           </w:rPr>
-          <w:t>https://copilot.cloud.microsoft</w:t>
+          <w:t xml:space="preserve">https://copilot.cloud.microsoft</w:t>
         </w:r>
       </w:hyperlink>
       <w:r>
-        <w:t xml:space="preserve"> (select</w:t>
-      </w:r>
-      <w:r>
-        <w:t xml:space="preserve"> </w:t>
-      </w:r>
-      <w:r>
-        <w:rPr>
-          <w:b/>
-          <w:bCs/>
-        </w:rPr>
-        <w:t>Cowork</w:t>
-      </w:r>
-      <w:r>
-        <w:t xml:space="preserve"> next to </w:t>
-      </w:r>
-      <w:r>
-        <w:rPr>
-          <w:b/>
-          <w:bCs/>
-        </w:rPr>
-        <w:t>Chat</w:t>
-      </w:r>
-      <w:r>
-        <w:t xml:space="preserve"> at the top)</w:t>
+        <w:t xml:space="preserve"> </w:t>
+      </w:r>
+      <w:r>
+        <w:t xml:space="preserve">(select</w:t>
+      </w:r>
+      <w:r>
+        <w:t xml:space="preserve"> </w:t>
+      </w:r>
+      <w:r>
+        <w:rPr>
+          <w:b/>
+          <w:bCs/>
+        </w:rPr>
+        <w:t xml:space="preserve">Cowork</w:t>
+      </w:r>
+      <w:r>
+        <w:t xml:space="preserve"> </w:t>
+      </w:r>
+      <w:r>
+        <w:t xml:space="preserve">next to</w:t>
+      </w:r>
+      <w:r>
+        <w:t xml:space="preserve"> </w:t>
+      </w:r>
+      <w:r>
+        <w:rPr>
+          <w:b/>
+          <w:bCs/>
+        </w:rPr>
+        <w:t xml:space="preserve">Chat</w:t>
+      </w:r>
+      <w:r>
+        <w:t xml:space="preserve"> </w:t>
+      </w:r>
+      <w:r>
+        <w:t xml:space="preserve">at the top)</w:t>
       </w:r>
     </w:p>
     <w:p>
@@ -465,7 +522,7 @@
         <w:pStyle w:val="Compact"/>
         <w:numPr>
           <w:ilvl w:val="0"/>
-          <w:numId w:val="3"/>
+          <w:numId w:val="1002"/>
         </w:numPr>
       </w:pPr>
       <w:r>
@@ -473,17 +530,23 @@
           <w:b/>
           <w:bCs/>
         </w:rPr>
-        <w:t>Outlook</w:t>
-      </w:r>
-      <w:r>
-        <w:t xml:space="preserve"> and </w:t>
-      </w:r>
-      <w:r>
-        <w:rPr>
-          <w:b/>
-          <w:bCs/>
-        </w:rPr>
-        <w:t>Teams</w:t>
+        <w:t xml:space="preserve">Outlook</w:t>
+      </w:r>
+      <w:r>
+        <w:t xml:space="preserve"> </w:t>
+      </w:r>
+      <w:r>
+        <w:t xml:space="preserve">and</w:t>
+      </w:r>
+      <w:r>
+        <w:t xml:space="preserve"> </w:t>
+      </w:r>
+      <w:r>
+        <w:rPr>
+          <w:b/>
+          <w:bCs/>
+        </w:rPr>
+        <w:t xml:space="preserve">Teams</w:t>
       </w:r>
     </w:p>
     <w:p>
@@ -491,21 +554,27 @@
         <w:pStyle w:val="Compact"/>
         <w:numPr>
           <w:ilvl w:val="0"/>
-          <w:numId w:val="3"/>
+          <w:numId w:val="1002"/>
         </w:numPr>
       </w:pPr>
       <w:r>
-        <w:t xml:space="preserve">The </w:t>
-      </w:r>
-      <w:r>
-        <w:rPr>
-          <w:b/>
-          <w:bCs/>
-        </w:rPr>
-        <w:t>Microsoft Copilot desktop app</w:t>
-      </w:r>
-      <w:r>
-        <w:t xml:space="preserve"> (Windows and Mac)</w:t>
+        <w:t xml:space="preserve">The</w:t>
+      </w:r>
+      <w:r>
+        <w:t xml:space="preserve"> </w:t>
+      </w:r>
+      <w:r>
+        <w:rPr>
+          <w:b/>
+          <w:bCs/>
+        </w:rPr>
+        <w:t xml:space="preserve">Microsoft Copilot desktop app</w:t>
+      </w:r>
+      <w:r>
+        <w:t xml:space="preserve"> </w:t>
+      </w:r>
+      <w:r>
+        <w:t xml:space="preserve">(Windows and Mac)</w:t>
       </w:r>
     </w:p>
     <w:p>
@@ -513,31 +582,37 @@
         <w:pStyle w:val="Compact"/>
         <w:numPr>
           <w:ilvl w:val="0"/>
-          <w:numId w:val="3"/>
+          <w:numId w:val="1002"/>
         </w:numPr>
       </w:pPr>
       <w:r>
-        <w:t xml:space="preserve">The </w:t>
-      </w:r>
-      <w:r>
-        <w:rPr>
-          <w:b/>
-          <w:bCs/>
-        </w:rPr>
-        <w:t>Microsoft Copilot mobile app</w:t>
-      </w:r>
-      <w:r>
-        <w:t xml:space="preserve"> (iPhone and Android — note: custom skills aren't supported on mobile)</w:t>
-      </w:r>
-    </w:p>
+        <w:t xml:space="preserve">The</w:t>
+      </w:r>
+      <w:r>
+        <w:t xml:space="preserve"> </w:t>
+      </w:r>
+      <w:r>
+        <w:rPr>
+          <w:b/>
+          <w:bCs/>
+        </w:rPr>
+        <w:t xml:space="preserve">Microsoft Copilot mobile app</w:t>
+      </w:r>
+      <w:r>
+        <w:t xml:space="preserve"> </w:t>
+      </w:r>
+      <w:r>
+        <w:t xml:space="preserve">(iPhone and Android — note: custom skills aren't supported on mobile)</w:t>
+      </w:r>
+    </w:p>
+    <w:bookmarkEnd w:id="13"/>
+    <w:bookmarkStart w:id="15" w:name="the-cowork-home-page"/>
     <w:p>
       <w:pPr>
         <w:pStyle w:val="Heading2"/>
       </w:pPr>
-      <w:bookmarkStart w:id="4" w:name="the-cowork-home-page"/>
-      <w:bookmarkEnd w:id="3"/>
-      <w:r>
-        <w:t>The Cowork home page</w:t>
+      <w:r>
+        <w:t xml:space="preserve">The Cowork home page</w:t>
       </w:r>
     </w:p>
     <w:p>
@@ -545,7 +620,7 @@
         <w:pStyle w:val="FirstParagraph"/>
       </w:pPr>
       <w:r>
-        <w:t>When Cowork loads, the left navigation has four main places:</w:t>
+        <w:t xml:space="preserve">When Cowork loads, the left navigation has four main places:</w:t>
       </w:r>
     </w:p>
     <w:p>
@@ -553,7 +628,7 @@
         <w:pStyle w:val="Compact"/>
         <w:numPr>
           <w:ilvl w:val="0"/>
-          <w:numId w:val="4"/>
+          <w:numId w:val="1003"/>
         </w:numPr>
       </w:pPr>
       <w:r>
@@ -561,60 +636,87 @@
           <w:b/>
           <w:bCs/>
         </w:rPr>
-        <w:t>New task</w:t>
-      </w:r>
-      <w:r>
-        <w:t xml:space="preserve"> — the </w:t>
+        <w:t xml:space="preserve">New task</w:t>
+      </w:r>
+      <w:r>
+        <w:t xml:space="preserve"> </w:t>
+      </w:r>
+      <w:r>
+        <w:t xml:space="preserve">— the</w:t>
+      </w:r>
+      <w:r>
+        <w:t xml:space="preserve"> </w:t>
       </w:r>
       <w:r>
         <w:rPr>
           <w:i/>
           <w:iCs/>
         </w:rPr>
-        <w:t>"What can I do for you?"</w:t>
-      </w:r>
-      <w:r>
-        <w:t xml:space="preserve"> home; a </w:t>
-      </w:r>
-      <w:r>
-        <w:rPr>
-          <w:b/>
-          <w:bCs/>
-        </w:rPr>
-        <w:t>Start a task</w:t>
-      </w:r>
-      <w:r>
-        <w:t xml:space="preserve"> box, </w:t>
-      </w:r>
-      <w:r>
-        <w:rPr>
-          <w:b/>
-          <w:bCs/>
-        </w:rPr>
-        <w:t>model picker</w:t>
-      </w:r>
-      <w:r>
-        <w:t xml:space="preserve">, </w:t>
-      </w:r>
-      <w:r>
-        <w:rPr>
-          <w:b/>
-          <w:bCs/>
-        </w:rPr>
-        <w:t>reasoning effort</w:t>
-      </w:r>
-      <w:r>
-        <w:t xml:space="preserve">, attach (+), dictate, and </w:t>
+        <w:t xml:space="preserve">"What can I do for you?"</w:t>
+      </w:r>
+      <w:r>
+        <w:t xml:space="preserve"> </w:t>
+      </w:r>
+      <w:r>
+        <w:t xml:space="preserve">home; a</w:t>
+      </w:r>
+      <w:r>
+        <w:t xml:space="preserve"> </w:t>
+      </w:r>
+      <w:r>
+        <w:rPr>
+          <w:b/>
+          <w:bCs/>
+        </w:rPr>
+        <w:t xml:space="preserve">Start a task</w:t>
+      </w:r>
+      <w:r>
+        <w:t xml:space="preserve"> </w:t>
+      </w:r>
+      <w:r>
+        <w:t xml:space="preserve">box,</w:t>
+      </w:r>
+      <w:r>
+        <w:t xml:space="preserve"> </w:t>
+      </w:r>
+      <w:r>
+        <w:rPr>
+          <w:b/>
+          <w:bCs/>
+        </w:rPr>
+        <w:t xml:space="preserve">model picker</w:t>
+      </w:r>
+      <w:r>
+        <w:t xml:space="preserve">,</w:t>
+      </w:r>
+      <w:r>
+        <w:t xml:space="preserve"> </w:t>
+      </w:r>
+      <w:r>
+        <w:rPr>
+          <w:b/>
+          <w:bCs/>
+        </w:rPr>
+        <w:t xml:space="preserve">reasoning effort</w:t>
+      </w:r>
+      <w:r>
+        <w:t xml:space="preserve">, attach (+), dictate, and</w:t>
+      </w:r>
+      <w:r>
+        <w:t xml:space="preserve"> </w:t>
       </w:r>
       <w:r>
         <w:rPr>
           <w:i/>
           <w:iCs/>
         </w:rPr>
-        <w:t>"Try these next"</w:t>
-      </w:r>
-      <w:r>
-        <w:t xml:space="preserve"> starter suggestions.</w:t>
+        <w:t xml:space="preserve">"Try these next"</w:t>
+      </w:r>
+      <w:r>
+        <w:t xml:space="preserve"> </w:t>
+      </w:r>
+      <w:r>
+        <w:t xml:space="preserve">starter suggestions.</w:t>
       </w:r>
     </w:p>
     <w:p>
@@ -622,7 +724,7 @@
         <w:pStyle w:val="Compact"/>
         <w:numPr>
           <w:ilvl w:val="0"/>
-          <w:numId w:val="4"/>
+          <w:numId w:val="1003"/>
         </w:numPr>
       </w:pPr>
       <w:r>
@@ -630,10 +732,13 @@
           <w:b/>
           <w:bCs/>
         </w:rPr>
-        <w:t>My tasks</w:t>
-      </w:r>
-      <w:r>
-        <w:t xml:space="preserve"> — find and resume your previous tasks.</w:t>
+        <w:t xml:space="preserve">My tasks</w:t>
+      </w:r>
+      <w:r>
+        <w:t xml:space="preserve"> </w:t>
+      </w:r>
+      <w:r>
+        <w:t xml:space="preserve">— find and resume your previous tasks.</w:t>
       </w:r>
     </w:p>
     <w:p>
@@ -641,7 +746,7 @@
         <w:pStyle w:val="Compact"/>
         <w:numPr>
           <w:ilvl w:val="0"/>
-          <w:numId w:val="4"/>
+          <w:numId w:val="1003"/>
         </w:numPr>
       </w:pPr>
       <w:r>
@@ -649,33 +754,45 @@
           <w:b/>
           <w:bCs/>
         </w:rPr>
-        <w:t>Automations</w:t>
-      </w:r>
-      <w:r>
-        <w:t xml:space="preserve"> </w:t>
-      </w:r>
-      <w:r>
-        <w:t xml:space="preserve">— schedule tasks or run them on events; </w:t>
-      </w:r>
-      <w:r>
-        <w:rPr>
-          <w:b/>
-          <w:bCs/>
-        </w:rPr>
-        <w:t>Runs</w:t>
-      </w:r>
-      <w:r>
-        <w:t xml:space="preserve"> and </w:t>
-      </w:r>
-      <w:r>
-        <w:rPr>
-          <w:b/>
-          <w:bCs/>
-        </w:rPr>
-        <w:t>Manage schedules</w:t>
-      </w:r>
-      <w:r>
-        <w:t xml:space="preserve"> tabs.</w:t>
+        <w:t xml:space="preserve">Automations</w:t>
+      </w:r>
+      <w:r>
+        <w:t xml:space="preserve"> </w:t>
+      </w:r>
+      <w:r>
+        <w:t xml:space="preserve">— schedule tasks or run them on events;</w:t>
+      </w:r>
+      <w:r>
+        <w:t xml:space="preserve"> </w:t>
+      </w:r>
+      <w:r>
+        <w:rPr>
+          <w:b/>
+          <w:bCs/>
+        </w:rPr>
+        <w:t xml:space="preserve">Runs</w:t>
+      </w:r>
+      <w:r>
+        <w:t xml:space="preserve"> </w:t>
+      </w:r>
+      <w:r>
+        <w:t xml:space="preserve">and</w:t>
+      </w:r>
+      <w:r>
+        <w:t xml:space="preserve"> </w:t>
+      </w:r>
+      <w:r>
+        <w:rPr>
+          <w:b/>
+          <w:bCs/>
+        </w:rPr>
+        <w:t xml:space="preserve">Manage schedules</w:t>
+      </w:r>
+      <w:r>
+        <w:t xml:space="preserve"> </w:t>
+      </w:r>
+      <w:r>
+        <w:t xml:space="preserve">tabs.</w:t>
       </w:r>
     </w:p>
     <w:p>
@@ -683,7 +800,7 @@
         <w:pStyle w:val="Compact"/>
         <w:numPr>
           <w:ilvl w:val="0"/>
-          <w:numId w:val="4"/>
+          <w:numId w:val="1003"/>
         </w:numPr>
       </w:pPr>
       <w:r>
@@ -691,10 +808,13 @@
           <w:b/>
           <w:bCs/>
         </w:rPr>
-        <w:t>Customize</w:t>
-      </w:r>
-      <w:r>
-        <w:t xml:space="preserve"> — custom instructions, your personal skills, and plugins.</w:t>
+        <w:t xml:space="preserve">Customize</w:t>
+      </w:r>
+      <w:r>
+        <w:t xml:space="preserve"> </w:t>
+      </w:r>
+      <w:r>
+        <w:t xml:space="preserve">— custom instructions, your personal skills, and plugins.</w:t>
       </w:r>
     </w:p>
     <w:p>
@@ -702,29 +822,31 @@
         <w:pStyle w:val="FirstParagraph"/>
       </w:pPr>
       <w:r>
-        <w:lastRenderedPageBreak/>
-        <w:t xml:space="preserve">For a full tour of each area, see </w:t>
-      </w:r>
-      <w:hyperlink r:id="rId9">
+        <w:t xml:space="preserve">For a full tour of each area, see</w:t>
+      </w:r>
+      <w:r>
+        <w:t xml:space="preserve"> </w:t>
+      </w:r>
+      <w:hyperlink r:id="rId14">
         <w:r>
           <w:rPr>
             <w:rStyle w:val="Hyperlink"/>
           </w:rPr>
-          <w:t>07-cowork-ui-walkthrough.docx</w:t>
+          <w:t xml:space="preserve">07-cowork-ui-walkthrough.docx</w:t>
         </w:r>
       </w:hyperlink>
       <w:r>
-        <w:t>.</w:t>
-      </w:r>
-    </w:p>
+        <w:t xml:space="preserve">.</w:t>
+      </w:r>
+    </w:p>
+    <w:bookmarkEnd w:id="15"/>
+    <w:bookmarkStart w:id="18" w:name="how-cowork-uses-the-web"/>
     <w:p>
       <w:pPr>
         <w:pStyle w:val="Heading2"/>
       </w:pPr>
-      <w:bookmarkStart w:id="5" w:name="how-cowork-uses-the-web"/>
-      <w:bookmarkEnd w:id="4"/>
-      <w:r>
-        <w:t>How Cowork uses the web</w:t>
+      <w:r>
+        <w:t xml:space="preserve">How Cowork uses the web</w:t>
       </w:r>
     </w:p>
     <w:p>
@@ -732,7 +854,7 @@
         <w:pStyle w:val="Compact"/>
         <w:numPr>
           <w:ilvl w:val="0"/>
-          <w:numId w:val="5"/>
+          <w:numId w:val="1004"/>
         </w:numPr>
       </w:pPr>
       <w:r>
@@ -740,20 +862,29 @@
           <w:b/>
           <w:bCs/>
         </w:rPr>
-        <w:t>Deep Research</w:t>
-      </w:r>
-      <w:r>
-        <w:t xml:space="preserve"> searches and reads many web sources and returns a </w:t>
-      </w:r>
-      <w:r>
-        <w:rPr>
-          <w:b/>
-          <w:bCs/>
-        </w:rPr>
-        <w:t>cited</w:t>
-      </w:r>
-      <w:r>
-        <w:t xml:space="preserve"> briefing.</w:t>
+        <w:t xml:space="preserve">Deep Research</w:t>
+      </w:r>
+      <w:r>
+        <w:t xml:space="preserve"> </w:t>
+      </w:r>
+      <w:r>
+        <w:t xml:space="preserve">searches and reads many web sources and returns a</w:t>
+      </w:r>
+      <w:r>
+        <w:t xml:space="preserve"> </w:t>
+      </w:r>
+      <w:r>
+        <w:rPr>
+          <w:b/>
+          <w:bCs/>
+        </w:rPr>
+        <w:t xml:space="preserve">cited</w:t>
+      </w:r>
+      <w:r>
+        <w:t xml:space="preserve"> </w:t>
+      </w:r>
+      <w:r>
+        <w:t xml:space="preserve">briefing.</w:t>
       </w:r>
     </w:p>
     <w:p>
@@ -761,7 +892,7 @@
         <w:pStyle w:val="Compact"/>
         <w:numPr>
           <w:ilvl w:val="0"/>
-          <w:numId w:val="5"/>
+          <w:numId w:val="1004"/>
         </w:numPr>
       </w:pPr>
       <w:r>
@@ -769,60 +900,119 @@
           <w:b/>
           <w:bCs/>
         </w:rPr>
-        <w:t>Browser use</w:t>
-      </w:r>
-      <w:r>
-        <w:t xml:space="preserve"> lets Cowork work in a real website for you, in a </w:t>
-      </w:r>
-      <w:r>
-        <w:rPr>
-          <w:b/>
-          <w:bCs/>
-        </w:rPr>
-        <w:t>hidden tab in your own Microsoft Edge</w:t>
-      </w:r>
-      <w:r>
-        <w:t xml:space="preserve">, with your existing sign-ins and your organization's policies. It gets </w:t>
-      </w:r>
-      <w:r>
-        <w:rPr>
-          <w:b/>
-          <w:bCs/>
-        </w:rPr>
-        <w:t>no new access</w:t>
-      </w:r>
-      <w:r>
-        <w:t xml:space="preserve">, hands sensitive steps (sign-in, MFA, CAPTCHA) back to you, asks approval for consequential actions, and is recorded in the audit log. It needs Cowork on the web in </w:t>
-      </w:r>
-      <w:r>
-        <w:rPr>
-          <w:b/>
-          <w:bCs/>
-        </w:rPr>
-        <w:t>Edge 152 or later</w:t>
-      </w:r>
-      <w:r>
-        <w:t xml:space="preserve">, signed in with your work account, and your admin must turn on </w:t>
-      </w:r>
-      <w:r>
-        <w:rPr>
-          <w:b/>
-          <w:bCs/>
-        </w:rPr>
-        <w:t>Cowork Browsing</w:t>
-      </w:r>
-      <w:r>
-        <w:t xml:space="preserve"> (off by default). The first browser task shows a consent notice; select </w:t>
-      </w:r>
-      <w:r>
-        <w:rPr>
-          <w:b/>
-          <w:bCs/>
-        </w:rPr>
-        <w:t>I understand</w:t>
-      </w:r>
-      <w:r>
-        <w:t>.</w:t>
+        <w:t xml:space="preserve">Browser use</w:t>
+      </w:r>
+      <w:r>
+        <w:t xml:space="preserve"> </w:t>
+      </w:r>
+      <w:r>
+        <w:t xml:space="preserve">lets Cowork work in a real website for you, in a</w:t>
+      </w:r>
+      <w:r>
+        <w:t xml:space="preserve"> </w:t>
+      </w:r>
+      <w:r>
+        <w:rPr>
+          <w:b/>
+          <w:bCs/>
+        </w:rPr>
+        <w:t xml:space="preserve">hidden tab in your own Microsoft</w:t>
+      </w:r>
+      <w:r>
+        <w:rPr>
+          <w:b/>
+          <w:bCs/>
+        </w:rPr>
+        <w:t xml:space="preserve"> </w:t>
+      </w:r>
+      <w:r>
+        <w:rPr>
+          <w:b/>
+          <w:bCs/>
+        </w:rPr>
+        <w:t xml:space="preserve">Edge</w:t>
+      </w:r>
+      <w:r>
+        <w:t xml:space="preserve">, with your existing sign-ins and your organization's policies. It gets</w:t>
+      </w:r>
+      <w:r>
+        <w:t xml:space="preserve"> </w:t>
+      </w:r>
+      <w:r>
+        <w:rPr>
+          <w:b/>
+          <w:bCs/>
+        </w:rPr>
+        <w:t xml:space="preserve">no new access</w:t>
+      </w:r>
+      <w:r>
+        <w:t xml:space="preserve">,</w:t>
+      </w:r>
+      <w:r>
+        <w:t xml:space="preserve"> </w:t>
+      </w:r>
+      <w:r>
+        <w:t xml:space="preserve">hands sensitive steps (sign-in, MFA, CAPTCHA) back to you, asks approval for consequential actions,</w:t>
+      </w:r>
+      <w:r>
+        <w:t xml:space="preserve"> </w:t>
+      </w:r>
+      <w:r>
+        <w:t xml:space="preserve">and is recorded in the audit log. It needs Cowork on the web in</w:t>
+      </w:r>
+      <w:r>
+        <w:t xml:space="preserve"> </w:t>
+      </w:r>
+      <w:r>
+        <w:rPr>
+          <w:b/>
+          <w:bCs/>
+        </w:rPr>
+        <w:t xml:space="preserve">Edge 152 or later</w:t>
+      </w:r>
+      <w:r>
+        <w:t xml:space="preserve">, signed in with</w:t>
+      </w:r>
+      <w:r>
+        <w:t xml:space="preserve"> </w:t>
+      </w:r>
+      <w:r>
+        <w:t xml:space="preserve">your work account, and your admin must turn on</w:t>
+      </w:r>
+      <w:r>
+        <w:t xml:space="preserve"> </w:t>
+      </w:r>
+      <w:r>
+        <w:rPr>
+          <w:b/>
+          <w:bCs/>
+        </w:rPr>
+        <w:t xml:space="preserve">Cowork Browsing</w:t>
+      </w:r>
+      <w:r>
+        <w:t xml:space="preserve"> </w:t>
+      </w:r>
+      <w:r>
+        <w:t xml:space="preserve">(off by default). The first</w:t>
+      </w:r>
+      <w:r>
+        <w:t xml:space="preserve"> </w:t>
+      </w:r>
+      <w:r>
+        <w:t xml:space="preserve">browser task shows a consent notice; select</w:t>
+      </w:r>
+      <w:r>
+        <w:t xml:space="preserve"> </w:t>
+      </w:r>
+      <w:r>
+        <w:rPr>
+          <w:b/>
+          <w:bCs/>
+        </w:rPr>
+        <w:t xml:space="preserve">I understand</w:t>
+      </w:r>
+      <w:r>
+        <w:t xml:space="preserve">.</w:t>
       </w:r>
     </w:p>
     <w:p>
@@ -830,39 +1020,45 @@
         <w:pStyle w:val="FirstParagraph"/>
       </w:pPr>
       <w:r>
-        <w:t xml:space="preserve">You'll use Deep Research in Exercise 2 and browser use in Exercise 3. Setup and troubleshooting: </w:t>
-      </w:r>
-      <w:hyperlink r:id="rId10">
+        <w:t xml:space="preserve">You'll use Deep Research in Exercise 2 and browser use in Exercise 3. Setup and troubleshooting:</w:t>
+      </w:r>
+      <w:r>
+        <w:t xml:space="preserve"> </w:t>
+      </w:r>
+      <w:hyperlink r:id="rId16">
         <w:r>
           <w:rPr>
             <w:rStyle w:val="Hyperlink"/>
           </w:rPr>
-          <w:t>10-cowork-browser.docx</w:t>
+          <w:t xml:space="preserve">10-cowork-browser.docx</w:t>
         </w:r>
       </w:hyperlink>
       <w:r>
-        <w:t xml:space="preserve">. Learn: </w:t>
-      </w:r>
-      <w:hyperlink r:id="rId11">
+        <w:t xml:space="preserve">. Learn:</w:t>
+      </w:r>
+      <w:r>
+        <w:t xml:space="preserve"> </w:t>
+      </w:r>
+      <w:hyperlink r:id="rId17">
         <w:r>
           <w:rPr>
             <w:rStyle w:val="Hyperlink"/>
           </w:rPr>
-          <w:t>Use the local browser with Copilot Cowork</w:t>
+          <w:t xml:space="preserve">Use the local browser with Copilot Cowork</w:t>
         </w:r>
       </w:hyperlink>
       <w:r>
-        <w:t>.</w:t>
-      </w:r>
-    </w:p>
+        <w:t xml:space="preserve">.</w:t>
+      </w:r>
+    </w:p>
+    <w:bookmarkEnd w:id="18"/>
+    <w:bookmarkStart w:id="19" w:name="Xb94e2ff8f586d4f86ed303bc2e9b81cadc1f321"/>
     <w:p>
       <w:pPr>
         <w:pStyle w:val="Heading2"/>
       </w:pPr>
-      <w:bookmarkStart w:id="6" w:name="Xb94e2ff8f586d4f86ed303bc2e9b81cadc1f321"/>
-      <w:bookmarkEnd w:id="5"/>
-      <w:r>
-        <w:t>The approval / checkpoint model (why HR should care)</w:t>
+      <w:r>
+        <w:t xml:space="preserve">The approval / checkpoint model (why HR should care)</w:t>
       </w:r>
     </w:p>
     <w:p>
@@ -870,40 +1066,64 @@
         <w:pStyle w:val="FirstParagraph"/>
       </w:pPr>
       <w:r>
-        <w:t xml:space="preserve">Cowork is designed to </w:t>
-      </w:r>
-      <w:r>
-        <w:rPr>
-          <w:b/>
-          <w:bCs/>
-        </w:rPr>
-        <w:t>pause at key checkpoints</w:t>
-      </w:r>
-      <w:r>
-        <w:t xml:space="preserve"> and show you what it's about to do. Nothing </w:t>
-      </w:r>
-      <w:r>
-        <w:t xml:space="preserve">irreversible — like sending an email or booking a meeting — happens without your confirmation. For HR work, this matters because you stay accountable for what goes out. Throughout this workshop we treat every Cowork output as a </w:t>
-      </w:r>
-      <w:r>
-        <w:rPr>
-          <w:b/>
-          <w:bCs/>
-        </w:rPr>
-        <w:t>draft to review before it's used</w:t>
-      </w:r>
-      <w:r>
-        <w:t>.</w:t>
-      </w:r>
-    </w:p>
+        <w:t xml:space="preserve">Cowork is designed to</w:t>
+      </w:r>
+      <w:r>
+        <w:t xml:space="preserve"> </w:t>
+      </w:r>
+      <w:r>
+        <w:rPr>
+          <w:b/>
+          <w:bCs/>
+        </w:rPr>
+        <w:t xml:space="preserve">pause at key checkpoints</w:t>
+      </w:r>
+      <w:r>
+        <w:t xml:space="preserve"> </w:t>
+      </w:r>
+      <w:r>
+        <w:t xml:space="preserve">and show you what it's about to do. Nothing</w:t>
+      </w:r>
+      <w:r>
+        <w:t xml:space="preserve"> </w:t>
+      </w:r>
+      <w:r>
+        <w:t xml:space="preserve">irreversible — like sending an email or booking a meeting — happens without your confirmation. For</w:t>
+      </w:r>
+      <w:r>
+        <w:t xml:space="preserve"> </w:t>
+      </w:r>
+      <w:r>
+        <w:t xml:space="preserve">HR work, this matters because you stay accountable for what goes out. Throughout this workshop we</w:t>
+      </w:r>
+      <w:r>
+        <w:t xml:space="preserve"> </w:t>
+      </w:r>
+      <w:r>
+        <w:t xml:space="preserve">treat every Cowork output as a</w:t>
+      </w:r>
+      <w:r>
+        <w:t xml:space="preserve"> </w:t>
+      </w:r>
+      <w:r>
+        <w:rPr>
+          <w:b/>
+          <w:bCs/>
+        </w:rPr>
+        <w:t xml:space="preserve">draft to review before it's used</w:t>
+      </w:r>
+      <w:r>
+        <w:t xml:space="preserve">.</w:t>
+      </w:r>
+    </w:p>
+    <w:bookmarkEnd w:id="19"/>
+    <w:bookmarkStart w:id="20" w:name="this-workshops-setup"/>
     <w:p>
       <w:pPr>
         <w:pStyle w:val="Heading2"/>
       </w:pPr>
-      <w:bookmarkStart w:id="7" w:name="this-workshops-setup"/>
-      <w:bookmarkEnd w:id="6"/>
-      <w:r>
-        <w:t>This workshop's setup</w:t>
+      <w:r>
+        <w:t xml:space="preserve">This workshop's setup</w:t>
       </w:r>
     </w:p>
     <w:p>
@@ -911,31 +1131,51 @@
         <w:pStyle w:val="Compact"/>
         <w:numPr>
           <w:ilvl w:val="0"/>
-          <w:numId w:val="6"/>
+          <w:numId w:val="1005"/>
         </w:numPr>
       </w:pPr>
       <w:r>
-        <w:t xml:space="preserve">You and the other attendees work in </w:t>
-      </w:r>
-      <w:r>
-        <w:rPr>
-          <w:b/>
-          <w:bCs/>
-        </w:rPr>
-        <w:t>one shared tenant</w:t>
-      </w:r>
-      <w:r>
-        <w:t xml:space="preserve">, signing in with </w:t>
-      </w:r>
-      <w:r>
-        <w:rPr>
-          <w:b/>
-          <w:bCs/>
-        </w:rPr>
-        <w:t>your own user account</w:t>
-      </w:r>
-      <w:r>
-        <w:t>, so you each have your own OneDrive, drafts, and skills.</w:t>
+        <w:t xml:space="preserve">You and the other attendees work in</w:t>
+      </w:r>
+      <w:r>
+        <w:t xml:space="preserve"> </w:t>
+      </w:r>
+      <w:r>
+        <w:rPr>
+          <w:b/>
+          <w:bCs/>
+        </w:rPr>
+        <w:t xml:space="preserve">one shared tenant</w:t>
+      </w:r>
+      <w:r>
+        <w:t xml:space="preserve">, signing in with</w:t>
+      </w:r>
+      <w:r>
+        <w:t xml:space="preserve"> </w:t>
+      </w:r>
+      <w:r>
+        <w:rPr>
+          <w:b/>
+          <w:bCs/>
+        </w:rPr>
+        <w:t xml:space="preserve">your own user</w:t>
+      </w:r>
+      <w:r>
+        <w:rPr>
+          <w:b/>
+          <w:bCs/>
+        </w:rPr>
+        <w:t xml:space="preserve"> </w:t>
+      </w:r>
+      <w:r>
+        <w:rPr>
+          <w:b/>
+          <w:bCs/>
+        </w:rPr>
+        <w:t xml:space="preserve">account</w:t>
+      </w:r>
+      <w:r>
+        <w:t xml:space="preserve">, so you each have your own OneDrive, drafts, and skills.</w:t>
       </w:r>
     </w:p>
     <w:p>
@@ -943,31 +1183,52 @@
         <w:pStyle w:val="Compact"/>
         <w:numPr>
           <w:ilvl w:val="0"/>
-          <w:numId w:val="6"/>
+          <w:numId w:val="1005"/>
         </w:numPr>
       </w:pPr>
       <w:r>
-        <w:t xml:space="preserve">Because the attendees share one tenant, </w:t>
-      </w:r>
-      <w:r>
-        <w:rPr>
-          <w:b/>
-          <w:bCs/>
-        </w:rPr>
-        <w:t>org search and grounding are consistent</w:t>
-      </w:r>
-      <w:r>
-        <w:t xml:space="preserve"> across the room. The </w:t>
-      </w:r>
-      <w:r>
-        <w:rPr>
-          <w:b/>
-          <w:bCs/>
-        </w:rPr>
-        <w:t>facilitator demos from their own separate tenant</w:t>
-      </w:r>
-      <w:r>
-        <w:t>, so the instructor's screen may look a little different from yours — that's expected.</w:t>
+        <w:t xml:space="preserve">Because the attendees share one tenant,</w:t>
+      </w:r>
+      <w:r>
+        <w:t xml:space="preserve"> </w:t>
+      </w:r>
+      <w:r>
+        <w:rPr>
+          <w:b/>
+          <w:bCs/>
+        </w:rPr>
+        <w:t xml:space="preserve">org search and grounding are consistent</w:t>
+      </w:r>
+      <w:r>
+        <w:t xml:space="preserve"> </w:t>
+      </w:r>
+      <w:r>
+        <w:t xml:space="preserve">across the</w:t>
+      </w:r>
+      <w:r>
+        <w:t xml:space="preserve"> </w:t>
+      </w:r>
+      <w:r>
+        <w:t xml:space="preserve">room. The</w:t>
+      </w:r>
+      <w:r>
+        <w:t xml:space="preserve"> </w:t>
+      </w:r>
+      <w:r>
+        <w:rPr>
+          <w:b/>
+          <w:bCs/>
+        </w:rPr>
+        <w:t xml:space="preserve">facilitator demos from their own separate tenant</w:t>
+      </w:r>
+      <w:r>
+        <w:t xml:space="preserve">, so the instructor's screen may</w:t>
+      </w:r>
+      <w:r>
+        <w:t xml:space="preserve"> </w:t>
+      </w:r>
+      <w:r>
+        <w:t xml:space="preserve">look a little different from yours — that's expected.</w:t>
       </w:r>
     </w:p>
     <w:p>
@@ -975,21 +1236,33 @@
         <w:pStyle w:val="Compact"/>
         <w:numPr>
           <w:ilvl w:val="0"/>
-          <w:numId w:val="6"/>
+          <w:numId w:val="1005"/>
         </w:numPr>
       </w:pPr>
       <w:r>
-        <w:t xml:space="preserve">Exercises are built on </w:t>
-      </w:r>
-      <w:r>
-        <w:rPr>
-          <w:b/>
-          <w:bCs/>
-        </w:rPr>
-        <w:t>provided sample files</w:t>
-      </w:r>
-      <w:r>
-        <w:t xml:space="preserve"> you copy into your own OneDrive, so everyone works from the same fictional HR data.</w:t>
+        <w:t xml:space="preserve">Exercises are built on</w:t>
+      </w:r>
+      <w:r>
+        <w:t xml:space="preserve"> </w:t>
+      </w:r>
+      <w:r>
+        <w:rPr>
+          <w:b/>
+          <w:bCs/>
+        </w:rPr>
+        <w:t xml:space="preserve">provided sample files</w:t>
+      </w:r>
+      <w:r>
+        <w:t xml:space="preserve"> </w:t>
+      </w:r>
+      <w:r>
+        <w:t xml:space="preserve">you copy into your own OneDrive, so everyone</w:t>
+      </w:r>
+      <w:r>
+        <w:t xml:space="preserve"> </w:t>
+      </w:r>
+      <w:r>
+        <w:t xml:space="preserve">works from the same fictional HR data.</w:t>
       </w:r>
     </w:p>
     <w:p>
@@ -997,31 +1270,43 @@
         <w:pStyle w:val="Compact"/>
         <w:numPr>
           <w:ilvl w:val="0"/>
-          <w:numId w:val="6"/>
+          <w:numId w:val="1005"/>
         </w:numPr>
       </w:pPr>
       <w:r>
-        <w:t xml:space="preserve">Since attendee accounts share a tenant, keep any </w:t>
-      </w:r>
-      <w:r>
-        <w:rPr>
-          <w:b/>
-          <w:bCs/>
-        </w:rPr>
-        <w:t>custom skills you build private</w:t>
-      </w:r>
-      <w:r>
-        <w:t xml:space="preserve"> ("Only you") or add your initials to the name so you don't collide with your neighbors.</w:t>
-      </w:r>
-    </w:p>
+        <w:t xml:space="preserve">Since attendee accounts share a tenant, keep any</w:t>
+      </w:r>
+      <w:r>
+        <w:t xml:space="preserve"> </w:t>
+      </w:r>
+      <w:r>
+        <w:rPr>
+          <w:b/>
+          <w:bCs/>
+        </w:rPr>
+        <w:t xml:space="preserve">custom skills you build private</w:t>
+      </w:r>
+      <w:r>
+        <w:t xml:space="preserve"> </w:t>
+      </w:r>
+      <w:r>
+        <w:t xml:space="preserve">("Only you")</w:t>
+      </w:r>
+      <w:r>
+        <w:t xml:space="preserve"> </w:t>
+      </w:r>
+      <w:r>
+        <w:t xml:space="preserve">or add your initials to the name so you don't collide with your neighbors.</w:t>
+      </w:r>
+    </w:p>
+    <w:bookmarkEnd w:id="20"/>
+    <w:bookmarkStart w:id="22" w:name="X8290844d18e237ebb09d4552bfb2dbbaa50786c"/>
     <w:p>
       <w:pPr>
         <w:pStyle w:val="Heading2"/>
       </w:pPr>
-      <w:bookmarkStart w:id="8" w:name="X8290844d18e237ebb09d4552bfb2dbbaa50786c"/>
-      <w:bookmarkEnd w:id="7"/>
-      <w:r>
-        <w:t>Prerequisites (in the shared attendee tenant)</w:t>
+      <w:r>
+        <w:t xml:space="preserve">Prerequisites (in the shared attendee tenant)</w:t>
       </w:r>
     </w:p>
     <w:p>
@@ -1029,31 +1314,49 @@
         <w:pStyle w:val="Compact"/>
         <w:numPr>
           <w:ilvl w:val="0"/>
-          <w:numId w:val="7"/>
+          <w:numId w:val="1006"/>
         </w:numPr>
       </w:pPr>
       <w:r>
-        <w:t xml:space="preserve">A </w:t>
-      </w:r>
-      <w:r>
-        <w:rPr>
-          <w:b/>
-          <w:bCs/>
-        </w:rPr>
-        <w:t>user account</w:t>
-      </w:r>
-      <w:r>
-        <w:t xml:space="preserve"> in the workshop tenant with an active </w:t>
-      </w:r>
-      <w:r>
-        <w:rPr>
-          <w:b/>
-          <w:bCs/>
-        </w:rPr>
-        <w:t>Microsoft 365 Copilot</w:t>
-      </w:r>
-      <w:r>
-        <w:t xml:space="preserve"> license (provisioned by the host).</w:t>
+        <w:t xml:space="preserve">A</w:t>
+      </w:r>
+      <w:r>
+        <w:t xml:space="preserve"> </w:t>
+      </w:r>
+      <w:r>
+        <w:rPr>
+          <w:b/>
+          <w:bCs/>
+        </w:rPr>
+        <w:t xml:space="preserve">user account</w:t>
+      </w:r>
+      <w:r>
+        <w:t xml:space="preserve"> </w:t>
+      </w:r>
+      <w:r>
+        <w:t xml:space="preserve">in the workshop tenant with an active</w:t>
+      </w:r>
+      <w:r>
+        <w:t xml:space="preserve"> </w:t>
+      </w:r>
+      <w:r>
+        <w:rPr>
+          <w:b/>
+          <w:bCs/>
+        </w:rPr>
+        <w:t xml:space="preserve">Microsoft 365 Copilot</w:t>
+      </w:r>
+      <w:r>
+        <w:t xml:space="preserve"> </w:t>
+      </w:r>
+      <w:r>
+        <w:t xml:space="preserve">license</w:t>
+      </w:r>
+      <w:r>
+        <w:t xml:space="preserve"> </w:t>
+      </w:r>
+      <w:r>
+        <w:t xml:space="preserve">(provisioned by the host).</w:t>
       </w:r>
     </w:p>
     <w:p>
@@ -1061,7 +1364,7 @@
         <w:pStyle w:val="Compact"/>
         <w:numPr>
           <w:ilvl w:val="0"/>
-          <w:numId w:val="7"/>
+          <w:numId w:val="1006"/>
         </w:numPr>
       </w:pPr>
       <w:r>
@@ -1069,20 +1372,29 @@
           <w:b/>
           <w:bCs/>
         </w:rPr>
-        <w:t>Usage-based billing</w:t>
-      </w:r>
-      <w:r>
-        <w:t xml:space="preserve">, with your account in the scope of a </w:t>
-      </w:r>
-      <w:r>
-        <w:rPr>
-          <w:b/>
-          <w:bCs/>
-        </w:rPr>
-        <w:t>spending policy that selects Cowork</w:t>
-      </w:r>
-      <w:r>
-        <w:t>; that policy is what grants access.</w:t>
+        <w:t xml:space="preserve">Usage-based billing</w:t>
+      </w:r>
+      <w:r>
+        <w:t xml:space="preserve">, with your account in the scope of a</w:t>
+      </w:r>
+      <w:r>
+        <w:t xml:space="preserve"> </w:t>
+      </w:r>
+      <w:r>
+        <w:rPr>
+          <w:b/>
+          <w:bCs/>
+        </w:rPr>
+        <w:t xml:space="preserve">spending policy that selects Cowork</w:t>
+      </w:r>
+      <w:r>
+        <w:t xml:space="preserve">;</w:t>
+      </w:r>
+      <w:r>
+        <w:t xml:space="preserve"> </w:t>
+      </w:r>
+      <w:r>
+        <w:t xml:space="preserve">that policy is what grants access.</w:t>
       </w:r>
     </w:p>
     <w:p>
@@ -1090,7 +1402,7 @@
         <w:pStyle w:val="Compact"/>
         <w:numPr>
           <w:ilvl w:val="0"/>
-          <w:numId w:val="7"/>
+          <w:numId w:val="1006"/>
         </w:numPr>
       </w:pPr>
       <w:r>
@@ -1098,20 +1410,29 @@
           <w:b/>
           <w:bCs/>
         </w:rPr>
-        <w:t>Microsoft Edge</w:t>
-      </w:r>
-      <w:r>
-        <w:t xml:space="preserve"> (152 or later), signed in with your workshop account, with </w:t>
-      </w:r>
-      <w:r>
-        <w:rPr>
-          <w:b/>
-          <w:bCs/>
-        </w:rPr>
-        <w:t>Cowork Browsing</w:t>
-      </w:r>
-      <w:r>
-        <w:t xml:space="preserve"> turned on by the admin, for the Exercise 3 browser task. Chrome works for everything else.</w:t>
+        <w:t xml:space="preserve">Microsoft Edge</w:t>
+      </w:r>
+      <w:r>
+        <w:t xml:space="preserve"> </w:t>
+      </w:r>
+      <w:r>
+        <w:t xml:space="preserve">(152 or later), signed in with your workshop account, with</w:t>
+      </w:r>
+      <w:r>
+        <w:t xml:space="preserve"> </w:t>
+      </w:r>
+      <w:r>
+        <w:rPr>
+          <w:b/>
+          <w:bCs/>
+        </w:rPr>
+        <w:t xml:space="preserve">Cowork Browsing</w:t>
+      </w:r>
+      <w:r>
+        <w:t xml:space="preserve"> </w:t>
+      </w:r>
+      <w:r>
+        <w:t xml:space="preserve">turned on by the admin, for the Exercise 3 browser task. Chrome works for everything else.</w:t>
       </w:r>
     </w:p>
     <w:p>
@@ -1119,7 +1440,7 @@
         <w:pStyle w:val="Compact"/>
         <w:numPr>
           <w:ilvl w:val="0"/>
-          <w:numId w:val="7"/>
+          <w:numId w:val="1006"/>
         </w:numPr>
       </w:pPr>
       <w:r>
@@ -1127,33 +1448,51 @@
           <w:i/>
           <w:iCs/>
         </w:rPr>
-        <w:t>(Optional)</w:t>
-      </w:r>
-      <w:r>
-        <w:t xml:space="preserve"> Enrollment in the </w:t>
-      </w:r>
-      <w:r>
-        <w:rPr>
-          <w:b/>
-          <w:bCs/>
-        </w:rPr>
-        <w:t>Frontier</w:t>
-      </w:r>
-      <w:r>
-        <w:t xml:space="preserve"> </w:t>
-      </w:r>
-      <w:r>
-        <w:t xml:space="preserve">program — only needed for the built-in </w:t>
-      </w:r>
-      <w:r>
-        <w:rPr>
-          <w:b/>
-          <w:bCs/>
-        </w:rPr>
-        <w:t>App</w:t>
-      </w:r>
-      <w:r>
-        <w:t xml:space="preserve"> skill, which is awareness-only in this workshop.</w:t>
+        <w:t xml:space="preserve">(Optional)</w:t>
+      </w:r>
+      <w:r>
+        <w:t xml:space="preserve"> </w:t>
+      </w:r>
+      <w:r>
+        <w:t xml:space="preserve">Enrollment in the</w:t>
+      </w:r>
+      <w:r>
+        <w:t xml:space="preserve"> </w:t>
+      </w:r>
+      <w:r>
+        <w:rPr>
+          <w:b/>
+          <w:bCs/>
+        </w:rPr>
+        <w:t xml:space="preserve">Frontier</w:t>
+      </w:r>
+      <w:r>
+        <w:t xml:space="preserve"> </w:t>
+      </w:r>
+      <w:r>
+        <w:t xml:space="preserve">program — only needed for the built-in</w:t>
+      </w:r>
+      <w:r>
+        <w:t xml:space="preserve"> </w:t>
+      </w:r>
+      <w:r>
+        <w:rPr>
+          <w:b/>
+          <w:bCs/>
+        </w:rPr>
+        <w:t xml:space="preserve">App</w:t>
+      </w:r>
+      <w:r>
+        <w:t xml:space="preserve"> </w:t>
+      </w:r>
+      <w:r>
+        <w:t xml:space="preserve">skill,</w:t>
+      </w:r>
+      <w:r>
+        <w:t xml:space="preserve"> </w:t>
+      </w:r>
+      <w:r>
+        <w:t xml:space="preserve">which is awareness-only in this workshop.</w:t>
       </w:r>
     </w:p>
     <w:p>
@@ -1161,68 +1500,55 @@
         <w:pStyle w:val="FirstParagraph"/>
       </w:pPr>
       <w:r>
-        <w:t xml:space="preserve">See </w:t>
-      </w:r>
-      <w:hyperlink r:id="rId12">
+        <w:t xml:space="preserve">See</w:t>
+      </w:r>
+      <w:r>
+        <w:t xml:space="preserve"> </w:t>
+      </w:r>
+      <w:hyperlink r:id="rId21">
         <w:r>
           <w:rPr>
             <w:rStyle w:val="Hyperlink"/>
           </w:rPr>
-          <w:t>readiness-checklist.docx</w:t>
+          <w:t xml:space="preserve">readiness-checklist.docx</w:t>
         </w:r>
       </w:hyperlink>
       <w:r>
-        <w:t xml:space="preserve"> for the full pre-workshop setup.</w:t>
-      </w:r>
-      <w:bookmarkEnd w:id="0"/>
-      <w:bookmarkEnd w:id="8"/>
-    </w:p>
+        <w:t xml:space="preserve"> </w:t>
+      </w:r>
+      <w:r>
+        <w:t xml:space="preserve">for the full pre-workshop setup.</w:t>
+      </w:r>
+    </w:p>
+    <w:bookmarkEnd w:id="22"/>
+    <w:bookmarkEnd w:id="23"/>
     <w:sectPr>
-      <w:footerReference w:type="default" r:id="rId13"/>
+      <w:footerReference w:type="default" r:id="rId10"/>
       <w:footnotePr>
         <w:numRestart w:val="eachSect"/>
       </w:footnotePr>
-      <w:pgSz w:w="12240" w:h="15840"/>
-      <w:pgMar w:top="1152" w:right="1224" w:bottom="1152" w:left="1224" w:header="720" w:footer="720" w:gutter="0"/>
-      <w:cols w:space="720"/>
+      <w:pgSz w:h="15840" w:w="12240"/>
+      <w:pgMar w:bottom="1152" w:left="1224" w:right="1224" w:top="1152"/>
     </w:sectPr>
   </w:body>
 </w:document>
 </file>
 
-<file path=word/endnotes.xml><?xml version="1.0" encoding="utf-8"?>
-<w:endnotes xmlns:wpc="http://schemas.microsoft.com/office/word/2010/wordprocessingCanvas" xmlns:cx="http://schemas.microsoft.com/office/drawing/2014/chartex" xmlns:cx1="http://schemas.microsoft.com/office/drawing/2015/9/8/chartex" xmlns:cx2="http://schemas.microsoft.com/office/drawing/2015/10/21/chartex" xmlns:cx3="http://schemas.microsoft.com/office/drawing/2016/5/9/chartex" xmlns:cx4="http://schemas.microsoft.com/office/drawing/2016/5/10/chartex" xmlns:cx5="http://schemas.microsoft.com/office/drawing/2016/5/11/chartex" xmlns:cx6="http://schemas.microsoft.com/office/drawing/2016/5/12/chartex" xmlns:cx7="http://schemas.microsoft.com/office/drawing/2016/5/13/chartex" xmlns:cx8="http://schemas.microsoft.com/office/drawing/2016/5/14/chartex" xmlns:mc="http://schemas.openxmlformats.org/markup-compatibility/2006" xmlns:aink="http://schemas.microsoft.com/office/drawing/2016/ink" xmlns:am3d="http://schemas.microsoft.com/office/drawing/2017/model3d" xmlns:o="urn:schemas-microsoft-com:office:office" xmlns:oel="http://schemas.microsoft.com/office/2019/extlst" xmlns:r="http://schemas.openxmlformats.org/officeDocument/2006/relationships" xmlns:m="http://schemas.openxmlformats.org/officeDocument/2006/math" xmlns:v="urn:schemas-microsoft-com:vml" xmlns:wp14="http://schemas.microsoft.com/office/word/2010/wordprocessingDrawing" xmlns:wp="http://schemas.openxmlformats.org/drawingml/2006/wordprocessingDrawing" xmlns:w10="urn:schemas-microsoft-com:office:word" xmlns:w="http://schemas.openxmlformats.org/wordprocessingml/2006/main" xmlns:w14="http://schemas.microsoft.com/office/word/2010/wordml" xmlns:w15="http://schemas.microsoft.com/office/word/2012/wordml" xmlns:w16cex="http://schemas.microsoft.com/office/word/2018/wordml/cex" xmlns:w16cid="http://schemas.microsoft.com/office/word/2016/wordml/cid" xmlns:w16="http://schemas.microsoft.com/office/word/2018/wordml" xmlns:w16du="http://schemas.microsoft.com/office/word/2023/wordml/word16du" xmlns:w16sdtdh="http://schemas.microsoft.com/office/word/2020/wordml/sdtdatahash" xmlns:w16sdtfl="http://schemas.microsoft.com/office/word/2024/wordml/sdtformatlock" xmlns:w16se="http://schemas.microsoft.com/office/word/2015/wordml/symex" xmlns:wpg="http://schemas.microsoft.com/office/word/2010/wordprocessingGroup" xmlns:wpi="http://schemas.microsoft.com/office/word/2010/wordprocessingInk" xmlns:wne="http://schemas.microsoft.com/office/word/2006/wordml" xmlns:wps="http://schemas.microsoft.com/office/word/2010/wordprocessingShape" mc:Ignorable="w14 w15 w16se w16cid w16 w16cex w16sdtdh w16sdtfl w16du wp14">
-  <w:endnote w:type="separator" w:id="-1">
-    <w:p>
-      <w:pPr>
-        <w:spacing w:after="0"/>
-      </w:pPr>
-      <w:r>
-        <w:separator/>
-      </w:r>
-    </w:p>
-  </w:endnote>
-  <w:endnote w:type="continuationSeparator" w:id="0">
-    <w:p>
-      <w:pPr>
-        <w:spacing w:after="0"/>
-      </w:pPr>
-      <w:r>
-        <w:continuationSeparator/>
-      </w:r>
-    </w:p>
-  </w:endnote>
-</w:endnotes>
+<file path=word/comments.xml><?xml version="1.0" encoding="utf-8"?>
+<w:comments xmlns:w="http://schemas.openxmlformats.org/wordprocessingml/2006/main" xmlns:m="http://schemas.openxmlformats.org/officeDocument/2006/math" xmlns:r="http://schemas.openxmlformats.org/officeDocument/2006/relationships" xmlns:o="urn:schemas-microsoft-com:office:office" xmlns:v="urn:schemas-microsoft-com:vml" xmlns:w10="urn:schemas-microsoft-com:office:word" xmlns:a="http://schemas.openxmlformats.org/drawingml/2006/main" xmlns:pic="http://schemas.openxmlformats.org/drawingml/2006/picture" xmlns:wp="http://schemas.openxmlformats.org/drawingml/2006/wordprocessingDrawing"/>
 </file>
 
 <file path=word/footer1.xml><?xml version="1.0" encoding="utf-8"?>
-<w:ftr xmlns:wpc="http://schemas.microsoft.com/office/word/2010/wordprocessingCanvas" xmlns:cx="http://schemas.microsoft.com/office/drawing/2014/chartex" xmlns:cx1="http://schemas.microsoft.com/office/drawing/2015/9/8/chartex" xmlns:cx2="http://schemas.microsoft.com/office/drawing/2015/10/21/chartex" xmlns:cx3="http://schemas.microsoft.com/office/drawing/2016/5/9/chartex" xmlns:cx4="http://schemas.microsoft.com/office/drawing/2016/5/10/chartex" xmlns:cx5="http://schemas.microsoft.com/office/drawing/2016/5/11/chartex" xmlns:cx6="http://schemas.microsoft.com/office/drawing/2016/5/12/chartex" xmlns:cx7="http://schemas.microsoft.com/office/drawing/2016/5/13/chartex" xmlns:cx8="http://schemas.microsoft.com/office/drawing/2016/5/14/chartex" xmlns:mc="http://schemas.openxmlformats.org/markup-compatibility/2006" xmlns:aink="http://schemas.microsoft.com/office/drawing/2016/ink" xmlns:am3d="http://schemas.microsoft.com/office/drawing/2017/model3d" xmlns:o="urn:schemas-microsoft-com:office:office" xmlns:oel="http://schemas.microsoft.com/office/2019/extlst" xmlns:r="http://schemas.openxmlformats.org/officeDocument/2006/relationships" xmlns:m="http://schemas.openxmlformats.org/officeDocument/2006/math" xmlns:v="urn:schemas-microsoft-com:vml" xmlns:wp14="http://schemas.microsoft.com/office/word/2010/wordprocessingDrawing" xmlns:wp="http://schemas.openxmlformats.org/drawingml/2006/wordprocessingDrawing" xmlns:w10="urn:schemas-microsoft-com:office:word" xmlns:w="http://schemas.openxmlformats.org/wordprocessingml/2006/main" xmlns:w14="http://schemas.microsoft.com/office/word/2010/wordml" xmlns:w15="http://schemas.microsoft.com/office/word/2012/wordml" xmlns:w16cex="http://schemas.microsoft.com/office/word/2018/wordml/cex" xmlns:w16cid="http://schemas.microsoft.com/office/word/2016/wordml/cid" xmlns:w16="http://schemas.microsoft.com/office/word/2018/wordml" xmlns:w16du="http://schemas.microsoft.com/office/word/2023/wordml/word16du" xmlns:w16sdtdh="http://schemas.microsoft.com/office/word/2020/wordml/sdtdatahash" xmlns:w16sdtfl="http://schemas.microsoft.com/office/word/2024/wordml/sdtformatlock" xmlns:w16se="http://schemas.microsoft.com/office/word/2015/wordml/symex" xmlns:wpg="http://schemas.microsoft.com/office/word/2010/wordprocessingGroup" xmlns:wpi="http://schemas.microsoft.com/office/word/2010/wordprocessingInk" xmlns:wne="http://schemas.microsoft.com/office/word/2006/wordml" xmlns:wps="http://schemas.microsoft.com/office/word/2010/wordprocessingShape" mc:Ignorable="w14 w15 w16se w16cid w16 w16cex w16sdtdh w16sdtfl w16du wp14">
+<w:ftr xmlns:m="http://schemas.openxmlformats.org/officeDocument/2006/math" xmlns:mc="http://schemas.openxmlformats.org/markup-compatibility/2006" xmlns:mo="http://schemas.microsoft.com/office/mac/office/2008/main" xmlns:mv="urn:schemas-microsoft-com:mac:vml" xmlns:o="urn:schemas-microsoft-com:office:office" xmlns:r="http://schemas.openxmlformats.org/officeDocument/2006/relationships" xmlns:v="urn:schemas-microsoft-com:vml" xmlns:w10="urn:schemas-microsoft-com:office:word" xmlns:w14="http://schemas.microsoft.com/office/word/2010/wordml" xmlns:w="http://schemas.openxmlformats.org/wordprocessingml/2006/main" xmlns:wne="http://schemas.microsoft.com/office/word/2006/wordml" xmlns:wp14="http://schemas.microsoft.com/office/word/2010/wordprocessingDrawing" xmlns:wp="http://schemas.openxmlformats.org/drawingml/2006/wordprocessingDrawing" xmlns:wpc="http://schemas.microsoft.com/office/word/2010/wordprocessingCanvas" xmlns:wpg="http://schemas.microsoft.com/office/word/2010/wordprocessingGroup" xmlns:wpi="http://schemas.microsoft.com/office/word/2010/wordprocessingInk" xmlns:wps="http://schemas.microsoft.com/office/word/2010/wordprocessingShape" mc:Ignorable="w14 wp14">
   <w:p>
     <w:pPr>
+      <w:pStyle w:val="Footer"/>
       <w:jc w:val="right"/>
     </w:pPr>
+    <w:r/>
     <w:r>
       <w:rPr>
+        <w:rFonts w:ascii="Segoe UI" w:hAnsi="Segoe UI"/>
         <w:color w:val="616161"/>
         <w:sz w:val="16"/>
       </w:rPr>
@@ -1234,34 +1560,7 @@
         <w:sz w:val="16"/>
       </w:rPr>
       <w:fldChar w:fldCharType="begin"/>
-    </w:r>
-    <w:r>
-      <w:rPr>
-        <w:color w:val="616161"/>
-        <w:sz w:val="16"/>
-      </w:rPr>
-      <w:instrText>PAGE</w:instrText>
-    </w:r>
-    <w:r>
-      <w:rPr>
-        <w:color w:val="616161"/>
-        <w:sz w:val="16"/>
-      </w:rPr>
-      <w:fldChar w:fldCharType="separate"/>
-    </w:r>
-    <w:r>
-      <w:rPr>
-        <w:noProof/>
-        <w:color w:val="616161"/>
-        <w:sz w:val="16"/>
-      </w:rPr>
-      <w:t>1</w:t>
-    </w:r>
-    <w:r>
-      <w:rPr>
-        <w:color w:val="616161"/>
-        <w:sz w:val="16"/>
-      </w:rPr>
+      <w:instrText xml:space="preserve">PAGE</w:instrText>
       <w:fldChar w:fldCharType="end"/>
     </w:r>
   </w:p>
@@ -1269,24 +1568,18 @@
 </file>
 
 <file path=word/footnotes.xml><?xml version="1.0" encoding="utf-8"?>
-<w:footnotes xmlns:wpc="http://schemas.microsoft.com/office/word/2010/wordprocessingCanvas" xmlns:cx="http://schemas.microsoft.com/office/drawing/2014/chartex" xmlns:cx1="http://schemas.microsoft.com/office/drawing/2015/9/8/chartex" xmlns:cx2="http://schemas.microsoft.com/office/drawing/2015/10/21/chartex" xmlns:cx3="http://schemas.microsoft.com/office/drawing/2016/5/9/chartex" xmlns:cx4="http://schemas.microsoft.com/office/drawing/2016/5/10/chartex" xmlns:cx5="http://schemas.microsoft.com/office/drawing/2016/5/11/chartex" xmlns:cx6="http://schemas.microsoft.com/office/drawing/2016/5/12/chartex" xmlns:cx7="http://schemas.microsoft.com/office/drawing/2016/5/13/chartex" xmlns:cx8="http://schemas.microsoft.com/office/drawing/2016/5/14/chartex" xmlns:mc="http://schemas.openxmlformats.org/markup-compatibility/2006" xmlns:aink="http://schemas.microsoft.com/office/drawing/2016/ink" xmlns:am3d="http://schemas.microsoft.com/office/drawing/2017/model3d" xmlns:o="urn:schemas-microsoft-com:office:office" xmlns:oel="http://schemas.microsoft.com/office/2019/extlst" xmlns:r="http://schemas.openxmlformats.org/officeDocument/2006/relationships" xmlns:m="http://schemas.openxmlformats.org/officeDocument/2006/math" xmlns:v="urn:schemas-microsoft-com:vml" xmlns:wp14="http://schemas.microsoft.com/office/word/2010/wordprocessingDrawing" xmlns:wp="http://schemas.openxmlformats.org/drawingml/2006/wordprocessingDrawing" xmlns:w10="urn:schemas-microsoft-com:office:word" xmlns:w="http://schemas.openxmlformats.org/wordprocessingml/2006/main" xmlns:w14="http://schemas.microsoft.com/office/word/2010/wordml" xmlns:w15="http://schemas.microsoft.com/office/word/2012/wordml" xmlns:w16cex="http://schemas.microsoft.com/office/word/2018/wordml/cex" xmlns:w16cid="http://schemas.microsoft.com/office/word/2016/wordml/cid" xmlns:w16="http://schemas.microsoft.com/office/word/2018/wordml" xmlns:w16du="http://schemas.microsoft.com/office/word/2023/wordml/word16du" xmlns:w16sdtdh="http://schemas.microsoft.com/office/word/2020/wordml/sdtdatahash" xmlns:w16sdtfl="http://schemas.microsoft.com/office/word/2024/wordml/sdtformatlock" xmlns:w16se="http://schemas.microsoft.com/office/word/2015/wordml/symex" xmlns:wpg="http://schemas.microsoft.com/office/word/2010/wordprocessingGroup" xmlns:wpi="http://schemas.microsoft.com/office/word/2010/wordprocessingInk" xmlns:wne="http://schemas.microsoft.com/office/word/2006/wordml" xmlns:wps="http://schemas.microsoft.com/office/word/2010/wordprocessingShape" mc:Ignorable="w14 w15 w16se w16cid w16 w16cex w16sdtdh w16sdtfl w16du wp14">
+<w:footnotes xmlns:w="http://schemas.openxmlformats.org/wordprocessingml/2006/main" xmlns:m="http://schemas.openxmlformats.org/officeDocument/2006/math" xmlns:r="http://schemas.openxmlformats.org/officeDocument/2006/relationships" xmlns:o="urn:schemas-microsoft-com:office:office" xmlns:v="urn:schemas-microsoft-com:vml" xmlns:w10="urn:schemas-microsoft-com:office:word" xmlns:a="http://schemas.openxmlformats.org/drawingml/2006/main" xmlns:pic="http://schemas.openxmlformats.org/drawingml/2006/picture" xmlns:wp="http://schemas.openxmlformats.org/drawingml/2006/wordprocessingDrawing">
+  <w:footnote w:type="continuationSeparator" w:id="0">
+    <w:p>
+      <w:r>
+        <w:continuationSeparator/>
+      </w:r>
+    </w:p>
+  </w:footnote>
   <w:footnote w:type="separator" w:id="-1">
     <w:p>
-      <w:pPr>
-        <w:spacing w:after="0"/>
-      </w:pPr>
       <w:r>
         <w:separator/>
-      </w:r>
-    </w:p>
-  </w:footnote>
-  <w:footnote w:type="continuationSeparator" w:id="0">
-    <w:p>
-      <w:pPr>
-        <w:spacing w:after="0"/>
-      </w:pPr>
-      <w:r>
-        <w:continuationSeparator/>
       </w:r>
     </w:p>
   </w:footnote>
@@ -1294,11 +1587,10 @@
 </file>
 
 <file path=word/numbering.xml><?xml version="1.0" encoding="utf-8"?>
-<w:numbering xmlns:wpc="http://schemas.microsoft.com/office/word/2010/wordprocessingCanvas" xmlns:cx="http://schemas.microsoft.com/office/drawing/2014/chartex" xmlns:cx1="http://schemas.microsoft.com/office/drawing/2015/9/8/chartex" xmlns:cx2="http://schemas.microsoft.com/office/drawing/2015/10/21/chartex" xmlns:cx3="http://schemas.microsoft.com/office/drawing/2016/5/9/chartex" xmlns:cx4="http://schemas.microsoft.com/office/drawing/2016/5/10/chartex" xmlns:cx5="http://schemas.microsoft.com/office/drawing/2016/5/11/chartex" xmlns:cx6="http://schemas.microsoft.com/office/drawing/2016/5/12/chartex" xmlns:cx7="http://schemas.microsoft.com/office/drawing/2016/5/13/chartex" xmlns:cx8="http://schemas.microsoft.com/office/drawing/2016/5/14/chartex" xmlns:mc="http://schemas.openxmlformats.org/markup-compatibility/2006" xmlns:aink="http://schemas.microsoft.com/office/drawing/2016/ink" xmlns:am3d="http://schemas.microsoft.com/office/drawing/2017/model3d" xmlns:o="urn:schemas-microsoft-com:office:office" xmlns:oel="http://schemas.microsoft.com/office/2019/extlst" xmlns:r="http://schemas.openxmlformats.org/officeDocument/2006/relationships" xmlns:m="http://schemas.openxmlformats.org/officeDocument/2006/math" xmlns:v="urn:schemas-microsoft-com:vml" xmlns:wp14="http://schemas.microsoft.com/office/word/2010/wordprocessingDrawing" xmlns:wp="http://schemas.openxmlformats.org/drawingml/2006/wordprocessingDrawing" xmlns:w10="urn:schemas-microsoft-com:office:word" xmlns:w="http://schemas.openxmlformats.org/wordprocessingml/2006/main" xmlns:w14="http://schemas.microsoft.com/office/word/2010/wordml" xmlns:w15="http://schemas.microsoft.com/office/word/2012/wordml" xmlns:w16cex="http://schemas.microsoft.com/office/word/2018/wordml/cex" xmlns:w16cid="http://schemas.microsoft.com/office/word/2016/wordml/cid" xmlns:w16="http://schemas.microsoft.com/office/word/2018/wordml" xmlns:w16du="http://schemas.microsoft.com/office/word/2023/wordml/word16du" xmlns:w16sdtdh="http://schemas.microsoft.com/office/word/2020/wordml/sdtdatahash" xmlns:w16sdtfl="http://schemas.microsoft.com/office/word/2024/wordml/sdtformatlock" xmlns:w16se="http://schemas.microsoft.com/office/word/2015/wordml/symex" xmlns:wpg="http://schemas.microsoft.com/office/word/2010/wordprocessingGroup" xmlns:wpi="http://schemas.microsoft.com/office/word/2010/wordprocessingInk" xmlns:wne="http://schemas.microsoft.com/office/word/2006/wordml" xmlns:wps="http://schemas.microsoft.com/office/word/2010/wordprocessingShape" mc:Ignorable="w14 w15 w16se w16cid w16 w16cex w16sdtdh w16sdtfl w16du wp14">
-  <w:abstractNum w:abstractNumId="0" w15:restartNumberingAfterBreak="0">
+<w:numbering xmlns:w="http://schemas.openxmlformats.org/wordprocessingml/2006/main">
+  <w:abstractNum w:abstractNumId="990">
     <w:nsid w:val="0000A990"/>
     <w:multiLevelType w:val="multilevel"/>
-    <w:tmpl w:val="B6FC6754"/>
     <w:lvl w:ilvl="0">
       <w:numFmt w:val="bullet"/>
       <w:lvlText w:val=" "/>
@@ -1372,10 +1664,94 @@
       </w:pPr>
     </w:lvl>
   </w:abstractNum>
-  <w:abstractNum w:abstractNumId="1" w15:restartNumberingAfterBreak="0">
+  <w:abstractNum w:abstractNumId="99411">
+    <w:nsid w:val="00A99411"/>
+    <w:multiLevelType w:val="multilevel"/>
+    <w:lvl w:ilvl="0">
+      <w:start w:val="1"/>
+      <w:numFmt w:val="decimal"/>
+      <w:lvlText w:val="%1."/>
+      <w:lvlJc w:val="left"/>
+      <w:pPr>
+        <w:ind w:left="720" w:hanging="360"/>
+      </w:pPr>
+    </w:lvl>
+    <w:lvl w:ilvl="1">
+      <w:start w:val="1"/>
+      <w:numFmt w:val="decimal"/>
+      <w:lvlText w:val="%2."/>
+      <w:lvlJc w:val="left"/>
+      <w:pPr>
+        <w:ind w:left="1440" w:hanging="360"/>
+      </w:pPr>
+    </w:lvl>
+    <w:lvl w:ilvl="2">
+      <w:start w:val="1"/>
+      <w:numFmt w:val="decimal"/>
+      <w:lvlText w:val="%3."/>
+      <w:lvlJc w:val="left"/>
+      <w:pPr>
+        <w:ind w:left="2160" w:hanging="360"/>
+      </w:pPr>
+    </w:lvl>
+    <w:lvl w:ilvl="3">
+      <w:start w:val="1"/>
+      <w:numFmt w:val="decimal"/>
+      <w:lvlText w:val="%4."/>
+      <w:lvlJc w:val="left"/>
+      <w:pPr>
+        <w:ind w:left="2880" w:hanging="360"/>
+      </w:pPr>
+    </w:lvl>
+    <w:lvl w:ilvl="4">
+      <w:start w:val="1"/>
+      <w:numFmt w:val="decimal"/>
+      <w:lvlText w:val="%5."/>
+      <w:lvlJc w:val="left"/>
+      <w:pPr>
+        <w:ind w:left="3600" w:hanging="360"/>
+      </w:pPr>
+    </w:lvl>
+    <w:lvl w:ilvl="5">
+      <w:start w:val="1"/>
+      <w:numFmt w:val="decimal"/>
+      <w:lvlText w:val="%6."/>
+      <w:lvlJc w:val="left"/>
+      <w:pPr>
+        <w:ind w:left="4320" w:hanging="360"/>
+      </w:pPr>
+    </w:lvl>
+    <w:lvl w:ilvl="6">
+      <w:start w:val="1"/>
+      <w:numFmt w:val="decimal"/>
+      <w:lvlText w:val="%7."/>
+      <w:lvlJc w:val="left"/>
+      <w:pPr>
+        <w:ind w:left="5040" w:hanging="360"/>
+      </w:pPr>
+    </w:lvl>
+    <w:lvl w:ilvl="7">
+      <w:start w:val="1"/>
+      <w:numFmt w:val="decimal"/>
+      <w:lvlText w:val="%8."/>
+      <w:lvlJc w:val="left"/>
+      <w:pPr>
+        <w:ind w:left="5760" w:hanging="360"/>
+      </w:pPr>
+    </w:lvl>
+    <w:lvl w:ilvl="8">
+      <w:start w:val="1"/>
+      <w:numFmt w:val="decimal"/>
+      <w:lvlText w:val="%9."/>
+      <w:lvlJc w:val="left"/>
+      <w:pPr>
+        <w:ind w:left="6480" w:hanging="360"/>
+      </w:pPr>
+    </w:lvl>
+  </w:abstractNum>
+  <w:abstractNum w:abstractNumId="991">
     <w:nsid w:val="0000A991"/>
     <w:multiLevelType w:val="multilevel"/>
-    <w:tmpl w:val="14288BC6"/>
     <w:lvl w:ilvl="0">
       <w:numFmt w:val="bullet"/>
       <w:lvlText w:val=""/>
@@ -1476,97 +1852,11 @@
       </w:rPr>
     </w:lvl>
   </w:abstractNum>
-  <w:abstractNum w:abstractNumId="2" w15:restartNumberingAfterBreak="0">
-    <w:nsid w:val="00A99411"/>
-    <w:multiLevelType w:val="multilevel"/>
-    <w:tmpl w:val="A1F23FD0"/>
-    <w:lvl w:ilvl="0">
-      <w:start w:val="1"/>
-      <w:numFmt w:val="decimal"/>
-      <w:lvlText w:val="%1."/>
-      <w:lvlJc w:val="left"/>
-      <w:pPr>
-        <w:ind w:left="720" w:hanging="360"/>
-      </w:pPr>
-    </w:lvl>
-    <w:lvl w:ilvl="1">
-      <w:start w:val="1"/>
-      <w:numFmt w:val="decimal"/>
-      <w:lvlText w:val="%2."/>
-      <w:lvlJc w:val="left"/>
-      <w:pPr>
-        <w:ind w:left="1440" w:hanging="360"/>
-      </w:pPr>
-    </w:lvl>
-    <w:lvl w:ilvl="2">
-      <w:start w:val="1"/>
-      <w:numFmt w:val="decimal"/>
-      <w:lvlText w:val="%3."/>
-      <w:lvlJc w:val="left"/>
-      <w:pPr>
-        <w:ind w:left="2160" w:hanging="360"/>
-      </w:pPr>
-    </w:lvl>
-    <w:lvl w:ilvl="3">
-      <w:start w:val="1"/>
-      <w:numFmt w:val="decimal"/>
-      <w:lvlText w:val="%4."/>
-      <w:lvlJc w:val="left"/>
-      <w:pPr>
-        <w:ind w:left="2880" w:hanging="360"/>
-      </w:pPr>
-    </w:lvl>
-    <w:lvl w:ilvl="4">
-      <w:start w:val="1"/>
-      <w:numFmt w:val="decimal"/>
-      <w:lvlText w:val="%5."/>
-      <w:lvlJc w:val="left"/>
-      <w:pPr>
-        <w:ind w:left="3600" w:hanging="360"/>
-      </w:pPr>
-    </w:lvl>
-    <w:lvl w:ilvl="5">
-      <w:start w:val="1"/>
-      <w:numFmt w:val="decimal"/>
-      <w:lvlText w:val="%6."/>
-      <w:lvlJc w:val="left"/>
-      <w:pPr>
-        <w:ind w:left="4320" w:hanging="360"/>
-      </w:pPr>
-    </w:lvl>
-    <w:lvl w:ilvl="6">
-      <w:start w:val="1"/>
-      <w:numFmt w:val="decimal"/>
-      <w:lvlText w:val="%7."/>
-      <w:lvlJc w:val="left"/>
-      <w:pPr>
-        <w:ind w:left="5040" w:hanging="360"/>
-      </w:pPr>
-    </w:lvl>
-    <w:lvl w:ilvl="7">
-      <w:start w:val="1"/>
-      <w:numFmt w:val="decimal"/>
-      <w:lvlText w:val="%8."/>
-      <w:lvlJc w:val="left"/>
-      <w:pPr>
-        <w:ind w:left="5760" w:hanging="360"/>
-      </w:pPr>
-    </w:lvl>
-    <w:lvl w:ilvl="8">
-      <w:start w:val="1"/>
-      <w:numFmt w:val="decimal"/>
-      <w:lvlText w:val="%9."/>
-      <w:lvlJc w:val="left"/>
-      <w:pPr>
-        <w:ind w:left="6480" w:hanging="360"/>
-      </w:pPr>
-    </w:lvl>
-  </w:abstractNum>
-  <w:num w:numId="1" w16cid:durableId="1531643335">
-    <w:abstractNumId w:val="0"/>
+  <w:num w:numId="1000">
+    <w:abstractNumId w:val="990"/>
   </w:num>
-  <w:num w:numId="2" w16cid:durableId="764421589">
-    <w:abstractNumId w:val="2"/>
+  <w:num w:numId="1001">
+    <w:abstractNumId w:val="99411"/>
     <w:lvlOverride w:ilvl="0">
       <w:startOverride w:val="1"/>
     </w:lvlOverride>
@@ -1595,11 +1885,11 @@
       <w:startOverride w:val="1"/>
     </w:lvlOverride>
   </w:num>
-  <w:num w:numId="3" w16cid:durableId="2134209806">
-    <w:abstractNumId w:val="1"/>
+  <w:num w:numId="1002">
+    <w:abstractNumId w:val="991"/>
   </w:num>
-  <w:num w:numId="4" w16cid:durableId="1539853560">
-    <w:abstractNumId w:val="2"/>
+  <w:num w:numId="1003">
+    <w:abstractNumId w:val="99411"/>
     <w:lvlOverride w:ilvl="0">
       <w:startOverride w:val="1"/>
     </w:lvlOverride>
@@ -1628,27 +1918,27 @@
       <w:startOverride w:val="1"/>
     </w:lvlOverride>
   </w:num>
-  <w:num w:numId="5" w16cid:durableId="1449932754">
-    <w:abstractNumId w:val="1"/>
+  <w:num w:numId="1004">
+    <w:abstractNumId w:val="991"/>
   </w:num>
-  <w:num w:numId="6" w16cid:durableId="1482385305">
-    <w:abstractNumId w:val="1"/>
+  <w:num w:numId="1005">
+    <w:abstractNumId w:val="991"/>
   </w:num>
-  <w:num w:numId="7" w16cid:durableId="1865514535">
-    <w:abstractNumId w:val="1"/>
+  <w:num w:numId="1006">
+    <w:abstractNumId w:val="991"/>
   </w:num>
 </w:numbering>
 </file>
 
 <file path=word/styles.xml><?xml version="1.0" encoding="utf-8"?>
-<w:styles xmlns:mc="http://schemas.openxmlformats.org/markup-compatibility/2006" xmlns:r="http://schemas.openxmlformats.org/officeDocument/2006/relationships" xmlns:w="http://schemas.openxmlformats.org/wordprocessingml/2006/main" xmlns:w14="http://schemas.microsoft.com/office/word/2010/wordml" xmlns:w15="http://schemas.microsoft.com/office/word/2012/wordml" xmlns:w16cex="http://schemas.microsoft.com/office/word/2018/wordml/cex" xmlns:w16cid="http://schemas.microsoft.com/office/word/2016/wordml/cid" xmlns:w16="http://schemas.microsoft.com/office/word/2018/wordml" xmlns:w16du="http://schemas.microsoft.com/office/word/2023/wordml/word16du" xmlns:w16sdtdh="http://schemas.microsoft.com/office/word/2020/wordml/sdtdatahash" xmlns:w16sdtfl="http://schemas.microsoft.com/office/word/2024/wordml/sdtformatlock" xmlns:w16se="http://schemas.microsoft.com/office/word/2015/wordml/symex" mc:Ignorable="w14 w15 w16se w16cid w16 w16cex w16sdtdh w16sdtfl w16du">
+<w:styles xmlns:r="http://schemas.openxmlformats.org/officeDocument/2006/relationships" xmlns:w="http://schemas.openxmlformats.org/wordprocessingml/2006/main">
   <w:docDefaults>
     <w:rPrDefault>
       <w:rPr>
-        <w:rFonts w:asciiTheme="minorHAnsi" w:eastAsiaTheme="minorEastAsia" w:hAnsiTheme="minorHAnsi" w:cstheme="minorBidi"/>
+        <w:rFonts w:asciiTheme="minorHAnsi" w:cstheme="minorBidi" w:eastAsiaTheme="minorEastAsia" w:hAnsiTheme="minorHAnsi"/>
         <w:sz w:val="24"/>
         <w:szCs w:val="24"/>
-        <w:lang w:val="en-US" w:eastAsia="zh-CN" w:bidi="ar-SA"/>
+        <w:lang w:bidi="ar-SA" w:eastAsia="zh-CN" w:val="en-US"/>
       </w:rPr>
     </w:rPrDefault>
     <w:pPrDefault>
@@ -1657,260 +1947,189 @@
       </w:pPr>
     </w:pPrDefault>
   </w:docDefaults>
-  <w:latentStyles w:defLockedState="0" w:defUIPriority="0" w:defSemiHidden="0" w:defUnhideWhenUsed="0" w:defQFormat="0" w:count="376">
-    <w:lsdException w:name="Normal Table" w:semiHidden="1" w:unhideWhenUsed="1"/>
-    <w:lsdException w:name="Table Simple 1" w:semiHidden="1" w:unhideWhenUsed="1"/>
-    <w:lsdException w:name="Table Simple 2" w:semiHidden="1" w:unhideWhenUsed="1"/>
-    <w:lsdException w:name="Table Simple 3" w:semiHidden="1" w:unhideWhenUsed="1"/>
-    <w:lsdException w:name="Table Classic 1" w:semiHidden="1" w:unhideWhenUsed="1"/>
-    <w:lsdException w:name="Table Classic 2" w:semiHidden="1" w:unhideWhenUsed="1"/>
-    <w:lsdException w:name="Table Classic 3" w:semiHidden="1" w:unhideWhenUsed="1"/>
-    <w:lsdException w:name="Table Classic 4" w:semiHidden="1" w:unhideWhenUsed="1"/>
-    <w:lsdException w:name="Table Colorful 1" w:semiHidden="1" w:unhideWhenUsed="1"/>
-    <w:lsdException w:name="Table Colorful 2" w:semiHidden="1" w:unhideWhenUsed="1"/>
-    <w:lsdException w:name="Table Colorful 3" w:semiHidden="1" w:unhideWhenUsed="1"/>
-    <w:lsdException w:name="Table Columns 1" w:semiHidden="1" w:unhideWhenUsed="1"/>
-    <w:lsdException w:name="Table Columns 2" w:semiHidden="1" w:unhideWhenUsed="1"/>
-    <w:lsdException w:name="Table Columns 3" w:semiHidden="1" w:unhideWhenUsed="1"/>
-    <w:lsdException w:name="Table Columns 4" w:semiHidden="1" w:unhideWhenUsed="1"/>
-    <w:lsdException w:name="Table Columns 5" w:semiHidden="1" w:unhideWhenUsed="1"/>
-    <w:lsdException w:name="Table Grid 1" w:semiHidden="1" w:unhideWhenUsed="1"/>
-    <w:lsdException w:name="Table Grid 2" w:semiHidden="1" w:unhideWhenUsed="1"/>
-    <w:lsdException w:name="Table Grid 3" w:semiHidden="1" w:unhideWhenUsed="1"/>
-    <w:lsdException w:name="Table Grid 4" w:semiHidden="1" w:unhideWhenUsed="1"/>
-    <w:lsdException w:name="Table Grid 5" w:semiHidden="1" w:unhideWhenUsed="1"/>
-    <w:lsdException w:name="Table Grid 6" w:semiHidden="1" w:unhideWhenUsed="1"/>
-    <w:lsdException w:name="Table Grid 7" w:semiHidden="1" w:unhideWhenUsed="1"/>
-    <w:lsdException w:name="Table Grid 8" w:semiHidden="1" w:unhideWhenUsed="1"/>
-    <w:lsdException w:name="Table List 1" w:semiHidden="1" w:unhideWhenUsed="1"/>
-    <w:lsdException w:name="Table List 2" w:semiHidden="1" w:unhideWhenUsed="1"/>
-    <w:lsdException w:name="Table List 3" w:semiHidden="1" w:unhideWhenUsed="1"/>
-    <w:lsdException w:name="Table List 4" w:semiHidden="1" w:unhideWhenUsed="1"/>
-    <w:lsdException w:name="Table List 5" w:semiHidden="1" w:unhideWhenUsed="1"/>
-    <w:lsdException w:name="Table List 6" w:semiHidden="1" w:unhideWhenUsed="1"/>
-    <w:lsdException w:name="Table List 7" w:semiHidden="1" w:unhideWhenUsed="1"/>
-    <w:lsdException w:name="Table List 8" w:semiHidden="1" w:unhideWhenUsed="1"/>
-    <w:lsdException w:name="Table 3D effects 1" w:semiHidden="1" w:unhideWhenUsed="1"/>
-    <w:lsdException w:name="Table 3D effects 2" w:semiHidden="1" w:unhideWhenUsed="1"/>
-    <w:lsdException w:name="Table 3D effects 3" w:semiHidden="1" w:unhideWhenUsed="1"/>
-    <w:lsdException w:name="Table Contemporary" w:semiHidden="1" w:unhideWhenUsed="1"/>
-    <w:lsdException w:name="Table Elegant" w:semiHidden="1" w:unhideWhenUsed="1"/>
-    <w:lsdException w:name="Table Professional" w:semiHidden="1" w:unhideWhenUsed="1"/>
-    <w:lsdException w:name="Table Subtle 1" w:semiHidden="1" w:unhideWhenUsed="1"/>
-    <w:lsdException w:name="Table Subtle 2" w:semiHidden="1" w:unhideWhenUsed="1"/>
-    <w:lsdException w:name="Table Web 1" w:semiHidden="1" w:unhideWhenUsed="1"/>
-    <w:lsdException w:name="Table Web 2" w:semiHidden="1" w:unhideWhenUsed="1"/>
-    <w:lsdException w:name="Table Web 3" w:semiHidden="1" w:unhideWhenUsed="1"/>
-    <w:lsdException w:name="Table Theme" w:semiHidden="1" w:unhideWhenUsed="1"/>
-    <w:lsdException w:name="Light Shading"/>
-    <w:lsdException w:name="Light List"/>
-    <w:lsdException w:name="Light Grid"/>
-    <w:lsdException w:name="Medium Shading 1"/>
-    <w:lsdException w:name="Medium Shading 2"/>
-    <w:lsdException w:name="Medium List 1"/>
-    <w:lsdException w:name="Medium List 2"/>
-    <w:lsdException w:name="Medium Grid 1"/>
-    <w:lsdException w:name="Medium Grid 2"/>
-    <w:lsdException w:name="Medium Grid 3"/>
-    <w:lsdException w:name="Dark List"/>
-    <w:lsdException w:name="Colorful Shading"/>
-    <w:lsdException w:name="Colorful List"/>
-    <w:lsdException w:name="Colorful Grid"/>
-    <w:lsdException w:name="Light Shading Accent 1"/>
-    <w:lsdException w:name="Light List Accent 1"/>
-    <w:lsdException w:name="Light Grid Accent 1"/>
-    <w:lsdException w:name="Medium Shading 1 Accent 1"/>
-    <w:lsdException w:name="Medium Shading 2 Accent 1"/>
-    <w:lsdException w:name="Medium List 1 Accent 1"/>
-    <w:lsdException w:name="Medium List 2 Accent 1"/>
-    <w:lsdException w:name="Medium Grid 1 Accent 1"/>
-    <w:lsdException w:name="Medium Grid 2 Accent 1"/>
-    <w:lsdException w:name="Medium Grid 3 Accent 1"/>
-    <w:lsdException w:name="Dark List Accent 1"/>
-    <w:lsdException w:name="Colorful Shading Accent 1"/>
-    <w:lsdException w:name="Colorful List Accent 1"/>
-    <w:lsdException w:name="Colorful Grid Accent 1"/>
-    <w:lsdException w:name="Light Shading Accent 2"/>
-    <w:lsdException w:name="Light List Accent 2"/>
-    <w:lsdException w:name="Light Grid Accent 2"/>
-    <w:lsdException w:name="Medium Shading 1 Accent 2"/>
-    <w:lsdException w:name="Medium Shading 2 Accent 2"/>
-    <w:lsdException w:name="Medium List 1 Accent 2"/>
-    <w:lsdException w:name="Medium List 2 Accent 2"/>
-    <w:lsdException w:name="Medium Grid 1 Accent 2"/>
-    <w:lsdException w:name="Medium Grid 2 Accent 2"/>
-    <w:lsdException w:name="Medium Grid 3 Accent 2"/>
-    <w:lsdException w:name="Dark List Accent 2"/>
-    <w:lsdException w:name="Colorful Shading Accent 2"/>
-    <w:lsdException w:name="Colorful List Accent 2"/>
-    <w:lsdException w:name="Colorful Grid Accent 2"/>
-    <w:lsdException w:name="Light Shading Accent 3"/>
-    <w:lsdException w:name="Light List Accent 3"/>
-    <w:lsdException w:name="Light Grid Accent 3"/>
-    <w:lsdException w:name="Medium Shading 1 Accent 3"/>
-    <w:lsdException w:name="Medium Shading 2 Accent 3"/>
-    <w:lsdException w:name="Medium List 1 Accent 3"/>
-    <w:lsdException w:name="Medium List 2 Accent 3"/>
-    <w:lsdException w:name="Medium Grid 1 Accent 3"/>
-    <w:lsdException w:name="Medium Grid 2 Accent 3"/>
-    <w:lsdException w:name="Medium Grid 3 Accent 3"/>
-    <w:lsdException w:name="Dark List Accent 3"/>
-    <w:lsdException w:name="Colorful Shading Accent 3"/>
-    <w:lsdException w:name="Colorful List Accent 3"/>
-    <w:lsdException w:name="Colorful Grid Accent 3"/>
-    <w:lsdException w:name="Light Shading Accent 4"/>
-    <w:lsdException w:name="Light List Accent 4"/>
-    <w:lsdException w:name="Light Grid Accent 4"/>
-    <w:lsdException w:name="Medium Shading 1 Accent 4"/>
-    <w:lsdException w:name="Medium Shading 2 Accent 4"/>
-    <w:lsdException w:name="Medium List 1 Accent 4"/>
-    <w:lsdException w:name="Medium List 2 Accent 4"/>
-    <w:lsdException w:name="Medium Grid 1 Accent 4"/>
-    <w:lsdException w:name="Medium Grid 2 Accent 4"/>
-    <w:lsdException w:name="Medium Grid 3 Accent 4"/>
-    <w:lsdException w:name="Dark List Accent 4"/>
-    <w:lsdException w:name="Colorful Shading Accent 4"/>
-    <w:lsdException w:name="Colorful List Accent 4"/>
-    <w:lsdException w:name="Colorful Grid Accent 4"/>
-    <w:lsdException w:name="Light Shading Accent 5"/>
-    <w:lsdException w:name="Light List Accent 5"/>
-    <w:lsdException w:name="Light Grid Accent 5"/>
-    <w:lsdException w:name="Medium Shading 1 Accent 5"/>
-    <w:lsdException w:name="Medium Shading 2 Accent 5"/>
-    <w:lsdException w:name="Medium List 1 Accent 5"/>
-    <w:lsdException w:name="Medium List 2 Accent 5"/>
-    <w:lsdException w:name="Medium Grid 1 Accent 5"/>
-    <w:lsdException w:name="Medium Grid 2 Accent 5"/>
-    <w:lsdException w:name="Medium Grid 3 Accent 5"/>
-    <w:lsdException w:name="Dark List Accent 5"/>
-    <w:lsdException w:name="Colorful Shading Accent 5"/>
-    <w:lsdException w:name="Colorful List Accent 5"/>
-    <w:lsdException w:name="Colorful Grid Accent 5"/>
-    <w:lsdException w:name="Light Shading Accent 6"/>
-    <w:lsdException w:name="Light List Accent 6"/>
-    <w:lsdException w:name="Light Grid Accent 6"/>
-    <w:lsdException w:name="Medium Shading 1 Accent 6"/>
-    <w:lsdException w:name="Medium Shading 2 Accent 6"/>
-    <w:lsdException w:name="Medium List 1 Accent 6"/>
-    <w:lsdException w:name="Medium List 2 Accent 6"/>
-    <w:lsdException w:name="Medium Grid 1 Accent 6"/>
-    <w:lsdException w:name="Medium Grid 2 Accent 6"/>
-    <w:lsdException w:name="Medium Grid 3 Accent 6"/>
-    <w:lsdException w:name="Dark List Accent 6"/>
-    <w:lsdException w:name="Colorful Shading Accent 6"/>
-    <w:lsdException w:name="Colorful List Accent 6"/>
-    <w:lsdException w:name="Colorful Grid Accent 6"/>
-    <w:lsdException w:name="Grid Table 4" w:uiPriority="49"/>
-    <w:lsdException w:name="Grid Table 5 Dark" w:uiPriority="50"/>
-    <w:lsdException w:name="Grid Table 6 Colorful" w:uiPriority="51"/>
-    <w:lsdException w:name="Grid Table 7 Colorful" w:uiPriority="52"/>
-    <w:lsdException w:name="Grid Table 1 Light Accent 1" w:uiPriority="46"/>
-    <w:lsdException w:name="Grid Table 2 Accent 1" w:uiPriority="47"/>
-    <w:lsdException w:name="Grid Table 3 Accent 1" w:uiPriority="48"/>
-    <w:lsdException w:name="Grid Table 4 Accent 1" w:uiPriority="49"/>
-    <w:lsdException w:name="Grid Table 5 Dark Accent 1" w:uiPriority="50"/>
-    <w:lsdException w:name="Grid Table 6 Colorful Accent 1" w:uiPriority="51"/>
-    <w:lsdException w:name="Grid Table 7 Colorful Accent 1" w:uiPriority="52"/>
-    <w:lsdException w:name="Grid Table 1 Light Accent 2" w:uiPriority="46"/>
-    <w:lsdException w:name="Grid Table 2 Accent 2" w:uiPriority="47"/>
-    <w:lsdException w:name="Grid Table 3 Accent 2" w:uiPriority="48"/>
-    <w:lsdException w:name="Grid Table 4 Accent 2" w:uiPriority="49"/>
-    <w:lsdException w:name="Grid Table 5 Dark Accent 2" w:uiPriority="50"/>
-    <w:lsdException w:name="Grid Table 6 Colorful Accent 2" w:uiPriority="51"/>
-    <w:lsdException w:name="Grid Table 7 Colorful Accent 2" w:uiPriority="52"/>
-    <w:lsdException w:name="Grid Table 1 Light Accent 3" w:uiPriority="46"/>
-    <w:lsdException w:name="Grid Table 2 Accent 3" w:uiPriority="47"/>
-    <w:lsdException w:name="Grid Table 3 Accent 3" w:uiPriority="48"/>
-    <w:lsdException w:name="Grid Table 4 Accent 3" w:uiPriority="49"/>
-    <w:lsdException w:name="Grid Table 5 Dark Accent 3" w:uiPriority="50"/>
-    <w:lsdException w:name="Grid Table 6 Colorful Accent 3" w:uiPriority="51"/>
-    <w:lsdException w:name="Grid Table 7 Colorful Accent 3" w:uiPriority="52"/>
-    <w:lsdException w:name="Grid Table 1 Light Accent 4" w:uiPriority="46"/>
-    <w:lsdException w:name="Grid Table 2 Accent 4" w:uiPriority="47"/>
-    <w:lsdException w:name="Grid Table 3 Accent 4" w:uiPriority="48"/>
-    <w:lsdException w:name="Grid Table 4 Accent 4" w:uiPriority="49"/>
-    <w:lsdException w:name="Grid Table 5 Dark Accent 4" w:uiPriority="50"/>
-    <w:lsdException w:name="Grid Table 6 Colorful Accent 4" w:uiPriority="51"/>
-    <w:lsdException w:name="Grid Table 7 Colorful Accent 4" w:uiPriority="52"/>
-    <w:lsdException w:name="Grid Table 1 Light Accent 5" w:uiPriority="46"/>
-    <w:lsdException w:name="Grid Table 2 Accent 5" w:uiPriority="47"/>
-    <w:lsdException w:name="Grid Table 3 Accent 5" w:uiPriority="48"/>
-    <w:lsdException w:name="Grid Table 4 Accent 5" w:uiPriority="49"/>
-    <w:lsdException w:name="Grid Table 5 Dark Accent 5" w:uiPriority="50"/>
-    <w:lsdException w:name="Grid Table 6 Colorful Accent 5" w:uiPriority="51"/>
-    <w:lsdException w:name="Grid Table 7 Colorful Accent 5" w:uiPriority="52"/>
-    <w:lsdException w:name="Grid Table 1 Light Accent 6" w:uiPriority="46"/>
-    <w:lsdException w:name="Grid Table 2 Accent 6" w:uiPriority="47"/>
-    <w:lsdException w:name="Grid Table 3 Accent 6" w:uiPriority="48"/>
-    <w:lsdException w:name="Grid Table 4 Accent 6" w:uiPriority="49"/>
-    <w:lsdException w:name="Grid Table 5 Dark Accent 6" w:uiPriority="50"/>
-    <w:lsdException w:name="Grid Table 6 Colorful Accent 6" w:uiPriority="51"/>
-    <w:lsdException w:name="Grid Table 7 Colorful Accent 6" w:uiPriority="52"/>
-    <w:lsdException w:name="List Table 1 Light" w:uiPriority="46"/>
-    <w:lsdException w:name="List Table 2" w:uiPriority="47"/>
-    <w:lsdException w:name="List Table 3" w:uiPriority="48"/>
-    <w:lsdException w:name="List Table 4" w:uiPriority="49"/>
-    <w:lsdException w:name="List Table 5 Dark" w:uiPriority="50"/>
-    <w:lsdException w:name="List Table 6 Colorful" w:uiPriority="51"/>
-    <w:lsdException w:name="List Table 7 Colorful" w:uiPriority="52"/>
-    <w:lsdException w:name="List Table 1 Light Accent 1" w:uiPriority="46"/>
-    <w:lsdException w:name="List Table 2 Accent 1" w:uiPriority="47"/>
-    <w:lsdException w:name="List Table 3 Accent 1" w:uiPriority="48"/>
-    <w:lsdException w:name="List Table 4 Accent 1" w:uiPriority="49"/>
-    <w:lsdException w:name="List Table 5 Dark Accent 1" w:uiPriority="50"/>
-    <w:lsdException w:name="List Table 6 Colorful Accent 1" w:uiPriority="51"/>
-    <w:lsdException w:name="List Table 7 Colorful Accent 1" w:uiPriority="52"/>
-    <w:lsdException w:name="List Table 1 Light Accent 2" w:uiPriority="46"/>
-    <w:lsdException w:name="List Table 2 Accent 2" w:uiPriority="47"/>
-    <w:lsdException w:name="List Table 3 Accent 2" w:uiPriority="48"/>
-    <w:lsdException w:name="List Table 4 Accent 2" w:uiPriority="49"/>
-    <w:lsdException w:name="List Table 5 Dark Accent 2" w:uiPriority="50"/>
-    <w:lsdException w:name="List Table 6 Colorful Accent 2" w:uiPriority="51"/>
-    <w:lsdException w:name="List Table 7 Colorful Accent 2" w:uiPriority="52"/>
-    <w:lsdException w:name="List Table 1 Light Accent 3" w:uiPriority="46"/>
-    <w:lsdException w:name="List Table 2 Accent 3" w:uiPriority="47"/>
-    <w:lsdException w:name="List Table 3 Accent 3" w:uiPriority="48"/>
-    <w:lsdException w:name="List Table 4 Accent 3" w:uiPriority="49"/>
-    <w:lsdException w:name="List Table 5 Dark Accent 3" w:uiPriority="50"/>
-    <w:lsdException w:name="List Table 6 Colorful Accent 3" w:uiPriority="51"/>
-    <w:lsdException w:name="List Table 7 Colorful Accent 3" w:uiPriority="52"/>
-    <w:lsdException w:name="List Table 1 Light Accent 4" w:uiPriority="46"/>
-    <w:lsdException w:name="List Table 2 Accent 4" w:uiPriority="47"/>
-    <w:lsdException w:name="List Table 3 Accent 4" w:uiPriority="48"/>
-    <w:lsdException w:name="List Table 4 Accent 4" w:uiPriority="49"/>
-    <w:lsdException w:name="List Table 5 Dark Accent 4" w:uiPriority="50"/>
-    <w:lsdException w:name="List Table 6 Colorful Accent 4" w:uiPriority="51"/>
-    <w:lsdException w:name="List Table 7 Colorful Accent 4" w:uiPriority="52"/>
-    <w:lsdException w:name="List Table 1 Light Accent 5" w:uiPriority="46"/>
-    <w:lsdException w:name="List Table 2 Accent 5" w:uiPriority="47"/>
-    <w:lsdException w:name="List Table 3 Accent 5" w:uiPriority="48"/>
-    <w:lsdException w:name="List Table 4 Accent 5" w:uiPriority="49"/>
-    <w:lsdException w:name="List Table 5 Dark Accent 5" w:uiPriority="50"/>
-    <w:lsdException w:name="List Table 6 Colorful Accent 5" w:uiPriority="51"/>
-    <w:lsdException w:name="List Table 7 Colorful Accent 5" w:uiPriority="52"/>
-    <w:lsdException w:name="List Table 1 Light Accent 6" w:uiPriority="46"/>
-    <w:lsdException w:name="List Table 2 Accent 6" w:uiPriority="47"/>
-    <w:lsdException w:name="List Table 3 Accent 6" w:uiPriority="48"/>
-    <w:lsdException w:name="List Table 4 Accent 6" w:uiPriority="49"/>
-    <w:lsdException w:name="List Table 5 Dark Accent 6" w:uiPriority="50"/>
-    <w:lsdException w:name="List Table 6 Colorful Accent 6" w:uiPriority="51"/>
-    <w:lsdException w:name="List Table 7 Colorful Accent 6" w:uiPriority="52"/>
-    <w:lsdException w:name="Mention" w:semiHidden="1" w:uiPriority="99" w:unhideWhenUsed="1"/>
-    <w:lsdException w:name="Smart Hyperlink" w:semiHidden="1" w:uiPriority="99" w:unhideWhenUsed="1"/>
-    <w:lsdException w:name="Hashtag" w:semiHidden="1" w:uiPriority="99" w:unhideWhenUsed="1"/>
-    <w:lsdException w:name="Unresolved Mention" w:semiHidden="1" w:uiPriority="99" w:unhideWhenUsed="1"/>
-    <w:lsdException w:name="Smart Link" w:semiHidden="1" w:uiPriority="99" w:unhideWhenUsed="1"/>
-  </w:latentStyles>
-  <w:style w:type="paragraph" w:default="1" w:styleId="Normal">
+  <w:latentStyles w:count="276" w:defLockedState="0" w:defQFormat="0" w:defSemiHidden="0" w:defUIPriority="0" w:defUnhideWhenUsed="0"/>
+  <w:style w:default="1" w:styleId="Normal" w:type="paragraph">
     <w:name w:val="Normal"/>
     <w:qFormat/>
     <w:rPr>
-      <w:rFonts w:ascii="Segoe UI" w:eastAsia="Segoe UI" w:hAnsi="Segoe UI" w:cs="Segoe UI"/>
+      <w:rFonts w:ascii="Segoe UI" w:cs="Segoe UI" w:eastAsia="Segoe UI" w:hAnsi="Segoe UI"/>
       <w:color w:val="242424"/>
       <w:sz w:val="21"/>
     </w:rPr>
   </w:style>
-  <w:style w:type="paragraph" w:styleId="Heading1">
+  <w:style w:styleId="BodyText" w:type="paragraph">
+    <w:name w:val="Body Text"/>
+    <w:basedOn w:val="Normal"/>
+    <w:link w:val="BodyTextChar"/>
+    <w:qFormat/>
+    <w:pPr>
+      <w:spacing w:after="120" w:before="180"/>
+    </w:pPr>
+    <w:rPr>
+      <w:rFonts w:ascii="Segoe UI" w:cs="Segoe UI" w:eastAsia="Segoe UI" w:hAnsi="Segoe UI"/>
+      <w:color w:val="242424"/>
+      <w:sz w:val="21"/>
+    </w:rPr>
+  </w:style>
+  <w:style w:customStyle="1" w:styleId="FirstParagraph" w:type="paragraph">
+    <w:name w:val="First Paragraph"/>
+    <w:basedOn w:val="BodyText"/>
+    <w:next w:val="BodyText"/>
+    <w:qFormat/>
+    <w:rPr>
+      <w:rFonts w:ascii="Segoe UI" w:cs="Segoe UI" w:eastAsia="Segoe UI" w:hAnsi="Segoe UI"/>
+      <w:color w:val="242424"/>
+      <w:sz w:val="21"/>
+    </w:rPr>
+  </w:style>
+  <w:style w:customStyle="1" w:styleId="Compact" w:type="paragraph">
+    <w:name w:val="Compact"/>
+    <w:basedOn w:val="BodyText"/>
+    <w:qFormat/>
+    <w:pPr>
+      <w:spacing w:after="36" w:before="36"/>
+    </w:pPr>
+    <w:rPr>
+      <w:rFonts w:ascii="Segoe UI" w:cs="Segoe UI" w:eastAsia="Segoe UI" w:hAnsi="Segoe UI"/>
+      <w:color w:val="242424"/>
+      <w:sz w:val="21"/>
+    </w:rPr>
+  </w:style>
+  <w:style w:styleId="Title" w:type="paragraph">
+    <w:name w:val="Title"/>
+    <w:basedOn w:val="Normal"/>
+    <w:next w:val="BodyText"/>
+    <w:link w:val="TitleChar"/>
+    <w:uiPriority w:val="10"/>
+    <w:qFormat/>
+    <w:rsid w:val="00A10FD9"/>
+    <w:pPr>
+      <w:spacing w:after="80" w:line="240" w:lineRule="auto"/>
+      <w:contextualSpacing/>
+      <w:jc w:val="center"/>
+    </w:pPr>
+    <w:rPr>
+      <w:rFonts w:ascii="Segoe UI Semibold" w:cs="Segoe UI Semibold" w:eastAsia="Segoe UI Semibold" w:hAnsi="Segoe UI Semibold"/>
+      <w:color w:val="3B1041"/>
+      <w:sz w:val="48"/>
+      <w:szCs w:val="56"/>
+    </w:rPr>
+  </w:style>
+  <w:style w:customStyle="1" w:styleId="TitleChar" w:type="character">
+    <w:name w:val="Title Char"/>
+    <w:basedOn w:val="DefaultParagraphFont"/>
+    <w:link w:val="Title"/>
+    <w:uiPriority w:val="10"/>
+    <w:rsid w:val="00A10FD9"/>
+    <w:rPr>
+      <w:rFonts w:asciiTheme="majorHAnsi" w:cstheme="majorBidi" w:eastAsiaTheme="majorEastAsia" w:hAnsiTheme="majorHAnsi"/>
+      <w:sz w:val="56"/>
+      <w:szCs w:val="56"/>
+    </w:rPr>
+  </w:style>
+  <w:style w:styleId="Subtitle" w:type="paragraph">
+    <w:name w:val="Subtitle"/>
+    <w:basedOn w:val="Title"/>
+    <w:next w:val="BodyText"/>
+    <w:link w:val="SubtitleChar"/>
+    <w:uiPriority w:val="11"/>
+    <w:qFormat/>
+    <w:rsid w:val="00A10FD9"/>
+    <w:pPr>
+      <w:numPr>
+        <w:ilvl w:val="1"/>
+      </w:numPr>
+    </w:pPr>
+    <w:rPr>
+      <w:rFonts w:cstheme="majorBidi" w:eastAsiaTheme="majorEastAsia"/>
+      <w:spacing w:val="15"/>
+      <w:sz w:val="28"/>
+      <w:szCs w:val="28"/>
+    </w:rPr>
+  </w:style>
+  <w:style w:customStyle="1" w:styleId="SubtitleChar" w:type="character">
+    <w:name w:val="Subtitle Char"/>
+    <w:basedOn w:val="DefaultParagraphFont"/>
+    <w:link w:val="Subtitle"/>
+    <w:uiPriority w:val="11"/>
+    <w:rsid w:val="00A10FD9"/>
+    <w:rPr>
+      <w:rFonts w:cstheme="majorBidi" w:eastAsiaTheme="majorEastAsia"/>
+      <w:color w:themeColor="text1" w:themeTint="A6" w:val="595959"/>
+      <w:spacing w:val="15"/>
+      <w:sz w:val="28"/>
+      <w:szCs w:val="28"/>
+    </w:rPr>
+  </w:style>
+  <w:style w:customStyle="1" w:styleId="Author" w:type="paragraph">
+    <w:name w:val="Author"/>
+    <w:basedOn w:val="Title"/>
+    <w:next w:val="BodyText"/>
+    <w:qFormat/>
+    <w:pPr>
+      <w:keepNext/>
+      <w:keepLines/>
+    </w:pPr>
+    <w:rPr>
+      <w:sz w:val="24"/>
+      <w:szCs w:val="24"/>
+    </w:rPr>
+  </w:style>
+  <w:style w:styleId="Date" w:type="paragraph">
+    <w:name w:val="Date"/>
+    <w:basedOn w:val="Title"/>
+    <w:next w:val="BodyText"/>
+    <w:qFormat/>
+    <w:pPr>
+      <w:keepNext/>
+      <w:keepLines/>
+    </w:pPr>
+    <w:rPr>
+      <w:sz w:val="24"/>
+      <w:szCs w:val="24"/>
+    </w:rPr>
+  </w:style>
+  <w:style w:customStyle="1" w:styleId="AbstractTitle" w:type="paragraph">
+    <w:name w:val="Abstract Title"/>
+    <w:basedOn w:val="Normal"/>
+    <w:next w:val="Abstract"/>
+    <w:qFormat/>
+    <w:pPr>
+      <w:keepNext/>
+      <w:keepLines/>
+      <w:spacing w:after="0" w:before="300"/>
+      <w:jc w:val="center"/>
+    </w:pPr>
+    <w:rPr>
+      <w:b/>
+      <w:sz w:val="20"/>
+      <w:szCs w:val="20"/>
+    </w:rPr>
+  </w:style>
+  <w:style w:customStyle="1" w:styleId="Abstract" w:type="paragraph">
+    <w:name w:val="Abstract"/>
+    <w:basedOn w:val="Normal"/>
+    <w:next w:val="BodyText"/>
+    <w:qFormat/>
+    <w:pPr>
+      <w:keepNext/>
+      <w:keepLines/>
+      <w:spacing w:after="300" w:before="100"/>
+    </w:pPr>
+    <w:rPr>
+      <w:sz w:val="20"/>
+      <w:szCs w:val="20"/>
+    </w:rPr>
+  </w:style>
+  <w:style w:styleId="Bibliography" w:type="paragraph">
+    <w:name w:val="Bibliography"/>
+    <w:basedOn w:val="Normal"/>
+    <w:next w:val="Bibliography"/>
+    <w:qFormat/>
+    <w:pPr/>
+    <w:rPr/>
+  </w:style>
+  <w:style w:styleId="Heading1" w:type="paragraph">
     <w:name w:val="heading 1"/>
     <w:basedOn w:val="Normal"/>
     <w:next w:val="BodyText"/>
@@ -1921,17 +2140,19 @@
     <w:pPr>
       <w:keepNext/>
       <w:keepLines/>
-      <w:spacing w:before="240" w:after="80"/>
+      <w:spacing w:after="80" w:before="240"/>
       <w:outlineLvl w:val="0"/>
     </w:pPr>
     <w:rPr>
-      <w:rFonts w:ascii="Segoe UI Semibold" w:eastAsia="Segoe UI Semibold" w:hAnsi="Segoe UI Semibold" w:cs="Segoe UI Semibold"/>
+      <w:rFonts w:ascii="Segoe UI Semibold" w:cs="Segoe UI Semibold" w:eastAsia="Segoe UI Semibold" w:hAnsi="Segoe UI Semibold"/>
+      <w:b w:val="0"/>
+      <w:i w:val="0"/>
       <w:color w:val="3B1041"/>
       <w:sz w:val="40"/>
       <w:szCs w:val="40"/>
     </w:rPr>
   </w:style>
-  <w:style w:type="paragraph" w:styleId="Heading2">
+  <w:style w:styleId="Heading2" w:type="paragraph">
     <w:name w:val="heading 2"/>
     <w:basedOn w:val="Normal"/>
     <w:next w:val="BodyText"/>
@@ -1944,17 +2165,19 @@
     <w:pPr>
       <w:keepNext/>
       <w:keepLines/>
-      <w:spacing w:before="280" w:after="80"/>
+      <w:spacing w:after="80" w:before="280"/>
       <w:outlineLvl w:val="1"/>
     </w:pPr>
     <w:rPr>
-      <w:rFonts w:ascii="Segoe UI Semibold" w:eastAsia="Segoe UI Semibold" w:hAnsi="Segoe UI Semibold" w:cs="Segoe UI Semibold"/>
+      <w:rFonts w:ascii="Segoe UI Semibold" w:cs="Segoe UI Semibold" w:eastAsia="Segoe UI Semibold" w:hAnsi="Segoe UI Semibold"/>
+      <w:b w:val="0"/>
+      <w:i w:val="0"/>
       <w:color w:val="3B1041"/>
       <w:sz w:val="30"/>
       <w:szCs w:val="32"/>
     </w:rPr>
   </w:style>
-  <w:style w:type="paragraph" w:styleId="Heading3">
+  <w:style w:styleId="Heading3" w:type="paragraph">
     <w:name w:val="heading 3"/>
     <w:basedOn w:val="Normal"/>
     <w:next w:val="BodyText"/>
@@ -1967,17 +2190,19 @@
     <w:pPr>
       <w:keepNext/>
       <w:keepLines/>
-      <w:spacing w:before="200" w:after="80"/>
+      <w:spacing w:after="80" w:before="200"/>
       <w:outlineLvl w:val="2"/>
     </w:pPr>
     <w:rPr>
-      <w:rFonts w:ascii="Segoe UI Semibold" w:eastAsia="Segoe UI Semibold" w:hAnsi="Segoe UI Semibold" w:cs="Segoe UI Semibold"/>
+      <w:rFonts w:ascii="Segoe UI Semibold" w:cs="Segoe UI Semibold" w:eastAsia="Segoe UI Semibold" w:hAnsi="Segoe UI Semibold"/>
+      <w:b w:val="0"/>
+      <w:i w:val="0"/>
       <w:color w:val="3B1041"/>
       <w:sz w:val="25"/>
       <w:szCs w:val="28"/>
     </w:rPr>
   </w:style>
-  <w:style w:type="paragraph" w:styleId="Heading4">
+  <w:style w:styleId="Heading4" w:type="paragraph">
     <w:name w:val="heading 4"/>
     <w:basedOn w:val="Normal"/>
     <w:next w:val="BodyText"/>
@@ -1990,16 +2215,19 @@
     <w:pPr>
       <w:keepNext/>
       <w:keepLines/>
-      <w:spacing w:before="160" w:after="80"/>
+      <w:spacing w:after="80" w:before="160"/>
       <w:outlineLvl w:val="3"/>
     </w:pPr>
     <w:rPr>
-      <w:rFonts w:ascii="Segoe UI Semibold" w:eastAsia="Segoe UI Semibold" w:hAnsi="Segoe UI Semibold" w:cs="Segoe UI Semibold"/>
+      <w:rFonts w:ascii="Segoe UI Semibold" w:cs="Segoe UI Semibold" w:eastAsia="Segoe UI Semibold" w:hAnsi="Segoe UI Semibold"/>
+      <w:b w:val="0"/>
+      <w:i w:val="0"/>
       <w:iCs/>
+      <w:color w:val="242424"/>
       <w:sz w:val="22"/>
     </w:rPr>
   </w:style>
-  <w:style w:type="paragraph" w:styleId="Heading5">
+  <w:style w:styleId="Heading5" w:type="paragraph">
     <w:name w:val="heading 5"/>
     <w:basedOn w:val="Normal"/>
     <w:next w:val="BodyText"/>
@@ -2012,14 +2240,18 @@
     <w:pPr>
       <w:keepNext/>
       <w:keepLines/>
-      <w:spacing w:before="120" w:after="80"/>
+      <w:spacing w:after="80" w:before="120"/>
       <w:outlineLvl w:val="4"/>
     </w:pPr>
     <w:rPr>
-      <w:rFonts w:ascii="Segoe UI Semibold" w:eastAsia="Segoe UI Semibold" w:hAnsi="Segoe UI Semibold" w:cs="Segoe UI Semibold"/>
-    </w:rPr>
-  </w:style>
-  <w:style w:type="paragraph" w:styleId="Heading6">
+      <w:rFonts w:ascii="Segoe UI Semibold" w:cs="Segoe UI Semibold" w:eastAsia="Segoe UI Semibold" w:hAnsi="Segoe UI Semibold"/>
+      <w:b w:val="0"/>
+      <w:i w:val="0"/>
+      <w:color w:val="242424"/>
+      <w:sz w:val="21"/>
+    </w:rPr>
+  </w:style>
+  <w:style w:styleId="Heading6" w:type="paragraph">
     <w:name w:val="heading 6"/>
     <w:basedOn w:val="Normal"/>
     <w:next w:val="BodyText"/>
@@ -2032,17 +2264,17 @@
     <w:pPr>
       <w:keepNext/>
       <w:keepLines/>
-      <w:spacing w:before="40" w:after="0"/>
+      <w:spacing w:after="0" w:before="40"/>
       <w:outlineLvl w:val="5"/>
     </w:pPr>
     <w:rPr>
-      <w:rFonts w:eastAsiaTheme="majorEastAsia" w:cstheme="majorBidi"/>
+      <w:rFonts w:cstheme="majorBidi" w:eastAsiaTheme="majorEastAsia"/>
       <w:i/>
       <w:iCs/>
-      <w:color w:val="595959" w:themeColor="text1" w:themeTint="A6"/>
-    </w:rPr>
-  </w:style>
-  <w:style w:type="paragraph" w:styleId="Heading7">
+      <w:color w:themeColor="text1" w:themeTint="A6" w:val="595959"/>
+    </w:rPr>
+  </w:style>
+  <w:style w:styleId="Heading7" w:type="paragraph">
     <w:name w:val="heading 7"/>
     <w:basedOn w:val="Normal"/>
     <w:next w:val="BodyText"/>
@@ -2055,15 +2287,15 @@
     <w:pPr>
       <w:keepNext/>
       <w:keepLines/>
-      <w:spacing w:before="40" w:after="0"/>
+      <w:spacing w:after="0" w:before="40"/>
       <w:outlineLvl w:val="6"/>
     </w:pPr>
     <w:rPr>
-      <w:rFonts w:eastAsiaTheme="majorEastAsia" w:cstheme="majorBidi"/>
-      <w:color w:val="595959" w:themeColor="text1" w:themeTint="A6"/>
-    </w:rPr>
-  </w:style>
-  <w:style w:type="paragraph" w:styleId="Heading8">
+      <w:rFonts w:cstheme="majorBidi" w:eastAsiaTheme="majorEastAsia"/>
+      <w:color w:themeColor="text1" w:themeTint="A6" w:val="595959"/>
+    </w:rPr>
+  </w:style>
+  <w:style w:styleId="Heading8" w:type="paragraph">
     <w:name w:val="heading 8"/>
     <w:basedOn w:val="Normal"/>
     <w:next w:val="BodyText"/>
@@ -2080,13 +2312,13 @@
       <w:outlineLvl w:val="7"/>
     </w:pPr>
     <w:rPr>
-      <w:rFonts w:eastAsiaTheme="majorEastAsia" w:cstheme="majorBidi"/>
+      <w:rFonts w:cstheme="majorBidi" w:eastAsiaTheme="majorEastAsia"/>
       <w:i/>
       <w:iCs/>
-      <w:color w:val="272727" w:themeColor="text1" w:themeTint="D8"/>
-    </w:rPr>
-  </w:style>
-  <w:style w:type="paragraph" w:styleId="Heading9">
+      <w:color w:themeColor="text1" w:themeTint="D8" w:val="272727"/>
+    </w:rPr>
+  </w:style>
+  <w:style w:styleId="Heading9" w:type="paragraph">
     <w:name w:val="heading 9"/>
     <w:basedOn w:val="Normal"/>
     <w:next w:val="BodyText"/>
@@ -2103,204 +2335,24 @@
       <w:outlineLvl w:val="8"/>
     </w:pPr>
     <w:rPr>
-      <w:rFonts w:eastAsiaTheme="majorEastAsia" w:cstheme="majorBidi"/>
-      <w:color w:val="272727" w:themeColor="text1" w:themeTint="D8"/>
-    </w:rPr>
-  </w:style>
-  <w:style w:type="character" w:default="1" w:styleId="DefaultParagraphFont">
-    <w:name w:val="Default Paragraph Font"/>
-    <w:uiPriority w:val="1"/>
-    <w:semiHidden/>
-    <w:unhideWhenUsed/>
-  </w:style>
-  <w:style w:type="table" w:default="1" w:styleId="TableNormal">
-    <w:name w:val="Normal Table"/>
-    <w:uiPriority w:val="99"/>
-    <w:semiHidden/>
-    <w:unhideWhenUsed/>
-    <w:tblPr>
-      <w:tblInd w:w="0" w:type="dxa"/>
-      <w:tblCellMar>
-        <w:top w:w="0" w:type="dxa"/>
-        <w:left w:w="108" w:type="dxa"/>
-        <w:bottom w:w="0" w:type="dxa"/>
-        <w:right w:w="108" w:type="dxa"/>
-      </w:tblCellMar>
-    </w:tblPr>
-  </w:style>
-  <w:style w:type="numbering" w:default="1" w:styleId="NoList">
-    <w:name w:val="No List"/>
-    <w:uiPriority w:val="99"/>
-    <w:semiHidden/>
-    <w:unhideWhenUsed/>
-  </w:style>
-  <w:style w:type="paragraph" w:styleId="BodyText">
-    <w:name w:val="Body Text"/>
-    <w:basedOn w:val="Normal"/>
-    <w:qFormat/>
-    <w:pPr>
-      <w:spacing w:before="180" w:after="120"/>
-    </w:pPr>
-  </w:style>
-  <w:style w:type="paragraph" w:customStyle="1" w:styleId="FirstParagraph">
-    <w:name w:val="First Paragraph"/>
-    <w:basedOn w:val="BodyText"/>
-    <w:next w:val="BodyText"/>
-    <w:qFormat/>
-  </w:style>
-  <w:style w:type="paragraph" w:customStyle="1" w:styleId="Compact">
-    <w:name w:val="Compact"/>
-    <w:basedOn w:val="BodyText"/>
-    <w:qFormat/>
-    <w:pPr>
-      <w:spacing w:before="36" w:after="36"/>
-    </w:pPr>
-  </w:style>
-  <w:style w:type="paragraph" w:styleId="Title">
-    <w:name w:val="Title"/>
-    <w:basedOn w:val="Normal"/>
-    <w:next w:val="BodyText"/>
-    <w:link w:val="TitleChar"/>
-    <w:uiPriority w:val="10"/>
-    <w:qFormat/>
-    <w:rsid w:val="00A10FD9"/>
-    <w:pPr>
-      <w:spacing w:after="80"/>
-      <w:contextualSpacing/>
-      <w:jc w:val="center"/>
-    </w:pPr>
-    <w:rPr>
-      <w:rFonts w:ascii="Segoe UI Semibold" w:eastAsia="Segoe UI Semibold" w:hAnsi="Segoe UI Semibold" w:cs="Segoe UI Semibold"/>
-      <w:color w:val="3B1041"/>
-      <w:sz w:val="48"/>
-      <w:szCs w:val="56"/>
-    </w:rPr>
-  </w:style>
-  <w:style w:type="character" w:customStyle="1" w:styleId="TitleChar">
-    <w:name w:val="Title Char"/>
-    <w:basedOn w:val="DefaultParagraphFont"/>
-    <w:link w:val="Title"/>
-    <w:uiPriority w:val="10"/>
-    <w:rsid w:val="00A10FD9"/>
-    <w:rPr>
-      <w:rFonts w:asciiTheme="majorHAnsi" w:eastAsiaTheme="majorEastAsia" w:hAnsiTheme="majorHAnsi" w:cstheme="majorBidi"/>
-      <w:sz w:val="56"/>
-      <w:szCs w:val="56"/>
-    </w:rPr>
-  </w:style>
-  <w:style w:type="paragraph" w:styleId="Subtitle">
-    <w:name w:val="Subtitle"/>
-    <w:basedOn w:val="Title"/>
-    <w:next w:val="BodyText"/>
-    <w:link w:val="SubtitleChar"/>
-    <w:uiPriority w:val="11"/>
-    <w:qFormat/>
-    <w:rsid w:val="00A10FD9"/>
-    <w:pPr>
-      <w:numPr>
-        <w:ilvl w:val="1"/>
-      </w:numPr>
-    </w:pPr>
-    <w:rPr>
-      <w:rFonts w:eastAsiaTheme="majorEastAsia" w:cstheme="majorBidi"/>
-      <w:spacing w:val="15"/>
-      <w:sz w:val="28"/>
-      <w:szCs w:val="28"/>
-    </w:rPr>
-  </w:style>
-  <w:style w:type="character" w:customStyle="1" w:styleId="SubtitleChar">
-    <w:name w:val="Subtitle Char"/>
-    <w:basedOn w:val="DefaultParagraphFont"/>
-    <w:link w:val="Subtitle"/>
-    <w:uiPriority w:val="11"/>
-    <w:rsid w:val="00A10FD9"/>
-    <w:rPr>
-      <w:rFonts w:eastAsiaTheme="majorEastAsia" w:cstheme="majorBidi"/>
-      <w:color w:val="595959" w:themeColor="text1" w:themeTint="A6"/>
-      <w:spacing w:val="15"/>
-      <w:sz w:val="28"/>
-      <w:szCs w:val="28"/>
-    </w:rPr>
-  </w:style>
-  <w:style w:type="paragraph" w:customStyle="1" w:styleId="Author">
-    <w:name w:val="Author"/>
-    <w:basedOn w:val="Title"/>
-    <w:next w:val="BodyText"/>
-    <w:qFormat/>
-    <w:pPr>
-      <w:keepNext/>
-      <w:keepLines/>
-    </w:pPr>
-    <w:rPr>
-      <w:sz w:val="24"/>
-      <w:szCs w:val="24"/>
-    </w:rPr>
-  </w:style>
-  <w:style w:type="paragraph" w:styleId="Date">
-    <w:name w:val="Date"/>
-    <w:basedOn w:val="Title"/>
-    <w:next w:val="BodyText"/>
-    <w:qFormat/>
-    <w:pPr>
-      <w:keepNext/>
-      <w:keepLines/>
-    </w:pPr>
-    <w:rPr>
-      <w:sz w:val="24"/>
-      <w:szCs w:val="24"/>
-    </w:rPr>
-  </w:style>
-  <w:style w:type="paragraph" w:customStyle="1" w:styleId="AbstractTitle">
-    <w:name w:val="Abstract Title"/>
-    <w:basedOn w:val="Normal"/>
-    <w:next w:val="Abstract"/>
-    <w:qFormat/>
-    <w:pPr>
-      <w:keepNext/>
-      <w:keepLines/>
-      <w:spacing w:before="300" w:after="0"/>
-      <w:jc w:val="center"/>
-    </w:pPr>
-    <w:rPr>
-      <w:b/>
-      <w:sz w:val="20"/>
-      <w:szCs w:val="20"/>
-    </w:rPr>
-  </w:style>
-  <w:style w:type="paragraph" w:customStyle="1" w:styleId="Abstract">
-    <w:name w:val="Abstract"/>
-    <w:basedOn w:val="Normal"/>
-    <w:next w:val="BodyText"/>
-    <w:qFormat/>
-    <w:pPr>
-      <w:keepNext/>
-      <w:keepLines/>
-      <w:spacing w:before="100" w:after="300"/>
-    </w:pPr>
-    <w:rPr>
-      <w:sz w:val="20"/>
-      <w:szCs w:val="20"/>
-    </w:rPr>
-  </w:style>
-  <w:style w:type="paragraph" w:styleId="Bibliography">
-    <w:name w:val="Bibliography"/>
-    <w:basedOn w:val="Normal"/>
-    <w:qFormat/>
-  </w:style>
-  <w:style w:type="character" w:customStyle="1" w:styleId="Heading1Char">
+      <w:rFonts w:cstheme="majorBidi" w:eastAsiaTheme="majorEastAsia"/>
+      <w:color w:themeColor="text1" w:themeTint="D8" w:val="272727"/>
+    </w:rPr>
+  </w:style>
+  <w:style w:customStyle="1" w:styleId="Heading1Char" w:type="character">
     <w:name w:val="Heading 1 Char"/>
     <w:basedOn w:val="DefaultParagraphFont"/>
     <w:link w:val="Heading1"/>
     <w:uiPriority w:val="9"/>
     <w:rsid w:val="00A10FD9"/>
     <w:rPr>
-      <w:rFonts w:asciiTheme="majorHAnsi" w:eastAsiaTheme="majorEastAsia" w:hAnsiTheme="majorHAnsi" w:cstheme="majorBidi"/>
-      <w:color w:val="0F4761" w:themeColor="accent1" w:themeShade="BF"/>
+      <w:rFonts w:asciiTheme="majorHAnsi" w:cstheme="majorBidi" w:eastAsiaTheme="majorEastAsia" w:hAnsiTheme="majorHAnsi"/>
+      <w:color w:themeColor="accent1" w:themeShade="BF" w:val="0F4761"/>
       <w:sz w:val="40"/>
       <w:szCs w:val="40"/>
     </w:rPr>
   </w:style>
-  <w:style w:type="character" w:customStyle="1" w:styleId="Heading2Char">
+  <w:style w:customStyle="1" w:styleId="Heading2Char" w:type="character">
     <w:name w:val="Heading 2 Char"/>
     <w:basedOn w:val="DefaultParagraphFont"/>
     <w:link w:val="Heading2"/>
@@ -2308,13 +2360,13 @@
     <w:semiHidden/>
     <w:rsid w:val="00A10FD9"/>
     <w:rPr>
-      <w:rFonts w:asciiTheme="majorHAnsi" w:eastAsiaTheme="majorEastAsia" w:hAnsiTheme="majorHAnsi" w:cstheme="majorBidi"/>
-      <w:color w:val="0F4761" w:themeColor="accent1" w:themeShade="BF"/>
+      <w:rFonts w:asciiTheme="majorHAnsi" w:cstheme="majorBidi" w:eastAsiaTheme="majorEastAsia" w:hAnsiTheme="majorHAnsi"/>
+      <w:color w:themeColor="accent1" w:themeShade="BF" w:val="0F4761"/>
       <w:sz w:val="32"/>
       <w:szCs w:val="32"/>
     </w:rPr>
   </w:style>
-  <w:style w:type="character" w:customStyle="1" w:styleId="Heading3Char">
+  <w:style w:customStyle="1" w:styleId="Heading3Char" w:type="character">
     <w:name w:val="Heading 3 Char"/>
     <w:basedOn w:val="DefaultParagraphFont"/>
     <w:link w:val="Heading3"/>
@@ -2322,13 +2374,13 @@
     <w:semiHidden/>
     <w:rsid w:val="00A10FD9"/>
     <w:rPr>
-      <w:rFonts w:eastAsiaTheme="majorEastAsia" w:cstheme="majorBidi"/>
-      <w:color w:val="0F4761" w:themeColor="accent1" w:themeShade="BF"/>
+      <w:rFonts w:cstheme="majorBidi" w:eastAsiaTheme="majorEastAsia"/>
+      <w:color w:themeColor="accent1" w:themeShade="BF" w:val="0F4761"/>
       <w:sz w:val="28"/>
       <w:szCs w:val="28"/>
     </w:rPr>
   </w:style>
-  <w:style w:type="character" w:customStyle="1" w:styleId="Heading4Char">
+  <w:style w:customStyle="1" w:styleId="Heading4Char" w:type="character">
     <w:name w:val="Heading 4 Char"/>
     <w:basedOn w:val="DefaultParagraphFont"/>
     <w:link w:val="Heading4"/>
@@ -2336,13 +2388,13 @@
     <w:semiHidden/>
     <w:rsid w:val="00A10FD9"/>
     <w:rPr>
-      <w:rFonts w:eastAsiaTheme="majorEastAsia" w:cstheme="majorBidi"/>
+      <w:rFonts w:cstheme="majorBidi" w:eastAsiaTheme="majorEastAsia"/>
       <w:i/>
       <w:iCs/>
-      <w:color w:val="0F4761" w:themeColor="accent1" w:themeShade="BF"/>
-    </w:rPr>
-  </w:style>
-  <w:style w:type="character" w:customStyle="1" w:styleId="Heading5Char">
+      <w:color w:themeColor="accent1" w:themeShade="BF" w:val="0F4761"/>
+    </w:rPr>
+  </w:style>
+  <w:style w:customStyle="1" w:styleId="Heading5Char" w:type="character">
     <w:name w:val="Heading 5 Char"/>
     <w:basedOn w:val="DefaultParagraphFont"/>
     <w:link w:val="Heading5"/>
@@ -2350,11 +2402,11 @@
     <w:semiHidden/>
     <w:rsid w:val="00A10FD9"/>
     <w:rPr>
-      <w:rFonts w:eastAsiaTheme="majorEastAsia" w:cstheme="majorBidi"/>
-      <w:color w:val="0F4761" w:themeColor="accent1" w:themeShade="BF"/>
-    </w:rPr>
-  </w:style>
-  <w:style w:type="character" w:customStyle="1" w:styleId="Heading6Char">
+      <w:rFonts w:cstheme="majorBidi" w:eastAsiaTheme="majorEastAsia"/>
+      <w:color w:themeColor="accent1" w:themeShade="BF" w:val="0F4761"/>
+    </w:rPr>
+  </w:style>
+  <w:style w:customStyle="1" w:styleId="Heading6Char" w:type="character">
     <w:name w:val="Heading 6 Char"/>
     <w:basedOn w:val="DefaultParagraphFont"/>
     <w:link w:val="Heading6"/>
@@ -2362,13 +2414,13 @@
     <w:semiHidden/>
     <w:rsid w:val="00A10FD9"/>
     <w:rPr>
-      <w:rFonts w:eastAsiaTheme="majorEastAsia" w:cstheme="majorBidi"/>
+      <w:rFonts w:cstheme="majorBidi" w:eastAsiaTheme="majorEastAsia"/>
       <w:i/>
       <w:iCs/>
-      <w:color w:val="595959" w:themeColor="text1" w:themeTint="A6"/>
-    </w:rPr>
-  </w:style>
-  <w:style w:type="character" w:customStyle="1" w:styleId="Heading7Char">
+      <w:color w:themeColor="text1" w:themeTint="A6" w:val="595959"/>
+    </w:rPr>
+  </w:style>
+  <w:style w:customStyle="1" w:styleId="Heading7Char" w:type="character">
     <w:name w:val="Heading 7 Char"/>
     <w:basedOn w:val="DefaultParagraphFont"/>
     <w:link w:val="Heading7"/>
@@ -2376,11 +2428,11 @@
     <w:semiHidden/>
     <w:rsid w:val="00A10FD9"/>
     <w:rPr>
-      <w:rFonts w:eastAsiaTheme="majorEastAsia" w:cstheme="majorBidi"/>
-      <w:color w:val="595959" w:themeColor="text1" w:themeTint="A6"/>
-    </w:rPr>
-  </w:style>
-  <w:style w:type="character" w:customStyle="1" w:styleId="Heading8Char">
+      <w:rFonts w:cstheme="majorBidi" w:eastAsiaTheme="majorEastAsia"/>
+      <w:color w:themeColor="text1" w:themeTint="A6" w:val="595959"/>
+    </w:rPr>
+  </w:style>
+  <w:style w:customStyle="1" w:styleId="Heading8Char" w:type="character">
     <w:name w:val="Heading 8 Char"/>
     <w:basedOn w:val="DefaultParagraphFont"/>
     <w:link w:val="Heading8"/>
@@ -2388,13 +2440,13 @@
     <w:semiHidden/>
     <w:rsid w:val="00A10FD9"/>
     <w:rPr>
-      <w:rFonts w:eastAsiaTheme="majorEastAsia" w:cstheme="majorBidi"/>
+      <w:rFonts w:cstheme="majorBidi" w:eastAsiaTheme="majorEastAsia"/>
       <w:i/>
       <w:iCs/>
-      <w:color w:val="272727" w:themeColor="text1" w:themeTint="D8"/>
-    </w:rPr>
-  </w:style>
-  <w:style w:type="character" w:customStyle="1" w:styleId="Heading9Char">
+      <w:color w:themeColor="text1" w:themeTint="D8" w:val="272727"/>
+    </w:rPr>
+  </w:style>
+  <w:style w:customStyle="1" w:styleId="Heading9Char" w:type="character">
     <w:name w:val="Heading 9 Char"/>
     <w:basedOn w:val="DefaultParagraphFont"/>
     <w:link w:val="Heading9"/>
@@ -2402,11 +2454,11 @@
     <w:semiHidden/>
     <w:rsid w:val="00A10FD9"/>
     <w:rPr>
-      <w:rFonts w:eastAsiaTheme="majorEastAsia" w:cstheme="majorBidi"/>
-      <w:color w:val="272727" w:themeColor="text1" w:themeTint="D8"/>
-    </w:rPr>
-  </w:style>
-  <w:style w:type="paragraph" w:styleId="BlockText">
+      <w:rFonts w:cstheme="majorBidi" w:eastAsiaTheme="majorEastAsia"/>
+      <w:color w:themeColor="text1" w:themeTint="D8" w:val="272727"/>
+    </w:rPr>
+  </w:style>
+  <w:style w:styleId="BlockText" w:type="paragraph">
     <w:name w:val="Block Text"/>
     <w:basedOn w:val="BodyText"/>
     <w:next w:val="BodyText"/>
@@ -2414,22 +2466,29 @@
     <w:unhideWhenUsed/>
     <w:qFormat/>
     <w:pPr>
+      <w:spacing w:after="40" w:before="40"/>
+      <w:ind w:firstLine="0" w:left="288" w:right="144"/>
       <w:pBdr>
-        <w:left w:val="single" w:sz="18" w:space="8" w:color="3B1041"/>
+        <w:left w:color="3B1041" w:space="8" w:sz="18" w:val="single"/>
       </w:pBdr>
-      <w:shd w:val="clear" w:color="auto" w:fill="FBF6FD"/>
-      <w:spacing w:before="40" w:after="40"/>
-      <w:ind w:left="288" w:right="144"/>
+      <w:shd w:color="auto" w:fill="FBF6FD" w:val="clear"/>
     </w:pPr>
-  </w:style>
-  <w:style w:type="paragraph" w:styleId="FootnoteText">
-    <w:name w:val="footnote text"/>
+    <w:rPr>
+      <w:rFonts w:ascii="Segoe UI" w:cs="Segoe UI" w:eastAsia="Segoe UI" w:hAnsi="Segoe UI"/>
+      <w:i w:val="0"/>
+      <w:color w:val="242424"/>
+      <w:sz w:val="21"/>
+    </w:rPr>
+  </w:style>
+  <w:style w:styleId="FootnoteText" w:type="paragraph">
+    <w:name w:val="Footnote Text"/>
     <w:basedOn w:val="Normal"/>
+    <w:next w:val="FootnoteText"/>
     <w:uiPriority w:val="9"/>
     <w:unhideWhenUsed/>
     <w:qFormat/>
   </w:style>
-  <w:style w:type="paragraph" w:customStyle="1" w:styleId="FootnoteBlockText">
+  <w:style w:styleId="FootnoteBlockText" w:type="paragraph">
     <w:name w:val="Footnote Block Text"/>
     <w:basedOn w:val="FootnoteText"/>
     <w:next w:val="FootnoteText"/>
@@ -2437,35 +2496,40 @@
     <w:unhideWhenUsed/>
     <w:qFormat/>
     <w:pPr>
-      <w:spacing w:before="100" w:after="100"/>
-      <w:ind w:left="480" w:right="480"/>
+      <w:spacing w:after="100" w:before="100"/>
+      <w:ind w:firstLine="0" w:left="480" w:right="480"/>
     </w:pPr>
   </w:style>
-  <w:style w:type="table" w:customStyle="1" w:styleId="Table">
+  <w:style w:default="1" w:styleId="DefaultParagraphFont" w:type="character">
+    <w:name w:val="Default Paragraph Font"/>
+    <w:semiHidden/>
+    <w:unhideWhenUsed/>
+  </w:style>
+  <w:style w:default="1" w:styleId="Table" w:type="table">
     <w:name w:val="Table"/>
+    <w:basedOn w:val="TableNormal"/>
     <w:semiHidden/>
     <w:unhideWhenUsed/>
     <w:qFormat/>
     <w:tblPr>
-      <w:tblInd w:w="0" w:type="dxa"/>
+      <w:tblInd w:type="dxa" w:w="0"/>
       <w:tblCellMar>
-        <w:top w:w="0" w:type="dxa"/>
-        <w:left w:w="108" w:type="dxa"/>
-        <w:bottom w:w="0" w:type="dxa"/>
-        <w:right w:w="108" w:type="dxa"/>
+        <w:top w:type="dxa" w:w="0"/>
+        <w:left w:type="dxa" w:w="108"/>
+        <w:bottom w:type="dxa" w:w="0"/>
+        <w:right w:type="dxa" w:w="108"/>
       </w:tblCellMar>
     </w:tblPr>
     <w:tblStylePr w:type="firstRow">
-      <w:tblPr/>
       <w:tcPr>
         <w:tcBorders>
-          <w:bottom w:val="single" w:sz="0" w:space="0" w:color="auto"/>
+          <w:bottom w:val="single"/>
         </w:tcBorders>
         <w:vAlign w:val="bottom"/>
       </w:tcPr>
     </w:tblStylePr>
   </w:style>
-  <w:style w:type="paragraph" w:customStyle="1" w:styleId="DefinitionTerm">
+  <w:style w:customStyle="1" w:styleId="DefinitionTerm" w:type="paragraph">
     <w:name w:val="Definition Term"/>
     <w:basedOn w:val="Normal"/>
     <w:next w:val="Definition"/>
@@ -2478,77 +2542,76 @@
       <w:b/>
     </w:rPr>
   </w:style>
-  <w:style w:type="paragraph" w:customStyle="1" w:styleId="Definition">
+  <w:style w:customStyle="1" w:styleId="Definition" w:type="paragraph">
     <w:name w:val="Definition"/>
     <w:basedOn w:val="Normal"/>
   </w:style>
-  <w:style w:type="paragraph" w:styleId="Caption">
-    <w:name w:val="caption"/>
+  <w:style w:styleId="Caption" w:type="paragraph">
+    <w:name w:val="Caption"/>
     <w:basedOn w:val="Normal"/>
-    <w:link w:val="CaptionChar"/>
+    <w:link w:val="BodyTextChar"/>
     <w:pPr>
-      <w:spacing w:after="120"/>
+      <w:spacing w:after="120" w:before="0"/>
     </w:pPr>
     <w:rPr>
       <w:i/>
     </w:rPr>
   </w:style>
-  <w:style w:type="paragraph" w:customStyle="1" w:styleId="TableCaption">
+  <w:style w:customStyle="1" w:styleId="TableCaption" w:type="paragraph">
     <w:name w:val="Table Caption"/>
     <w:basedOn w:val="Caption"/>
     <w:pPr>
       <w:keepNext/>
     </w:pPr>
   </w:style>
-  <w:style w:type="paragraph" w:customStyle="1" w:styleId="ImageCaption">
+  <w:style w:customStyle="1" w:styleId="ImageCaption" w:type="paragraph">
     <w:name w:val="Image Caption"/>
     <w:basedOn w:val="Caption"/>
   </w:style>
-  <w:style w:type="paragraph" w:customStyle="1" w:styleId="Figure">
+  <w:style w:customStyle="1" w:styleId="Figure" w:type="paragraph">
     <w:name w:val="Figure"/>
     <w:basedOn w:val="Normal"/>
   </w:style>
-  <w:style w:type="paragraph" w:customStyle="1" w:styleId="CaptionedFigure">
+  <w:style w:customStyle="1" w:styleId="CaptionedFigure" w:type="paragraph">
     <w:name w:val="Captioned Figure"/>
     <w:basedOn w:val="Figure"/>
     <w:pPr>
       <w:keepNext/>
     </w:pPr>
   </w:style>
-  <w:style w:type="character" w:customStyle="1" w:styleId="CaptionChar">
-    <w:name w:val="Caption Char"/>
+  <w:style w:customStyle="1" w:styleId="BodyTextChar" w:type="character">
+    <w:name w:val="Body Text Char"/>
     <w:basedOn w:val="DefaultParagraphFont"/>
-    <w:link w:val="Caption"/>
-  </w:style>
-  <w:style w:type="character" w:customStyle="1" w:styleId="VerbatimChar">
+    <w:link w:val="BodyText"/>
+  </w:style>
+  <w:style w:customStyle="1" w:styleId="VerbatimChar" w:type="character">
     <w:name w:val="Verbatim Char"/>
-    <w:basedOn w:val="CaptionChar"/>
-    <w:link w:val="SourceCode"/>
-    <w:rPr>
-      <w:rFonts w:ascii="Consolas" w:eastAsia="Consolas" w:hAnsi="Consolas" w:cs="Consolas"/>
+    <w:basedOn w:val="BodyTextChar"/>
+    <w:rPr>
+      <w:rFonts w:ascii="Consolas" w:cs="Consolas" w:eastAsia="Consolas" w:hAnsi="Consolas"/>
       <w:color w:val="5B2A63"/>
       <w:sz w:val="19"/>
     </w:rPr>
   </w:style>
-  <w:style w:type="character" w:customStyle="1" w:styleId="SectionNumber">
+  <w:style w:customStyle="1" w:styleId="SectionNumber" w:type="character">
     <w:name w:val="Section Number"/>
-    <w:basedOn w:val="CaptionChar"/>
-  </w:style>
-  <w:style w:type="character" w:styleId="FootnoteReference">
-    <w:name w:val="footnote reference"/>
-    <w:basedOn w:val="CaptionChar"/>
+    <w:basedOn w:val="BodyTextChar"/>
+  </w:style>
+  <w:style w:styleId="FootnoteReference" w:type="character">
+    <w:name w:val="Footnote Reference"/>
+    <w:basedOn w:val="BodyTextChar"/>
     <w:rPr>
       <w:vertAlign w:val="superscript"/>
     </w:rPr>
   </w:style>
-  <w:style w:type="character" w:styleId="Hyperlink">
+  <w:style w:styleId="Hyperlink" w:type="character">
     <w:name w:val="Hyperlink"/>
-    <w:basedOn w:val="CaptionChar"/>
+    <w:basedOn w:val="BodyTextChar"/>
     <w:rPr>
       <w:color w:val="0F6CBD"/>
     </w:rPr>
   </w:style>
-  <w:style w:type="paragraph" w:styleId="TOCHeading">
+  <w:style w:styleId="TOCHeading" w:type="paragraph">
     <w:name w:val="TOC Heading"/>
     <w:basedOn w:val="Heading1"/>
     <w:next w:val="BodyText"/>
@@ -2556,18 +2619,22 @@
     <w:unhideWhenUsed/>
     <w:qFormat/>
     <w:pPr>
-      <w:spacing w:line="259" w:lineRule="auto"/>
+      <w:spacing w:before="240" w:line="259" w:lineRule="auto"/>
       <w:outlineLvl w:val="9"/>
     </w:pPr>
     <w:rPr>
+      <w:rFonts w:ascii="Segoe UI Semibold" w:cs="Segoe UI Semibold" w:eastAsia="Segoe UI Semibold" w:hAnsi="Segoe UI Semibold"/>
+      <w:b w:val="0"/>
+      <w:bCs w:val="0"/>
+      <w:color w:val="3B1041"/>
       <w:sz w:val="30"/>
     </w:rPr>
   </w:style>
-  <w:style w:type="paragraph" w:customStyle="1" w:styleId="CalloutMarker">
+  <w:style w:customStyle="1" w:styleId="CalloutMarker" w:type="paragraph">
     <w:name w:val="Callout Marker"/>
     <w:basedOn w:val="Normal"/>
     <w:pPr>
-      <w:spacing w:after="0"/>
+      <w:spacing w:after="0" w:before="0"/>
     </w:pPr>
     <w:rPr>
       <w:sz w:val="4"/>
@@ -2578,350 +2645,234 @@
     <w:basedOn w:val="Normal"/>
     <w:link w:val="VerbatimChar"/>
     <w:pPr>
-      <w:wordWrap w:val="0"/>
+      <w:wordWrap w:val="off"/>
     </w:pPr>
   </w:style>
   <w:style w:type="character" w:customStyle="1" w:styleId="KeywordTok">
     <w:name w:val="KeywordTok"/>
     <w:basedOn w:val="VerbatimChar"/>
     <w:rPr>
-      <w:rFonts w:ascii="Consolas" w:eastAsia="Consolas" w:hAnsi="Consolas" w:cs="Consolas"/>
       <w:b/>
       <w:color w:val="007020"/>
-      <w:sz w:val="19"/>
     </w:rPr>
   </w:style>
   <w:style w:type="character" w:customStyle="1" w:styleId="DataTypeTok">
     <w:name w:val="DataTypeTok"/>
     <w:basedOn w:val="VerbatimChar"/>
     <w:rPr>
-      <w:rFonts w:ascii="Consolas" w:eastAsia="Consolas" w:hAnsi="Consolas" w:cs="Consolas"/>
       <w:color w:val="902000"/>
-      <w:sz w:val="19"/>
     </w:rPr>
   </w:style>
   <w:style w:type="character" w:customStyle="1" w:styleId="DecValTok">
     <w:name w:val="DecValTok"/>
     <w:basedOn w:val="VerbatimChar"/>
     <w:rPr>
-      <w:rFonts w:ascii="Consolas" w:eastAsia="Consolas" w:hAnsi="Consolas" w:cs="Consolas"/>
-      <w:color w:val="40A070"/>
-      <w:sz w:val="19"/>
+      <w:color w:val="40a070"/>
     </w:rPr>
   </w:style>
   <w:style w:type="character" w:customStyle="1" w:styleId="BaseNTok">
     <w:name w:val="BaseNTok"/>
     <w:basedOn w:val="VerbatimChar"/>
     <w:rPr>
-      <w:rFonts w:ascii="Consolas" w:eastAsia="Consolas" w:hAnsi="Consolas" w:cs="Consolas"/>
-      <w:color w:val="40A070"/>
-      <w:sz w:val="19"/>
+      <w:color w:val="40a070"/>
     </w:rPr>
   </w:style>
   <w:style w:type="character" w:customStyle="1" w:styleId="FloatTok">
     <w:name w:val="FloatTok"/>
     <w:basedOn w:val="VerbatimChar"/>
     <w:rPr>
-      <w:rFonts w:ascii="Consolas" w:eastAsia="Consolas" w:hAnsi="Consolas" w:cs="Consolas"/>
-      <w:color w:val="40A070"/>
-      <w:sz w:val="19"/>
+      <w:color w:val="40a070"/>
     </w:rPr>
   </w:style>
   <w:style w:type="character" w:customStyle="1" w:styleId="ConstantTok">
     <w:name w:val="ConstantTok"/>
     <w:basedOn w:val="VerbatimChar"/>
     <w:rPr>
-      <w:rFonts w:ascii="Consolas" w:eastAsia="Consolas" w:hAnsi="Consolas" w:cs="Consolas"/>
       <w:color w:val="880000"/>
-      <w:sz w:val="19"/>
     </w:rPr>
   </w:style>
   <w:style w:type="character" w:customStyle="1" w:styleId="CharTok">
     <w:name w:val="CharTok"/>
     <w:basedOn w:val="VerbatimChar"/>
     <w:rPr>
-      <w:rFonts w:ascii="Consolas" w:eastAsia="Consolas" w:hAnsi="Consolas" w:cs="Consolas"/>
-      <w:color w:val="4070A0"/>
-      <w:sz w:val="19"/>
+      <w:color w:val="4070a0"/>
     </w:rPr>
   </w:style>
   <w:style w:type="character" w:customStyle="1" w:styleId="SpecialCharTok">
     <w:name w:val="SpecialCharTok"/>
     <w:basedOn w:val="VerbatimChar"/>
     <w:rPr>
-      <w:rFonts w:ascii="Consolas" w:eastAsia="Consolas" w:hAnsi="Consolas" w:cs="Consolas"/>
-      <w:color w:val="4070A0"/>
-      <w:sz w:val="19"/>
+      <w:color w:val="4070a0"/>
     </w:rPr>
   </w:style>
   <w:style w:type="character" w:customStyle="1" w:styleId="StringTok">
     <w:name w:val="StringTok"/>
     <w:basedOn w:val="VerbatimChar"/>
     <w:rPr>
-      <w:rFonts w:ascii="Consolas" w:eastAsia="Consolas" w:hAnsi="Consolas" w:cs="Consolas"/>
-      <w:color w:val="4070A0"/>
-      <w:sz w:val="19"/>
+      <w:color w:val="4070a0"/>
     </w:rPr>
   </w:style>
   <w:style w:type="character" w:customStyle="1" w:styleId="VerbatimStringTok">
     <w:name w:val="VerbatimStringTok"/>
     <w:basedOn w:val="VerbatimChar"/>
     <w:rPr>
-      <w:rFonts w:ascii="Consolas" w:eastAsia="Consolas" w:hAnsi="Consolas" w:cs="Consolas"/>
-      <w:color w:val="4070A0"/>
-      <w:sz w:val="19"/>
+      <w:color w:val="4070a0"/>
     </w:rPr>
   </w:style>
   <w:style w:type="character" w:customStyle="1" w:styleId="SpecialStringTok">
     <w:name w:val="SpecialStringTok"/>
     <w:basedOn w:val="VerbatimChar"/>
     <w:rPr>
-      <w:rFonts w:ascii="Consolas" w:eastAsia="Consolas" w:hAnsi="Consolas" w:cs="Consolas"/>
-      <w:color w:val="BB6688"/>
-      <w:sz w:val="19"/>
+      <w:color w:val="bb6688"/>
     </w:rPr>
   </w:style>
   <w:style w:type="character" w:customStyle="1" w:styleId="ImportTok">
     <w:name w:val="ImportTok"/>
     <w:basedOn w:val="VerbatimChar"/>
     <w:rPr>
-      <w:rFonts w:ascii="Consolas" w:eastAsia="Consolas" w:hAnsi="Consolas" w:cs="Consolas"/>
       <w:b/>
       <w:color w:val="008000"/>
-      <w:sz w:val="19"/>
     </w:rPr>
   </w:style>
   <w:style w:type="character" w:customStyle="1" w:styleId="CommentTok">
     <w:name w:val="CommentTok"/>
     <w:basedOn w:val="VerbatimChar"/>
     <w:rPr>
-      <w:rFonts w:ascii="Consolas" w:eastAsia="Consolas" w:hAnsi="Consolas" w:cs="Consolas"/>
       <w:i/>
-      <w:color w:val="60A0B0"/>
-      <w:sz w:val="19"/>
+      <w:color w:val="60a0b0"/>
     </w:rPr>
   </w:style>
   <w:style w:type="character" w:customStyle="1" w:styleId="DocumentationTok">
     <w:name w:val="DocumentationTok"/>
     <w:basedOn w:val="VerbatimChar"/>
     <w:rPr>
-      <w:rFonts w:ascii="Consolas" w:eastAsia="Consolas" w:hAnsi="Consolas" w:cs="Consolas"/>
       <w:i/>
-      <w:color w:val="BA2121"/>
-      <w:sz w:val="19"/>
+      <w:color w:val="ba2121"/>
     </w:rPr>
   </w:style>
   <w:style w:type="character" w:customStyle="1" w:styleId="AnnotationTok">
     <w:name w:val="AnnotationTok"/>
     <w:basedOn w:val="VerbatimChar"/>
     <w:rPr>
-      <w:rFonts w:ascii="Consolas" w:eastAsia="Consolas" w:hAnsi="Consolas" w:cs="Consolas"/>
       <w:b/>
       <w:i/>
-      <w:color w:val="60A0B0"/>
-      <w:sz w:val="19"/>
+      <w:color w:val="60a0b0"/>
     </w:rPr>
   </w:style>
   <w:style w:type="character" w:customStyle="1" w:styleId="CommentVarTok">
     <w:name w:val="CommentVarTok"/>
     <w:basedOn w:val="VerbatimChar"/>
     <w:rPr>
-      <w:rFonts w:ascii="Consolas" w:eastAsia="Consolas" w:hAnsi="Consolas" w:cs="Consolas"/>
       <w:b/>
       <w:i/>
-      <w:color w:val="60A0B0"/>
-      <w:sz w:val="19"/>
+      <w:color w:val="60a0b0"/>
     </w:rPr>
   </w:style>
   <w:style w:type="character" w:customStyle="1" w:styleId="OtherTok">
     <w:name w:val="OtherTok"/>
     <w:basedOn w:val="VerbatimChar"/>
     <w:rPr>
-      <w:rFonts w:ascii="Consolas" w:eastAsia="Consolas" w:hAnsi="Consolas" w:cs="Consolas"/>
       <w:color w:val="007020"/>
-      <w:sz w:val="19"/>
     </w:rPr>
   </w:style>
   <w:style w:type="character" w:customStyle="1" w:styleId="FunctionTok">
     <w:name w:val="FunctionTok"/>
     <w:basedOn w:val="VerbatimChar"/>
     <w:rPr>
-      <w:rFonts w:ascii="Consolas" w:eastAsia="Consolas" w:hAnsi="Consolas" w:cs="Consolas"/>
-      <w:color w:val="06287E"/>
-      <w:sz w:val="19"/>
+      <w:color w:val="06287e"/>
     </w:rPr>
   </w:style>
   <w:style w:type="character" w:customStyle="1" w:styleId="VariableTok">
     <w:name w:val="VariableTok"/>
     <w:basedOn w:val="VerbatimChar"/>
     <w:rPr>
-      <w:rFonts w:ascii="Consolas" w:eastAsia="Consolas" w:hAnsi="Consolas" w:cs="Consolas"/>
-      <w:color w:val="19177C"/>
-      <w:sz w:val="19"/>
+      <w:color w:val="19177c"/>
     </w:rPr>
   </w:style>
   <w:style w:type="character" w:customStyle="1" w:styleId="ControlFlowTok">
     <w:name w:val="ControlFlowTok"/>
     <w:basedOn w:val="VerbatimChar"/>
     <w:rPr>
-      <w:rFonts w:ascii="Consolas" w:eastAsia="Consolas" w:hAnsi="Consolas" w:cs="Consolas"/>
       <w:b/>
       <w:color w:val="007020"/>
-      <w:sz w:val="19"/>
     </w:rPr>
   </w:style>
   <w:style w:type="character" w:customStyle="1" w:styleId="OperatorTok">
     <w:name w:val="OperatorTok"/>
     <w:basedOn w:val="VerbatimChar"/>
     <w:rPr>
-      <w:rFonts w:ascii="Consolas" w:eastAsia="Consolas" w:hAnsi="Consolas" w:cs="Consolas"/>
       <w:color w:val="666666"/>
-      <w:sz w:val="19"/>
     </w:rPr>
   </w:style>
   <w:style w:type="character" w:customStyle="1" w:styleId="BuiltInTok">
     <w:name w:val="BuiltInTok"/>
     <w:basedOn w:val="VerbatimChar"/>
     <w:rPr>
-      <w:rFonts w:ascii="Consolas" w:eastAsia="Consolas" w:hAnsi="Consolas" w:cs="Consolas"/>
       <w:color w:val="008000"/>
-      <w:sz w:val="19"/>
     </w:rPr>
   </w:style>
   <w:style w:type="character" w:customStyle="1" w:styleId="ExtensionTok">
     <w:name w:val="ExtensionTok"/>
     <w:basedOn w:val="VerbatimChar"/>
-    <w:rPr>
-      <w:rFonts w:ascii="Consolas" w:eastAsia="Consolas" w:hAnsi="Consolas" w:cs="Consolas"/>
-      <w:color w:val="5B2A63"/>
-      <w:sz w:val="19"/>
-    </w:rPr>
+    <w:rPr/>
   </w:style>
   <w:style w:type="character" w:customStyle="1" w:styleId="PreprocessorTok">
     <w:name w:val="PreprocessorTok"/>
     <w:basedOn w:val="VerbatimChar"/>
     <w:rPr>
-      <w:rFonts w:ascii="Consolas" w:eastAsia="Consolas" w:hAnsi="Consolas" w:cs="Consolas"/>
-      <w:color w:val="BC7A00"/>
-      <w:sz w:val="19"/>
+      <w:color w:val="bc7a00"/>
     </w:rPr>
   </w:style>
   <w:style w:type="character" w:customStyle="1" w:styleId="AttributeTok">
     <w:name w:val="AttributeTok"/>
     <w:basedOn w:val="VerbatimChar"/>
     <w:rPr>
-      <w:rFonts w:ascii="Consolas" w:eastAsia="Consolas" w:hAnsi="Consolas" w:cs="Consolas"/>
-      <w:color w:val="7D9029"/>
-      <w:sz w:val="19"/>
+      <w:color w:val="7d9029"/>
     </w:rPr>
   </w:style>
   <w:style w:type="character" w:customStyle="1" w:styleId="RegionMarkerTok">
     <w:name w:val="RegionMarkerTok"/>
     <w:basedOn w:val="VerbatimChar"/>
-    <w:rPr>
-      <w:rFonts w:ascii="Consolas" w:eastAsia="Consolas" w:hAnsi="Consolas" w:cs="Consolas"/>
-      <w:color w:val="5B2A63"/>
-      <w:sz w:val="19"/>
-    </w:rPr>
+    <w:rPr/>
   </w:style>
   <w:style w:type="character" w:customStyle="1" w:styleId="InformationTok">
     <w:name w:val="InformationTok"/>
     <w:basedOn w:val="VerbatimChar"/>
     <w:rPr>
-      <w:rFonts w:ascii="Consolas" w:eastAsia="Consolas" w:hAnsi="Consolas" w:cs="Consolas"/>
       <w:b/>
       <w:i/>
-      <w:color w:val="60A0B0"/>
-      <w:sz w:val="19"/>
+      <w:color w:val="60a0b0"/>
     </w:rPr>
   </w:style>
   <w:style w:type="character" w:customStyle="1" w:styleId="WarningTok">
     <w:name w:val="WarningTok"/>
     <w:basedOn w:val="VerbatimChar"/>
     <w:rPr>
-      <w:rFonts w:ascii="Consolas" w:eastAsia="Consolas" w:hAnsi="Consolas" w:cs="Consolas"/>
       <w:b/>
       <w:i/>
-      <w:color w:val="60A0B0"/>
-      <w:sz w:val="19"/>
+      <w:color w:val="60a0b0"/>
     </w:rPr>
   </w:style>
   <w:style w:type="character" w:customStyle="1" w:styleId="AlertTok">
     <w:name w:val="AlertTok"/>
     <w:basedOn w:val="VerbatimChar"/>
     <w:rPr>
-      <w:rFonts w:ascii="Consolas" w:eastAsia="Consolas" w:hAnsi="Consolas" w:cs="Consolas"/>
       <w:b/>
-      <w:color w:val="FF0000"/>
-      <w:sz w:val="19"/>
+      <w:color w:val="ff0000"/>
     </w:rPr>
   </w:style>
   <w:style w:type="character" w:customStyle="1" w:styleId="ErrorTok">
     <w:name w:val="ErrorTok"/>
     <w:basedOn w:val="VerbatimChar"/>
     <w:rPr>
-      <w:rFonts w:ascii="Consolas" w:eastAsia="Consolas" w:hAnsi="Consolas" w:cs="Consolas"/>
       <w:b/>
-      <w:color w:val="FF0000"/>
-      <w:sz w:val="19"/>
+      <w:color w:val="ff0000"/>
     </w:rPr>
   </w:style>
   <w:style w:type="character" w:customStyle="1" w:styleId="NormalTok">
     <w:name w:val="NormalTok"/>
     <w:basedOn w:val="VerbatimChar"/>
-    <w:rPr>
-      <w:rFonts w:ascii="Consolas" w:eastAsia="Consolas" w:hAnsi="Consolas" w:cs="Consolas"/>
-      <w:color w:val="5B2A63"/>
-      <w:sz w:val="19"/>
-    </w:rPr>
-  </w:style>
-  <w:style w:type="paragraph" w:styleId="Header">
-    <w:name w:val="header"/>
-    <w:basedOn w:val="Normal"/>
-    <w:link w:val="HeaderChar"/>
-    <w:rsid w:val="005D0B49"/>
-    <w:pPr>
-      <w:tabs>
-        <w:tab w:val="center" w:pos="4513"/>
-        <w:tab w:val="right" w:pos="9026"/>
-      </w:tabs>
-      <w:spacing w:after="0"/>
-    </w:pPr>
-  </w:style>
-  <w:style w:type="character" w:customStyle="1" w:styleId="HeaderChar">
-    <w:name w:val="Header Char"/>
-    <w:basedOn w:val="DefaultParagraphFont"/>
-    <w:link w:val="Header"/>
-    <w:rsid w:val="005D0B49"/>
-    <w:rPr>
-      <w:rFonts w:ascii="Segoe UI" w:eastAsia="Segoe UI" w:hAnsi="Segoe UI" w:cs="Segoe UI"/>
-      <w:color w:val="242424"/>
-      <w:sz w:val="21"/>
-    </w:rPr>
-  </w:style>
-  <w:style w:type="paragraph" w:styleId="Footer">
-    <w:name w:val="footer"/>
-    <w:basedOn w:val="Normal"/>
-    <w:link w:val="FooterChar"/>
-    <w:rsid w:val="005D0B49"/>
-    <w:pPr>
-      <w:tabs>
-        <w:tab w:val="center" w:pos="4513"/>
-        <w:tab w:val="right" w:pos="9026"/>
-      </w:tabs>
-      <w:spacing w:after="0"/>
-    </w:pPr>
-  </w:style>
-  <w:style w:type="character" w:customStyle="1" w:styleId="FooterChar">
-    <w:name w:val="Footer Char"/>
-    <w:basedOn w:val="DefaultParagraphFont"/>
-    <w:link w:val="Footer"/>
-    <w:rsid w:val="005D0B49"/>
-    <w:rPr>
-      <w:rFonts w:ascii="Segoe UI" w:eastAsia="Segoe UI" w:hAnsi="Segoe UI" w:cs="Segoe UI"/>
-      <w:color w:val="242424"/>
-      <w:sz w:val="21"/>
-    </w:rPr>
+    <w:rPr/>
   </w:style>
 </w:styles>
 </file>
@@ -3219,10 +3170,4 @@
     </a:ext>
   </a:extLst>
 </a:theme>
-</file>
-
-<file path=docMetadata/LabelInfo.xml><?xml version="1.0" encoding="utf-8"?>
-<clbl:labelList xmlns:clbl="http://schemas.microsoft.com/office/2020/mipLabelMetadata">
-  <clbl:label id="{f42aa342-8706-4288-bd11-ebb85995028c}" enabled="1" method="Standard" siteId="{72f988bf-86f1-41af-91ab-2d7cd011db47}" contentBits="0" removed="0"/>
-</clbl:labelList>
 </file>
--- a/reference/01-cowork-overview.docx
+++ b/reference/01-cowork-overview.docx
@@ -1298,7 +1298,7 @@
   <w:abstractNum w:abstractNumId="0" w15:restartNumberingAfterBreak="0">
     <w:nsid w:val="0000A990"/>
     <w:multiLevelType w:val="multilevel"/>
-    <w:tmpl w:val="3CA02990"/>
+    <w:tmpl w:val="1ABE35EA"/>
     <w:lvl w:ilvl="0">
       <w:numFmt w:val="bullet"/>
       <w:lvlText w:val=" "/>
@@ -1375,7 +1375,7 @@
   <w:abstractNum w:abstractNumId="1" w15:restartNumberingAfterBreak="0">
     <w:nsid w:val="0000A991"/>
     <w:multiLevelType w:val="multilevel"/>
-    <w:tmpl w:val="38C42E48"/>
+    <w:tmpl w:val="FDF43302"/>
     <w:lvl w:ilvl="0">
       <w:numFmt w:val="bullet"/>
       <w:lvlText w:val=""/>
@@ -1479,7 +1479,7 @@
   <w:abstractNum w:abstractNumId="2" w15:restartNumberingAfterBreak="0">
     <w:nsid w:val="00A99411"/>
     <w:multiLevelType w:val="multilevel"/>
-    <w:tmpl w:val="EEA2613A"/>
+    <w:tmpl w:val="559C9A6E"/>
     <w:lvl w:ilvl="0">
       <w:start w:val="1"/>
       <w:numFmt w:val="decimal"/>
@@ -1562,10 +1562,10 @@
       </w:pPr>
     </w:lvl>
   </w:abstractNum>
-  <w:num w:numId="1" w16cid:durableId="2083865692">
+  <w:num w:numId="1" w16cid:durableId="21126389">
     <w:abstractNumId w:val="0"/>
   </w:num>
-  <w:num w:numId="2" w16cid:durableId="1882397581">
+  <w:num w:numId="2" w16cid:durableId="341712137">
     <w:abstractNumId w:val="2"/>
     <w:lvlOverride w:ilvl="0">
       <w:startOverride w:val="1"/>
@@ -1595,10 +1595,10 @@
       <w:startOverride w:val="1"/>
     </w:lvlOverride>
   </w:num>
-  <w:num w:numId="3" w16cid:durableId="761488754">
+  <w:num w:numId="3" w16cid:durableId="86393412">
     <w:abstractNumId w:val="1"/>
   </w:num>
-  <w:num w:numId="4" w16cid:durableId="789125474">
+  <w:num w:numId="4" w16cid:durableId="1086803822">
     <w:abstractNumId w:val="2"/>
     <w:lvlOverride w:ilvl="0">
       <w:startOverride w:val="1"/>
@@ -1628,13 +1628,13 @@
       <w:startOverride w:val="1"/>
     </w:lvlOverride>
   </w:num>
-  <w:num w:numId="5" w16cid:durableId="1333992172">
+  <w:num w:numId="5" w16cid:durableId="889536777">
     <w:abstractNumId w:val="1"/>
   </w:num>
-  <w:num w:numId="6" w16cid:durableId="1363900334">
+  <w:num w:numId="6" w16cid:durableId="7027374">
     <w:abstractNumId w:val="1"/>
   </w:num>
-  <w:num w:numId="7" w16cid:durableId="1728331433">
+  <w:num w:numId="7" w16cid:durableId="46999817">
     <w:abstractNumId w:val="1"/>
   </w:num>
 </w:numbering>
@@ -2873,6 +2873,54 @@
       <w:rFonts w:ascii="Consolas" w:eastAsia="Consolas" w:hAnsi="Consolas" w:cs="Consolas"/>
       <w:color w:val="5B2A63"/>
       <w:sz w:val="19"/>
+    </w:rPr>
+  </w:style>
+  <w:style w:type="paragraph" w:styleId="Header">
+    <w:name w:val="header"/>
+    <w:basedOn w:val="Normal"/>
+    <w:link w:val="HeaderChar"/>
+    <w:rsid w:val="005B61DD"/>
+    <w:pPr>
+      <w:tabs>
+        <w:tab w:val="center" w:pos="4513"/>
+        <w:tab w:val="right" w:pos="9026"/>
+      </w:tabs>
+      <w:spacing w:after="0"/>
+    </w:pPr>
+  </w:style>
+  <w:style w:type="character" w:customStyle="1" w:styleId="HeaderChar">
+    <w:name w:val="Header Char"/>
+    <w:basedOn w:val="DefaultParagraphFont"/>
+    <w:link w:val="Header"/>
+    <w:rsid w:val="005B61DD"/>
+    <w:rPr>
+      <w:rFonts w:ascii="Segoe UI" w:eastAsia="Segoe UI" w:hAnsi="Segoe UI" w:cs="Segoe UI"/>
+      <w:color w:val="242424"/>
+      <w:sz w:val="21"/>
+    </w:rPr>
+  </w:style>
+  <w:style w:type="paragraph" w:styleId="Footer">
+    <w:name w:val="footer"/>
+    <w:basedOn w:val="Normal"/>
+    <w:link w:val="FooterChar"/>
+    <w:rsid w:val="005B61DD"/>
+    <w:pPr>
+      <w:tabs>
+        <w:tab w:val="center" w:pos="4513"/>
+        <w:tab w:val="right" w:pos="9026"/>
+      </w:tabs>
+      <w:spacing w:after="0"/>
+    </w:pPr>
+  </w:style>
+  <w:style w:type="character" w:customStyle="1" w:styleId="FooterChar">
+    <w:name w:val="Footer Char"/>
+    <w:basedOn w:val="DefaultParagraphFont"/>
+    <w:link w:val="Footer"/>
+    <w:rsid w:val="005B61DD"/>
+    <w:rPr>
+      <w:rFonts w:ascii="Segoe UI" w:eastAsia="Segoe UI" w:hAnsi="Segoe UI" w:cs="Segoe UI"/>
+      <w:color w:val="242424"/>
+      <w:sz w:val="21"/>
     </w:rPr>
   </w:style>
 </w:styles>

--- a/reference/01-cowork-overview.docx
+++ b/reference/01-cowork-overview.docx
@@ -915,27 +915,30 @@
         </w:numPr>
       </w:pPr>
       <w:r>
-        <w:t xml:space="preserve">You and the other attendees work in </w:t>
-      </w:r>
-      <w:r>
-        <w:rPr>
-          <w:b/>
-          <w:bCs/>
-        </w:rPr>
-        <w:t>one shared tenant</w:t>
-      </w:r>
-      <w:r>
-        <w:t xml:space="preserve">, signing in with </w:t>
-      </w:r>
-      <w:r>
-        <w:rPr>
-          <w:b/>
-          <w:bCs/>
-        </w:rPr>
-        <w:t>your own user account</w:t>
-      </w:r>
-      <w:r>
-        <w:t>, so you each have your own OneDrive, drafts, and skills.</w:t>
+        <w:t xml:space="preserve">You sign in with </w:t>
+      </w:r>
+      <w:r>
+        <w:rPr>
+          <w:b/>
+          <w:bCs/>
+        </w:rPr>
+        <w:t>your own work account</w:t>
+      </w:r>
+      <w:r>
+        <w:t xml:space="preserve">, so you have your own OneDrive, drafts, and skills. The other attendees are in the same tenant. The </w:t>
+      </w:r>
+      <w:r>
+        <w:rPr>
+          <w:b/>
+          <w:bCs/>
+        </w:rPr>
+        <w:t>facilitator demos from a separate demo tenant</w:t>
+      </w:r>
+      <w:r>
+        <w:t xml:space="preserve">, so </w:t>
+      </w:r>
+      <w:r>
+        <w:t>the instructor's screen may look a little different from yours; that's expected.</w:t>
       </w:r>
     </w:p>
     <w:p>
@@ -947,27 +950,24 @@
         </w:numPr>
       </w:pPr>
       <w:r>
-        <w:t xml:space="preserve">Because the attendees share one tenant, </w:t>
-      </w:r>
-      <w:r>
-        <w:rPr>
-          <w:b/>
-          <w:bCs/>
-        </w:rPr>
-        <w:t>org search and grounding are consistent</w:t>
-      </w:r>
-      <w:r>
-        <w:t xml:space="preserve"> across the room. The </w:t>
-      </w:r>
-      <w:r>
-        <w:rPr>
-          <w:b/>
-          <w:bCs/>
-        </w:rPr>
-        <w:t>facilitator demos from their own separate tenant</w:t>
-      </w:r>
-      <w:r>
-        <w:t>, so the instructor's screen may look a little different from yours — that's expected.</w:t>
+        <w:rPr>
+          <w:b/>
+          <w:bCs/>
+        </w:rPr>
+        <w:t>Exercise 1</w:t>
+      </w:r>
+      <w:r>
+        <w:t xml:space="preserve"> runs on </w:t>
+      </w:r>
+      <w:r>
+        <w:rPr>
+          <w:b/>
+          <w:bCs/>
+        </w:rPr>
+        <w:t>your own mail, calendar, and Teams</w:t>
+      </w:r>
+      <w:r>
+        <w:t>. Cowork reaches only what you can already see, and the results stay private to you.</w:t>
       </w:r>
     </w:p>
     <w:p>
@@ -979,7 +979,14 @@
         </w:numPr>
       </w:pPr>
       <w:r>
-        <w:t xml:space="preserve">Exercises are built on </w:t>
+        <w:rPr>
+          <w:b/>
+          <w:bCs/>
+        </w:rPr>
+        <w:t>Every other exercise</w:t>
+      </w:r>
+      <w:r>
+        <w:t xml:space="preserve"> uses </w:t>
       </w:r>
       <w:r>
         <w:rPr>
@@ -989,7 +996,17 @@
         <w:t>provided sample files</w:t>
       </w:r>
       <w:r>
-        <w:t xml:space="preserve"> you copy into your own OneDrive, so everyone works from the same fictional HR data.</w:t>
+        <w:t xml:space="preserve"> you copy into your own OneDrive, so everyone works from the same fictional HR data (</w:t>
+      </w:r>
+      <w:r>
+        <w:rPr>
+          <w:i/>
+          <w:iCs/>
+        </w:rPr>
+        <w:t>Zava</w:t>
+      </w:r>
+      <w:r>
+        <w:t>).</w:t>
       </w:r>
     </w:p>
     <w:p>
@@ -1001,7 +1018,7 @@
         </w:numPr>
       </w:pPr>
       <w:r>
-        <w:t xml:space="preserve">Since attendee accounts share a tenant, keep any </w:t>
+        <w:t xml:space="preserve">Since everyone shares a tenant, keep any </w:t>
       </w:r>
       <w:r>
         <w:rPr>
@@ -1011,17 +1028,20 @@
         <w:t>custom skills you build private</w:t>
       </w:r>
       <w:r>
-        <w:t xml:space="preserve"> ("Only you") or add your initials to the name so you don't collide with your neighbors.</w:t>
+        <w:t xml:space="preserve"> ("Only you") </w:t>
+      </w:r>
+      <w:r>
+        <w:t>or add your initials to the name so you don't collide with your neighbors.</w:t>
       </w:r>
     </w:p>
     <w:p>
       <w:pPr>
         <w:pStyle w:val="Heading2"/>
       </w:pPr>
-      <w:bookmarkStart w:id="8" w:name="X8290844d18e237ebb09d4552bfb2dbbaa50786c"/>
+      <w:bookmarkStart w:id="8" w:name="prerequisites"/>
       <w:bookmarkEnd w:id="7"/>
       <w:r>
-        <w:t>Prerequisites (in the shared attendee tenant)</w:t>
+        <w:t>Prerequisites</w:t>
       </w:r>
     </w:p>
     <w:p>
@@ -1033,17 +1053,14 @@
         </w:numPr>
       </w:pPr>
       <w:r>
-        <w:t xml:space="preserve">A </w:t>
-      </w:r>
-      <w:r>
-        <w:rPr>
-          <w:b/>
-          <w:bCs/>
-        </w:rPr>
-        <w:t>user account</w:t>
-      </w:r>
-      <w:r>
-        <w:t xml:space="preserve"> in the workshop tenant with an active </w:t>
+        <w:rPr>
+          <w:b/>
+          <w:bCs/>
+        </w:rPr>
+        <w:t>Your work account</w:t>
+      </w:r>
+      <w:r>
+        <w:t xml:space="preserve"> with an active </w:t>
       </w:r>
       <w:r>
         <w:rPr>
@@ -1053,7 +1070,7 @@
         <w:t>Microsoft 365 Copilot</w:t>
       </w:r>
       <w:r>
-        <w:t xml:space="preserve"> license (provisioned by the host).</w:t>
+        <w:t xml:space="preserve"> license.</w:t>
       </w:r>
     </w:p>
     <w:p>
@@ -1101,7 +1118,7 @@
         <w:t>Microsoft Edge</w:t>
       </w:r>
       <w:r>
-        <w:t xml:space="preserve"> (152 or later), signed in with your workshop account, with </w:t>
+        <w:t xml:space="preserve"> (152 or later), signed in with your work account, with </w:t>
       </w:r>
       <w:r>
         <w:rPr>
@@ -1298,7 +1315,7 @@
   <w:abstractNum w:abstractNumId="0" w15:restartNumberingAfterBreak="0">
     <w:nsid w:val="0000A990"/>
     <w:multiLevelType w:val="multilevel"/>
-    <w:tmpl w:val="1ABE35EA"/>
+    <w:tmpl w:val="48323DBE"/>
     <w:lvl w:ilvl="0">
       <w:numFmt w:val="bullet"/>
       <w:lvlText w:val=" "/>
@@ -1375,7 +1392,7 @@
   <w:abstractNum w:abstractNumId="1" w15:restartNumberingAfterBreak="0">
     <w:nsid w:val="0000A991"/>
     <w:multiLevelType w:val="multilevel"/>
-    <w:tmpl w:val="FDF43302"/>
+    <w:tmpl w:val="49162548"/>
     <w:lvl w:ilvl="0">
       <w:numFmt w:val="bullet"/>
       <w:lvlText w:val=""/>
@@ -1479,7 +1496,7 @@
   <w:abstractNum w:abstractNumId="2" w15:restartNumberingAfterBreak="0">
     <w:nsid w:val="00A99411"/>
     <w:multiLevelType w:val="multilevel"/>
-    <w:tmpl w:val="559C9A6E"/>
+    <w:tmpl w:val="A9664AC4"/>
     <w:lvl w:ilvl="0">
       <w:start w:val="1"/>
       <w:numFmt w:val="decimal"/>
@@ -1562,10 +1579,10 @@
       </w:pPr>
     </w:lvl>
   </w:abstractNum>
-  <w:num w:numId="1" w16cid:durableId="21126389">
+  <w:num w:numId="1" w16cid:durableId="877816173">
     <w:abstractNumId w:val="0"/>
   </w:num>
-  <w:num w:numId="2" w16cid:durableId="341712137">
+  <w:num w:numId="2" w16cid:durableId="587883287">
     <w:abstractNumId w:val="2"/>
     <w:lvlOverride w:ilvl="0">
       <w:startOverride w:val="1"/>
@@ -1595,10 +1612,10 @@
       <w:startOverride w:val="1"/>
     </w:lvlOverride>
   </w:num>
-  <w:num w:numId="3" w16cid:durableId="86393412">
+  <w:num w:numId="3" w16cid:durableId="1079062461">
     <w:abstractNumId w:val="1"/>
   </w:num>
-  <w:num w:numId="4" w16cid:durableId="1086803822">
+  <w:num w:numId="4" w16cid:durableId="240021865">
     <w:abstractNumId w:val="2"/>
     <w:lvlOverride w:ilvl="0">
       <w:startOverride w:val="1"/>
@@ -1628,13 +1645,13 @@
       <w:startOverride w:val="1"/>
     </w:lvlOverride>
   </w:num>
-  <w:num w:numId="5" w16cid:durableId="889536777">
+  <w:num w:numId="5" w16cid:durableId="897743277">
     <w:abstractNumId w:val="1"/>
   </w:num>
-  <w:num w:numId="6" w16cid:durableId="7027374">
+  <w:num w:numId="6" w16cid:durableId="1094352213">
     <w:abstractNumId w:val="1"/>
   </w:num>
-  <w:num w:numId="7" w16cid:durableId="46999817">
+  <w:num w:numId="7" w16cid:durableId="350112119">
     <w:abstractNumId w:val="1"/>
   </w:num>
 </w:numbering>
@@ -2573,6 +2590,34 @@
       <w:sz w:val="4"/>
     </w:rPr>
   </w:style>
+  <w:style w:type="character" w:customStyle="1" w:styleId="PromptGoal">
+    <w:name w:val="Prompt Goal"/>
+    <w:rPr>
+      <w:color w:val="1F4E99"/>
+      <w:shd w:val="clear" w:color="auto" w:fill="DCEBFF"/>
+    </w:rPr>
+  </w:style>
+  <w:style w:type="character" w:customStyle="1" w:styleId="PromptSource">
+    <w:name w:val="Prompt Source"/>
+    <w:rPr>
+      <w:color w:val="1E6B32"/>
+      <w:shd w:val="clear" w:color="auto" w:fill="DFF5E1"/>
+    </w:rPr>
+  </w:style>
+  <w:style w:type="character" w:customStyle="1" w:styleId="PromptExpectations">
+    <w:name w:val="Prompt Expectations"/>
+    <w:rPr>
+      <w:color w:val="8A4B00"/>
+      <w:shd w:val="clear" w:color="auto" w:fill="FFE9CC"/>
+    </w:rPr>
+  </w:style>
+  <w:style w:type="character" w:customStyle="1" w:styleId="PromptConstraints">
+    <w:name w:val="Prompt Constraints"/>
+    <w:rPr>
+      <w:color w:val="5B2C91"/>
+      <w:shd w:val="clear" w:color="auto" w:fill="EDE3FA"/>
+    </w:rPr>
+  </w:style>
   <w:style w:type="paragraph" w:customStyle="1" w:styleId="SourceCode">
     <w:name w:val="Source Code"/>
     <w:basedOn w:val="Normal"/>
@@ -2879,7 +2924,7 @@
     <w:name w:val="header"/>
     <w:basedOn w:val="Normal"/>
     <w:link w:val="HeaderChar"/>
-    <w:rsid w:val="005B61DD"/>
+    <w:rsid w:val="00566909"/>
     <w:pPr>
       <w:tabs>
         <w:tab w:val="center" w:pos="4513"/>
@@ -2892,7 +2937,7 @@
     <w:name w:val="Header Char"/>
     <w:basedOn w:val="DefaultParagraphFont"/>
     <w:link w:val="Header"/>
-    <w:rsid w:val="005B61DD"/>
+    <w:rsid w:val="00566909"/>
     <w:rPr>
       <w:rFonts w:ascii="Segoe UI" w:eastAsia="Segoe UI" w:hAnsi="Segoe UI" w:cs="Segoe UI"/>
       <w:color w:val="242424"/>
@@ -2903,7 +2948,7 @@
     <w:name w:val="footer"/>
     <w:basedOn w:val="Normal"/>
     <w:link w:val="FooterChar"/>
-    <w:rsid w:val="005B61DD"/>
+    <w:rsid w:val="00566909"/>
     <w:pPr>
       <w:tabs>
         <w:tab w:val="center" w:pos="4513"/>
@@ -2916,7 +2961,7 @@
     <w:name w:val="Footer Char"/>
     <w:basedOn w:val="DefaultParagraphFont"/>
     <w:link w:val="Footer"/>
-    <w:rsid w:val="005B61DD"/>
+    <w:rsid w:val="00566909"/>
     <w:rPr>
       <w:rFonts w:ascii="Segoe UI" w:eastAsia="Segoe UI" w:hAnsi="Segoe UI" w:cs="Segoe UI"/>
       <w:color w:val="242424"/>

--- a/reference/01-cowork-overview.docx
+++ b/reference/01-cowork-overview.docx
@@ -1,14 +1,14 @@
 
 <file path=word/document.xml><?xml version="1.0" encoding="utf-8"?>
-<w:document xmlns:wpc="http://schemas.microsoft.com/office/word/2010/wordprocessingCanvas" xmlns:cx="http://schemas.microsoft.com/office/drawing/2014/chartex" xmlns:cx1="http://schemas.microsoft.com/office/drawing/2015/9/8/chartex" xmlns:cx2="http://schemas.microsoft.com/office/drawing/2015/10/21/chartex" xmlns:cx3="http://schemas.microsoft.com/office/drawing/2016/5/9/chartex" xmlns:cx4="http://schemas.microsoft.com/office/drawing/2016/5/10/chartex" xmlns:cx5="http://schemas.microsoft.com/office/drawing/2016/5/11/chartex" xmlns:cx6="http://schemas.microsoft.com/office/drawing/2016/5/12/chartex" xmlns:cx7="http://schemas.microsoft.com/office/drawing/2016/5/13/chartex" xmlns:cx8="http://schemas.microsoft.com/office/drawing/2016/5/14/chartex" xmlns:mc="http://schemas.openxmlformats.org/markup-compatibility/2006" xmlns:aink="http://schemas.microsoft.com/office/drawing/2016/ink" xmlns:am3d="http://schemas.microsoft.com/office/drawing/2017/model3d" xmlns:o="urn:schemas-microsoft-com:office:office" xmlns:oel="http://schemas.microsoft.com/office/2019/extlst" xmlns:r="http://schemas.openxmlformats.org/officeDocument/2006/relationships" xmlns:m="http://schemas.openxmlformats.org/officeDocument/2006/math" xmlns:v="urn:schemas-microsoft-com:vml" xmlns:wp14="http://schemas.microsoft.com/office/word/2010/wordprocessingDrawing" xmlns:wp="http://schemas.openxmlformats.org/drawingml/2006/wordprocessingDrawing" xmlns:w10="urn:schemas-microsoft-com:office:word" xmlns:w="http://schemas.openxmlformats.org/wordprocessingml/2006/main" xmlns:w14="http://schemas.microsoft.com/office/word/2010/wordml" xmlns:w15="http://schemas.microsoft.com/office/word/2012/wordml" xmlns:w16cex="http://schemas.microsoft.com/office/word/2018/wordml/cex" xmlns:w16cid="http://schemas.microsoft.com/office/word/2016/wordml/cid" xmlns:w16="http://schemas.microsoft.com/office/word/2018/wordml" xmlns:w16du="http://schemas.microsoft.com/office/word/2023/wordml/word16du" xmlns:w16sdtdh="http://schemas.microsoft.com/office/word/2020/wordml/sdtdatahash" xmlns:w16sdtfl="http://schemas.microsoft.com/office/word/2024/wordml/sdtformatlock" xmlns:w16se="http://schemas.microsoft.com/office/word/2015/wordml/symex" xmlns:wpg="http://schemas.microsoft.com/office/word/2010/wordprocessingGroup" xmlns:wpi="http://schemas.microsoft.com/office/word/2010/wordprocessingInk" xmlns:wne="http://schemas.microsoft.com/office/word/2006/wordml" xmlns:wps="http://schemas.microsoft.com/office/word/2010/wordprocessingShape" mc:Ignorable="w14 w15 w16se w16cid w16 w16cex w16sdtdh w16sdtfl w16du wp14">
+<w:document xmlns:w="http://schemas.openxmlformats.org/wordprocessingml/2006/main" xmlns:m="http://schemas.openxmlformats.org/officeDocument/2006/math" xmlns:r="http://schemas.openxmlformats.org/officeDocument/2006/relationships" xmlns:o="urn:schemas-microsoft-com:office:office" xmlns:v="urn:schemas-microsoft-com:vml" xmlns:w10="urn:schemas-microsoft-com:office:word" xmlns:a="http://schemas.openxmlformats.org/drawingml/2006/main" xmlns:pic="http://schemas.openxmlformats.org/drawingml/2006/picture" xmlns:wp="http://schemas.openxmlformats.org/drawingml/2006/wordprocessingDrawing">
   <w:body>
+    <w:bookmarkStart w:id="23" w:name="X0528f8d1f78da6079606d6e1a5c5a26fe5f60d7"/>
     <w:p>
       <w:pPr>
         <w:pStyle w:val="Heading1"/>
       </w:pPr>
-      <w:bookmarkStart w:id="0" w:name="X0528f8d1f78da6079606d6e1a5c5a26fe5f60d7"/>
-      <w:r>
-        <w:t>01 · Copilot Cowork Overview</w:t>
+      <w:r>
+        <w:t xml:space="preserve">01 · Copilot Cowork Overview</w:t>
       </w:r>
     </w:p>
     <w:p>
@@ -22,16 +22,16 @@
         <w:ind w:left="288" w:right="144"/>
       </w:pPr>
       <w:r>
-        <w:t>Reference sheet for the "Getting Things Done with Copilot Cowork for HR Tasks" workshop.</w:t>
-      </w:r>
-    </w:p>
+        <w:t xml:space="preserve">Reference sheet for the "Getting Things Done with Copilot Cowork for HR Tasks" workshop.</w:t>
+      </w:r>
+    </w:p>
+    <w:bookmarkStart w:id="11" w:name="what-is-copilot-cowork"/>
     <w:p>
       <w:pPr>
         <w:pStyle w:val="Heading2"/>
       </w:pPr>
-      <w:bookmarkStart w:id="1" w:name="what-is-copilot-cowork"/>
-      <w:r>
-        <w:t>What is Copilot Cowork?</w:t>
+      <w:r>
+        <w:t xml:space="preserve">What is Copilot Cowork?</w:t>
       </w:r>
     </w:p>
     <w:p>
@@ -43,30 +43,48 @@
           <w:b/>
           <w:bCs/>
         </w:rPr>
-        <w:t>Microsoft Copilot Cowork</w:t>
-      </w:r>
-      <w:r>
-        <w:t xml:space="preserve"> completes </w:t>
-      </w:r>
-      <w:r>
-        <w:rPr>
-          <w:b/>
-          <w:bCs/>
-        </w:rPr>
-        <w:t>multi-step tasks on your behalf</w:t>
-      </w:r>
-      <w:r>
-        <w:t xml:space="preserve">. You describe the </w:t>
+        <w:t xml:space="preserve">Microsoft Copilot Cowork</w:t>
+      </w:r>
+      <w:r>
+        <w:t xml:space="preserve"> </w:t>
+      </w:r>
+      <w:r>
+        <w:t xml:space="preserve">completes</w:t>
+      </w:r>
+      <w:r>
+        <w:t xml:space="preserve"> </w:t>
+      </w:r>
+      <w:r>
+        <w:rPr>
+          <w:b/>
+          <w:bCs/>
+        </w:rPr>
+        <w:t xml:space="preserve">multi-step tasks on your behalf</w:t>
+      </w:r>
+      <w:r>
+        <w:t xml:space="preserve">. You describe the</w:t>
+      </w:r>
+      <w:r>
+        <w:t xml:space="preserve"> </w:t>
       </w:r>
       <w:r>
         <w:rPr>
           <w:i/>
           <w:iCs/>
         </w:rPr>
-        <w:t>outcome</w:t>
-      </w:r>
-      <w:r>
-        <w:t xml:space="preserve"> you want — draft an email, build a spreadsheet, schedule a meeting, research a topic — and Cowork:</w:t>
+        <w:t xml:space="preserve">outcome</w:t>
+      </w:r>
+      <w:r>
+        <w:t xml:space="preserve"> </w:t>
+      </w:r>
+      <w:r>
+        <w:t xml:space="preserve">you want — draft an email, build a spreadsheet, schedule a meeting, research a topic — and</w:t>
+      </w:r>
+      <w:r>
+        <w:t xml:space="preserve"> </w:t>
+      </w:r>
+      <w:r>
+        <w:t xml:space="preserve">Cowork:</w:t>
       </w:r>
     </w:p>
     <w:p>
@@ -74,7 +92,7 @@
         <w:pStyle w:val="Compact"/>
         <w:numPr>
           <w:ilvl w:val="0"/>
-          <w:numId w:val="2"/>
+          <w:numId w:val="1001"/>
         </w:numPr>
       </w:pPr>
       <w:r>
@@ -82,10 +100,13 @@
           <w:b/>
           <w:bCs/>
         </w:rPr>
-        <w:t>Plans</w:t>
-      </w:r>
-      <w:r>
-        <w:t xml:space="preserve"> the steps needed to get there.</w:t>
+        <w:t xml:space="preserve">Plans</w:t>
+      </w:r>
+      <w:r>
+        <w:t xml:space="preserve"> </w:t>
+      </w:r>
+      <w:r>
+        <w:t xml:space="preserve">the steps needed to get there.</w:t>
       </w:r>
     </w:p>
     <w:p>
@@ -93,7 +114,7 @@
         <w:pStyle w:val="Compact"/>
         <w:numPr>
           <w:ilvl w:val="0"/>
-          <w:numId w:val="2"/>
+          <w:numId w:val="1001"/>
         </w:numPr>
       </w:pPr>
       <w:r>
@@ -101,10 +122,13 @@
           <w:b/>
           <w:bCs/>
         </w:rPr>
-        <w:t>Picks</w:t>
-      </w:r>
-      <w:r>
-        <w:t xml:space="preserve"> the right skills and apps for the job.</w:t>
+        <w:t xml:space="preserve">Picks</w:t>
+      </w:r>
+      <w:r>
+        <w:t xml:space="preserve"> </w:t>
+      </w:r>
+      <w:r>
+        <w:t xml:space="preserve">the right skills and apps for the job.</w:t>
       </w:r>
     </w:p>
     <w:p>
@@ -112,7 +136,7 @@
         <w:pStyle w:val="Compact"/>
         <w:numPr>
           <w:ilvl w:val="0"/>
-          <w:numId w:val="2"/>
+          <w:numId w:val="1001"/>
         </w:numPr>
       </w:pPr>
       <w:r>
@@ -120,10 +144,13 @@
           <w:b/>
           <w:bCs/>
         </w:rPr>
-        <w:t>Pauses for your approval</w:t>
-      </w:r>
-      <w:r>
-        <w:t xml:space="preserve"> at key checkpoints (for example, before sending an email).</w:t>
+        <w:t xml:space="preserve">Pauses for your approval</w:t>
+      </w:r>
+      <w:r>
+        <w:t xml:space="preserve"> </w:t>
+      </w:r>
+      <w:r>
+        <w:t xml:space="preserve">at key checkpoints (for example, before sending an email).</w:t>
       </w:r>
     </w:p>
     <w:p>
@@ -131,7 +158,7 @@
         <w:pStyle w:val="Compact"/>
         <w:numPr>
           <w:ilvl w:val="0"/>
-          <w:numId w:val="2"/>
+          <w:numId w:val="1001"/>
         </w:numPr>
       </w:pPr>
       <w:r>
@@ -139,10 +166,13 @@
           <w:b/>
           <w:bCs/>
         </w:rPr>
-        <w:t>Returns finished artifacts</w:t>
-      </w:r>
-      <w:r>
-        <w:t xml:space="preserve"> — a document, deck, report, or email — ready for your review.</w:t>
+        <w:t xml:space="preserve">Returns finished artifacts</w:t>
+      </w:r>
+      <w:r>
+        <w:t xml:space="preserve"> </w:t>
+      </w:r>
+      <w:r>
+        <w:t xml:space="preserve">— a document, deck, report, or email — ready for your review.</w:t>
       </w:r>
     </w:p>
     <w:p>
@@ -150,32 +180,42 @@
         <w:pStyle w:val="FirstParagraph"/>
       </w:pPr>
       <w:r>
-        <w:t xml:space="preserve">Cowork grounds its work in your emails, meetings, files, and business data through </w:t>
-      </w:r>
-      <w:r>
-        <w:rPr>
-          <w:b/>
-          <w:bCs/>
-        </w:rPr>
-        <w:t>Work IQ</w:t>
-      </w:r>
-      <w:r>
-        <w:t>, the workplace intelligence layer behind Microsoft 365 Copilot.</w:t>
-      </w:r>
-    </w:p>
+        <w:t xml:space="preserve">Cowork grounds its work in your emails, meetings, files, and business data through</w:t>
+      </w:r>
+      <w:r>
+        <w:t xml:space="preserve"> </w:t>
+      </w:r>
+      <w:r>
+        <w:rPr>
+          <w:b/>
+          <w:bCs/>
+        </w:rPr>
+        <w:t xml:space="preserve">Work IQ</w:t>
+      </w:r>
+      <w:r>
+        <w:t xml:space="preserve">, the</w:t>
+      </w:r>
+      <w:r>
+        <w:t xml:space="preserve"> </w:t>
+      </w:r>
+      <w:r>
+        <w:t xml:space="preserve">workplace intelligence layer behind Microsoft 365 Copilot.</w:t>
+      </w:r>
+    </w:p>
+    <w:bookmarkStart w:id="10" w:name="cowork-vs-copilot-chat"/>
     <w:p>
       <w:pPr>
         <w:pStyle w:val="Heading3"/>
       </w:pPr>
-      <w:bookmarkStart w:id="2" w:name="cowork-vs-copilot-chat"/>
-      <w:r>
-        <w:t>Cowork vs. Copilot Chat</w:t>
+      <w:r>
+        <w:t xml:space="preserve">Cowork vs. Copilot Chat</w:t>
       </w:r>
     </w:p>
     <w:tbl>
       <w:tblPr>
         <w:tblStyle w:val="Table"/>
-        <w:tblW w:w="0" w:type="auto"/>
+        <w:tblW w:type="auto" w:w="0"/>
+        <w:tblLook w:firstRow="1" w:lastRow="0" w:firstColumn="0" w:lastColumn="0" w:noHBand="0" w:noVBand="0" w:val="0020"/>
         <w:tblBorders>
           <w:top w:val="single" w:sz="4" w:space="0" w:color="D1D1D1"/>
           <w:left w:val="single" w:sz="4" w:space="0" w:color="D1D1D1"/>
@@ -190,160 +230,144 @@
           <w:bottom w:w="40" w:type="dxa"/>
           <w:right w:w="90" w:type="dxa"/>
         </w:tblCellMar>
-        <w:tblLook w:val="0020" w:firstRow="1" w:lastRow="0" w:firstColumn="0" w:lastColumn="0" w:noHBand="0" w:noVBand="0"/>
       </w:tblPr>
       <w:tblGrid>
-        <w:gridCol w:w="3566"/>
-        <w:gridCol w:w="4752"/>
+        <w:gridCol w:w="3960"/>
+        <w:gridCol w:w="3960"/>
       </w:tblGrid>
       <w:tr>
         <w:trPr>
-          <w:cnfStyle w:val="100000000000" w:firstRow="1" w:lastRow="0" w:firstColumn="0" w:lastColumn="0" w:oddVBand="0" w:evenVBand="0" w:oddHBand="0" w:evenHBand="0" w:firstRowFirstColumn="0" w:firstRowLastColumn="0" w:lastRowFirstColumn="0" w:lastRowLastColumn="0"/>
-          <w:tblHeader/>
+          <w:tblHeader w:val="on"/>
         </w:trPr>
         <w:tc>
           <w:tcPr>
-            <w:tcW w:w="0" w:type="auto"/>
             <w:shd w:val="clear" w:color="auto" w:fill="F3E5FD"/>
           </w:tcPr>
           <w:p>
             <w:pPr>
               <w:pStyle w:val="Compact"/>
-              <w:spacing w:before="20" w:after="20"/>
+              <w:spacing w:after="20" w:before="20"/>
             </w:pPr>
             <w:r>
               <w:rPr>
                 <w:b/>
                 <w:sz w:val="19"/>
               </w:rPr>
-              <w:t>Copilot Chat</w:t>
+              <w:t xml:space="preserve">Copilot Chat</w:t>
             </w:r>
           </w:p>
         </w:tc>
         <w:tc>
           <w:tcPr>
-            <w:tcW w:w="0" w:type="auto"/>
             <w:shd w:val="clear" w:color="auto" w:fill="F3E5FD"/>
           </w:tcPr>
           <w:p>
             <w:pPr>
               <w:pStyle w:val="Compact"/>
-              <w:spacing w:before="20" w:after="20"/>
+              <w:spacing w:after="20" w:before="20"/>
             </w:pPr>
             <w:r>
               <w:rPr>
                 <w:b/>
                 <w:sz w:val="19"/>
               </w:rPr>
-              <w:t>Copilot Cowork</w:t>
+              <w:t xml:space="preserve">Copilot Cowork</w:t>
             </w:r>
           </w:p>
         </w:tc>
       </w:tr>
       <w:tr>
         <w:tc>
-          <w:tcPr>
-            <w:tcW w:w="0" w:type="auto"/>
-          </w:tcPr>
+          <w:tcPr/>
           <w:p>
             <w:pPr>
               <w:pStyle w:val="Compact"/>
-              <w:spacing w:before="20" w:after="20"/>
+              <w:spacing w:after="20" w:before="20"/>
             </w:pPr>
             <w:r>
               <w:rPr>
                 <w:sz w:val="19"/>
               </w:rPr>
-              <w:t>Fast Q&amp;A and short single-turn help</w:t>
+              <w:t xml:space="preserve">Fast Q&amp;A and short single-turn help</w:t>
             </w:r>
           </w:p>
         </w:tc>
         <w:tc>
-          <w:tcPr>
-            <w:tcW w:w="0" w:type="auto"/>
-          </w:tcPr>
+          <w:tcPr/>
           <w:p>
             <w:pPr>
               <w:pStyle w:val="Compact"/>
-              <w:spacing w:before="20" w:after="20"/>
+              <w:spacing w:after="20" w:before="20"/>
             </w:pPr>
             <w:r>
               <w:rPr>
                 <w:sz w:val="19"/>
               </w:rPr>
-              <w:t>Multi-step tasks that produce finished artifacts</w:t>
+              <w:t xml:space="preserve">Multi-step tasks that produce finished artifacts</w:t>
             </w:r>
           </w:p>
         </w:tc>
       </w:tr>
       <w:tr>
         <w:tc>
-          <w:tcPr>
-            <w:tcW w:w="0" w:type="auto"/>
-          </w:tcPr>
+          <w:tcPr/>
           <w:p>
             <w:pPr>
               <w:pStyle w:val="Compact"/>
-              <w:spacing w:before="20" w:after="20"/>
+              <w:spacing w:after="20" w:before="20"/>
             </w:pPr>
             <w:r>
               <w:rPr>
                 <w:sz w:val="19"/>
               </w:rPr>
-              <w:t>You stay in the driver's seat step by step</w:t>
+              <w:t xml:space="preserve">You stay in the driver's seat step by step</w:t>
             </w:r>
           </w:p>
         </w:tc>
         <w:tc>
-          <w:tcPr>
-            <w:tcW w:w="0" w:type="auto"/>
-          </w:tcPr>
+          <w:tcPr/>
           <w:p>
             <w:pPr>
               <w:pStyle w:val="Compact"/>
-              <w:spacing w:before="20" w:after="20"/>
+              <w:spacing w:after="20" w:before="20"/>
             </w:pPr>
             <w:r>
               <w:rPr>
                 <w:sz w:val="19"/>
               </w:rPr>
-              <w:t>You describe the outcome; Cowork plans and executes</w:t>
+              <w:t xml:space="preserve">You describe the outcome; Cowork plans and executes</w:t>
             </w:r>
           </w:p>
         </w:tc>
       </w:tr>
       <w:tr>
         <w:tc>
-          <w:tcPr>
-            <w:tcW w:w="0" w:type="auto"/>
-          </w:tcPr>
+          <w:tcPr/>
           <w:p>
             <w:pPr>
               <w:pStyle w:val="Compact"/>
-              <w:spacing w:before="20" w:after="20"/>
+              <w:spacing w:after="20" w:before="20"/>
             </w:pPr>
             <w:r>
               <w:rPr>
                 <w:sz w:val="19"/>
               </w:rPr>
-              <w:t>Great for "explain / summarize / rewrite"</w:t>
+              <w:t xml:space="preserve">Great for "explain / summarize / rewrite"</w:t>
             </w:r>
           </w:p>
         </w:tc>
         <w:tc>
-          <w:tcPr>
-            <w:tcW w:w="0" w:type="auto"/>
-          </w:tcPr>
+          <w:tcPr/>
           <w:p>
             <w:pPr>
               <w:pStyle w:val="Compact"/>
-              <w:spacing w:before="20" w:after="20"/>
+              <w:spacing w:after="20" w:before="20"/>
             </w:pPr>
             <w:r>
               <w:rPr>
                 <w:sz w:val="19"/>
               </w:rPr>
-              <w:t>Great for "produce this deliverable end to end"</w:t>
+              <w:t xml:space="preserve">Great for "produce this deliverable end to end"</w:t>
             </w:r>
           </w:p>
         </w:tc>
@@ -354,18 +378,21 @@
         <w:pStyle w:val="BodyText"/>
       </w:pPr>
       <w:r>
-        <w:t xml:space="preserve">For a fuller comparison and when-to-use-which guidance, see </w:t>
-      </w:r>
-      <w:hyperlink r:id="rId7">
+        <w:t xml:space="preserve">For a fuller comparison and when-to-use-which guidance, see</w:t>
+      </w:r>
+      <w:r>
+        <w:t xml:space="preserve"> </w:t>
+      </w:r>
+      <w:hyperlink r:id="rId9">
         <w:r>
           <w:rPr>
             <w:rStyle w:val="Hyperlink"/>
           </w:rPr>
-          <w:t>00-copilot-vs-cowork.docx</w:t>
+          <w:t xml:space="preserve">00-copilot-vs-cowork.docx</w:t>
         </w:r>
       </w:hyperlink>
       <w:r>
-        <w:t>.</w:t>
+        <w:t xml:space="preserve">.</w:t>
       </w:r>
     </w:p>
     <w:p>
@@ -377,31 +404,46 @@
           <w:b/>
           <w:bCs/>
         </w:rPr>
-        <w:t>Rule of thumb for HR:</w:t>
-      </w:r>
-      <w:r>
-        <w:t xml:space="preserve"> if the request would normally take </w:t>
+        <w:t xml:space="preserve">Rule of thumb for HR:</w:t>
+      </w:r>
+      <w:r>
+        <w:t xml:space="preserve"> </w:t>
+      </w:r>
+      <w:r>
+        <w:t xml:space="preserve">if the request would normally take</w:t>
+      </w:r>
+      <w:r>
+        <w:t xml:space="preserve"> </w:t>
       </w:r>
       <w:r>
         <w:rPr>
           <w:i/>
           <w:iCs/>
         </w:rPr>
-        <w:t>several manual steps</w:t>
-      </w:r>
-      <w:r>
-        <w:t xml:space="preserve"> and end in a document, email, or report, it's a good fit for Cowork.</w:t>
-      </w:r>
-    </w:p>
+        <w:t xml:space="preserve">several manual steps</w:t>
+      </w:r>
+      <w:r>
+        <w:t xml:space="preserve"> </w:t>
+      </w:r>
+      <w:r>
+        <w:t xml:space="preserve">and end in a</w:t>
+      </w:r>
+      <w:r>
+        <w:t xml:space="preserve"> </w:t>
+      </w:r>
+      <w:r>
+        <w:t xml:space="preserve">document, email, or report, it's a good fit for Cowork.</w:t>
+      </w:r>
+    </w:p>
+    <w:bookmarkEnd w:id="10"/>
+    <w:bookmarkEnd w:id="11"/>
+    <w:bookmarkStart w:id="13" w:name="where-to-use-cowork"/>
     <w:p>
       <w:pPr>
         <w:pStyle w:val="Heading2"/>
       </w:pPr>
-      <w:bookmarkStart w:id="3" w:name="where-to-use-cowork"/>
-      <w:bookmarkEnd w:id="1"/>
-      <w:bookmarkEnd w:id="2"/>
-      <w:r>
-        <w:t>Where to use Cowork</w:t>
+      <w:r>
+        <w:t xml:space="preserve">Where to use Cowork</w:t>
       </w:r>
     </w:p>
     <w:p>
@@ -409,7 +451,7 @@
         <w:pStyle w:val="FirstParagraph"/>
       </w:pPr>
       <w:r>
-        <w:t>Cowork works in:</w:t>
+        <w:t xml:space="preserve">Cowork works in:</w:t>
       </w:r>
     </w:p>
     <w:p>
@@ -417,47 +459,62 @@
         <w:pStyle w:val="Compact"/>
         <w:numPr>
           <w:ilvl w:val="0"/>
-          <w:numId w:val="3"/>
+          <w:numId w:val="1002"/>
         </w:numPr>
       </w:pPr>
       <w:r>
-        <w:t xml:space="preserve">The browser at </w:t>
-      </w:r>
-      <w:hyperlink r:id="rId8">
+        <w:t xml:space="preserve">The browser at</w:t>
+      </w:r>
+      <w:r>
+        <w:t xml:space="preserve"> </w:t>
+      </w:r>
+      <w:hyperlink r:id="rId12">
         <w:r>
           <w:rPr>
             <w:rStyle w:val="Hyperlink"/>
             <w:b/>
             <w:bCs/>
           </w:rPr>
-          <w:t>https://copilot.cloud.microsoft</w:t>
+          <w:t xml:space="preserve">https://copilot.cloud.microsoft</w:t>
         </w:r>
       </w:hyperlink>
       <w:r>
-        <w:t xml:space="preserve"> (select</w:t>
-      </w:r>
-      <w:r>
-        <w:t xml:space="preserve"> </w:t>
-      </w:r>
-      <w:r>
-        <w:rPr>
-          <w:b/>
-          <w:bCs/>
-        </w:rPr>
-        <w:t>Cowork</w:t>
-      </w:r>
-      <w:r>
-        <w:t xml:space="preserve"> next to </w:t>
-      </w:r>
-      <w:r>
-        <w:rPr>
-          <w:b/>
-          <w:bCs/>
-        </w:rPr>
-        <w:t>Chat</w:t>
-      </w:r>
-      <w:r>
-        <w:t xml:space="preserve"> at the top)</w:t>
+        <w:t xml:space="preserve"> </w:t>
+      </w:r>
+      <w:r>
+        <w:t xml:space="preserve">(select</w:t>
+      </w:r>
+      <w:r>
+        <w:t xml:space="preserve"> </w:t>
+      </w:r>
+      <w:r>
+        <w:rPr>
+          <w:b/>
+          <w:bCs/>
+        </w:rPr>
+        <w:t xml:space="preserve">Cowork</w:t>
+      </w:r>
+      <w:r>
+        <w:t xml:space="preserve"> </w:t>
+      </w:r>
+      <w:r>
+        <w:t xml:space="preserve">next to</w:t>
+      </w:r>
+      <w:r>
+        <w:t xml:space="preserve"> </w:t>
+      </w:r>
+      <w:r>
+        <w:rPr>
+          <w:b/>
+          <w:bCs/>
+        </w:rPr>
+        <w:t xml:space="preserve">Chat</w:t>
+      </w:r>
+      <w:r>
+        <w:t xml:space="preserve"> </w:t>
+      </w:r>
+      <w:r>
+        <w:t xml:space="preserve">at the top)</w:t>
       </w:r>
     </w:p>
     <w:p>
@@ -465,7 +522,7 @@
         <w:pStyle w:val="Compact"/>
         <w:numPr>
           <w:ilvl w:val="0"/>
-          <w:numId w:val="3"/>
+          <w:numId w:val="1002"/>
         </w:numPr>
       </w:pPr>
       <w:r>
@@ -473,17 +530,23 @@
           <w:b/>
           <w:bCs/>
         </w:rPr>
-        <w:t>Outlook</w:t>
-      </w:r>
-      <w:r>
-        <w:t xml:space="preserve"> and </w:t>
-      </w:r>
-      <w:r>
-        <w:rPr>
-          <w:b/>
-          <w:bCs/>
-        </w:rPr>
-        <w:t>Teams</w:t>
+        <w:t xml:space="preserve">Outlook</w:t>
+      </w:r>
+      <w:r>
+        <w:t xml:space="preserve"> </w:t>
+      </w:r>
+      <w:r>
+        <w:t xml:space="preserve">and</w:t>
+      </w:r>
+      <w:r>
+        <w:t xml:space="preserve"> </w:t>
+      </w:r>
+      <w:r>
+        <w:rPr>
+          <w:b/>
+          <w:bCs/>
+        </w:rPr>
+        <w:t xml:space="preserve">Teams</w:t>
       </w:r>
     </w:p>
     <w:p>
@@ -491,21 +554,27 @@
         <w:pStyle w:val="Compact"/>
         <w:numPr>
           <w:ilvl w:val="0"/>
-          <w:numId w:val="3"/>
+          <w:numId w:val="1002"/>
         </w:numPr>
       </w:pPr>
       <w:r>
-        <w:t xml:space="preserve">The </w:t>
-      </w:r>
-      <w:r>
-        <w:rPr>
-          <w:b/>
-          <w:bCs/>
-        </w:rPr>
-        <w:t>Microsoft Copilot desktop app</w:t>
-      </w:r>
-      <w:r>
-        <w:t xml:space="preserve"> (Windows and Mac)</w:t>
+        <w:t xml:space="preserve">The</w:t>
+      </w:r>
+      <w:r>
+        <w:t xml:space="preserve"> </w:t>
+      </w:r>
+      <w:r>
+        <w:rPr>
+          <w:b/>
+          <w:bCs/>
+        </w:rPr>
+        <w:t xml:space="preserve">Microsoft Copilot desktop app</w:t>
+      </w:r>
+      <w:r>
+        <w:t xml:space="preserve"> </w:t>
+      </w:r>
+      <w:r>
+        <w:t xml:space="preserve">(Windows and Mac)</w:t>
       </w:r>
     </w:p>
     <w:p>
@@ -513,31 +582,37 @@
         <w:pStyle w:val="Compact"/>
         <w:numPr>
           <w:ilvl w:val="0"/>
-          <w:numId w:val="3"/>
+          <w:numId w:val="1002"/>
         </w:numPr>
       </w:pPr>
       <w:r>
-        <w:t xml:space="preserve">The </w:t>
-      </w:r>
-      <w:r>
-        <w:rPr>
-          <w:b/>
-          <w:bCs/>
-        </w:rPr>
-        <w:t>Microsoft Copilot mobile app</w:t>
-      </w:r>
-      <w:r>
-        <w:t xml:space="preserve"> (iPhone and Android — note: custom skills aren't supported on mobile)</w:t>
-      </w:r>
-    </w:p>
+        <w:t xml:space="preserve">The</w:t>
+      </w:r>
+      <w:r>
+        <w:t xml:space="preserve"> </w:t>
+      </w:r>
+      <w:r>
+        <w:rPr>
+          <w:b/>
+          <w:bCs/>
+        </w:rPr>
+        <w:t xml:space="preserve">Microsoft Copilot mobile app</w:t>
+      </w:r>
+      <w:r>
+        <w:t xml:space="preserve"> </w:t>
+      </w:r>
+      <w:r>
+        <w:t xml:space="preserve">(iPhone and Android — note: custom skills aren't supported on mobile)</w:t>
+      </w:r>
+    </w:p>
+    <w:bookmarkEnd w:id="13"/>
+    <w:bookmarkStart w:id="15" w:name="the-cowork-home-page"/>
     <w:p>
       <w:pPr>
         <w:pStyle w:val="Heading2"/>
       </w:pPr>
-      <w:bookmarkStart w:id="4" w:name="the-cowork-home-page"/>
-      <w:bookmarkEnd w:id="3"/>
-      <w:r>
-        <w:t>The Cowork home page</w:t>
+      <w:r>
+        <w:t xml:space="preserve">The Cowork home page</w:t>
       </w:r>
     </w:p>
     <w:p>
@@ -545,7 +620,7 @@
         <w:pStyle w:val="FirstParagraph"/>
       </w:pPr>
       <w:r>
-        <w:t>When Cowork loads, the left navigation has four main places:</w:t>
+        <w:t xml:space="preserve">When Cowork loads, the left navigation has four main places:</w:t>
       </w:r>
     </w:p>
     <w:p>
@@ -553,7 +628,7 @@
         <w:pStyle w:val="Compact"/>
         <w:numPr>
           <w:ilvl w:val="0"/>
-          <w:numId w:val="4"/>
+          <w:numId w:val="1003"/>
         </w:numPr>
       </w:pPr>
       <w:r>
@@ -561,60 +636,87 @@
           <w:b/>
           <w:bCs/>
         </w:rPr>
-        <w:t>New task</w:t>
-      </w:r>
-      <w:r>
-        <w:t xml:space="preserve"> — the </w:t>
+        <w:t xml:space="preserve">New task</w:t>
+      </w:r>
+      <w:r>
+        <w:t xml:space="preserve"> </w:t>
+      </w:r>
+      <w:r>
+        <w:t xml:space="preserve">— the</w:t>
+      </w:r>
+      <w:r>
+        <w:t xml:space="preserve"> </w:t>
       </w:r>
       <w:r>
         <w:rPr>
           <w:i/>
           <w:iCs/>
         </w:rPr>
-        <w:t>"What can I do for you?"</w:t>
-      </w:r>
-      <w:r>
-        <w:t xml:space="preserve"> home; a </w:t>
-      </w:r>
-      <w:r>
-        <w:rPr>
-          <w:b/>
-          <w:bCs/>
-        </w:rPr>
-        <w:t>Start a task</w:t>
-      </w:r>
-      <w:r>
-        <w:t xml:space="preserve"> box, </w:t>
-      </w:r>
-      <w:r>
-        <w:rPr>
-          <w:b/>
-          <w:bCs/>
-        </w:rPr>
-        <w:t>model picker</w:t>
-      </w:r>
-      <w:r>
-        <w:t xml:space="preserve">, </w:t>
-      </w:r>
-      <w:r>
-        <w:rPr>
-          <w:b/>
-          <w:bCs/>
-        </w:rPr>
-        <w:t>reasoning effort</w:t>
-      </w:r>
-      <w:r>
-        <w:t xml:space="preserve">, attach (+), dictate, and </w:t>
+        <w:t xml:space="preserve">"What can I do for you?"</w:t>
+      </w:r>
+      <w:r>
+        <w:t xml:space="preserve"> </w:t>
+      </w:r>
+      <w:r>
+        <w:t xml:space="preserve">home; a</w:t>
+      </w:r>
+      <w:r>
+        <w:t xml:space="preserve"> </w:t>
+      </w:r>
+      <w:r>
+        <w:rPr>
+          <w:b/>
+          <w:bCs/>
+        </w:rPr>
+        <w:t xml:space="preserve">Start a task</w:t>
+      </w:r>
+      <w:r>
+        <w:t xml:space="preserve"> </w:t>
+      </w:r>
+      <w:r>
+        <w:t xml:space="preserve">box,</w:t>
+      </w:r>
+      <w:r>
+        <w:t xml:space="preserve"> </w:t>
+      </w:r>
+      <w:r>
+        <w:rPr>
+          <w:b/>
+          <w:bCs/>
+        </w:rPr>
+        <w:t xml:space="preserve">model picker</w:t>
+      </w:r>
+      <w:r>
+        <w:t xml:space="preserve">,</w:t>
+      </w:r>
+      <w:r>
+        <w:t xml:space="preserve"> </w:t>
+      </w:r>
+      <w:r>
+        <w:rPr>
+          <w:b/>
+          <w:bCs/>
+        </w:rPr>
+        <w:t xml:space="preserve">reasoning effort</w:t>
+      </w:r>
+      <w:r>
+        <w:t xml:space="preserve">, attach (+), dictate, and</w:t>
+      </w:r>
+      <w:r>
+        <w:t xml:space="preserve"> </w:t>
       </w:r>
       <w:r>
         <w:rPr>
           <w:i/>
           <w:iCs/>
         </w:rPr>
-        <w:t>"Try these next"</w:t>
-      </w:r>
-      <w:r>
-        <w:t xml:space="preserve"> starter suggestions.</w:t>
+        <w:t xml:space="preserve">"Try these next"</w:t>
+      </w:r>
+      <w:r>
+        <w:t xml:space="preserve"> </w:t>
+      </w:r>
+      <w:r>
+        <w:t xml:space="preserve">starter suggestions.</w:t>
       </w:r>
     </w:p>
     <w:p>
@@ -622,7 +724,7 @@
         <w:pStyle w:val="Compact"/>
         <w:numPr>
           <w:ilvl w:val="0"/>
-          <w:numId w:val="4"/>
+          <w:numId w:val="1003"/>
         </w:numPr>
       </w:pPr>
       <w:r>
@@ -630,10 +732,13 @@
           <w:b/>
           <w:bCs/>
         </w:rPr>
-        <w:t>My tasks</w:t>
-      </w:r>
-      <w:r>
-        <w:t xml:space="preserve"> — find and resume your previous tasks.</w:t>
+        <w:t xml:space="preserve">My tasks</w:t>
+      </w:r>
+      <w:r>
+        <w:t xml:space="preserve"> </w:t>
+      </w:r>
+      <w:r>
+        <w:t xml:space="preserve">— find and resume your previous tasks.</w:t>
       </w:r>
     </w:p>
     <w:p>
@@ -641,7 +746,7 @@
         <w:pStyle w:val="Compact"/>
         <w:numPr>
           <w:ilvl w:val="0"/>
-          <w:numId w:val="4"/>
+          <w:numId w:val="1003"/>
         </w:numPr>
       </w:pPr>
       <w:r>
@@ -649,33 +754,45 @@
           <w:b/>
           <w:bCs/>
         </w:rPr>
-        <w:t>Automations</w:t>
-      </w:r>
-      <w:r>
-        <w:t xml:space="preserve"> </w:t>
-      </w:r>
-      <w:r>
-        <w:t xml:space="preserve">— schedule tasks or run them on events; </w:t>
-      </w:r>
-      <w:r>
-        <w:rPr>
-          <w:b/>
-          <w:bCs/>
-        </w:rPr>
-        <w:t>Runs</w:t>
-      </w:r>
-      <w:r>
-        <w:t xml:space="preserve"> and </w:t>
-      </w:r>
-      <w:r>
-        <w:rPr>
-          <w:b/>
-          <w:bCs/>
-        </w:rPr>
-        <w:t>Manage schedules</w:t>
-      </w:r>
-      <w:r>
-        <w:t xml:space="preserve"> tabs.</w:t>
+        <w:t xml:space="preserve">Automations</w:t>
+      </w:r>
+      <w:r>
+        <w:t xml:space="preserve"> </w:t>
+      </w:r>
+      <w:r>
+        <w:t xml:space="preserve">— schedule tasks or run them on events;</w:t>
+      </w:r>
+      <w:r>
+        <w:t xml:space="preserve"> </w:t>
+      </w:r>
+      <w:r>
+        <w:rPr>
+          <w:b/>
+          <w:bCs/>
+        </w:rPr>
+        <w:t xml:space="preserve">Runs</w:t>
+      </w:r>
+      <w:r>
+        <w:t xml:space="preserve"> </w:t>
+      </w:r>
+      <w:r>
+        <w:t xml:space="preserve">and</w:t>
+      </w:r>
+      <w:r>
+        <w:t xml:space="preserve"> </w:t>
+      </w:r>
+      <w:r>
+        <w:rPr>
+          <w:b/>
+          <w:bCs/>
+        </w:rPr>
+        <w:t xml:space="preserve">Manage schedules</w:t>
+      </w:r>
+      <w:r>
+        <w:t xml:space="preserve"> </w:t>
+      </w:r>
+      <w:r>
+        <w:t xml:space="preserve">tabs.</w:t>
       </w:r>
     </w:p>
     <w:p>
@@ -683,7 +800,7 @@
         <w:pStyle w:val="Compact"/>
         <w:numPr>
           <w:ilvl w:val="0"/>
-          <w:numId w:val="4"/>
+          <w:numId w:val="1003"/>
         </w:numPr>
       </w:pPr>
       <w:r>
@@ -691,10 +808,13 @@
           <w:b/>
           <w:bCs/>
         </w:rPr>
-        <w:t>Customize</w:t>
-      </w:r>
-      <w:r>
-        <w:t xml:space="preserve"> — custom instructions, your personal skills, and plugins.</w:t>
+        <w:t xml:space="preserve">Customize</w:t>
+      </w:r>
+      <w:r>
+        <w:t xml:space="preserve"> </w:t>
+      </w:r>
+      <w:r>
+        <w:t xml:space="preserve">— custom instructions, your personal skills, and plugins.</w:t>
       </w:r>
     </w:p>
     <w:p>
@@ -702,29 +822,31 @@
         <w:pStyle w:val="FirstParagraph"/>
       </w:pPr>
       <w:r>
-        <w:lastRenderedPageBreak/>
-        <w:t xml:space="preserve">For a full tour of each area, see </w:t>
-      </w:r>
-      <w:hyperlink r:id="rId9">
+        <w:t xml:space="preserve">For a full tour of each area, see</w:t>
+      </w:r>
+      <w:r>
+        <w:t xml:space="preserve"> </w:t>
+      </w:r>
+      <w:hyperlink r:id="rId14">
         <w:r>
           <w:rPr>
             <w:rStyle w:val="Hyperlink"/>
           </w:rPr>
-          <w:t>07-cowork-ui-walkthrough.docx</w:t>
+          <w:t xml:space="preserve">07-cowork-ui-walkthrough.docx</w:t>
         </w:r>
       </w:hyperlink>
       <w:r>
-        <w:t>.</w:t>
-      </w:r>
-    </w:p>
+        <w:t xml:space="preserve">.</w:t>
+      </w:r>
+    </w:p>
+    <w:bookmarkEnd w:id="15"/>
+    <w:bookmarkStart w:id="18" w:name="how-cowork-uses-the-web"/>
     <w:p>
       <w:pPr>
         <w:pStyle w:val="Heading2"/>
       </w:pPr>
-      <w:bookmarkStart w:id="5" w:name="how-cowork-uses-the-web"/>
-      <w:bookmarkEnd w:id="4"/>
-      <w:r>
-        <w:t>How Cowork uses the web</w:t>
+      <w:r>
+        <w:t xml:space="preserve">How Cowork uses the web</w:t>
       </w:r>
     </w:p>
     <w:p>
@@ -732,7 +854,7 @@
         <w:pStyle w:val="Compact"/>
         <w:numPr>
           <w:ilvl w:val="0"/>
-          <w:numId w:val="5"/>
+          <w:numId w:val="1004"/>
         </w:numPr>
       </w:pPr>
       <w:r>
@@ -740,20 +862,29 @@
           <w:b/>
           <w:bCs/>
         </w:rPr>
-        <w:t>Deep Research</w:t>
-      </w:r>
-      <w:r>
-        <w:t xml:space="preserve"> searches and reads many web sources and returns a </w:t>
-      </w:r>
-      <w:r>
-        <w:rPr>
-          <w:b/>
-          <w:bCs/>
-        </w:rPr>
-        <w:t>cited</w:t>
-      </w:r>
-      <w:r>
-        <w:t xml:space="preserve"> briefing.</w:t>
+        <w:t xml:space="preserve">Deep Research</w:t>
+      </w:r>
+      <w:r>
+        <w:t xml:space="preserve"> </w:t>
+      </w:r>
+      <w:r>
+        <w:t xml:space="preserve">searches and reads many web sources and returns a</w:t>
+      </w:r>
+      <w:r>
+        <w:t xml:space="preserve"> </w:t>
+      </w:r>
+      <w:r>
+        <w:rPr>
+          <w:b/>
+          <w:bCs/>
+        </w:rPr>
+        <w:t xml:space="preserve">cited</w:t>
+      </w:r>
+      <w:r>
+        <w:t xml:space="preserve"> </w:t>
+      </w:r>
+      <w:r>
+        <w:t xml:space="preserve">briefing.</w:t>
       </w:r>
     </w:p>
     <w:p>
@@ -761,7 +892,7 @@
         <w:pStyle w:val="Compact"/>
         <w:numPr>
           <w:ilvl w:val="0"/>
-          <w:numId w:val="5"/>
+          <w:numId w:val="1004"/>
         </w:numPr>
       </w:pPr>
       <w:r>
@@ -769,60 +900,119 @@
           <w:b/>
           <w:bCs/>
         </w:rPr>
-        <w:t>Browser use</w:t>
-      </w:r>
-      <w:r>
-        <w:t xml:space="preserve"> lets Cowork work in a real website for you, in a </w:t>
-      </w:r>
-      <w:r>
-        <w:rPr>
-          <w:b/>
-          <w:bCs/>
-        </w:rPr>
-        <w:t>hidden tab in your own Microsoft Edge</w:t>
-      </w:r>
-      <w:r>
-        <w:t xml:space="preserve">, with your existing sign-ins and your organization's policies. It gets </w:t>
-      </w:r>
-      <w:r>
-        <w:rPr>
-          <w:b/>
-          <w:bCs/>
-        </w:rPr>
-        <w:t>no new access</w:t>
-      </w:r>
-      <w:r>
-        <w:t xml:space="preserve">, hands sensitive steps (sign-in, MFA, CAPTCHA) back to you, asks approval for consequential actions, and is recorded in the audit log. It needs Cowork on the web in </w:t>
-      </w:r>
-      <w:r>
-        <w:rPr>
-          <w:b/>
-          <w:bCs/>
-        </w:rPr>
-        <w:t>Edge 152 or later</w:t>
-      </w:r>
-      <w:r>
-        <w:t xml:space="preserve">, signed in with your work account, and your admin must turn on </w:t>
-      </w:r>
-      <w:r>
-        <w:rPr>
-          <w:b/>
-          <w:bCs/>
-        </w:rPr>
-        <w:t>Cowork Browsing</w:t>
-      </w:r>
-      <w:r>
-        <w:t xml:space="preserve"> (off by default). The first browser task shows a consent notice; select </w:t>
-      </w:r>
-      <w:r>
-        <w:rPr>
-          <w:b/>
-          <w:bCs/>
-        </w:rPr>
-        <w:t>I understand</w:t>
-      </w:r>
-      <w:r>
-        <w:t>.</w:t>
+        <w:t xml:space="preserve">Browser use</w:t>
+      </w:r>
+      <w:r>
+        <w:t xml:space="preserve"> </w:t>
+      </w:r>
+      <w:r>
+        <w:t xml:space="preserve">lets Cowork work in a real website for you, in a</w:t>
+      </w:r>
+      <w:r>
+        <w:t xml:space="preserve"> </w:t>
+      </w:r>
+      <w:r>
+        <w:rPr>
+          <w:b/>
+          <w:bCs/>
+        </w:rPr>
+        <w:t xml:space="preserve">hidden tab in your own Microsoft</w:t>
+      </w:r>
+      <w:r>
+        <w:rPr>
+          <w:b/>
+          <w:bCs/>
+        </w:rPr>
+        <w:t xml:space="preserve"> </w:t>
+      </w:r>
+      <w:r>
+        <w:rPr>
+          <w:b/>
+          <w:bCs/>
+        </w:rPr>
+        <w:t xml:space="preserve">Edge</w:t>
+      </w:r>
+      <w:r>
+        <w:t xml:space="preserve">, with your existing sign-ins and your organization's policies. It gets</w:t>
+      </w:r>
+      <w:r>
+        <w:t xml:space="preserve"> </w:t>
+      </w:r>
+      <w:r>
+        <w:rPr>
+          <w:b/>
+          <w:bCs/>
+        </w:rPr>
+        <w:t xml:space="preserve">no new access</w:t>
+      </w:r>
+      <w:r>
+        <w:t xml:space="preserve">,</w:t>
+      </w:r>
+      <w:r>
+        <w:t xml:space="preserve"> </w:t>
+      </w:r>
+      <w:r>
+        <w:t xml:space="preserve">hands sensitive steps (sign-in, MFA, CAPTCHA) back to you, asks approval for consequential actions,</w:t>
+      </w:r>
+      <w:r>
+        <w:t xml:space="preserve"> </w:t>
+      </w:r>
+      <w:r>
+        <w:t xml:space="preserve">and is recorded in the audit log. It needs Cowork on the web in</w:t>
+      </w:r>
+      <w:r>
+        <w:t xml:space="preserve"> </w:t>
+      </w:r>
+      <w:r>
+        <w:rPr>
+          <w:b/>
+          <w:bCs/>
+        </w:rPr>
+        <w:t xml:space="preserve">Edge 152 or later</w:t>
+      </w:r>
+      <w:r>
+        <w:t xml:space="preserve">, signed in with</w:t>
+      </w:r>
+      <w:r>
+        <w:t xml:space="preserve"> </w:t>
+      </w:r>
+      <w:r>
+        <w:t xml:space="preserve">your work account, and your admin must turn on</w:t>
+      </w:r>
+      <w:r>
+        <w:t xml:space="preserve"> </w:t>
+      </w:r>
+      <w:r>
+        <w:rPr>
+          <w:b/>
+          <w:bCs/>
+        </w:rPr>
+        <w:t xml:space="preserve">Cowork Browsing</w:t>
+      </w:r>
+      <w:r>
+        <w:t xml:space="preserve"> </w:t>
+      </w:r>
+      <w:r>
+        <w:t xml:space="preserve">(off by default). The first</w:t>
+      </w:r>
+      <w:r>
+        <w:t xml:space="preserve"> </w:t>
+      </w:r>
+      <w:r>
+        <w:t xml:space="preserve">browser task shows a consent notice; select</w:t>
+      </w:r>
+      <w:r>
+        <w:t xml:space="preserve"> </w:t>
+      </w:r>
+      <w:r>
+        <w:rPr>
+          <w:b/>
+          <w:bCs/>
+        </w:rPr>
+        <w:t xml:space="preserve">I understand</w:t>
+      </w:r>
+      <w:r>
+        <w:t xml:space="preserve">.</w:t>
       </w:r>
     </w:p>
     <w:p>
@@ -830,39 +1020,45 @@
         <w:pStyle w:val="FirstParagraph"/>
       </w:pPr>
       <w:r>
-        <w:t xml:space="preserve">You'll use Deep Research in Exercise 2 and browser use in Exercise 3. Setup and troubleshooting: </w:t>
-      </w:r>
-      <w:hyperlink r:id="rId10">
+        <w:t xml:space="preserve">You'll use Deep Research in Exercise 1 and browser use in Exercise 2. Setup and troubleshooting:</w:t>
+      </w:r>
+      <w:r>
+        <w:t xml:space="preserve"> </w:t>
+      </w:r>
+      <w:hyperlink r:id="rId16">
         <w:r>
           <w:rPr>
             <w:rStyle w:val="Hyperlink"/>
           </w:rPr>
-          <w:t>10-cowork-browser.docx</w:t>
+          <w:t xml:space="preserve">10-cowork-browser.docx</w:t>
         </w:r>
       </w:hyperlink>
       <w:r>
-        <w:t xml:space="preserve">. Learn: </w:t>
-      </w:r>
-      <w:hyperlink r:id="rId11">
+        <w:t xml:space="preserve">. Learn:</w:t>
+      </w:r>
+      <w:r>
+        <w:t xml:space="preserve"> </w:t>
+      </w:r>
+      <w:hyperlink r:id="rId17">
         <w:r>
           <w:rPr>
             <w:rStyle w:val="Hyperlink"/>
           </w:rPr>
-          <w:t>Use the local browser with Copilot Cowork</w:t>
+          <w:t xml:space="preserve">Use the local browser with Copilot Cowork</w:t>
         </w:r>
       </w:hyperlink>
       <w:r>
-        <w:t>.</w:t>
-      </w:r>
-    </w:p>
+        <w:t xml:space="preserve">.</w:t>
+      </w:r>
+    </w:p>
+    <w:bookmarkEnd w:id="18"/>
+    <w:bookmarkStart w:id="19" w:name="Xb94e2ff8f586d4f86ed303bc2e9b81cadc1f321"/>
     <w:p>
       <w:pPr>
         <w:pStyle w:val="Heading2"/>
       </w:pPr>
-      <w:bookmarkStart w:id="6" w:name="Xb94e2ff8f586d4f86ed303bc2e9b81cadc1f321"/>
-      <w:bookmarkEnd w:id="5"/>
-      <w:r>
-        <w:t>The approval / checkpoint model (why HR should care)</w:t>
+      <w:r>
+        <w:t xml:space="preserve">The approval / checkpoint model (why HR should care)</w:t>
       </w:r>
     </w:p>
     <w:p>
@@ -870,40 +1066,64 @@
         <w:pStyle w:val="FirstParagraph"/>
       </w:pPr>
       <w:r>
-        <w:t xml:space="preserve">Cowork is designed to </w:t>
-      </w:r>
-      <w:r>
-        <w:rPr>
-          <w:b/>
-          <w:bCs/>
-        </w:rPr>
-        <w:t>pause at key checkpoints</w:t>
-      </w:r>
-      <w:r>
-        <w:t xml:space="preserve"> and show you what it's about to do. Nothing </w:t>
-      </w:r>
-      <w:r>
-        <w:t xml:space="preserve">irreversible — like sending an email or booking a meeting — happens without your confirmation. For HR work, this matters because you stay accountable for what goes out. Throughout this workshop we treat every Cowork output as a </w:t>
-      </w:r>
-      <w:r>
-        <w:rPr>
-          <w:b/>
-          <w:bCs/>
-        </w:rPr>
-        <w:t>draft to review before it's used</w:t>
-      </w:r>
-      <w:r>
-        <w:t>.</w:t>
-      </w:r>
-    </w:p>
+        <w:t xml:space="preserve">Cowork is designed to</w:t>
+      </w:r>
+      <w:r>
+        <w:t xml:space="preserve"> </w:t>
+      </w:r>
+      <w:r>
+        <w:rPr>
+          <w:b/>
+          <w:bCs/>
+        </w:rPr>
+        <w:t xml:space="preserve">pause at key checkpoints</w:t>
+      </w:r>
+      <w:r>
+        <w:t xml:space="preserve"> </w:t>
+      </w:r>
+      <w:r>
+        <w:t xml:space="preserve">and show you what it's about to do. Nothing</w:t>
+      </w:r>
+      <w:r>
+        <w:t xml:space="preserve"> </w:t>
+      </w:r>
+      <w:r>
+        <w:t xml:space="preserve">irreversible — like sending an email or booking a meeting — happens without your confirmation. For</w:t>
+      </w:r>
+      <w:r>
+        <w:t xml:space="preserve"> </w:t>
+      </w:r>
+      <w:r>
+        <w:t xml:space="preserve">HR work, this matters because you stay accountable for what goes out. Throughout this workshop we</w:t>
+      </w:r>
+      <w:r>
+        <w:t xml:space="preserve"> </w:t>
+      </w:r>
+      <w:r>
+        <w:t xml:space="preserve">treat every Cowork output as a</w:t>
+      </w:r>
+      <w:r>
+        <w:t xml:space="preserve"> </w:t>
+      </w:r>
+      <w:r>
+        <w:rPr>
+          <w:b/>
+          <w:bCs/>
+        </w:rPr>
+        <w:t xml:space="preserve">draft to review before it's used</w:t>
+      </w:r>
+      <w:r>
+        <w:t xml:space="preserve">.</w:t>
+      </w:r>
+    </w:p>
+    <w:bookmarkEnd w:id="19"/>
+    <w:bookmarkStart w:id="20" w:name="this-workshops-setup"/>
     <w:p>
       <w:pPr>
         <w:pStyle w:val="Heading2"/>
       </w:pPr>
-      <w:bookmarkStart w:id="7" w:name="this-workshops-setup"/>
-      <w:bookmarkEnd w:id="6"/>
-      <w:r>
-        <w:t>This workshop's setup</w:t>
+      <w:r>
+        <w:t xml:space="preserve">This workshop's setup</w:t>
       </w:r>
     </w:p>
     <w:p>
@@ -911,34 +1131,49 @@
         <w:pStyle w:val="Compact"/>
         <w:numPr>
           <w:ilvl w:val="0"/>
-          <w:numId w:val="6"/>
+          <w:numId w:val="1005"/>
         </w:numPr>
       </w:pPr>
       <w:r>
-        <w:t xml:space="preserve">You sign in with </w:t>
-      </w:r>
-      <w:r>
-        <w:rPr>
-          <w:b/>
-          <w:bCs/>
-        </w:rPr>
-        <w:t>your own work account</w:t>
-      </w:r>
-      <w:r>
-        <w:t xml:space="preserve">, so you have your own OneDrive, drafts, and skills. The other attendees are in the same tenant. The </w:t>
-      </w:r>
-      <w:r>
-        <w:rPr>
-          <w:b/>
-          <w:bCs/>
-        </w:rPr>
-        <w:t>facilitator demos from a separate demo tenant</w:t>
-      </w:r>
-      <w:r>
-        <w:t xml:space="preserve">, so </w:t>
-      </w:r>
-      <w:r>
-        <w:t>the instructor's screen may look a little different from yours; that's expected.</w:t>
+        <w:t xml:space="preserve">You sign in with</w:t>
+      </w:r>
+      <w:r>
+        <w:t xml:space="preserve"> </w:t>
+      </w:r>
+      <w:r>
+        <w:rPr>
+          <w:b/>
+          <w:bCs/>
+        </w:rPr>
+        <w:t xml:space="preserve">your own work account</w:t>
+      </w:r>
+      <w:r>
+        <w:t xml:space="preserve">, so you have your own OneDrive, drafts, and skills. The</w:t>
+      </w:r>
+      <w:r>
+        <w:t xml:space="preserve"> </w:t>
+      </w:r>
+      <w:r>
+        <w:t xml:space="preserve">other attendees are in the same tenant. The</w:t>
+      </w:r>
+      <w:r>
+        <w:t xml:space="preserve"> </w:t>
+      </w:r>
+      <w:r>
+        <w:rPr>
+          <w:b/>
+          <w:bCs/>
+        </w:rPr>
+        <w:t xml:space="preserve">facilitator demos from a separate demo tenant</w:t>
+      </w:r>
+      <w:r>
+        <w:t xml:space="preserve">, so</w:t>
+      </w:r>
+      <w:r>
+        <w:t xml:space="preserve"> </w:t>
+      </w:r>
+      <w:r>
+        <w:t xml:space="preserve">the instructor's screen may look a little different from yours; that's expected.</w:t>
       </w:r>
     </w:p>
     <w:p>
@@ -946,7 +1181,7 @@
         <w:pStyle w:val="Compact"/>
         <w:numPr>
           <w:ilvl w:val="0"/>
-          <w:numId w:val="6"/>
+          <w:numId w:val="1005"/>
         </w:numPr>
       </w:pPr>
       <w:r>
@@ -954,20 +1189,32 @@
           <w:b/>
           <w:bCs/>
         </w:rPr>
-        <w:t>Exercise 1</w:t>
-      </w:r>
-      <w:r>
-        <w:t xml:space="preserve"> runs on </w:t>
-      </w:r>
-      <w:r>
-        <w:rPr>
-          <w:b/>
-          <w:bCs/>
-        </w:rPr>
-        <w:t>your own mail, calendar, and Teams</w:t>
-      </w:r>
-      <w:r>
-        <w:t>. Cowork reaches only what you can already see, and the results stay private to you.</w:t>
+        <w:t xml:space="preserve">Exercise 8</w:t>
+      </w:r>
+      <w:r>
+        <w:t xml:space="preserve"> </w:t>
+      </w:r>
+      <w:r>
+        <w:t xml:space="preserve">runs on</w:t>
+      </w:r>
+      <w:r>
+        <w:t xml:space="preserve"> </w:t>
+      </w:r>
+      <w:r>
+        <w:rPr>
+          <w:b/>
+          <w:bCs/>
+        </w:rPr>
+        <w:t xml:space="preserve">your own mail, calendar, and Teams</w:t>
+      </w:r>
+      <w:r>
+        <w:t xml:space="preserve">. Cowork reaches only what you can</w:t>
+      </w:r>
+      <w:r>
+        <w:t xml:space="preserve"> </w:t>
+      </w:r>
+      <w:r>
+        <w:t xml:space="preserve">already see, and the results stay private to you.</w:t>
       </w:r>
     </w:p>
     <w:p>
@@ -975,7 +1222,7 @@
         <w:pStyle w:val="Compact"/>
         <w:numPr>
           <w:ilvl w:val="0"/>
-          <w:numId w:val="6"/>
+          <w:numId w:val="1005"/>
         </w:numPr>
       </w:pPr>
       <w:r>
@@ -983,30 +1230,45 @@
           <w:b/>
           <w:bCs/>
         </w:rPr>
-        <w:t>Every other exercise</w:t>
-      </w:r>
-      <w:r>
-        <w:t xml:space="preserve"> uses </w:t>
-      </w:r>
-      <w:r>
-        <w:rPr>
-          <w:b/>
-          <w:bCs/>
-        </w:rPr>
-        <w:t>provided sample files</w:t>
-      </w:r>
-      <w:r>
-        <w:t xml:space="preserve"> you copy into your own OneDrive, so everyone works from the same fictional HR data (</w:t>
+        <w:t xml:space="preserve">Every other exercise</w:t>
+      </w:r>
+      <w:r>
+        <w:t xml:space="preserve"> </w:t>
+      </w:r>
+      <w:r>
+        <w:t xml:space="preserve">uses</w:t>
+      </w:r>
+      <w:r>
+        <w:t xml:space="preserve"> </w:t>
+      </w:r>
+      <w:r>
+        <w:rPr>
+          <w:b/>
+          <w:bCs/>
+        </w:rPr>
+        <w:t xml:space="preserve">provided sample files</w:t>
+      </w:r>
+      <w:r>
+        <w:t xml:space="preserve"> </w:t>
+      </w:r>
+      <w:r>
+        <w:t xml:space="preserve">you copy into your own OneDrive, so everyone</w:t>
+      </w:r>
+      <w:r>
+        <w:t xml:space="preserve"> </w:t>
+      </w:r>
+      <w:r>
+        <w:t xml:space="preserve">works from the same fictional HR data (</w:t>
       </w:r>
       <w:r>
         <w:rPr>
           <w:i/>
           <w:iCs/>
         </w:rPr>
-        <w:t>Zava</w:t>
-      </w:r>
-      <w:r>
-        <w:t>).</w:t>
+        <w:t xml:space="preserve">Zava</w:t>
+      </w:r>
+      <w:r>
+        <w:t xml:space="preserve">).</w:t>
       </w:r>
     </w:p>
     <w:p>
@@ -1014,34 +1276,43 @@
         <w:pStyle w:val="Compact"/>
         <w:numPr>
           <w:ilvl w:val="0"/>
-          <w:numId w:val="6"/>
+          <w:numId w:val="1005"/>
         </w:numPr>
       </w:pPr>
       <w:r>
-        <w:t xml:space="preserve">Since everyone shares a tenant, keep any </w:t>
-      </w:r>
-      <w:r>
-        <w:rPr>
-          <w:b/>
-          <w:bCs/>
-        </w:rPr>
-        <w:t>custom skills you build private</w:t>
-      </w:r>
-      <w:r>
-        <w:t xml:space="preserve"> ("Only you") </w:t>
-      </w:r>
-      <w:r>
-        <w:t>or add your initials to the name so you don't collide with your neighbors.</w:t>
-      </w:r>
-    </w:p>
+        <w:t xml:space="preserve">Since everyone shares a tenant, keep any</w:t>
+      </w:r>
+      <w:r>
+        <w:t xml:space="preserve"> </w:t>
+      </w:r>
+      <w:r>
+        <w:rPr>
+          <w:b/>
+          <w:bCs/>
+        </w:rPr>
+        <w:t xml:space="preserve">custom skills you build private</w:t>
+      </w:r>
+      <w:r>
+        <w:t xml:space="preserve"> </w:t>
+      </w:r>
+      <w:r>
+        <w:t xml:space="preserve">("Only you")</w:t>
+      </w:r>
+      <w:r>
+        <w:t xml:space="preserve"> </w:t>
+      </w:r>
+      <w:r>
+        <w:t xml:space="preserve">or add your initials to the name so you don't collide with your neighbors.</w:t>
+      </w:r>
+    </w:p>
+    <w:bookmarkEnd w:id="20"/>
+    <w:bookmarkStart w:id="22" w:name="prerequisites"/>
     <w:p>
       <w:pPr>
         <w:pStyle w:val="Heading2"/>
       </w:pPr>
-      <w:bookmarkStart w:id="8" w:name="prerequisites"/>
-      <w:bookmarkEnd w:id="7"/>
-      <w:r>
-        <w:t>Prerequisites</w:t>
+      <w:r>
+        <w:t xml:space="preserve">Prerequisites</w:t>
       </w:r>
     </w:p>
     <w:p>
@@ -1049,7 +1320,7 @@
         <w:pStyle w:val="Compact"/>
         <w:numPr>
           <w:ilvl w:val="0"/>
-          <w:numId w:val="7"/>
+          <w:numId w:val="1006"/>
         </w:numPr>
       </w:pPr>
       <w:r>
@@ -1057,20 +1328,29 @@
           <w:b/>
           <w:bCs/>
         </w:rPr>
-        <w:t>Your work account</w:t>
-      </w:r>
-      <w:r>
-        <w:t xml:space="preserve"> with an active </w:t>
-      </w:r>
-      <w:r>
-        <w:rPr>
-          <w:b/>
-          <w:bCs/>
-        </w:rPr>
-        <w:t>Microsoft 365 Copilot</w:t>
-      </w:r>
-      <w:r>
-        <w:t xml:space="preserve"> license.</w:t>
+        <w:t xml:space="preserve">Your work account</w:t>
+      </w:r>
+      <w:r>
+        <w:t xml:space="preserve"> </w:t>
+      </w:r>
+      <w:r>
+        <w:t xml:space="preserve">with an active</w:t>
+      </w:r>
+      <w:r>
+        <w:t xml:space="preserve"> </w:t>
+      </w:r>
+      <w:r>
+        <w:rPr>
+          <w:b/>
+          <w:bCs/>
+        </w:rPr>
+        <w:t xml:space="preserve">Microsoft 365 Copilot</w:t>
+      </w:r>
+      <w:r>
+        <w:t xml:space="preserve"> </w:t>
+      </w:r>
+      <w:r>
+        <w:t xml:space="preserve">license.</w:t>
       </w:r>
     </w:p>
     <w:p>
@@ -1078,7 +1358,7 @@
         <w:pStyle w:val="Compact"/>
         <w:numPr>
           <w:ilvl w:val="0"/>
-          <w:numId w:val="7"/>
+          <w:numId w:val="1006"/>
         </w:numPr>
       </w:pPr>
       <w:r>
@@ -1086,20 +1366,29 @@
           <w:b/>
           <w:bCs/>
         </w:rPr>
-        <w:t>Usage-based billing</w:t>
-      </w:r>
-      <w:r>
-        <w:t xml:space="preserve">, with your account in the scope of a </w:t>
-      </w:r>
-      <w:r>
-        <w:rPr>
-          <w:b/>
-          <w:bCs/>
-        </w:rPr>
-        <w:t>spending policy that selects Cowork</w:t>
-      </w:r>
-      <w:r>
-        <w:t>; that policy is what grants access.</w:t>
+        <w:t xml:space="preserve">Usage-based billing</w:t>
+      </w:r>
+      <w:r>
+        <w:t xml:space="preserve">, with your account in the scope of a</w:t>
+      </w:r>
+      <w:r>
+        <w:t xml:space="preserve"> </w:t>
+      </w:r>
+      <w:r>
+        <w:rPr>
+          <w:b/>
+          <w:bCs/>
+        </w:rPr>
+        <w:t xml:space="preserve">spending policy that selects Cowork</w:t>
+      </w:r>
+      <w:r>
+        <w:t xml:space="preserve">;</w:t>
+      </w:r>
+      <w:r>
+        <w:t xml:space="preserve"> </w:t>
+      </w:r>
+      <w:r>
+        <w:t xml:space="preserve">that policy is what grants access.</w:t>
       </w:r>
     </w:p>
     <w:p>
@@ -1107,7 +1396,7 @@
         <w:pStyle w:val="Compact"/>
         <w:numPr>
           <w:ilvl w:val="0"/>
-          <w:numId w:val="7"/>
+          <w:numId w:val="1006"/>
         </w:numPr>
       </w:pPr>
       <w:r>
@@ -1115,20 +1404,29 @@
           <w:b/>
           <w:bCs/>
         </w:rPr>
-        <w:t>Microsoft Edge</w:t>
-      </w:r>
-      <w:r>
-        <w:t xml:space="preserve"> (152 or later), signed in with your work account, with </w:t>
-      </w:r>
-      <w:r>
-        <w:rPr>
-          <w:b/>
-          <w:bCs/>
-        </w:rPr>
-        <w:t>Cowork Browsing</w:t>
-      </w:r>
-      <w:r>
-        <w:t xml:space="preserve"> turned on by the admin, for the Exercise 3 browser task. Chrome works for everything else.</w:t>
+        <w:t xml:space="preserve">Microsoft Edge</w:t>
+      </w:r>
+      <w:r>
+        <w:t xml:space="preserve"> </w:t>
+      </w:r>
+      <w:r>
+        <w:t xml:space="preserve">(152 or later), signed in with your work account, with</w:t>
+      </w:r>
+      <w:r>
+        <w:t xml:space="preserve"> </w:t>
+      </w:r>
+      <w:r>
+        <w:rPr>
+          <w:b/>
+          <w:bCs/>
+        </w:rPr>
+        <w:t xml:space="preserve">Cowork Browsing</w:t>
+      </w:r>
+      <w:r>
+        <w:t xml:space="preserve"> </w:t>
+      </w:r>
+      <w:r>
+        <w:t xml:space="preserve">turned on by the admin, for the Exercise 2 browser task. Chrome works for everything else.</w:t>
       </w:r>
     </w:p>
     <w:p>
@@ -1136,7 +1434,7 @@
         <w:pStyle w:val="Compact"/>
         <w:numPr>
           <w:ilvl w:val="0"/>
-          <w:numId w:val="7"/>
+          <w:numId w:val="1006"/>
         </w:numPr>
       </w:pPr>
       <w:r>
@@ -1144,33 +1442,51 @@
           <w:i/>
           <w:iCs/>
         </w:rPr>
-        <w:t>(Optional)</w:t>
-      </w:r>
-      <w:r>
-        <w:t xml:space="preserve"> Enrollment in the </w:t>
-      </w:r>
-      <w:r>
-        <w:rPr>
-          <w:b/>
-          <w:bCs/>
-        </w:rPr>
-        <w:t>Frontier</w:t>
-      </w:r>
-      <w:r>
-        <w:t xml:space="preserve"> </w:t>
-      </w:r>
-      <w:r>
-        <w:t xml:space="preserve">program — only needed for the built-in </w:t>
-      </w:r>
-      <w:r>
-        <w:rPr>
-          <w:b/>
-          <w:bCs/>
-        </w:rPr>
-        <w:t>App</w:t>
-      </w:r>
-      <w:r>
-        <w:t xml:space="preserve"> skill, which is awareness-only in this workshop.</w:t>
+        <w:t xml:space="preserve">(Optional)</w:t>
+      </w:r>
+      <w:r>
+        <w:t xml:space="preserve"> </w:t>
+      </w:r>
+      <w:r>
+        <w:t xml:space="preserve">Enrollment in the</w:t>
+      </w:r>
+      <w:r>
+        <w:t xml:space="preserve"> </w:t>
+      </w:r>
+      <w:r>
+        <w:rPr>
+          <w:b/>
+          <w:bCs/>
+        </w:rPr>
+        <w:t xml:space="preserve">Frontier</w:t>
+      </w:r>
+      <w:r>
+        <w:t xml:space="preserve"> </w:t>
+      </w:r>
+      <w:r>
+        <w:t xml:space="preserve">program — only needed for the built-in</w:t>
+      </w:r>
+      <w:r>
+        <w:t xml:space="preserve"> </w:t>
+      </w:r>
+      <w:r>
+        <w:rPr>
+          <w:b/>
+          <w:bCs/>
+        </w:rPr>
+        <w:t xml:space="preserve">App</w:t>
+      </w:r>
+      <w:r>
+        <w:t xml:space="preserve"> </w:t>
+      </w:r>
+      <w:r>
+        <w:t xml:space="preserve">skill,</w:t>
+      </w:r>
+      <w:r>
+        <w:t xml:space="preserve"> </w:t>
+      </w:r>
+      <w:r>
+        <w:t xml:space="preserve">which is awareness-only in this workshop.</w:t>
       </w:r>
     </w:p>
     <w:p>
@@ -1178,68 +1494,55 @@
         <w:pStyle w:val="FirstParagraph"/>
       </w:pPr>
       <w:r>
-        <w:t xml:space="preserve">See </w:t>
-      </w:r>
-      <w:hyperlink r:id="rId12">
+        <w:t xml:space="preserve">See</w:t>
+      </w:r>
+      <w:r>
+        <w:t xml:space="preserve"> </w:t>
+      </w:r>
+      <w:hyperlink r:id="rId21">
         <w:r>
           <w:rPr>
             <w:rStyle w:val="Hyperlink"/>
           </w:rPr>
-          <w:t>readiness-checklist.docx</w:t>
+          <w:t xml:space="preserve">readiness-checklist.docx</w:t>
         </w:r>
       </w:hyperlink>
       <w:r>
-        <w:t xml:space="preserve"> for the full pre-workshop setup.</w:t>
-      </w:r>
-      <w:bookmarkEnd w:id="0"/>
-      <w:bookmarkEnd w:id="8"/>
-    </w:p>
+        <w:t xml:space="preserve"> </w:t>
+      </w:r>
+      <w:r>
+        <w:t xml:space="preserve">for the full pre-workshop setup.</w:t>
+      </w:r>
+    </w:p>
+    <w:bookmarkEnd w:id="22"/>
+    <w:bookmarkEnd w:id="23"/>
     <w:sectPr>
-      <w:footerReference w:type="default" r:id="rId13"/>
+      <w:footerReference w:type="default" r:id="rId10"/>
       <w:footnotePr>
         <w:numRestart w:val="eachSect"/>
       </w:footnotePr>
-      <w:pgSz w:w="12240" w:h="15840"/>
-      <w:pgMar w:top="1152" w:right="1224" w:bottom="1152" w:left="1224" w:header="720" w:footer="720" w:gutter="0"/>
-      <w:cols w:space="720"/>
+      <w:pgSz w:h="15840" w:w="12240"/>
+      <w:pgMar w:bottom="1152" w:left="1224" w:right="1224" w:top="1152"/>
     </w:sectPr>
   </w:body>
 </w:document>
 </file>
 
-<file path=word/endnotes.xml><?xml version="1.0" encoding="utf-8"?>
-<w:endnotes xmlns:wpc="http://schemas.microsoft.com/office/word/2010/wordprocessingCanvas" xmlns:cx="http://schemas.microsoft.com/office/drawing/2014/chartex" xmlns:cx1="http://schemas.microsoft.com/office/drawing/2015/9/8/chartex" xmlns:cx2="http://schemas.microsoft.com/office/drawing/2015/10/21/chartex" xmlns:cx3="http://schemas.microsoft.com/office/drawing/2016/5/9/chartex" xmlns:cx4="http://schemas.microsoft.com/office/drawing/2016/5/10/chartex" xmlns:cx5="http://schemas.microsoft.com/office/drawing/2016/5/11/chartex" xmlns:cx6="http://schemas.microsoft.com/office/drawing/2016/5/12/chartex" xmlns:cx7="http://schemas.microsoft.com/office/drawing/2016/5/13/chartex" xmlns:cx8="http://schemas.microsoft.com/office/drawing/2016/5/14/chartex" xmlns:mc="http://schemas.openxmlformats.org/markup-compatibility/2006" xmlns:aink="http://schemas.microsoft.com/office/drawing/2016/ink" xmlns:am3d="http://schemas.microsoft.com/office/drawing/2017/model3d" xmlns:o="urn:schemas-microsoft-com:office:office" xmlns:oel="http://schemas.microsoft.com/office/2019/extlst" xmlns:r="http://schemas.openxmlformats.org/officeDocument/2006/relationships" xmlns:m="http://schemas.openxmlformats.org/officeDocument/2006/math" xmlns:v="urn:schemas-microsoft-com:vml" xmlns:wp14="http://schemas.microsoft.com/office/word/2010/wordprocessingDrawing" xmlns:wp="http://schemas.openxmlformats.org/drawingml/2006/wordprocessingDrawing" xmlns:w10="urn:schemas-microsoft-com:office:word" xmlns:w="http://schemas.openxmlformats.org/wordprocessingml/2006/main" xmlns:w14="http://schemas.microsoft.com/office/word/2010/wordml" xmlns:w15="http://schemas.microsoft.com/office/word/2012/wordml" xmlns:w16cex="http://schemas.microsoft.com/office/word/2018/wordml/cex" xmlns:w16cid="http://schemas.microsoft.com/office/word/2016/wordml/cid" xmlns:w16="http://schemas.microsoft.com/office/word/2018/wordml" xmlns:w16du="http://schemas.microsoft.com/office/word/2023/wordml/word16du" xmlns:w16sdtdh="http://schemas.microsoft.com/office/word/2020/wordml/sdtdatahash" xmlns:w16sdtfl="http://schemas.microsoft.com/office/word/2024/wordml/sdtformatlock" xmlns:w16se="http://schemas.microsoft.com/office/word/2015/wordml/symex" xmlns:wpg="http://schemas.microsoft.com/office/word/2010/wordprocessingGroup" xmlns:wpi="http://schemas.microsoft.com/office/word/2010/wordprocessingInk" xmlns:wne="http://schemas.microsoft.com/office/word/2006/wordml" xmlns:wps="http://schemas.microsoft.com/office/word/2010/wordprocessingShape" mc:Ignorable="w14 w15 w16se w16cid w16 w16cex w16sdtdh w16sdtfl w16du wp14">
-  <w:endnote w:type="separator" w:id="-1">
-    <w:p>
-      <w:pPr>
-        <w:spacing w:after="0"/>
-      </w:pPr>
-      <w:r>
-        <w:separator/>
-      </w:r>
-    </w:p>
-  </w:endnote>
-  <w:endnote w:type="continuationSeparator" w:id="0">
-    <w:p>
-      <w:pPr>
-        <w:spacing w:after="0"/>
-      </w:pPr>
-      <w:r>
-        <w:continuationSeparator/>
-      </w:r>
-    </w:p>
-  </w:endnote>
-</w:endnotes>
+<file path=word/comments.xml><?xml version="1.0" encoding="utf-8"?>
+<w:comments xmlns:w="http://schemas.openxmlformats.org/wordprocessingml/2006/main" xmlns:m="http://schemas.openxmlformats.org/officeDocument/2006/math" xmlns:r="http://schemas.openxmlformats.org/officeDocument/2006/relationships" xmlns:o="urn:schemas-microsoft-com:office:office" xmlns:v="urn:schemas-microsoft-com:vml" xmlns:w10="urn:schemas-microsoft-com:office:word" xmlns:a="http://schemas.openxmlformats.org/drawingml/2006/main" xmlns:pic="http://schemas.openxmlformats.org/drawingml/2006/picture" xmlns:wp="http://schemas.openxmlformats.org/drawingml/2006/wordprocessingDrawing"/>
 </file>
 
 <file path=word/footer1.xml><?xml version="1.0" encoding="utf-8"?>
-<w:ftr xmlns:wpc="http://schemas.microsoft.com/office/word/2010/wordprocessingCanvas" xmlns:cx="http://schemas.microsoft.com/office/drawing/2014/chartex" xmlns:cx1="http://schemas.microsoft.com/office/drawing/2015/9/8/chartex" xmlns:cx2="http://schemas.microsoft.com/office/drawing/2015/10/21/chartex" xmlns:cx3="http://schemas.microsoft.com/office/drawing/2016/5/9/chartex" xmlns:cx4="http://schemas.microsoft.com/office/drawing/2016/5/10/chartex" xmlns:cx5="http://schemas.microsoft.com/office/drawing/2016/5/11/chartex" xmlns:cx6="http://schemas.microsoft.com/office/drawing/2016/5/12/chartex" xmlns:cx7="http://schemas.microsoft.com/office/drawing/2016/5/13/chartex" xmlns:cx8="http://schemas.microsoft.com/office/drawing/2016/5/14/chartex" xmlns:mc="http://schemas.openxmlformats.org/markup-compatibility/2006" xmlns:aink="http://schemas.microsoft.com/office/drawing/2016/ink" xmlns:am3d="http://schemas.microsoft.com/office/drawing/2017/model3d" xmlns:o="urn:schemas-microsoft-com:office:office" xmlns:oel="http://schemas.microsoft.com/office/2019/extlst" xmlns:r="http://schemas.openxmlformats.org/officeDocument/2006/relationships" xmlns:m="http://schemas.openxmlformats.org/officeDocument/2006/math" xmlns:v="urn:schemas-microsoft-com:vml" xmlns:wp14="http://schemas.microsoft.com/office/word/2010/wordprocessingDrawing" xmlns:wp="http://schemas.openxmlformats.org/drawingml/2006/wordprocessingDrawing" xmlns:w10="urn:schemas-microsoft-com:office:word" xmlns:w="http://schemas.openxmlformats.org/wordprocessingml/2006/main" xmlns:w14="http://schemas.microsoft.com/office/word/2010/wordml" xmlns:w15="http://schemas.microsoft.com/office/word/2012/wordml" xmlns:w16cex="http://schemas.microsoft.com/office/word/2018/wordml/cex" xmlns:w16cid="http://schemas.microsoft.com/office/word/2016/wordml/cid" xmlns:w16="http://schemas.microsoft.com/office/word/2018/wordml" xmlns:w16du="http://schemas.microsoft.com/office/word/2023/wordml/word16du" xmlns:w16sdtdh="http://schemas.microsoft.com/office/word/2020/wordml/sdtdatahash" xmlns:w16sdtfl="http://schemas.microsoft.com/office/word/2024/wordml/sdtformatlock" xmlns:w16se="http://schemas.microsoft.com/office/word/2015/wordml/symex" xmlns:wpg="http://schemas.microsoft.com/office/word/2010/wordprocessingGroup" xmlns:wpi="http://schemas.microsoft.com/office/word/2010/wordprocessingInk" xmlns:wne="http://schemas.microsoft.com/office/word/2006/wordml" xmlns:wps="http://schemas.microsoft.com/office/word/2010/wordprocessingShape" mc:Ignorable="w14 w15 w16se w16cid w16 w16cex w16sdtdh w16sdtfl w16du wp14">
+<w:ftr xmlns:m="http://schemas.openxmlformats.org/officeDocument/2006/math" xmlns:mc="http://schemas.openxmlformats.org/markup-compatibility/2006" xmlns:mo="http://schemas.microsoft.com/office/mac/office/2008/main" xmlns:mv="urn:schemas-microsoft-com:mac:vml" xmlns:o="urn:schemas-microsoft-com:office:office" xmlns:r="http://schemas.openxmlformats.org/officeDocument/2006/relationships" xmlns:v="urn:schemas-microsoft-com:vml" xmlns:w10="urn:schemas-microsoft-com:office:word" xmlns:w14="http://schemas.microsoft.com/office/word/2010/wordml" xmlns:w="http://schemas.openxmlformats.org/wordprocessingml/2006/main" xmlns:wne="http://schemas.microsoft.com/office/word/2006/wordml" xmlns:wp14="http://schemas.microsoft.com/office/word/2010/wordprocessingDrawing" xmlns:wp="http://schemas.openxmlformats.org/drawingml/2006/wordprocessingDrawing" xmlns:wpc="http://schemas.microsoft.com/office/word/2010/wordprocessingCanvas" xmlns:wpg="http://schemas.microsoft.com/office/word/2010/wordprocessingGroup" xmlns:wpi="http://schemas.microsoft.com/office/word/2010/wordprocessingInk" xmlns:wps="http://schemas.microsoft.com/office/word/2010/wordprocessingShape" mc:Ignorable="w14 wp14">
   <w:p>
     <w:pPr>
+      <w:pStyle w:val="Footer"/>
       <w:jc w:val="right"/>
     </w:pPr>
+    <w:r/>
     <w:r>
       <w:rPr>
+        <w:rFonts w:ascii="Segoe UI" w:hAnsi="Segoe UI"/>
         <w:color w:val="616161"/>
         <w:sz w:val="16"/>
       </w:rPr>
@@ -1251,34 +1554,7 @@
         <w:sz w:val="16"/>
       </w:rPr>
       <w:fldChar w:fldCharType="begin"/>
-    </w:r>
-    <w:r>
-      <w:rPr>
-        <w:color w:val="616161"/>
-        <w:sz w:val="16"/>
-      </w:rPr>
-      <w:instrText>PAGE</w:instrText>
-    </w:r>
-    <w:r>
-      <w:rPr>
-        <w:color w:val="616161"/>
-        <w:sz w:val="16"/>
-      </w:rPr>
-      <w:fldChar w:fldCharType="separate"/>
-    </w:r>
-    <w:r>
-      <w:rPr>
-        <w:noProof/>
-        <w:color w:val="616161"/>
-        <w:sz w:val="16"/>
-      </w:rPr>
-      <w:t>1</w:t>
-    </w:r>
-    <w:r>
-      <w:rPr>
-        <w:color w:val="616161"/>
-        <w:sz w:val="16"/>
-      </w:rPr>
+      <w:instrText xml:space="preserve">PAGE</w:instrText>
       <w:fldChar w:fldCharType="end"/>
     </w:r>
   </w:p>
@@ -1286,24 +1562,18 @@
 </file>
 
 <file path=word/footnotes.xml><?xml version="1.0" encoding="utf-8"?>
-<w:footnotes xmlns:wpc="http://schemas.microsoft.com/office/word/2010/wordprocessingCanvas" xmlns:cx="http://schemas.microsoft.com/office/drawing/2014/chartex" xmlns:cx1="http://schemas.microsoft.com/office/drawing/2015/9/8/chartex" xmlns:cx2="http://schemas.microsoft.com/office/drawing/2015/10/21/chartex" xmlns:cx3="http://schemas.microsoft.com/office/drawing/2016/5/9/chartex" xmlns:cx4="http://schemas.microsoft.com/office/drawing/2016/5/10/chartex" xmlns:cx5="http://schemas.microsoft.com/office/drawing/2016/5/11/chartex" xmlns:cx6="http://schemas.microsoft.com/office/drawing/2016/5/12/chartex" xmlns:cx7="http://schemas.microsoft.com/office/drawing/2016/5/13/chartex" xmlns:cx8="http://schemas.microsoft.com/office/drawing/2016/5/14/chartex" xmlns:mc="http://schemas.openxmlformats.org/markup-compatibility/2006" xmlns:aink="http://schemas.microsoft.com/office/drawing/2016/ink" xmlns:am3d="http://schemas.microsoft.com/office/drawing/2017/model3d" xmlns:o="urn:schemas-microsoft-com:office:office" xmlns:oel="http://schemas.microsoft.com/office/2019/extlst" xmlns:r="http://schemas.openxmlformats.org/officeDocument/2006/relationships" xmlns:m="http://schemas.openxmlformats.org/officeDocument/2006/math" xmlns:v="urn:schemas-microsoft-com:vml" xmlns:wp14="http://schemas.microsoft.com/office/word/2010/wordprocessingDrawing" xmlns:wp="http://schemas.openxmlformats.org/drawingml/2006/wordprocessingDrawing" xmlns:w10="urn:schemas-microsoft-com:office:word" xmlns:w="http://schemas.openxmlformats.org/wordprocessingml/2006/main" xmlns:w14="http://schemas.microsoft.com/office/word/2010/wordml" xmlns:w15="http://schemas.microsoft.com/office/word/2012/wordml" xmlns:w16cex="http://schemas.microsoft.com/office/word/2018/wordml/cex" xmlns:w16cid="http://schemas.microsoft.com/office/word/2016/wordml/cid" xmlns:w16="http://schemas.microsoft.com/office/word/2018/wordml" xmlns:w16du="http://schemas.microsoft.com/office/word/2023/wordml/word16du" xmlns:w16sdtdh="http://schemas.microsoft.com/office/word/2020/wordml/sdtdatahash" xmlns:w16sdtfl="http://schemas.microsoft.com/office/word/2024/wordml/sdtformatlock" xmlns:w16se="http://schemas.microsoft.com/office/word/2015/wordml/symex" xmlns:wpg="http://schemas.microsoft.com/office/word/2010/wordprocessingGroup" xmlns:wpi="http://schemas.microsoft.com/office/word/2010/wordprocessingInk" xmlns:wne="http://schemas.microsoft.com/office/word/2006/wordml" xmlns:wps="http://schemas.microsoft.com/office/word/2010/wordprocessingShape" mc:Ignorable="w14 w15 w16se w16cid w16 w16cex w16sdtdh w16sdtfl w16du wp14">
+<w:footnotes xmlns:w="http://schemas.openxmlformats.org/wordprocessingml/2006/main" xmlns:m="http://schemas.openxmlformats.org/officeDocument/2006/math" xmlns:r="http://schemas.openxmlformats.org/officeDocument/2006/relationships" xmlns:o="urn:schemas-microsoft-com:office:office" xmlns:v="urn:schemas-microsoft-com:vml" xmlns:w10="urn:schemas-microsoft-com:office:word" xmlns:a="http://schemas.openxmlformats.org/drawingml/2006/main" xmlns:pic="http://schemas.openxmlformats.org/drawingml/2006/picture" xmlns:wp="http://schemas.openxmlformats.org/drawingml/2006/wordprocessingDrawing">
+  <w:footnote w:type="continuationSeparator" w:id="0">
+    <w:p>
+      <w:r>
+        <w:continuationSeparator/>
+      </w:r>
+    </w:p>
+  </w:footnote>
   <w:footnote w:type="separator" w:id="-1">
     <w:p>
-      <w:pPr>
-        <w:spacing w:after="0"/>
-      </w:pPr>
       <w:r>
         <w:separator/>
-      </w:r>
-    </w:p>
-  </w:footnote>
-  <w:footnote w:type="continuationSeparator" w:id="0">
-    <w:p>
-      <w:pPr>
-        <w:spacing w:after="0"/>
-      </w:pPr>
-      <w:r>
-        <w:continuationSeparator/>
       </w:r>
     </w:p>
   </w:footnote>
@@ -1311,11 +1581,10 @@
 </file>
 
 <file path=word/numbering.xml><?xml version="1.0" encoding="utf-8"?>
-<w:numbering xmlns:wpc="http://schemas.microsoft.com/office/word/2010/wordprocessingCanvas" xmlns:cx="http://schemas.microsoft.com/office/drawing/2014/chartex" xmlns:cx1="http://schemas.microsoft.com/office/drawing/2015/9/8/chartex" xmlns:cx2="http://schemas.microsoft.com/office/drawing/2015/10/21/chartex" xmlns:cx3="http://schemas.microsoft.com/office/drawing/2016/5/9/chartex" xmlns:cx4="http://schemas.microsoft.com/office/drawing/2016/5/10/chartex" xmlns:cx5="http://schemas.microsoft.com/office/drawing/2016/5/11/chartex" xmlns:cx6="http://schemas.microsoft.com/office/drawing/2016/5/12/chartex" xmlns:cx7="http://schemas.microsoft.com/office/drawing/2016/5/13/chartex" xmlns:cx8="http://schemas.microsoft.com/office/drawing/2016/5/14/chartex" xmlns:mc="http://schemas.openxmlformats.org/markup-compatibility/2006" xmlns:aink="http://schemas.microsoft.com/office/drawing/2016/ink" xmlns:am3d="http://schemas.microsoft.com/office/drawing/2017/model3d" xmlns:o="urn:schemas-microsoft-com:office:office" xmlns:oel="http://schemas.microsoft.com/office/2019/extlst" xmlns:r="http://schemas.openxmlformats.org/officeDocument/2006/relationships" xmlns:m="http://schemas.openxmlformats.org/officeDocument/2006/math" xmlns:v="urn:schemas-microsoft-com:vml" xmlns:wp14="http://schemas.microsoft.com/office/word/2010/wordprocessingDrawing" xmlns:wp="http://schemas.openxmlformats.org/drawingml/2006/wordprocessingDrawing" xmlns:w10="urn:schemas-microsoft-com:office:word" xmlns:w="http://schemas.openxmlformats.org/wordprocessingml/2006/main" xmlns:w14="http://schemas.microsoft.com/office/word/2010/wordml" xmlns:w15="http://schemas.microsoft.com/office/word/2012/wordml" xmlns:w16cex="http://schemas.microsoft.com/office/word/2018/wordml/cex" xmlns:w16cid="http://schemas.microsoft.com/office/word/2016/wordml/cid" xmlns:w16="http://schemas.microsoft.com/office/word/2018/wordml" xmlns:w16du="http://schemas.microsoft.com/office/word/2023/wordml/word16du" xmlns:w16sdtdh="http://schemas.microsoft.com/office/word/2020/wordml/sdtdatahash" xmlns:w16sdtfl="http://schemas.microsoft.com/office/word/2024/wordml/sdtformatlock" xmlns:w16se="http://schemas.microsoft.com/office/word/2015/wordml/symex" xmlns:wpg="http://schemas.microsoft.com/office/word/2010/wordprocessingGroup" xmlns:wpi="http://schemas.microsoft.com/office/word/2010/wordprocessingInk" xmlns:wne="http://schemas.microsoft.com/office/word/2006/wordml" xmlns:wps="http://schemas.microsoft.com/office/word/2010/wordprocessingShape" mc:Ignorable="w14 w15 w16se w16cid w16 w16cex w16sdtdh w16sdtfl w16du wp14">
-  <w:abstractNum w:abstractNumId="0" w15:restartNumberingAfterBreak="0">
+<w:numbering xmlns:w="http://schemas.openxmlformats.org/wordprocessingml/2006/main">
+  <w:abstractNum w:abstractNumId="990">
     <w:nsid w:val="0000A990"/>
     <w:multiLevelType w:val="multilevel"/>
-    <w:tmpl w:val="48323DBE"/>
     <w:lvl w:ilvl="0">
       <w:numFmt w:val="bullet"/>
       <w:lvlText w:val=" "/>
@@ -1389,10 +1658,94 @@
       </w:pPr>
     </w:lvl>
   </w:abstractNum>
-  <w:abstractNum w:abstractNumId="1" w15:restartNumberingAfterBreak="0">
+  <w:abstractNum w:abstractNumId="99411">
+    <w:nsid w:val="00A99411"/>
+    <w:multiLevelType w:val="multilevel"/>
+    <w:lvl w:ilvl="0">
+      <w:start w:val="1"/>
+      <w:numFmt w:val="decimal"/>
+      <w:lvlText w:val="%1."/>
+      <w:lvlJc w:val="left"/>
+      <w:pPr>
+        <w:ind w:left="720" w:hanging="360"/>
+      </w:pPr>
+    </w:lvl>
+    <w:lvl w:ilvl="1">
+      <w:start w:val="1"/>
+      <w:numFmt w:val="decimal"/>
+      <w:lvlText w:val="%2."/>
+      <w:lvlJc w:val="left"/>
+      <w:pPr>
+        <w:ind w:left="1440" w:hanging="360"/>
+      </w:pPr>
+    </w:lvl>
+    <w:lvl w:ilvl="2">
+      <w:start w:val="1"/>
+      <w:numFmt w:val="decimal"/>
+      <w:lvlText w:val="%3."/>
+      <w:lvlJc w:val="left"/>
+      <w:pPr>
+        <w:ind w:left="2160" w:hanging="360"/>
+      </w:pPr>
+    </w:lvl>
+    <w:lvl w:ilvl="3">
+      <w:start w:val="1"/>
+      <w:numFmt w:val="decimal"/>
+      <w:lvlText w:val="%4."/>
+      <w:lvlJc w:val="left"/>
+      <w:pPr>
+        <w:ind w:left="2880" w:hanging="360"/>
+      </w:pPr>
+    </w:lvl>
+    <w:lvl w:ilvl="4">
+      <w:start w:val="1"/>
+      <w:numFmt w:val="decimal"/>
+      <w:lvlText w:val="%5."/>
+      <w:lvlJc w:val="left"/>
+      <w:pPr>
+        <w:ind w:left="3600" w:hanging="360"/>
+      </w:pPr>
+    </w:lvl>
+    <w:lvl w:ilvl="5">
+      <w:start w:val="1"/>
+      <w:numFmt w:val="decimal"/>
+      <w:lvlText w:val="%6."/>
+      <w:lvlJc w:val="left"/>
+      <w:pPr>
+        <w:ind w:left="4320" w:hanging="360"/>
+      </w:pPr>
+    </w:lvl>
+    <w:lvl w:ilvl="6">
+      <w:start w:val="1"/>
+      <w:numFmt w:val="decimal"/>
+      <w:lvlText w:val="%7."/>
+      <w:lvlJc w:val="left"/>
+      <w:pPr>
+        <w:ind w:left="5040" w:hanging="360"/>
+      </w:pPr>
+    </w:lvl>
+    <w:lvl w:ilvl="7">
+      <w:start w:val="1"/>
+      <w:numFmt w:val="decimal"/>
+      <w:lvlText w:val="%8."/>
+      <w:lvlJc w:val="left"/>
+      <w:pPr>
+        <w:ind w:left="5760" w:hanging="360"/>
+      </w:pPr>
+    </w:lvl>
+    <w:lvl w:ilvl="8">
+      <w:start w:val="1"/>
+      <w:numFmt w:val="decimal"/>
+      <w:lvlText w:val="%9."/>
+      <w:lvlJc w:val="left"/>
+      <w:pPr>
+        <w:ind w:left="6480" w:hanging="360"/>
+      </w:pPr>
+    </w:lvl>
+  </w:abstractNum>
+  <w:abstractNum w:abstractNumId="991">
     <w:nsid w:val="0000A991"/>
     <w:multiLevelType w:val="multilevel"/>
-    <w:tmpl w:val="49162548"/>
     <w:lvl w:ilvl="0">
       <w:numFmt w:val="bullet"/>
       <w:lvlText w:val=""/>
@@ -1493,97 +1846,11 @@
       </w:rPr>
     </w:lvl>
   </w:abstractNum>
-  <w:abstractNum w:abstractNumId="2" w15:restartNumberingAfterBreak="0">
-    <w:nsid w:val="00A99411"/>
-    <w:multiLevelType w:val="multilevel"/>
-    <w:tmpl w:val="A9664AC4"/>
-    <w:lvl w:ilvl="0">
-      <w:start w:val="1"/>
-      <w:numFmt w:val="decimal"/>
-      <w:lvlText w:val="%1."/>
-      <w:lvlJc w:val="left"/>
-      <w:pPr>
-        <w:ind w:left="720" w:hanging="360"/>
-      </w:pPr>
-    </w:lvl>
-    <w:lvl w:ilvl="1">
-      <w:start w:val="1"/>
-      <w:numFmt w:val="decimal"/>
-      <w:lvlText w:val="%2."/>
-      <w:lvlJc w:val="left"/>
-      <w:pPr>
-        <w:ind w:left="1440" w:hanging="360"/>
-      </w:pPr>
-    </w:lvl>
-    <w:lvl w:ilvl="2">
-      <w:start w:val="1"/>
-      <w:numFmt w:val="decimal"/>
-      <w:lvlText w:val="%3."/>
-      <w:lvlJc w:val="left"/>
-      <w:pPr>
-        <w:ind w:left="2160" w:hanging="360"/>
-      </w:pPr>
-    </w:lvl>
-    <w:lvl w:ilvl="3">
-      <w:start w:val="1"/>
-      <w:numFmt w:val="decimal"/>
-      <w:lvlText w:val="%4."/>
-      <w:lvlJc w:val="left"/>
-      <w:pPr>
-        <w:ind w:left="2880" w:hanging="360"/>
-      </w:pPr>
-    </w:lvl>
-    <w:lvl w:ilvl="4">
-      <w:start w:val="1"/>
-      <w:numFmt w:val="decimal"/>
-      <w:lvlText w:val="%5."/>
-      <w:lvlJc w:val="left"/>
-      <w:pPr>
-        <w:ind w:left="3600" w:hanging="360"/>
-      </w:pPr>
-    </w:lvl>
-    <w:lvl w:ilvl="5">
-      <w:start w:val="1"/>
-      <w:numFmt w:val="decimal"/>
-      <w:lvlText w:val="%6."/>
-      <w:lvlJc w:val="left"/>
-      <w:pPr>
-        <w:ind w:left="4320" w:hanging="360"/>
-      </w:pPr>
-    </w:lvl>
-    <w:lvl w:ilvl="6">
-      <w:start w:val="1"/>
-      <w:numFmt w:val="decimal"/>
-      <w:lvlText w:val="%7."/>
-      <w:lvlJc w:val="left"/>
-      <w:pPr>
-        <w:ind w:left="5040" w:hanging="360"/>
-      </w:pPr>
-    </w:lvl>
-    <w:lvl w:ilvl="7">
-      <w:start w:val="1"/>
-      <w:numFmt w:val="decimal"/>
-      <w:lvlText w:val="%8."/>
-      <w:lvlJc w:val="left"/>
-      <w:pPr>
-        <w:ind w:left="5760" w:hanging="360"/>
-      </w:pPr>
-    </w:lvl>
-    <w:lvl w:ilvl="8">
-      <w:start w:val="1"/>
-      <w:numFmt w:val="decimal"/>
-      <w:lvlText w:val="%9."/>
-      <w:lvlJc w:val="left"/>
-      <w:pPr>
-        <w:ind w:left="6480" w:hanging="360"/>
-      </w:pPr>
-    </w:lvl>
-  </w:abstractNum>
-  <w:num w:numId="1" w16cid:durableId="877816173">
-    <w:abstractNumId w:val="0"/>
+  <w:num w:numId="1000">
+    <w:abstractNumId w:val="990"/>
   </w:num>
-  <w:num w:numId="2" w16cid:durableId="587883287">
-    <w:abstractNumId w:val="2"/>
+  <w:num w:numId="1001">
+    <w:abstractNumId w:val="99411"/>
     <w:lvlOverride w:ilvl="0">
       <w:startOverride w:val="1"/>
     </w:lvlOverride>
@@ -1612,11 +1879,11 @@
       <w:startOverride w:val="1"/>
     </w:lvlOverride>
   </w:num>
-  <w:num w:numId="3" w16cid:durableId="1079062461">
-    <w:abstractNumId w:val="1"/>
+  <w:num w:numId="1002">
+    <w:abstractNumId w:val="991"/>
   </w:num>
-  <w:num w:numId="4" w16cid:durableId="240021865">
-    <w:abstractNumId w:val="2"/>
+  <w:num w:numId="1003">
+    <w:abstractNumId w:val="99411"/>
     <w:lvlOverride w:ilvl="0">
       <w:startOverride w:val="1"/>
     </w:lvlOverride>
@@ -1645,27 +1912,27 @@
       <w:startOverride w:val="1"/>
     </w:lvlOverride>
   </w:num>
-  <w:num w:numId="5" w16cid:durableId="897743277">
-    <w:abstractNumId w:val="1"/>
+  <w:num w:numId="1004">
+    <w:abstractNumId w:val="991"/>
   </w:num>
-  <w:num w:numId="6" w16cid:durableId="1094352213">
-    <w:abstractNumId w:val="1"/>
+  <w:num w:numId="1005">
+    <w:abstractNumId w:val="991"/>
   </w:num>
-  <w:num w:numId="7" w16cid:durableId="350112119">
-    <w:abstractNumId w:val="1"/>
+  <w:num w:numId="1006">
+    <w:abstractNumId w:val="991"/>
   </w:num>
 </w:numbering>
 </file>
 
 <file path=word/styles.xml><?xml version="1.0" encoding="utf-8"?>
-<w:styles xmlns:mc="http://schemas.openxmlformats.org/markup-compatibility/2006" xmlns:r="http://schemas.openxmlformats.org/officeDocument/2006/relationships" xmlns:w="http://schemas.openxmlformats.org/wordprocessingml/2006/main" xmlns:w14="http://schemas.microsoft.com/office/word/2010/wordml" xmlns:w15="http://schemas.microsoft.com/office/word/2012/wordml" xmlns:w16cex="http://schemas.microsoft.com/office/word/2018/wordml/cex" xmlns:w16cid="http://schemas.microsoft.com/office/word/2016/wordml/cid" xmlns:w16="http://schemas.microsoft.com/office/word/2018/wordml" xmlns:w16du="http://schemas.microsoft.com/office/word/2023/wordml/word16du" xmlns:w16sdtdh="http://schemas.microsoft.com/office/word/2020/wordml/sdtdatahash" xmlns:w16sdtfl="http://schemas.microsoft.com/office/word/2024/wordml/sdtformatlock" xmlns:w16se="http://schemas.microsoft.com/office/word/2015/wordml/symex" mc:Ignorable="w14 w15 w16se w16cid w16 w16cex w16sdtdh w16sdtfl w16du">
+<w:styles xmlns:r="http://schemas.openxmlformats.org/officeDocument/2006/relationships" xmlns:w="http://schemas.openxmlformats.org/wordprocessingml/2006/main">
   <w:docDefaults>
     <w:rPrDefault>
       <w:rPr>
-        <w:rFonts w:asciiTheme="minorHAnsi" w:eastAsiaTheme="minorEastAsia" w:hAnsiTheme="minorHAnsi" w:cstheme="minorBidi"/>
+        <w:rFonts w:asciiTheme="minorHAnsi" w:cstheme="minorBidi" w:eastAsiaTheme="minorEastAsia" w:hAnsiTheme="minorHAnsi"/>
         <w:sz w:val="24"/>
         <w:szCs w:val="24"/>
-        <w:lang w:val="en-US" w:eastAsia="zh-CN" w:bidi="ar-SA"/>
+        <w:lang w:bidi="ar-SA" w:eastAsia="zh-CN" w:val="en-US"/>
       </w:rPr>
     </w:rPrDefault>
     <w:pPrDefault>
@@ -1674,260 +1941,189 @@
       </w:pPr>
     </w:pPrDefault>
   </w:docDefaults>
-  <w:latentStyles w:defLockedState="0" w:defUIPriority="0" w:defSemiHidden="0" w:defUnhideWhenUsed="0" w:defQFormat="0" w:count="376">
-    <w:lsdException w:name="Normal Table" w:semiHidden="1" w:unhideWhenUsed="1"/>
-    <w:lsdException w:name="Table Simple 1" w:semiHidden="1" w:unhideWhenUsed="1"/>
-    <w:lsdException w:name="Table Simple 2" w:semiHidden="1" w:unhideWhenUsed="1"/>
-    <w:lsdException w:name="Table Simple 3" w:semiHidden="1" w:unhideWhenUsed="1"/>
-    <w:lsdException w:name="Table Classic 1" w:semiHidden="1" w:unhideWhenUsed="1"/>
-    <w:lsdException w:name="Table Classic 2" w:semiHidden="1" w:unhideWhenUsed="1"/>
-    <w:lsdException w:name="Table Classic 3" w:semiHidden="1" w:unhideWhenUsed="1"/>
-    <w:lsdException w:name="Table Classic 4" w:semiHidden="1" w:unhideWhenUsed="1"/>
-    <w:lsdException w:name="Table Colorful 1" w:semiHidden="1" w:unhideWhenUsed="1"/>
-    <w:lsdException w:name="Table Colorful 2" w:semiHidden="1" w:unhideWhenUsed="1"/>
-    <w:lsdException w:name="Table Colorful 3" w:semiHidden="1" w:unhideWhenUsed="1"/>
-    <w:lsdException w:name="Table Columns 1" w:semiHidden="1" w:unhideWhenUsed="1"/>
-    <w:lsdException w:name="Table Columns 2" w:semiHidden="1" w:unhideWhenUsed="1"/>
-    <w:lsdException w:name="Table Columns 3" w:semiHidden="1" w:unhideWhenUsed="1"/>
-    <w:lsdException w:name="Table Columns 4" w:semiHidden="1" w:unhideWhenUsed="1"/>
-    <w:lsdException w:name="Table Columns 5" w:semiHidden="1" w:unhideWhenUsed="1"/>
-    <w:lsdException w:name="Table Grid 1" w:semiHidden="1" w:unhideWhenUsed="1"/>
-    <w:lsdException w:name="Table Grid 2" w:semiHidden="1" w:unhideWhenUsed="1"/>
-    <w:lsdException w:name="Table Grid 3" w:semiHidden="1" w:unhideWhenUsed="1"/>
-    <w:lsdException w:name="Table Grid 4" w:semiHidden="1" w:unhideWhenUsed="1"/>
-    <w:lsdException w:name="Table Grid 5" w:semiHidden="1" w:unhideWhenUsed="1"/>
-    <w:lsdException w:name="Table Grid 6" w:semiHidden="1" w:unhideWhenUsed="1"/>
-    <w:lsdException w:name="Table Grid 7" w:semiHidden="1" w:unhideWhenUsed="1"/>
-    <w:lsdException w:name="Table Grid 8" w:semiHidden="1" w:unhideWhenUsed="1"/>
-    <w:lsdException w:name="Table List 1" w:semiHidden="1" w:unhideWhenUsed="1"/>
-    <w:lsdException w:name="Table List 2" w:semiHidden="1" w:unhideWhenUsed="1"/>
-    <w:lsdException w:name="Table List 3" w:semiHidden="1" w:unhideWhenUsed="1"/>
-    <w:lsdException w:name="Table List 4" w:semiHidden="1" w:unhideWhenUsed="1"/>
-    <w:lsdException w:name="Table List 5" w:semiHidden="1" w:unhideWhenUsed="1"/>
-    <w:lsdException w:name="Table List 6" w:semiHidden="1" w:unhideWhenUsed="1"/>
-    <w:lsdException w:name="Table List 7" w:semiHidden="1" w:unhideWhenUsed="1"/>
-    <w:lsdException w:name="Table List 8" w:semiHidden="1" w:unhideWhenUsed="1"/>
-    <w:lsdException w:name="Table 3D effects 1" w:semiHidden="1" w:unhideWhenUsed="1"/>
-    <w:lsdException w:name="Table 3D effects 2" w:semiHidden="1" w:unhideWhenUsed="1"/>
-    <w:lsdException w:name="Table 3D effects 3" w:semiHidden="1" w:unhideWhenUsed="1"/>
-    <w:lsdException w:name="Table Contemporary" w:semiHidden="1" w:unhideWhenUsed="1"/>
-    <w:lsdException w:name="Table Elegant" w:semiHidden="1" w:unhideWhenUsed="1"/>
-    <w:lsdException w:name="Table Professional" w:semiHidden="1" w:unhideWhenUsed="1"/>
-    <w:lsdException w:name="Table Subtle 1" w:semiHidden="1" w:unhideWhenUsed="1"/>
-    <w:lsdException w:name="Table Subtle 2" w:semiHidden="1" w:unhideWhenUsed="1"/>
-    <w:lsdException w:name="Table Web 1" w:semiHidden="1" w:unhideWhenUsed="1"/>
-    <w:lsdException w:name="Table Web 2" w:semiHidden="1" w:unhideWhenUsed="1"/>
-    <w:lsdException w:name="Table Web 3" w:semiHidden="1" w:unhideWhenUsed="1"/>
-    <w:lsdException w:name="Table Theme" w:semiHidden="1" w:unhideWhenUsed="1"/>
-    <w:lsdException w:name="Light Shading"/>
-    <w:lsdException w:name="Light List"/>
-    <w:lsdException w:name="Light Grid"/>
-    <w:lsdException w:name="Medium Shading 1"/>
-    <w:lsdException w:name="Medium Shading 2"/>
-    <w:lsdException w:name="Medium List 1"/>
-    <w:lsdException w:name="Medium List 2"/>
-    <w:lsdException w:name="Medium Grid 1"/>
-    <w:lsdException w:name="Medium Grid 2"/>
-    <w:lsdException w:name="Medium Grid 3"/>
-    <w:lsdException w:name="Dark List"/>
-    <w:lsdException w:name="Colorful Shading"/>
-    <w:lsdException w:name="Colorful List"/>
-    <w:lsdException w:name="Colorful Grid"/>
-    <w:lsdException w:name="Light Shading Accent 1"/>
-    <w:lsdException w:name="Light List Accent 1"/>
-    <w:lsdException w:name="Light Grid Accent 1"/>
-    <w:lsdException w:name="Medium Shading 1 Accent 1"/>
-    <w:lsdException w:name="Medium Shading 2 Accent 1"/>
-    <w:lsdException w:name="Medium List 1 Accent 1"/>
-    <w:lsdException w:name="Medium List 2 Accent 1"/>
-    <w:lsdException w:name="Medium Grid 1 Accent 1"/>
-    <w:lsdException w:name="Medium Grid 2 Accent 1"/>
-    <w:lsdException w:name="Medium Grid 3 Accent 1"/>
-    <w:lsdException w:name="Dark List Accent 1"/>
-    <w:lsdException w:name="Colorful Shading Accent 1"/>
-    <w:lsdException w:name="Colorful List Accent 1"/>
-    <w:lsdException w:name="Colorful Grid Accent 1"/>
-    <w:lsdException w:name="Light Shading Accent 2"/>
-    <w:lsdException w:name="Light List Accent 2"/>
-    <w:lsdException w:name="Light Grid Accent 2"/>
-    <w:lsdException w:name="Medium Shading 1 Accent 2"/>
-    <w:lsdException w:name="Medium Shading 2 Accent 2"/>
-    <w:lsdException w:name="Medium List 1 Accent 2"/>
-    <w:lsdException w:name="Medium List 2 Accent 2"/>
-    <w:lsdException w:name="Medium Grid 1 Accent 2"/>
-    <w:lsdException w:name="Medium Grid 2 Accent 2"/>
-    <w:lsdException w:name="Medium Grid 3 Accent 2"/>
-    <w:lsdException w:name="Dark List Accent 2"/>
-    <w:lsdException w:name="Colorful Shading Accent 2"/>
-    <w:lsdException w:name="Colorful List Accent 2"/>
-    <w:lsdException w:name="Colorful Grid Accent 2"/>
-    <w:lsdException w:name="Light Shading Accent 3"/>
-    <w:lsdException w:name="Light List Accent 3"/>
-    <w:lsdException w:name="Light Grid Accent 3"/>
-    <w:lsdException w:name="Medium Shading 1 Accent 3"/>
-    <w:lsdException w:name="Medium Shading 2 Accent 3"/>
-    <w:lsdException w:name="Medium List 1 Accent 3"/>
-    <w:lsdException w:name="Medium List 2 Accent 3"/>
-    <w:lsdException w:name="Medium Grid 1 Accent 3"/>
-    <w:lsdException w:name="Medium Grid 2 Accent 3"/>
-    <w:lsdException w:name="Medium Grid 3 Accent 3"/>
-    <w:lsdException w:name="Dark List Accent 3"/>
-    <w:lsdException w:name="Colorful Shading Accent 3"/>
-    <w:lsdException w:name="Colorful List Accent 3"/>
-    <w:lsdException w:name="Colorful Grid Accent 3"/>
-    <w:lsdException w:name="Light Shading Accent 4"/>
-    <w:lsdException w:name="Light List Accent 4"/>
-    <w:lsdException w:name="Light Grid Accent 4"/>
-    <w:lsdException w:name="Medium Shading 1 Accent 4"/>
-    <w:lsdException w:name="Medium Shading 2 Accent 4"/>
-    <w:lsdException w:name="Medium List 1 Accent 4"/>
-    <w:lsdException w:name="Medium List 2 Accent 4"/>
-    <w:lsdException w:name="Medium Grid 1 Accent 4"/>
-    <w:lsdException w:name="Medium Grid 2 Accent 4"/>
-    <w:lsdException w:name="Medium Grid 3 Accent 4"/>
-    <w:lsdException w:name="Dark List Accent 4"/>
-    <w:lsdException w:name="Colorful Shading Accent 4"/>
-    <w:lsdException w:name="Colorful List Accent 4"/>
-    <w:lsdException w:name="Colorful Grid Accent 4"/>
-    <w:lsdException w:name="Light Shading Accent 5"/>
-    <w:lsdException w:name="Light List Accent 5"/>
-    <w:lsdException w:name="Light Grid Accent 5"/>
-    <w:lsdException w:name="Medium Shading 1 Accent 5"/>
-    <w:lsdException w:name="Medium Shading 2 Accent 5"/>
-    <w:lsdException w:name="Medium List 1 Accent 5"/>
-    <w:lsdException w:name="Medium List 2 Accent 5"/>
-    <w:lsdException w:name="Medium Grid 1 Accent 5"/>
-    <w:lsdException w:name="Medium Grid 2 Accent 5"/>
-    <w:lsdException w:name="Medium Grid 3 Accent 5"/>
-    <w:lsdException w:name="Dark List Accent 5"/>
-    <w:lsdException w:name="Colorful Shading Accent 5"/>
-    <w:lsdException w:name="Colorful List Accent 5"/>
-    <w:lsdException w:name="Colorful Grid Accent 5"/>
-    <w:lsdException w:name="Light Shading Accent 6"/>
-    <w:lsdException w:name="Light List Accent 6"/>
-    <w:lsdException w:name="Light Grid Accent 6"/>
-    <w:lsdException w:name="Medium Shading 1 Accent 6"/>
-    <w:lsdException w:name="Medium Shading 2 Accent 6"/>
-    <w:lsdException w:name="Medium List 1 Accent 6"/>
-    <w:lsdException w:name="Medium List 2 Accent 6"/>
-    <w:lsdException w:name="Medium Grid 1 Accent 6"/>
-    <w:lsdException w:name="Medium Grid 2 Accent 6"/>
-    <w:lsdException w:name="Medium Grid 3 Accent 6"/>
-    <w:lsdException w:name="Dark List Accent 6"/>
-    <w:lsdException w:name="Colorful Shading Accent 6"/>
-    <w:lsdException w:name="Colorful List Accent 6"/>
-    <w:lsdException w:name="Colorful Grid Accent 6"/>
-    <w:lsdException w:name="Grid Table 4" w:uiPriority="49"/>
-    <w:lsdException w:name="Grid Table 5 Dark" w:uiPriority="50"/>
-    <w:lsdException w:name="Grid Table 6 Colorful" w:uiPriority="51"/>
-    <w:lsdException w:name="Grid Table 7 Colorful" w:uiPriority="52"/>
-    <w:lsdException w:name="Grid Table 1 Light Accent 1" w:uiPriority="46"/>
-    <w:lsdException w:name="Grid Table 2 Accent 1" w:uiPriority="47"/>
-    <w:lsdException w:name="Grid Table 3 Accent 1" w:uiPriority="48"/>
-    <w:lsdException w:name="Grid Table 4 Accent 1" w:uiPriority="49"/>
-    <w:lsdException w:name="Grid Table 5 Dark Accent 1" w:uiPriority="50"/>
-    <w:lsdException w:name="Grid Table 6 Colorful Accent 1" w:uiPriority="51"/>
-    <w:lsdException w:name="Grid Table 7 Colorful Accent 1" w:uiPriority="52"/>
-    <w:lsdException w:name="Grid Table 1 Light Accent 2" w:uiPriority="46"/>
-    <w:lsdException w:name="Grid Table 2 Accent 2" w:uiPriority="47"/>
-    <w:lsdException w:name="Grid Table 3 Accent 2" w:uiPriority="48"/>
-    <w:lsdException w:name="Grid Table 4 Accent 2" w:uiPriority="49"/>
-    <w:lsdException w:name="Grid Table 5 Dark Accent 2" w:uiPriority="50"/>
-    <w:lsdException w:name="Grid Table 6 Colorful Accent 2" w:uiPriority="51"/>
-    <w:lsdException w:name="Grid Table 7 Colorful Accent 2" w:uiPriority="52"/>
-    <w:lsdException w:name="Grid Table 1 Light Accent 3" w:uiPriority="46"/>
-    <w:lsdException w:name="Grid Table 2 Accent 3" w:uiPriority="47"/>
-    <w:lsdException w:name="Grid Table 3 Accent 3" w:uiPriority="48"/>
-    <w:lsdException w:name="Grid Table 4 Accent 3" w:uiPriority="49"/>
-    <w:lsdException w:name="Grid Table 5 Dark Accent 3" w:uiPriority="50"/>
-    <w:lsdException w:name="Grid Table 6 Colorful Accent 3" w:uiPriority="51"/>
-    <w:lsdException w:name="Grid Table 7 Colorful Accent 3" w:uiPriority="52"/>
-    <w:lsdException w:name="Grid Table 1 Light Accent 4" w:uiPriority="46"/>
-    <w:lsdException w:name="Grid Table 2 Accent 4" w:uiPriority="47"/>
-    <w:lsdException w:name="Grid Table 3 Accent 4" w:uiPriority="48"/>
-    <w:lsdException w:name="Grid Table 4 Accent 4" w:uiPriority="49"/>
-    <w:lsdException w:name="Grid Table 5 Dark Accent 4" w:uiPriority="50"/>
-    <w:lsdException w:name="Grid Table 6 Colorful Accent 4" w:uiPriority="51"/>
-    <w:lsdException w:name="Grid Table 7 Colorful Accent 4" w:uiPriority="52"/>
-    <w:lsdException w:name="Grid Table 1 Light Accent 5" w:uiPriority="46"/>
-    <w:lsdException w:name="Grid Table 2 Accent 5" w:uiPriority="47"/>
-    <w:lsdException w:name="Grid Table 3 Accent 5" w:uiPriority="48"/>
-    <w:lsdException w:name="Grid Table 4 Accent 5" w:uiPriority="49"/>
-    <w:lsdException w:name="Grid Table 5 Dark Accent 5" w:uiPriority="50"/>
-    <w:lsdException w:name="Grid Table 6 Colorful Accent 5" w:uiPriority="51"/>
-    <w:lsdException w:name="Grid Table 7 Colorful Accent 5" w:uiPriority="52"/>
-    <w:lsdException w:name="Grid Table 1 Light Accent 6" w:uiPriority="46"/>
-    <w:lsdException w:name="Grid Table 2 Accent 6" w:uiPriority="47"/>
-    <w:lsdException w:name="Grid Table 3 Accent 6" w:uiPriority="48"/>
-    <w:lsdException w:name="Grid Table 4 Accent 6" w:uiPriority="49"/>
-    <w:lsdException w:name="Grid Table 5 Dark Accent 6" w:uiPriority="50"/>
-    <w:lsdException w:name="Grid Table 6 Colorful Accent 6" w:uiPriority="51"/>
-    <w:lsdException w:name="Grid Table 7 Colorful Accent 6" w:uiPriority="52"/>
-    <w:lsdException w:name="List Table 1 Light" w:uiPriority="46"/>
-    <w:lsdException w:name="List Table 2" w:uiPriority="47"/>
-    <w:lsdException w:name="List Table 3" w:uiPriority="48"/>
-    <w:lsdException w:name="List Table 4" w:uiPriority="49"/>
-    <w:lsdException w:name="List Table 5 Dark" w:uiPriority="50"/>
-    <w:lsdException w:name="List Table 6 Colorful" w:uiPriority="51"/>
-    <w:lsdException w:name="List Table 7 Colorful" w:uiPriority="52"/>
-    <w:lsdException w:name="List Table 1 Light Accent 1" w:uiPriority="46"/>
-    <w:lsdException w:name="List Table 2 Accent 1" w:uiPriority="47"/>
-    <w:lsdException w:name="List Table 3 Accent 1" w:uiPriority="48"/>
-    <w:lsdException w:name="List Table 4 Accent 1" w:uiPriority="49"/>
-    <w:lsdException w:name="List Table 5 Dark Accent 1" w:uiPriority="50"/>
-    <w:lsdException w:name="List Table 6 Colorful Accent 1" w:uiPriority="51"/>
-    <w:lsdException w:name="List Table 7 Colorful Accent 1" w:uiPriority="52"/>
-    <w:lsdException w:name="List Table 1 Light Accent 2" w:uiPriority="46"/>
-    <w:lsdException w:name="List Table 2 Accent 2" w:uiPriority="47"/>
-    <w:lsdException w:name="List Table 3 Accent 2" w:uiPriority="48"/>
-    <w:lsdException w:name="List Table 4 Accent 2" w:uiPriority="49"/>
-    <w:lsdException w:name="List Table 5 Dark Accent 2" w:uiPriority="50"/>
-    <w:lsdException w:name="List Table 6 Colorful Accent 2" w:uiPriority="51"/>
-    <w:lsdException w:name="List Table 7 Colorful Accent 2" w:uiPriority="52"/>
-    <w:lsdException w:name="List Table 1 Light Accent 3" w:uiPriority="46"/>
-    <w:lsdException w:name="List Table 2 Accent 3" w:uiPriority="47"/>
-    <w:lsdException w:name="List Table 3 Accent 3" w:uiPriority="48"/>
-    <w:lsdException w:name="List Table 4 Accent 3" w:uiPriority="49"/>
-    <w:lsdException w:name="List Table 5 Dark Accent 3" w:uiPriority="50"/>
-    <w:lsdException w:name="List Table 6 Colorful Accent 3" w:uiPriority="51"/>
-    <w:lsdException w:name="List Table 7 Colorful Accent 3" w:uiPriority="52"/>
-    <w:lsdException w:name="List Table 1 Light Accent 4" w:uiPriority="46"/>
-    <w:lsdException w:name="List Table 2 Accent 4" w:uiPriority="47"/>
-    <w:lsdException w:name="List Table 3 Accent 4" w:uiPriority="48"/>
-    <w:lsdException w:name="List Table 4 Accent 4" w:uiPriority="49"/>
-    <w:lsdException w:name="List Table 5 Dark Accent 4" w:uiPriority="50"/>
-    <w:lsdException w:name="List Table 6 Colorful Accent 4" w:uiPriority="51"/>
-    <w:lsdException w:name="List Table 7 Colorful Accent 4" w:uiPriority="52"/>
-    <w:lsdException w:name="List Table 1 Light Accent 5" w:uiPriority="46"/>
-    <w:lsdException w:name="List Table 2 Accent 5" w:uiPriority="47"/>
-    <w:lsdException w:name="List Table 3 Accent 5" w:uiPriority="48"/>
-    <w:lsdException w:name="List Table 4 Accent 5" w:uiPriority="49"/>
-    <w:lsdException w:name="List Table 5 Dark Accent 5" w:uiPriority="50"/>
-    <w:lsdException w:name="List Table 6 Colorful Accent 5" w:uiPriority="51"/>
-    <w:lsdException w:name="List Table 7 Colorful Accent 5" w:uiPriority="52"/>
-    <w:lsdException w:name="List Table 1 Light Accent 6" w:uiPriority="46"/>
-    <w:lsdException w:name="List Table 2 Accent 6" w:uiPriority="47"/>
-    <w:lsdException w:name="List Table 3 Accent 6" w:uiPriority="48"/>
-    <w:lsdException w:name="List Table 4 Accent 6" w:uiPriority="49"/>
-    <w:lsdException w:name="List Table 5 Dark Accent 6" w:uiPriority="50"/>
-    <w:lsdException w:name="List Table 6 Colorful Accent 6" w:uiPriority="51"/>
-    <w:lsdException w:name="List Table 7 Colorful Accent 6" w:uiPriority="52"/>
-    <w:lsdException w:name="Mention" w:semiHidden="1" w:uiPriority="99" w:unhideWhenUsed="1"/>
-    <w:lsdException w:name="Smart Hyperlink" w:semiHidden="1" w:uiPriority="99" w:unhideWhenUsed="1"/>
-    <w:lsdException w:name="Hashtag" w:semiHidden="1" w:uiPriority="99" w:unhideWhenUsed="1"/>
-    <w:lsdException w:name="Unresolved Mention" w:semiHidden="1" w:uiPriority="99" w:unhideWhenUsed="1"/>
-    <w:lsdException w:name="Smart Link" w:semiHidden="1" w:uiPriority="99" w:unhideWhenUsed="1"/>
-  </w:latentStyles>
-  <w:style w:type="paragraph" w:default="1" w:styleId="Normal">
+  <w:latentStyles w:count="276" w:defLockedState="0" w:defQFormat="0" w:defSemiHidden="0" w:defUIPriority="0" w:defUnhideWhenUsed="0"/>
+  <w:style w:default="1" w:styleId="Normal" w:type="paragraph">
     <w:name w:val="Normal"/>
     <w:qFormat/>
     <w:rPr>
-      <w:rFonts w:ascii="Segoe UI" w:eastAsia="Segoe UI" w:hAnsi="Segoe UI" w:cs="Segoe UI"/>
+      <w:rFonts w:ascii="Segoe UI" w:cs="Segoe UI" w:eastAsia="Segoe UI" w:hAnsi="Segoe UI"/>
       <w:color w:val="242424"/>
       <w:sz w:val="21"/>
     </w:rPr>
   </w:style>
-  <w:style w:type="paragraph" w:styleId="Heading1">
+  <w:style w:styleId="BodyText" w:type="paragraph">
+    <w:name w:val="Body Text"/>
+    <w:basedOn w:val="Normal"/>
+    <w:link w:val="BodyTextChar"/>
+    <w:qFormat/>
+    <w:pPr>
+      <w:spacing w:after="120" w:before="180"/>
+    </w:pPr>
+    <w:rPr>
+      <w:rFonts w:ascii="Segoe UI" w:cs="Segoe UI" w:eastAsia="Segoe UI" w:hAnsi="Segoe UI"/>
+      <w:color w:val="242424"/>
+      <w:sz w:val="21"/>
+    </w:rPr>
+  </w:style>
+  <w:style w:customStyle="1" w:styleId="FirstParagraph" w:type="paragraph">
+    <w:name w:val="First Paragraph"/>
+    <w:basedOn w:val="BodyText"/>
+    <w:next w:val="BodyText"/>
+    <w:qFormat/>
+    <w:rPr>
+      <w:rFonts w:ascii="Segoe UI" w:cs="Segoe UI" w:eastAsia="Segoe UI" w:hAnsi="Segoe UI"/>
+      <w:color w:val="242424"/>
+      <w:sz w:val="21"/>
+    </w:rPr>
+  </w:style>
+  <w:style w:customStyle="1" w:styleId="Compact" w:type="paragraph">
+    <w:name w:val="Compact"/>
+    <w:basedOn w:val="BodyText"/>
+    <w:qFormat/>
+    <w:pPr>
+      <w:spacing w:after="36" w:before="36"/>
+    </w:pPr>
+    <w:rPr>
+      <w:rFonts w:ascii="Segoe UI" w:cs="Segoe UI" w:eastAsia="Segoe UI" w:hAnsi="Segoe UI"/>
+      <w:color w:val="242424"/>
+      <w:sz w:val="21"/>
+    </w:rPr>
+  </w:style>
+  <w:style w:styleId="Title" w:type="paragraph">
+    <w:name w:val="Title"/>
+    <w:basedOn w:val="Normal"/>
+    <w:next w:val="BodyText"/>
+    <w:link w:val="TitleChar"/>
+    <w:uiPriority w:val="10"/>
+    <w:qFormat/>
+    <w:rsid w:val="00A10FD9"/>
+    <w:pPr>
+      <w:spacing w:after="80" w:line="240" w:lineRule="auto"/>
+      <w:contextualSpacing/>
+      <w:jc w:val="center"/>
+    </w:pPr>
+    <w:rPr>
+      <w:rFonts w:ascii="Segoe UI Semibold" w:cs="Segoe UI Semibold" w:eastAsia="Segoe UI Semibold" w:hAnsi="Segoe UI Semibold"/>
+      <w:color w:val="3B1041"/>
+      <w:sz w:val="48"/>
+      <w:szCs w:val="56"/>
+    </w:rPr>
+  </w:style>
+  <w:style w:customStyle="1" w:styleId="TitleChar" w:type="character">
+    <w:name w:val="Title Char"/>
+    <w:basedOn w:val="DefaultParagraphFont"/>
+    <w:link w:val="Title"/>
+    <w:uiPriority w:val="10"/>
+    <w:rsid w:val="00A10FD9"/>
+    <w:rPr>
+      <w:rFonts w:asciiTheme="majorHAnsi" w:cstheme="majorBidi" w:eastAsiaTheme="majorEastAsia" w:hAnsiTheme="majorHAnsi"/>
+      <w:sz w:val="56"/>
+      <w:szCs w:val="56"/>
+    </w:rPr>
+  </w:style>
+  <w:style w:styleId="Subtitle" w:type="paragraph">
+    <w:name w:val="Subtitle"/>
+    <w:basedOn w:val="Title"/>
+    <w:next w:val="BodyText"/>
+    <w:link w:val="SubtitleChar"/>
+    <w:uiPriority w:val="11"/>
+    <w:qFormat/>
+    <w:rsid w:val="00A10FD9"/>
+    <w:pPr>
+      <w:numPr>
+        <w:ilvl w:val="1"/>
+      </w:numPr>
+    </w:pPr>
+    <w:rPr>
+      <w:rFonts w:cstheme="majorBidi" w:eastAsiaTheme="majorEastAsia"/>
+      <w:spacing w:val="15"/>
+      <w:sz w:val="28"/>
+      <w:szCs w:val="28"/>
+    </w:rPr>
+  </w:style>
+  <w:style w:customStyle="1" w:styleId="SubtitleChar" w:type="character">
+    <w:name w:val="Subtitle Char"/>
+    <w:basedOn w:val="DefaultParagraphFont"/>
+    <w:link w:val="Subtitle"/>
+    <w:uiPriority w:val="11"/>
+    <w:rsid w:val="00A10FD9"/>
+    <w:rPr>
+      <w:rFonts w:cstheme="majorBidi" w:eastAsiaTheme="majorEastAsia"/>
+      <w:color w:themeColor="text1" w:themeTint="A6" w:val="595959"/>
+      <w:spacing w:val="15"/>
+      <w:sz w:val="28"/>
+      <w:szCs w:val="28"/>
+    </w:rPr>
+  </w:style>
+  <w:style w:customStyle="1" w:styleId="Author" w:type="paragraph">
+    <w:name w:val="Author"/>
+    <w:basedOn w:val="Title"/>
+    <w:next w:val="BodyText"/>
+    <w:qFormat/>
+    <w:pPr>
+      <w:keepNext/>
+      <w:keepLines/>
+    </w:pPr>
+    <w:rPr>
+      <w:sz w:val="24"/>
+      <w:szCs w:val="24"/>
+    </w:rPr>
+  </w:style>
+  <w:style w:styleId="Date" w:type="paragraph">
+    <w:name w:val="Date"/>
+    <w:basedOn w:val="Title"/>
+    <w:next w:val="BodyText"/>
+    <w:qFormat/>
+    <w:pPr>
+      <w:keepNext/>
+      <w:keepLines/>
+    </w:pPr>
+    <w:rPr>
+      <w:sz w:val="24"/>
+      <w:szCs w:val="24"/>
+    </w:rPr>
+  </w:style>
+  <w:style w:customStyle="1" w:styleId="AbstractTitle" w:type="paragraph">
+    <w:name w:val="Abstract Title"/>
+    <w:basedOn w:val="Normal"/>
+    <w:next w:val="Abstract"/>
+    <w:qFormat/>
+    <w:pPr>
+      <w:keepNext/>
+      <w:keepLines/>
+      <w:spacing w:after="0" w:before="300"/>
+      <w:jc w:val="center"/>
+    </w:pPr>
+    <w:rPr>
+      <w:b/>
+      <w:sz w:val="20"/>
+      <w:szCs w:val="20"/>
+    </w:rPr>
+  </w:style>
+  <w:style w:customStyle="1" w:styleId="Abstract" w:type="paragraph">
+    <w:name w:val="Abstract"/>
+    <w:basedOn w:val="Normal"/>
+    <w:next w:val="BodyText"/>
+    <w:qFormat/>
+    <w:pPr>
+      <w:keepNext/>
+      <w:keepLines/>
+      <w:spacing w:after="300" w:before="100"/>
+    </w:pPr>
+    <w:rPr>
+      <w:sz w:val="20"/>
+      <w:szCs w:val="20"/>
+    </w:rPr>
+  </w:style>
+  <w:style w:styleId="Bibliography" w:type="paragraph">
+    <w:name w:val="Bibliography"/>
+    <w:basedOn w:val="Normal"/>
+    <w:next w:val="Bibliography"/>
+    <w:qFormat/>
+    <w:pPr/>
+    <w:rPr/>
+  </w:style>
+  <w:style w:styleId="Heading1" w:type="paragraph">
     <w:name w:val="heading 1"/>
     <w:basedOn w:val="Normal"/>
     <w:next w:val="BodyText"/>
@@ -1938,17 +2134,19 @@
     <w:pPr>
       <w:keepNext/>
       <w:keepLines/>
-      <w:spacing w:before="240" w:after="80"/>
+      <w:spacing w:after="80" w:before="240"/>
       <w:outlineLvl w:val="0"/>
     </w:pPr>
     <w:rPr>
-      <w:rFonts w:ascii="Segoe UI Semibold" w:eastAsia="Segoe UI Semibold" w:hAnsi="Segoe UI Semibold" w:cs="Segoe UI Semibold"/>
+      <w:rFonts w:ascii="Segoe UI Semibold" w:cs="Segoe UI Semibold" w:eastAsia="Segoe UI Semibold" w:hAnsi="Segoe UI Semibold"/>
+      <w:b w:val="0"/>
+      <w:i w:val="0"/>
       <w:color w:val="3B1041"/>
       <w:sz w:val="40"/>
       <w:szCs w:val="40"/>
     </w:rPr>
   </w:style>
-  <w:style w:type="paragraph" w:styleId="Heading2">
+  <w:style w:styleId="Heading2" w:type="paragraph">
     <w:name w:val="heading 2"/>
     <w:basedOn w:val="Normal"/>
     <w:next w:val="BodyText"/>
@@ -1961,17 +2159,19 @@
     <w:pPr>
       <w:keepNext/>
       <w:keepLines/>
-      <w:spacing w:before="280" w:after="80"/>
+      <w:spacing w:after="80" w:before="280"/>
       <w:outlineLvl w:val="1"/>
     </w:pPr>
     <w:rPr>
-      <w:rFonts w:ascii="Segoe UI Semibold" w:eastAsia="Segoe UI Semibold" w:hAnsi="Segoe UI Semibold" w:cs="Segoe UI Semibold"/>
+      <w:rFonts w:ascii="Segoe UI Semibold" w:cs="Segoe UI Semibold" w:eastAsia="Segoe UI Semibold" w:hAnsi="Segoe UI Semibold"/>
+      <w:b w:val="0"/>
+      <w:i w:val="0"/>
       <w:color w:val="3B1041"/>
       <w:sz w:val="30"/>
       <w:szCs w:val="32"/>
     </w:rPr>
   </w:style>
-  <w:style w:type="paragraph" w:styleId="Heading3">
+  <w:style w:styleId="Heading3" w:type="paragraph">
     <w:name w:val="heading 3"/>
     <w:basedOn w:val="Normal"/>
     <w:next w:val="BodyText"/>
@@ -1984,17 +2184,19 @@
     <w:pPr>
       <w:keepNext/>
       <w:keepLines/>
-      <w:spacing w:before="200" w:after="80"/>
+      <w:spacing w:after="80" w:before="200"/>
       <w:outlineLvl w:val="2"/>
     </w:pPr>
     <w:rPr>
-      <w:rFonts w:ascii="Segoe UI Semibold" w:eastAsia="Segoe UI Semibold" w:hAnsi="Segoe UI Semibold" w:cs="Segoe UI Semibold"/>
+      <w:rFonts w:ascii="Segoe UI Semibold" w:cs="Segoe UI Semibold" w:eastAsia="Segoe UI Semibold" w:hAnsi="Segoe UI Semibold"/>
+      <w:b w:val="0"/>
+      <w:i w:val="0"/>
       <w:color w:val="3B1041"/>
       <w:sz w:val="25"/>
       <w:szCs w:val="28"/>
     </w:rPr>
   </w:style>
-  <w:style w:type="paragraph" w:styleId="Heading4">
+  <w:style w:styleId="Heading4" w:type="paragraph">
     <w:name w:val="heading 4"/>
     <w:basedOn w:val="Normal"/>
     <w:next w:val="BodyText"/>
@@ -2007,16 +2209,19 @@
     <w:pPr>
       <w:keepNext/>
       <w:keepLines/>
-      <w:spacing w:before="160" w:after="80"/>
+      <w:spacing w:after="80" w:before="160"/>
       <w:outlineLvl w:val="3"/>
     </w:pPr>
     <w:rPr>
-      <w:rFonts w:ascii="Segoe UI Semibold" w:eastAsia="Segoe UI Semibold" w:hAnsi="Segoe UI Semibold" w:cs="Segoe UI Semibold"/>
+      <w:rFonts w:ascii="Segoe UI Semibold" w:cs="Segoe UI Semibold" w:eastAsia="Segoe UI Semibold" w:hAnsi="Segoe UI Semibold"/>
+      <w:b w:val="0"/>
+      <w:i w:val="0"/>
       <w:iCs/>
+      <w:color w:val="242424"/>
       <w:sz w:val="22"/>
     </w:rPr>
   </w:style>
-  <w:style w:type="paragraph" w:styleId="Heading5">
+  <w:style w:styleId="Heading5" w:type="paragraph">
     <w:name w:val="heading 5"/>
     <w:basedOn w:val="Normal"/>
     <w:next w:val="BodyText"/>
@@ -2029,14 +2234,18 @@
     <w:pPr>
       <w:keepNext/>
       <w:keepLines/>
-      <w:spacing w:before="120" w:after="80"/>
+      <w:spacing w:after="80" w:before="120"/>
       <w:outlineLvl w:val="4"/>
     </w:pPr>
     <w:rPr>
-      <w:rFonts w:ascii="Segoe UI Semibold" w:eastAsia="Segoe UI Semibold" w:hAnsi="Segoe UI Semibold" w:cs="Segoe UI Semibold"/>
-    </w:rPr>
-  </w:style>
-  <w:style w:type="paragraph" w:styleId="Heading6">
+      <w:rFonts w:ascii="Segoe UI Semibold" w:cs="Segoe UI Semibold" w:eastAsia="Segoe UI Semibold" w:hAnsi="Segoe UI Semibold"/>
+      <w:b w:val="0"/>
+      <w:i w:val="0"/>
+      <w:color w:val="242424"/>
+      <w:sz w:val="21"/>
+    </w:rPr>
+  </w:style>
+  <w:style w:styleId="Heading6" w:type="paragraph">
     <w:name w:val="heading 6"/>
     <w:basedOn w:val="Normal"/>
     <w:next w:val="BodyText"/>
@@ -2049,17 +2258,17 @@
     <w:pPr>
       <w:keepNext/>
       <w:keepLines/>
-      <w:spacing w:before="40" w:after="0"/>
+      <w:spacing w:after="0" w:before="40"/>
       <w:outlineLvl w:val="5"/>
     </w:pPr>
     <w:rPr>
-      <w:rFonts w:eastAsiaTheme="majorEastAsia" w:cstheme="majorBidi"/>
+      <w:rFonts w:cstheme="majorBidi" w:eastAsiaTheme="majorEastAsia"/>
       <w:i/>
       <w:iCs/>
-      <w:color w:val="595959" w:themeColor="text1" w:themeTint="A6"/>
-    </w:rPr>
-  </w:style>
-  <w:style w:type="paragraph" w:styleId="Heading7">
+      <w:color w:themeColor="text1" w:themeTint="A6" w:val="595959"/>
+    </w:rPr>
+  </w:style>
+  <w:style w:styleId="Heading7" w:type="paragraph">
     <w:name w:val="heading 7"/>
     <w:basedOn w:val="Normal"/>
     <w:next w:val="BodyText"/>
@@ -2072,15 +2281,15 @@
     <w:pPr>
       <w:keepNext/>
       <w:keepLines/>
-      <w:spacing w:before="40" w:after="0"/>
+      <w:spacing w:after="0" w:before="40"/>
       <w:outlineLvl w:val="6"/>
     </w:pPr>
     <w:rPr>
-      <w:rFonts w:eastAsiaTheme="majorEastAsia" w:cstheme="majorBidi"/>
-      <w:color w:val="595959" w:themeColor="text1" w:themeTint="A6"/>
-    </w:rPr>
-  </w:style>
-  <w:style w:type="paragraph" w:styleId="Heading8">
+      <w:rFonts w:cstheme="majorBidi" w:eastAsiaTheme="majorEastAsia"/>
+      <w:color w:themeColor="text1" w:themeTint="A6" w:val="595959"/>
+    </w:rPr>
+  </w:style>
+  <w:style w:styleId="Heading8" w:type="paragraph">
     <w:name w:val="heading 8"/>
     <w:basedOn w:val="Normal"/>
     <w:next w:val="BodyText"/>
@@ -2097,13 +2306,13 @@
       <w:outlineLvl w:val="7"/>
     </w:pPr>
     <w:rPr>
-      <w:rFonts w:eastAsiaTheme="majorEastAsia" w:cstheme="majorBidi"/>
+      <w:rFonts w:cstheme="majorBidi" w:eastAsiaTheme="majorEastAsia"/>
       <w:i/>
       <w:iCs/>
-      <w:color w:val="272727" w:themeColor="text1" w:themeTint="D8"/>
-    </w:rPr>
-  </w:style>
-  <w:style w:type="paragraph" w:styleId="Heading9">
+      <w:color w:themeColor="text1" w:themeTint="D8" w:val="272727"/>
+    </w:rPr>
+  </w:style>
+  <w:style w:styleId="Heading9" w:type="paragraph">
     <w:name w:val="heading 9"/>
     <w:basedOn w:val="Normal"/>
     <w:next w:val="BodyText"/>
@@ -2120,204 +2329,24 @@
       <w:outlineLvl w:val="8"/>
     </w:pPr>
     <w:rPr>
-      <w:rFonts w:eastAsiaTheme="majorEastAsia" w:cstheme="majorBidi"/>
-      <w:color w:val="272727" w:themeColor="text1" w:themeTint="D8"/>
-    </w:rPr>
-  </w:style>
-  <w:style w:type="character" w:default="1" w:styleId="DefaultParagraphFont">
-    <w:name w:val="Default Paragraph Font"/>
-    <w:uiPriority w:val="1"/>
-    <w:semiHidden/>
-    <w:unhideWhenUsed/>
-  </w:style>
-  <w:style w:type="table" w:default="1" w:styleId="TableNormal">
-    <w:name w:val="Normal Table"/>
-    <w:uiPriority w:val="99"/>
-    <w:semiHidden/>
-    <w:unhideWhenUsed/>
-    <w:tblPr>
-      <w:tblInd w:w="0" w:type="dxa"/>
-      <w:tblCellMar>
-        <w:top w:w="0" w:type="dxa"/>
-        <w:left w:w="108" w:type="dxa"/>
-        <w:bottom w:w="0" w:type="dxa"/>
-        <w:right w:w="108" w:type="dxa"/>
-      </w:tblCellMar>
-    </w:tblPr>
-  </w:style>
-  <w:style w:type="numbering" w:default="1" w:styleId="NoList">
-    <w:name w:val="No List"/>
-    <w:uiPriority w:val="99"/>
-    <w:semiHidden/>
-    <w:unhideWhenUsed/>
-  </w:style>
-  <w:style w:type="paragraph" w:styleId="BodyText">
-    <w:name w:val="Body Text"/>
-    <w:basedOn w:val="Normal"/>
-    <w:qFormat/>
-    <w:pPr>
-      <w:spacing w:before="180" w:after="120"/>
-    </w:pPr>
-  </w:style>
-  <w:style w:type="paragraph" w:customStyle="1" w:styleId="FirstParagraph">
-    <w:name w:val="First Paragraph"/>
-    <w:basedOn w:val="BodyText"/>
-    <w:next w:val="BodyText"/>
-    <w:qFormat/>
-  </w:style>
-  <w:style w:type="paragraph" w:customStyle="1" w:styleId="Compact">
-    <w:name w:val="Compact"/>
-    <w:basedOn w:val="BodyText"/>
-    <w:qFormat/>
-    <w:pPr>
-      <w:spacing w:before="36" w:after="36"/>
-    </w:pPr>
-  </w:style>
-  <w:style w:type="paragraph" w:styleId="Title">
-    <w:name w:val="Title"/>
-    <w:basedOn w:val="Normal"/>
-    <w:next w:val="BodyText"/>
-    <w:link w:val="TitleChar"/>
-    <w:uiPriority w:val="10"/>
-    <w:qFormat/>
-    <w:rsid w:val="00A10FD9"/>
-    <w:pPr>
-      <w:spacing w:after="80"/>
-      <w:contextualSpacing/>
-      <w:jc w:val="center"/>
-    </w:pPr>
-    <w:rPr>
-      <w:rFonts w:ascii="Segoe UI Semibold" w:eastAsia="Segoe UI Semibold" w:hAnsi="Segoe UI Semibold" w:cs="Segoe UI Semibold"/>
-      <w:color w:val="3B1041"/>
-      <w:sz w:val="48"/>
-      <w:szCs w:val="56"/>
-    </w:rPr>
-  </w:style>
-  <w:style w:type="character" w:customStyle="1" w:styleId="TitleChar">
-    <w:name w:val="Title Char"/>
-    <w:basedOn w:val="DefaultParagraphFont"/>
-    <w:link w:val="Title"/>
-    <w:uiPriority w:val="10"/>
-    <w:rsid w:val="00A10FD9"/>
-    <w:rPr>
-      <w:rFonts w:asciiTheme="majorHAnsi" w:eastAsiaTheme="majorEastAsia" w:hAnsiTheme="majorHAnsi" w:cstheme="majorBidi"/>
-      <w:sz w:val="56"/>
-      <w:szCs w:val="56"/>
-    </w:rPr>
-  </w:style>
-  <w:style w:type="paragraph" w:styleId="Subtitle">
-    <w:name w:val="Subtitle"/>
-    <w:basedOn w:val="Title"/>
-    <w:next w:val="BodyText"/>
-    <w:link w:val="SubtitleChar"/>
-    <w:uiPriority w:val="11"/>
-    <w:qFormat/>
-    <w:rsid w:val="00A10FD9"/>
-    <w:pPr>
-      <w:numPr>
-        <w:ilvl w:val="1"/>
-      </w:numPr>
-    </w:pPr>
-    <w:rPr>
-      <w:rFonts w:eastAsiaTheme="majorEastAsia" w:cstheme="majorBidi"/>
-      <w:spacing w:val="15"/>
-      <w:sz w:val="28"/>
-      <w:szCs w:val="28"/>
-    </w:rPr>
-  </w:style>
-  <w:style w:type="character" w:customStyle="1" w:styleId="SubtitleChar">
-    <w:name w:val="Subtitle Char"/>
-    <w:basedOn w:val="DefaultParagraphFont"/>
-    <w:link w:val="Subtitle"/>
-    <w:uiPriority w:val="11"/>
-    <w:rsid w:val="00A10FD9"/>
-    <w:rPr>
-      <w:rFonts w:eastAsiaTheme="majorEastAsia" w:cstheme="majorBidi"/>
-      <w:color w:val="595959" w:themeColor="text1" w:themeTint="A6"/>
-      <w:spacing w:val="15"/>
-      <w:sz w:val="28"/>
-      <w:szCs w:val="28"/>
-    </w:rPr>
-  </w:style>
-  <w:style w:type="paragraph" w:customStyle="1" w:styleId="Author">
-    <w:name w:val="Author"/>
-    <w:basedOn w:val="Title"/>
-    <w:next w:val="BodyText"/>
-    <w:qFormat/>
-    <w:pPr>
-      <w:keepNext/>
-      <w:keepLines/>
-    </w:pPr>
-    <w:rPr>
-      <w:sz w:val="24"/>
-      <w:szCs w:val="24"/>
-    </w:rPr>
-  </w:style>
-  <w:style w:type="paragraph" w:styleId="Date">
-    <w:name w:val="Date"/>
-    <w:basedOn w:val="Title"/>
-    <w:next w:val="BodyText"/>
-    <w:qFormat/>
-    <w:pPr>
-      <w:keepNext/>
-      <w:keepLines/>
-    </w:pPr>
-    <w:rPr>
-      <w:sz w:val="24"/>
-      <w:szCs w:val="24"/>
-    </w:rPr>
-  </w:style>
-  <w:style w:type="paragraph" w:customStyle="1" w:styleId="AbstractTitle">
-    <w:name w:val="Abstract Title"/>
-    <w:basedOn w:val="Normal"/>
-    <w:next w:val="Abstract"/>
-    <w:qFormat/>
-    <w:pPr>
-      <w:keepNext/>
-      <w:keepLines/>
-      <w:spacing w:before="300" w:after="0"/>
-      <w:jc w:val="center"/>
-    </w:pPr>
-    <w:rPr>
-      <w:b/>
-      <w:sz w:val="20"/>
-      <w:szCs w:val="20"/>
-    </w:rPr>
-  </w:style>
-  <w:style w:type="paragraph" w:customStyle="1" w:styleId="Abstract">
-    <w:name w:val="Abstract"/>
-    <w:basedOn w:val="Normal"/>
-    <w:next w:val="BodyText"/>
-    <w:qFormat/>
-    <w:pPr>
-      <w:keepNext/>
-      <w:keepLines/>
-      <w:spacing w:before="100" w:after="300"/>
-    </w:pPr>
-    <w:rPr>
-      <w:sz w:val="20"/>
-      <w:szCs w:val="20"/>
-    </w:rPr>
-  </w:style>
-  <w:style w:type="paragraph" w:styleId="Bibliography">
-    <w:name w:val="Bibliography"/>
-    <w:basedOn w:val="Normal"/>
-    <w:qFormat/>
-  </w:style>
-  <w:style w:type="character" w:customStyle="1" w:styleId="Heading1Char">
+      <w:rFonts w:cstheme="majorBidi" w:eastAsiaTheme="majorEastAsia"/>
+      <w:color w:themeColor="text1" w:themeTint="D8" w:val="272727"/>
+    </w:rPr>
+  </w:style>
+  <w:style w:customStyle="1" w:styleId="Heading1Char" w:type="character">
     <w:name w:val="Heading 1 Char"/>
     <w:basedOn w:val="DefaultParagraphFont"/>
     <w:link w:val="Heading1"/>
     <w:uiPriority w:val="9"/>
     <w:rsid w:val="00A10FD9"/>
     <w:rPr>
-      <w:rFonts w:asciiTheme="majorHAnsi" w:eastAsiaTheme="majorEastAsia" w:hAnsiTheme="majorHAnsi" w:cstheme="majorBidi"/>
-      <w:color w:val="0F4761" w:themeColor="accent1" w:themeShade="BF"/>
+      <w:rFonts w:asciiTheme="majorHAnsi" w:cstheme="majorBidi" w:eastAsiaTheme="majorEastAsia" w:hAnsiTheme="majorHAnsi"/>
+      <w:color w:themeColor="accent1" w:themeShade="BF" w:val="0F4761"/>
       <w:sz w:val="40"/>
       <w:szCs w:val="40"/>
     </w:rPr>
   </w:style>
-  <w:style w:type="character" w:customStyle="1" w:styleId="Heading2Char">
+  <w:style w:customStyle="1" w:styleId="Heading2Char" w:type="character">
     <w:name w:val="Heading 2 Char"/>
     <w:basedOn w:val="DefaultParagraphFont"/>
     <w:link w:val="Heading2"/>
@@ -2325,13 +2354,13 @@
     <w:semiHidden/>
     <w:rsid w:val="00A10FD9"/>
     <w:rPr>
-      <w:rFonts w:asciiTheme="majorHAnsi" w:eastAsiaTheme="majorEastAsia" w:hAnsiTheme="majorHAnsi" w:cstheme="majorBidi"/>
-      <w:color w:val="0F4761" w:themeColor="accent1" w:themeShade="BF"/>
+      <w:rFonts w:asciiTheme="majorHAnsi" w:cstheme="majorBidi" w:eastAsiaTheme="majorEastAsia" w:hAnsiTheme="majorHAnsi"/>
+      <w:color w:themeColor="accent1" w:themeShade="BF" w:val="0F4761"/>
       <w:sz w:val="32"/>
       <w:szCs w:val="32"/>
     </w:rPr>
   </w:style>
-  <w:style w:type="character" w:customStyle="1" w:styleId="Heading3Char">
+  <w:style w:customStyle="1" w:styleId="Heading3Char" w:type="character">
     <w:name w:val="Heading 3 Char"/>
     <w:basedOn w:val="DefaultParagraphFont"/>
     <w:link w:val="Heading3"/>
@@ -2339,13 +2368,13 @@
     <w:semiHidden/>
     <w:rsid w:val="00A10FD9"/>
     <w:rPr>
-      <w:rFonts w:eastAsiaTheme="majorEastAsia" w:cstheme="majorBidi"/>
-      <w:color w:val="0F4761" w:themeColor="accent1" w:themeShade="BF"/>
+      <w:rFonts w:cstheme="majorBidi" w:eastAsiaTheme="majorEastAsia"/>
+      <w:color w:themeColor="accent1" w:themeShade="BF" w:val="0F4761"/>
       <w:sz w:val="28"/>
       <w:szCs w:val="28"/>
     </w:rPr>
   </w:style>
-  <w:style w:type="character" w:customStyle="1" w:styleId="Heading4Char">
+  <w:style w:customStyle="1" w:styleId="Heading4Char" w:type="character">
     <w:name w:val="Heading 4 Char"/>
     <w:basedOn w:val="DefaultParagraphFont"/>
     <w:link w:val="Heading4"/>
@@ -2353,13 +2382,13 @@
     <w:semiHidden/>
     <w:rsid w:val="00A10FD9"/>
     <w:rPr>
-      <w:rFonts w:eastAsiaTheme="majorEastAsia" w:cstheme="majorBidi"/>
+      <w:rFonts w:cstheme="majorBidi" w:eastAsiaTheme="majorEastAsia"/>
       <w:i/>
       <w:iCs/>
-      <w:color w:val="0F4761" w:themeColor="accent1" w:themeShade="BF"/>
-    </w:rPr>
-  </w:style>
-  <w:style w:type="character" w:customStyle="1" w:styleId="Heading5Char">
+      <w:color w:themeColor="accent1" w:themeShade="BF" w:val="0F4761"/>
+    </w:rPr>
+  </w:style>
+  <w:style w:customStyle="1" w:styleId="Heading5Char" w:type="character">
     <w:name w:val="Heading 5 Char"/>
     <w:basedOn w:val="DefaultParagraphFont"/>
     <w:link w:val="Heading5"/>
@@ -2367,11 +2396,11 @@
     <w:semiHidden/>
     <w:rsid w:val="00A10FD9"/>
     <w:rPr>
-      <w:rFonts w:eastAsiaTheme="majorEastAsia" w:cstheme="majorBidi"/>
-      <w:color w:val="0F4761" w:themeColor="accent1" w:themeShade="BF"/>
-    </w:rPr>
-  </w:style>
-  <w:style w:type="character" w:customStyle="1" w:styleId="Heading6Char">
+      <w:rFonts w:cstheme="majorBidi" w:eastAsiaTheme="majorEastAsia"/>
+      <w:color w:themeColor="accent1" w:themeShade="BF" w:val="0F4761"/>
+    </w:rPr>
+  </w:style>
+  <w:style w:customStyle="1" w:styleId="Heading6Char" w:type="character">
     <w:name w:val="Heading 6 Char"/>
     <w:basedOn w:val="DefaultParagraphFont"/>
     <w:link w:val="Heading6"/>
@@ -2379,13 +2408,13 @@
     <w:semiHidden/>
     <w:rsid w:val="00A10FD9"/>
     <w:rPr>
-      <w:rFonts w:eastAsiaTheme="majorEastAsia" w:cstheme="majorBidi"/>
+      <w:rFonts w:cstheme="majorBidi" w:eastAsiaTheme="majorEastAsia"/>
       <w:i/>
       <w:iCs/>
-      <w:color w:val="595959" w:themeColor="text1" w:themeTint="A6"/>
-    </w:rPr>
-  </w:style>
-  <w:style w:type="character" w:customStyle="1" w:styleId="Heading7Char">
+      <w:color w:themeColor="text1" w:themeTint="A6" w:val="595959"/>
+    </w:rPr>
+  </w:style>
+  <w:style w:customStyle="1" w:styleId="Heading7Char" w:type="character">
     <w:name w:val="Heading 7 Char"/>
     <w:basedOn w:val="DefaultParagraphFont"/>
     <w:link w:val="Heading7"/>
@@ -2393,11 +2422,11 @@
     <w:semiHidden/>
     <w:rsid w:val="00A10FD9"/>
     <w:rPr>
-      <w:rFonts w:eastAsiaTheme="majorEastAsia" w:cstheme="majorBidi"/>
-      <w:color w:val="595959" w:themeColor="text1" w:themeTint="A6"/>
-    </w:rPr>
-  </w:style>
-  <w:style w:type="character" w:customStyle="1" w:styleId="Heading8Char">
+      <w:rFonts w:cstheme="majorBidi" w:eastAsiaTheme="majorEastAsia"/>
+      <w:color w:themeColor="text1" w:themeTint="A6" w:val="595959"/>
+    </w:rPr>
+  </w:style>
+  <w:style w:customStyle="1" w:styleId="Heading8Char" w:type="character">
     <w:name w:val="Heading 8 Char"/>
     <w:basedOn w:val="DefaultParagraphFont"/>
     <w:link w:val="Heading8"/>
@@ -2405,13 +2434,13 @@
     <w:semiHidden/>
     <w:rsid w:val="00A10FD9"/>
     <w:rPr>
-      <w:rFonts w:eastAsiaTheme="majorEastAsia" w:cstheme="majorBidi"/>
+      <w:rFonts w:cstheme="majorBidi" w:eastAsiaTheme="majorEastAsia"/>
       <w:i/>
       <w:iCs/>
-      <w:color w:val="272727" w:themeColor="text1" w:themeTint="D8"/>
-    </w:rPr>
-  </w:style>
-  <w:style w:type="character" w:customStyle="1" w:styleId="Heading9Char">
+      <w:color w:themeColor="text1" w:themeTint="D8" w:val="272727"/>
+    </w:rPr>
+  </w:style>
+  <w:style w:customStyle="1" w:styleId="Heading9Char" w:type="character">
     <w:name w:val="Heading 9 Char"/>
     <w:basedOn w:val="DefaultParagraphFont"/>
     <w:link w:val="Heading9"/>
@@ -2419,11 +2448,11 @@
     <w:semiHidden/>
     <w:rsid w:val="00A10FD9"/>
     <w:rPr>
-      <w:rFonts w:eastAsiaTheme="majorEastAsia" w:cstheme="majorBidi"/>
-      <w:color w:val="272727" w:themeColor="text1" w:themeTint="D8"/>
-    </w:rPr>
-  </w:style>
-  <w:style w:type="paragraph" w:styleId="BlockText">
+      <w:rFonts w:cstheme="majorBidi" w:eastAsiaTheme="majorEastAsia"/>
+      <w:color w:themeColor="text1" w:themeTint="D8" w:val="272727"/>
+    </w:rPr>
+  </w:style>
+  <w:style w:styleId="BlockText" w:type="paragraph">
     <w:name w:val="Block Text"/>
     <w:basedOn w:val="BodyText"/>
     <w:next w:val="BodyText"/>
@@ -2431,22 +2460,29 @@
     <w:unhideWhenUsed/>
     <w:qFormat/>
     <w:pPr>
+      <w:spacing w:after="40" w:before="40"/>
+      <w:ind w:firstLine="0" w:left="288" w:right="144"/>
       <w:pBdr>
-        <w:left w:val="single" w:sz="18" w:space="8" w:color="3B1041"/>
+        <w:left w:color="3B1041" w:space="8" w:sz="18" w:val="single"/>
       </w:pBdr>
-      <w:shd w:val="clear" w:color="auto" w:fill="FBF6FD"/>
-      <w:spacing w:before="40" w:after="40"/>
-      <w:ind w:left="288" w:right="144"/>
+      <w:shd w:color="auto" w:fill="FBF6FD" w:val="clear"/>
     </w:pPr>
-  </w:style>
-  <w:style w:type="paragraph" w:styleId="FootnoteText">
-    <w:name w:val="footnote text"/>
+    <w:rPr>
+      <w:rFonts w:ascii="Segoe UI" w:cs="Segoe UI" w:eastAsia="Segoe UI" w:hAnsi="Segoe UI"/>
+      <w:i w:val="0"/>
+      <w:color w:val="242424"/>
+      <w:sz w:val="21"/>
+    </w:rPr>
+  </w:style>
+  <w:style w:styleId="FootnoteText" w:type="paragraph">
+    <w:name w:val="Footnote Text"/>
     <w:basedOn w:val="Normal"/>
+    <w:next w:val="FootnoteText"/>
     <w:uiPriority w:val="9"/>
     <w:unhideWhenUsed/>
     <w:qFormat/>
   </w:style>
-  <w:style w:type="paragraph" w:customStyle="1" w:styleId="FootnoteBlockText">
+  <w:style w:styleId="FootnoteBlockText" w:type="paragraph">
     <w:name w:val="Footnote Block Text"/>
     <w:basedOn w:val="FootnoteText"/>
     <w:next w:val="FootnoteText"/>
@@ -2454,35 +2490,40 @@
     <w:unhideWhenUsed/>
     <w:qFormat/>
     <w:pPr>
-      <w:spacing w:before="100" w:after="100"/>
-      <w:ind w:left="480" w:right="480"/>
+      <w:spacing w:after="100" w:before="100"/>
+      <w:ind w:firstLine="0" w:left="480" w:right="480"/>
     </w:pPr>
   </w:style>
-  <w:style w:type="table" w:customStyle="1" w:styleId="Table">
+  <w:style w:default="1" w:styleId="DefaultParagraphFont" w:type="character">
+    <w:name w:val="Default Paragraph Font"/>
+    <w:semiHidden/>
+    <w:unhideWhenUsed/>
+  </w:style>
+  <w:style w:default="1" w:styleId="Table" w:type="table">
     <w:name w:val="Table"/>
+    <w:basedOn w:val="TableNormal"/>
     <w:semiHidden/>
     <w:unhideWhenUsed/>
     <w:qFormat/>
     <w:tblPr>
-      <w:tblInd w:w="0" w:type="dxa"/>
+      <w:tblInd w:type="dxa" w:w="0"/>
       <w:tblCellMar>
-        <w:top w:w="0" w:type="dxa"/>
-        <w:left w:w="108" w:type="dxa"/>
-        <w:bottom w:w="0" w:type="dxa"/>
-        <w:right w:w="108" w:type="dxa"/>
+        <w:top w:type="dxa" w:w="0"/>
+        <w:left w:type="dxa" w:w="108"/>
+        <w:bottom w:type="dxa" w:w="0"/>
+        <w:right w:type="dxa" w:w="108"/>
       </w:tblCellMar>
     </w:tblPr>
     <w:tblStylePr w:type="firstRow">
-      <w:tblPr/>
       <w:tcPr>
         <w:tcBorders>
-          <w:bottom w:val="single" w:sz="0" w:space="0" w:color="auto"/>
+          <w:bottom w:val="single"/>
         </w:tcBorders>
         <w:vAlign w:val="bottom"/>
       </w:tcPr>
     </w:tblStylePr>
   </w:style>
-  <w:style w:type="paragraph" w:customStyle="1" w:styleId="DefinitionTerm">
+  <w:style w:customStyle="1" w:styleId="DefinitionTerm" w:type="paragraph">
     <w:name w:val="Definition Term"/>
     <w:basedOn w:val="Normal"/>
     <w:next w:val="Definition"/>
@@ -2495,77 +2536,76 @@
       <w:b/>
     </w:rPr>
   </w:style>
-  <w:style w:type="paragraph" w:customStyle="1" w:styleId="Definition">
+  <w:style w:customStyle="1" w:styleId="Definition" w:type="paragraph">
     <w:name w:val="Definition"/>
     <w:basedOn w:val="Normal"/>
   </w:style>
-  <w:style w:type="paragraph" w:styleId="Caption">
-    <w:name w:val="caption"/>
+  <w:style w:styleId="Caption" w:type="paragraph">
+    <w:name w:val="Caption"/>
     <w:basedOn w:val="Normal"/>
-    <w:link w:val="CaptionChar"/>
+    <w:link w:val="BodyTextChar"/>
     <w:pPr>
-      <w:spacing w:after="120"/>
+      <w:spacing w:after="120" w:before="0"/>
     </w:pPr>
     <w:rPr>
       <w:i/>
     </w:rPr>
   </w:style>
-  <w:style w:type="paragraph" w:customStyle="1" w:styleId="TableCaption">
+  <w:style w:customStyle="1" w:styleId="TableCaption" w:type="paragraph">
     <w:name w:val="Table Caption"/>
     <w:basedOn w:val="Caption"/>
     <w:pPr>
       <w:keepNext/>
     </w:pPr>
   </w:style>
-  <w:style w:type="paragraph" w:customStyle="1" w:styleId="ImageCaption">
+  <w:style w:customStyle="1" w:styleId="ImageCaption" w:type="paragraph">
     <w:name w:val="Image Caption"/>
     <w:basedOn w:val="Caption"/>
   </w:style>
-  <w:style w:type="paragraph" w:customStyle="1" w:styleId="Figure">
+  <w:style w:customStyle="1" w:styleId="Figure" w:type="paragraph">
     <w:name w:val="Figure"/>
     <w:basedOn w:val="Normal"/>
   </w:style>
-  <w:style w:type="paragraph" w:customStyle="1" w:styleId="CaptionedFigure">
+  <w:style w:customStyle="1" w:styleId="CaptionedFigure" w:type="paragraph">
     <w:name w:val="Captioned Figure"/>
     <w:basedOn w:val="Figure"/>
     <w:pPr>
       <w:keepNext/>
     </w:pPr>
   </w:style>
-  <w:style w:type="character" w:customStyle="1" w:styleId="CaptionChar">
-    <w:name w:val="Caption Char"/>
+  <w:style w:customStyle="1" w:styleId="BodyTextChar" w:type="character">
+    <w:name w:val="Body Text Char"/>
     <w:basedOn w:val="DefaultParagraphFont"/>
-    <w:link w:val="Caption"/>
-  </w:style>
-  <w:style w:type="character" w:customStyle="1" w:styleId="VerbatimChar">
+    <w:link w:val="BodyText"/>
+  </w:style>
+  <w:style w:customStyle="1" w:styleId="VerbatimChar" w:type="character">
     <w:name w:val="Verbatim Char"/>
-    <w:basedOn w:val="CaptionChar"/>
-    <w:link w:val="SourceCode"/>
-    <w:rPr>
-      <w:rFonts w:ascii="Consolas" w:eastAsia="Consolas" w:hAnsi="Consolas" w:cs="Consolas"/>
+    <w:basedOn w:val="BodyTextChar"/>
+    <w:rPr>
+      <w:rFonts w:ascii="Consolas" w:cs="Consolas" w:eastAsia="Consolas" w:hAnsi="Consolas"/>
       <w:color w:val="5B2A63"/>
       <w:sz w:val="19"/>
     </w:rPr>
   </w:style>
-  <w:style w:type="character" w:customStyle="1" w:styleId="SectionNumber">
+  <w:style w:customStyle="1" w:styleId="SectionNumber" w:type="character">
     <w:name w:val="Section Number"/>
-    <w:basedOn w:val="CaptionChar"/>
-  </w:style>
-  <w:style w:type="character" w:styleId="FootnoteReference">
-    <w:name w:val="footnote reference"/>
-    <w:basedOn w:val="CaptionChar"/>
+    <w:basedOn w:val="BodyTextChar"/>
+  </w:style>
+  <w:style w:styleId="FootnoteReference" w:type="character">
+    <w:name w:val="Footnote Reference"/>
+    <w:basedOn w:val="BodyTextChar"/>
     <w:rPr>
       <w:vertAlign w:val="superscript"/>
     </w:rPr>
   </w:style>
-  <w:style w:type="character" w:styleId="Hyperlink">
+  <w:style w:styleId="Hyperlink" w:type="character">
     <w:name w:val="Hyperlink"/>
-    <w:basedOn w:val="CaptionChar"/>
+    <w:basedOn w:val="BodyTextChar"/>
     <w:rPr>
       <w:color w:val="0F6CBD"/>
     </w:rPr>
   </w:style>
-  <w:style w:type="paragraph" w:styleId="TOCHeading">
+  <w:style w:styleId="TOCHeading" w:type="paragraph">
     <w:name w:val="TOC Heading"/>
     <w:basedOn w:val="Heading1"/>
     <w:next w:val="BodyText"/>
@@ -2573,49 +2613,53 @@
     <w:unhideWhenUsed/>
     <w:qFormat/>
     <w:pPr>
-      <w:spacing w:line="259" w:lineRule="auto"/>
+      <w:spacing w:before="240" w:line="259" w:lineRule="auto"/>
       <w:outlineLvl w:val="9"/>
     </w:pPr>
     <w:rPr>
+      <w:rFonts w:ascii="Segoe UI Semibold" w:cs="Segoe UI Semibold" w:eastAsia="Segoe UI Semibold" w:hAnsi="Segoe UI Semibold"/>
+      <w:b w:val="0"/>
+      <w:bCs w:val="0"/>
+      <w:color w:val="3B1041"/>
       <w:sz w:val="30"/>
     </w:rPr>
   </w:style>
-  <w:style w:type="paragraph" w:customStyle="1" w:styleId="CalloutMarker">
+  <w:style w:customStyle="1" w:styleId="CalloutMarker" w:type="paragraph">
     <w:name w:val="Callout Marker"/>
     <w:basedOn w:val="Normal"/>
     <w:pPr>
-      <w:spacing w:after="0"/>
+      <w:spacing w:after="0" w:before="0"/>
     </w:pPr>
     <w:rPr>
       <w:sz w:val="4"/>
     </w:rPr>
   </w:style>
-  <w:style w:type="character" w:customStyle="1" w:styleId="PromptGoal">
+  <w:style w:customStyle="1" w:styleId="PromptGoal" w:type="character">
     <w:name w:val="Prompt Goal"/>
     <w:rPr>
       <w:color w:val="1F4E99"/>
-      <w:shd w:val="clear" w:color="auto" w:fill="DCEBFF"/>
-    </w:rPr>
-  </w:style>
-  <w:style w:type="character" w:customStyle="1" w:styleId="PromptSource">
+      <w:shd w:color="auto" w:fill="DCEBFF" w:val="clear"/>
+    </w:rPr>
+  </w:style>
+  <w:style w:customStyle="1" w:styleId="PromptSource" w:type="character">
     <w:name w:val="Prompt Source"/>
     <w:rPr>
       <w:color w:val="1E6B32"/>
-      <w:shd w:val="clear" w:color="auto" w:fill="DFF5E1"/>
-    </w:rPr>
-  </w:style>
-  <w:style w:type="character" w:customStyle="1" w:styleId="PromptExpectations">
+      <w:shd w:color="auto" w:fill="DFF5E1" w:val="clear"/>
+    </w:rPr>
+  </w:style>
+  <w:style w:customStyle="1" w:styleId="PromptExpectations" w:type="character">
     <w:name w:val="Prompt Expectations"/>
     <w:rPr>
       <w:color w:val="8A4B00"/>
-      <w:shd w:val="clear" w:color="auto" w:fill="FFE9CC"/>
-    </w:rPr>
-  </w:style>
-  <w:style w:type="character" w:customStyle="1" w:styleId="PromptConstraints">
+      <w:shd w:color="auto" w:fill="FFE9CC" w:val="clear"/>
+    </w:rPr>
+  </w:style>
+  <w:style w:customStyle="1" w:styleId="PromptConstraints" w:type="character">
     <w:name w:val="Prompt Constraints"/>
     <w:rPr>
       <w:color w:val="5B2C91"/>
-      <w:shd w:val="clear" w:color="auto" w:fill="EDE3FA"/>
+      <w:shd w:color="auto" w:fill="EDE3FA" w:val="clear"/>
     </w:rPr>
   </w:style>
   <w:style w:type="paragraph" w:customStyle="1" w:styleId="SourceCode">
@@ -2623,350 +2667,234 @@
     <w:basedOn w:val="Normal"/>
     <w:link w:val="VerbatimChar"/>
     <w:pPr>
-      <w:wordWrap w:val="0"/>
+      <w:wordWrap w:val="off"/>
     </w:pPr>
   </w:style>
   <w:style w:type="character" w:customStyle="1" w:styleId="KeywordTok">
     <w:name w:val="KeywordTok"/>
     <w:basedOn w:val="VerbatimChar"/>
     <w:rPr>
-      <w:rFonts w:ascii="Consolas" w:eastAsia="Consolas" w:hAnsi="Consolas" w:cs="Consolas"/>
       <w:b/>
       <w:color w:val="007020"/>
-      <w:sz w:val="19"/>
     </w:rPr>
   </w:style>
   <w:style w:type="character" w:customStyle="1" w:styleId="DataTypeTok">
     <w:name w:val="DataTypeTok"/>
     <w:basedOn w:val="VerbatimChar"/>
     <w:rPr>
-      <w:rFonts w:ascii="Consolas" w:eastAsia="Consolas" w:hAnsi="Consolas" w:cs="Consolas"/>
       <w:color w:val="902000"/>
-      <w:sz w:val="19"/>
     </w:rPr>
   </w:style>
   <w:style w:type="character" w:customStyle="1" w:styleId="DecValTok">
     <w:name w:val="DecValTok"/>
     <w:basedOn w:val="VerbatimChar"/>
     <w:rPr>
-      <w:rFonts w:ascii="Consolas" w:eastAsia="Consolas" w:hAnsi="Consolas" w:cs="Consolas"/>
-      <w:color w:val="40A070"/>
-      <w:sz w:val="19"/>
+      <w:color w:val="40a070"/>
     </w:rPr>
   </w:style>
   <w:style w:type="character" w:customStyle="1" w:styleId="BaseNTok">
     <w:name w:val="BaseNTok"/>
     <w:basedOn w:val="VerbatimChar"/>
     <w:rPr>
-      <w:rFonts w:ascii="Consolas" w:eastAsia="Consolas" w:hAnsi="Consolas" w:cs="Consolas"/>
-      <w:color w:val="40A070"/>
-      <w:sz w:val="19"/>
+      <w:color w:val="40a070"/>
     </w:rPr>
   </w:style>
   <w:style w:type="character" w:customStyle="1" w:styleId="FloatTok">
     <w:name w:val="FloatTok"/>
     <w:basedOn w:val="VerbatimChar"/>
     <w:rPr>
-      <w:rFonts w:ascii="Consolas" w:eastAsia="Consolas" w:hAnsi="Consolas" w:cs="Consolas"/>
-      <w:color w:val="40A070"/>
-      <w:sz w:val="19"/>
+      <w:color w:val="40a070"/>
     </w:rPr>
   </w:style>
   <w:style w:type="character" w:customStyle="1" w:styleId="ConstantTok">
     <w:name w:val="ConstantTok"/>
     <w:basedOn w:val="VerbatimChar"/>
     <w:rPr>
-      <w:rFonts w:ascii="Consolas" w:eastAsia="Consolas" w:hAnsi="Consolas" w:cs="Consolas"/>
       <w:color w:val="880000"/>
-      <w:sz w:val="19"/>
     </w:rPr>
   </w:style>
   <w:style w:type="character" w:customStyle="1" w:styleId="CharTok">
     <w:name w:val="CharTok"/>
     <w:basedOn w:val="VerbatimChar"/>
     <w:rPr>
-      <w:rFonts w:ascii="Consolas" w:eastAsia="Consolas" w:hAnsi="Consolas" w:cs="Consolas"/>
-      <w:color w:val="4070A0"/>
-      <w:sz w:val="19"/>
+      <w:color w:val="4070a0"/>
     </w:rPr>
   </w:style>
   <w:style w:type="character" w:customStyle="1" w:styleId="SpecialCharTok">
     <w:name w:val="SpecialCharTok"/>
     <w:basedOn w:val="VerbatimChar"/>
     <w:rPr>
-      <w:rFonts w:ascii="Consolas" w:eastAsia="Consolas" w:hAnsi="Consolas" w:cs="Consolas"/>
-      <w:color w:val="4070A0"/>
-      <w:sz w:val="19"/>
+      <w:color w:val="4070a0"/>
     </w:rPr>
   </w:style>
   <w:style w:type="character" w:customStyle="1" w:styleId="StringTok">
     <w:name w:val="StringTok"/>
     <w:basedOn w:val="VerbatimChar"/>
     <w:rPr>
-      <w:rFonts w:ascii="Consolas" w:eastAsia="Consolas" w:hAnsi="Consolas" w:cs="Consolas"/>
-      <w:color w:val="4070A0"/>
-      <w:sz w:val="19"/>
+      <w:color w:val="4070a0"/>
     </w:rPr>
   </w:style>
   <w:style w:type="character" w:customStyle="1" w:styleId="VerbatimStringTok">
     <w:name w:val="VerbatimStringTok"/>
     <w:basedOn w:val="VerbatimChar"/>
     <w:rPr>
-      <w:rFonts w:ascii="Consolas" w:eastAsia="Consolas" w:hAnsi="Consolas" w:cs="Consolas"/>
-      <w:color w:val="4070A0"/>
-      <w:sz w:val="19"/>
+      <w:color w:val="4070a0"/>
     </w:rPr>
   </w:style>
   <w:style w:type="character" w:customStyle="1" w:styleId="SpecialStringTok">
     <w:name w:val="SpecialStringTok"/>
     <w:basedOn w:val="VerbatimChar"/>
     <w:rPr>
-      <w:rFonts w:ascii="Consolas" w:eastAsia="Consolas" w:hAnsi="Consolas" w:cs="Consolas"/>
-      <w:color w:val="BB6688"/>
-      <w:sz w:val="19"/>
+      <w:color w:val="bb6688"/>
     </w:rPr>
   </w:style>
   <w:style w:type="character" w:customStyle="1" w:styleId="ImportTok">
     <w:name w:val="ImportTok"/>
     <w:basedOn w:val="VerbatimChar"/>
     <w:rPr>
-      <w:rFonts w:ascii="Consolas" w:eastAsia="Consolas" w:hAnsi="Consolas" w:cs="Consolas"/>
       <w:b/>
       <w:color w:val="008000"/>
-      <w:sz w:val="19"/>
     </w:rPr>
   </w:style>
   <w:style w:type="character" w:customStyle="1" w:styleId="CommentTok">
     <w:name w:val="CommentTok"/>
     <w:basedOn w:val="VerbatimChar"/>
     <w:rPr>
-      <w:rFonts w:ascii="Consolas" w:eastAsia="Consolas" w:hAnsi="Consolas" w:cs="Consolas"/>
       <w:i/>
-      <w:color w:val="60A0B0"/>
-      <w:sz w:val="19"/>
+      <w:color w:val="60a0b0"/>
     </w:rPr>
   </w:style>
   <w:style w:type="character" w:customStyle="1" w:styleId="DocumentationTok">
     <w:name w:val="DocumentationTok"/>
     <w:basedOn w:val="VerbatimChar"/>
     <w:rPr>
-      <w:rFonts w:ascii="Consolas" w:eastAsia="Consolas" w:hAnsi="Consolas" w:cs="Consolas"/>
       <w:i/>
-      <w:color w:val="BA2121"/>
-      <w:sz w:val="19"/>
+      <w:color w:val="ba2121"/>
     </w:rPr>
   </w:style>
   <w:style w:type="character" w:customStyle="1" w:styleId="AnnotationTok">
     <w:name w:val="AnnotationTok"/>
     <w:basedOn w:val="VerbatimChar"/>
     <w:rPr>
-      <w:rFonts w:ascii="Consolas" w:eastAsia="Consolas" w:hAnsi="Consolas" w:cs="Consolas"/>
       <w:b/>
       <w:i/>
-      <w:color w:val="60A0B0"/>
-      <w:sz w:val="19"/>
+      <w:color w:val="60a0b0"/>
     </w:rPr>
   </w:style>
   <w:style w:type="character" w:customStyle="1" w:styleId="CommentVarTok">
     <w:name w:val="CommentVarTok"/>
     <w:basedOn w:val="VerbatimChar"/>
     <w:rPr>
-      <w:rFonts w:ascii="Consolas" w:eastAsia="Consolas" w:hAnsi="Consolas" w:cs="Consolas"/>
       <w:b/>
       <w:i/>
-      <w:color w:val="60A0B0"/>
-      <w:sz w:val="19"/>
+      <w:color w:val="60a0b0"/>
     </w:rPr>
   </w:style>
   <w:style w:type="character" w:customStyle="1" w:styleId="OtherTok">
     <w:name w:val="OtherTok"/>
     <w:basedOn w:val="VerbatimChar"/>
     <w:rPr>
-      <w:rFonts w:ascii="Consolas" w:eastAsia="Consolas" w:hAnsi="Consolas" w:cs="Consolas"/>
       <w:color w:val="007020"/>
-      <w:sz w:val="19"/>
     </w:rPr>
   </w:style>
   <w:style w:type="character" w:customStyle="1" w:styleId="FunctionTok">
     <w:name w:val="FunctionTok"/>
     <w:basedOn w:val="VerbatimChar"/>
     <w:rPr>
-      <w:rFonts w:ascii="Consolas" w:eastAsia="Consolas" w:hAnsi="Consolas" w:cs="Consolas"/>
-      <w:color w:val="06287E"/>
-      <w:sz w:val="19"/>
+      <w:color w:val="06287e"/>
     </w:rPr>
   </w:style>
   <w:style w:type="character" w:customStyle="1" w:styleId="VariableTok">
     <w:name w:val="VariableTok"/>
     <w:basedOn w:val="VerbatimChar"/>
     <w:rPr>
-      <w:rFonts w:ascii="Consolas" w:eastAsia="Consolas" w:hAnsi="Consolas" w:cs="Consolas"/>
-      <w:color w:val="19177C"/>
-      <w:sz w:val="19"/>
+      <w:color w:val="19177c"/>
     </w:rPr>
   </w:style>
   <w:style w:type="character" w:customStyle="1" w:styleId="ControlFlowTok">
     <w:name w:val="ControlFlowTok"/>
     <w:basedOn w:val="VerbatimChar"/>
     <w:rPr>
-      <w:rFonts w:ascii="Consolas" w:eastAsia="Consolas" w:hAnsi="Consolas" w:cs="Consolas"/>
       <w:b/>
       <w:color w:val="007020"/>
-      <w:sz w:val="19"/>
     </w:rPr>
   </w:style>
   <w:style w:type="character" w:customStyle="1" w:styleId="OperatorTok">
     <w:name w:val="OperatorTok"/>
     <w:basedOn w:val="VerbatimChar"/>
     <w:rPr>
-      <w:rFonts w:ascii="Consolas" w:eastAsia="Consolas" w:hAnsi="Consolas" w:cs="Consolas"/>
       <w:color w:val="666666"/>
-      <w:sz w:val="19"/>
     </w:rPr>
   </w:style>
   <w:style w:type="character" w:customStyle="1" w:styleId="BuiltInTok">
     <w:name w:val="BuiltInTok"/>
     <w:basedOn w:val="VerbatimChar"/>
     <w:rPr>
-      <w:rFonts w:ascii="Consolas" w:eastAsia="Consolas" w:hAnsi="Consolas" w:cs="Consolas"/>
       <w:color w:val="008000"/>
-      <w:sz w:val="19"/>
     </w:rPr>
   </w:style>
   <w:style w:type="character" w:customStyle="1" w:styleId="ExtensionTok">
     <w:name w:val="ExtensionTok"/>
     <w:basedOn w:val="VerbatimChar"/>
-    <w:rPr>
-      <w:rFonts w:ascii="Consolas" w:eastAsia="Consolas" w:hAnsi="Consolas" w:cs="Consolas"/>
-      <w:color w:val="5B2A63"/>
-      <w:sz w:val="19"/>
-    </w:rPr>
+    <w:rPr/>
   </w:style>
   <w:style w:type="character" w:customStyle="1" w:styleId="PreprocessorTok">
     <w:name w:val="PreprocessorTok"/>
     <w:basedOn w:val="VerbatimChar"/>
     <w:rPr>
-      <w:rFonts w:ascii="Consolas" w:eastAsia="Consolas" w:hAnsi="Consolas" w:cs="Consolas"/>
-      <w:color w:val="BC7A00"/>
-      <w:sz w:val="19"/>
+      <w:color w:val="bc7a00"/>
     </w:rPr>
   </w:style>
   <w:style w:type="character" w:customStyle="1" w:styleId="AttributeTok">
     <w:name w:val="AttributeTok"/>
     <w:basedOn w:val="VerbatimChar"/>
     <w:rPr>
-      <w:rFonts w:ascii="Consolas" w:eastAsia="Consolas" w:hAnsi="Consolas" w:cs="Consolas"/>
-      <w:color w:val="7D9029"/>
-      <w:sz w:val="19"/>
+      <w:color w:val="7d9029"/>
     </w:rPr>
   </w:style>
   <w:style w:type="character" w:customStyle="1" w:styleId="RegionMarkerTok">
     <w:name w:val="RegionMarkerTok"/>
     <w:basedOn w:val="VerbatimChar"/>
-    <w:rPr>
-      <w:rFonts w:ascii="Consolas" w:eastAsia="Consolas" w:hAnsi="Consolas" w:cs="Consolas"/>
-      <w:color w:val="5B2A63"/>
-      <w:sz w:val="19"/>
-    </w:rPr>
+    <w:rPr/>
   </w:style>
   <w:style w:type="character" w:customStyle="1" w:styleId="InformationTok">
     <w:name w:val="InformationTok"/>
     <w:basedOn w:val="VerbatimChar"/>
     <w:rPr>
-      <w:rFonts w:ascii="Consolas" w:eastAsia="Consolas" w:hAnsi="Consolas" w:cs="Consolas"/>
       <w:b/>
       <w:i/>
-      <w:color w:val="60A0B0"/>
-      <w:sz w:val="19"/>
+      <w:color w:val="60a0b0"/>
     </w:rPr>
   </w:style>
   <w:style w:type="character" w:customStyle="1" w:styleId="WarningTok">
     <w:name w:val="WarningTok"/>
     <w:basedOn w:val="VerbatimChar"/>
     <w:rPr>
-      <w:rFonts w:ascii="Consolas" w:eastAsia="Consolas" w:hAnsi="Consolas" w:cs="Consolas"/>
       <w:b/>
       <w:i/>
-      <w:color w:val="60A0B0"/>
-      <w:sz w:val="19"/>
+      <w:color w:val="60a0b0"/>
     </w:rPr>
   </w:style>
   <w:style w:type="character" w:customStyle="1" w:styleId="AlertTok">
     <w:name w:val="AlertTok"/>
     <w:basedOn w:val="VerbatimChar"/>
     <w:rPr>
-      <w:rFonts w:ascii="Consolas" w:eastAsia="Consolas" w:hAnsi="Consolas" w:cs="Consolas"/>
       <w:b/>
-      <w:color w:val="FF0000"/>
-      <w:sz w:val="19"/>
+      <w:color w:val="ff0000"/>
     </w:rPr>
   </w:style>
   <w:style w:type="character" w:customStyle="1" w:styleId="ErrorTok">
     <w:name w:val="ErrorTok"/>
     <w:basedOn w:val="VerbatimChar"/>
     <w:rPr>
-      <w:rFonts w:ascii="Consolas" w:eastAsia="Consolas" w:hAnsi="Consolas" w:cs="Consolas"/>
       <w:b/>
-      <w:color w:val="FF0000"/>
-      <w:sz w:val="19"/>
+      <w:color w:val="ff0000"/>
     </w:rPr>
   </w:style>
   <w:style w:type="character" w:customStyle="1" w:styleId="NormalTok">
     <w:name w:val="NormalTok"/>
     <w:basedOn w:val="VerbatimChar"/>
-    <w:rPr>
-      <w:rFonts w:ascii="Consolas" w:eastAsia="Consolas" w:hAnsi="Consolas" w:cs="Consolas"/>
-      <w:color w:val="5B2A63"/>
-      <w:sz w:val="19"/>
-    </w:rPr>
-  </w:style>
-  <w:style w:type="paragraph" w:styleId="Header">
-    <w:name w:val="header"/>
-    <w:basedOn w:val="Normal"/>
-    <w:link w:val="HeaderChar"/>
-    <w:rsid w:val="00566909"/>
-    <w:pPr>
-      <w:tabs>
-        <w:tab w:val="center" w:pos="4513"/>
-        <w:tab w:val="right" w:pos="9026"/>
-      </w:tabs>
-      <w:spacing w:after="0"/>
-    </w:pPr>
-  </w:style>
-  <w:style w:type="character" w:customStyle="1" w:styleId="HeaderChar">
-    <w:name w:val="Header Char"/>
-    <w:basedOn w:val="DefaultParagraphFont"/>
-    <w:link w:val="Header"/>
-    <w:rsid w:val="00566909"/>
-    <w:rPr>
-      <w:rFonts w:ascii="Segoe UI" w:eastAsia="Segoe UI" w:hAnsi="Segoe UI" w:cs="Segoe UI"/>
-      <w:color w:val="242424"/>
-      <w:sz w:val="21"/>
-    </w:rPr>
-  </w:style>
-  <w:style w:type="paragraph" w:styleId="Footer">
-    <w:name w:val="footer"/>
-    <w:basedOn w:val="Normal"/>
-    <w:link w:val="FooterChar"/>
-    <w:rsid w:val="00566909"/>
-    <w:pPr>
-      <w:tabs>
-        <w:tab w:val="center" w:pos="4513"/>
-        <w:tab w:val="right" w:pos="9026"/>
-      </w:tabs>
-      <w:spacing w:after="0"/>
-    </w:pPr>
-  </w:style>
-  <w:style w:type="character" w:customStyle="1" w:styleId="FooterChar">
-    <w:name w:val="Footer Char"/>
-    <w:basedOn w:val="DefaultParagraphFont"/>
-    <w:link w:val="Footer"/>
-    <w:rsid w:val="00566909"/>
-    <w:rPr>
-      <w:rFonts w:ascii="Segoe UI" w:eastAsia="Segoe UI" w:hAnsi="Segoe UI" w:cs="Segoe UI"/>
-      <w:color w:val="242424"/>
-      <w:sz w:val="21"/>
-    </w:rPr>
+    <w:rPr/>
   </w:style>
 </w:styles>
 </file>
@@ -3264,10 +3192,4 @@
     </a:ext>
   </a:extLst>
 </a:theme>
-</file>
-
-<file path=docMetadata/LabelInfo.xml><?xml version="1.0" encoding="utf-8"?>
-<clbl:labelList xmlns:clbl="http://schemas.microsoft.com/office/2020/mipLabelMetadata">
-  <clbl:label id="{f42aa342-8706-4288-bd11-ebb85995028c}" enabled="1" method="Standard" siteId="{72f988bf-86f1-41af-91ab-2d7cd011db47}" contentBits="0" removed="0"/>
-</clbl:labelList>
 </file>